--- a/8.资源管理/2.运行记录类文件/TXHS-08-10-最终软件库应用情况说明.docx
+++ b/8.资源管理/2.运行记录类文件/TXHS-08-10-最终软件库应用情况说明.docx
@@ -1,10 +1,11 @@
 
 <file path=word/document.xml><?xml version="1.0" encoding="utf-8"?>
-<w:document xmlns:wpc="http://schemas.microsoft.com/office/word/2010/wordprocessingCanvas" xmlns:mc="http://schemas.openxmlformats.org/markup-compatibility/2006" xmlns:o="urn:schemas-microsoft-com:office:office" xmlns:r="http://schemas.openxmlformats.org/officeDocument/2006/relationships" xmlns:m="http://schemas.openxmlformats.org/officeDocument/2006/math" xmlns:v="urn:schemas-microsoft-com:vml" xmlns:wp14="http://schemas.microsoft.com/office/word/2010/wordprocessingDrawing" xmlns:wp="http://schemas.openxmlformats.org/drawingml/2006/wordprocessingDrawing" xmlns:w="http://schemas.openxmlformats.org/wordprocessingml/2006/main" xmlns:w14="http://schemas.microsoft.com/office/word/2010/wordml" xmlns:w10="urn:schemas-microsoft-com:office:word" xmlns:w15="http://schemas.microsoft.com/office/word/2012/wordml" xmlns:wpg="http://schemas.microsoft.com/office/word/2010/wordprocessingGroup" xmlns:wpi="http://schemas.microsoft.com/office/word/2010/wordprocessingInk" xmlns:wne="http://schemas.microsoft.com/office/word/2006/wordml" xmlns:wps="http://schemas.microsoft.com/office/word/2010/wordprocessingShape" xmlns:wpsCustomData="http://www.wps.cn/officeDocument/2013/wpsCustomData" mc:Ignorable="w14 w15 wp14">
+<w:document xmlns:wpc="http://schemas.microsoft.com/office/word/2010/wordprocessingCanvas" xmlns:mc="http://schemas.openxmlformats.org/markup-compatibility/2006" xmlns:o="urn:schemas-microsoft-com:office:office" xmlns:r="http://schemas.openxmlformats.org/officeDocument/2006/relationships" xmlns:m="http://schemas.openxmlformats.org/officeDocument/2006/math" xmlns:v="urn:schemas-microsoft-com:vml" xmlns:wp14="http://schemas.microsoft.com/office/word/2010/wordprocessingDrawing" xmlns:wp="http://schemas.openxmlformats.org/drawingml/2006/wordprocessingDrawing" xmlns:w10="urn:schemas-microsoft-com:office:word" xmlns:w="http://schemas.openxmlformats.org/wordprocessingml/2006/main" xmlns:w14="http://schemas.microsoft.com/office/word/2010/wordml" xmlns:w15="http://schemas.microsoft.com/office/word/2012/wordml" xmlns:wne="http://schemas.microsoft.com/office/word/2006/wordml" xmlns:wpg="http://schemas.microsoft.com/office/word/2010/wordprocessingGroup" xmlns:wpi="http://schemas.microsoft.com/office/word/2010/wordprocessingInk" xmlns:wps="http://schemas.microsoft.com/office/word/2010/wordprocessingShape" mc:Ignorable="w14 w15 wp14">
+  <!-- Generated by Aspose.Words for .NET 13.3.0.1 -->
   <w:body>
     <w:p>
       <w:pPr>
-        <w:pStyle w:val="24"/>
+        <w:pStyle w:val="a"/>
         <w:keepNext w:val="0"/>
         <w:keepLines w:val="0"/>
         <w:pageBreakBefore w:val="0"/>
@@ -24,7 +25,7 @@
       <w:bookmarkStart w:id="0" w:name="_Toc4379"/>
       <w:r>
         <w:drawing>
-          <wp:anchor distT="0" distB="0" distL="114300" distR="114300" simplePos="0" relativeHeight="251661312" behindDoc="1" locked="0" layoutInCell="1" allowOverlap="1">
+          <wp:anchor distT="0" distB="0" distL="114300" distR="114300" simplePos="0" relativeHeight="251660288" behindDoc="1" locked="0" layoutInCell="1" allowOverlap="1">
             <wp:simplePos x="0" y="0"/>
             <wp:positionH relativeFrom="column">
               <wp:posOffset>-19050</wp:posOffset>
@@ -49,7 +50,7 @@
                     </pic:cNvPicPr>
                   </pic:nvPicPr>
                   <pic:blipFill>
-                    <a:blip r:embed="rId7"/>
+                    <a:blip xmlns:r="http://schemas.openxmlformats.org/officeDocument/2006/relationships" r:embed="rId4"/>
                     <a:stretch>
                       <a:fillRect/>
                     </a:stretch>
@@ -75,7 +76,7 @@
       </w:r>
       <w:r>
         <w:drawing>
-          <wp:anchor distT="0" distB="0" distL="114300" distR="114300" simplePos="0" relativeHeight="251660288" behindDoc="1" locked="0" layoutInCell="1" allowOverlap="1">
+          <wp:anchor distT="0" distB="0" distL="114300" distR="114300" simplePos="0" relativeHeight="251659264" behindDoc="1" locked="0" layoutInCell="1" allowOverlap="1">
             <wp:simplePos x="0" y="0"/>
             <wp:positionH relativeFrom="column">
               <wp:posOffset>0</wp:posOffset>
@@ -100,7 +101,7 @@
                     </pic:cNvPicPr>
                   </pic:nvPicPr>
                   <pic:blipFill>
-                    <a:blip r:embed="rId8"/>
+                    <a:blip xmlns:r="http://schemas.openxmlformats.org/officeDocument/2006/relationships" r:embed="rId5"/>
                     <a:stretch>
                       <a:fillRect/>
                     </a:stretch>
@@ -130,7 +131,7 @@
           <w:lang w:val="en-US" w:eastAsia="zh-CN"/>
         </w:rPr>
         <w:drawing>
-          <wp:anchor distT="0" distB="0" distL="114300" distR="114300" simplePos="0" relativeHeight="251659264" behindDoc="1" locked="0" layoutInCell="1" allowOverlap="1">
+          <wp:anchor distT="0" distB="0" distL="114300" distR="114300" simplePos="0" relativeHeight="251658240" behindDoc="1" locked="0" layoutInCell="1" allowOverlap="1">
             <wp:simplePos x="0" y="0"/>
             <wp:positionH relativeFrom="column">
               <wp:posOffset>635</wp:posOffset>
@@ -155,7 +156,7 @@
                     </pic:cNvPicPr>
                   </pic:nvPicPr>
                   <pic:blipFill>
-                    <a:blip r:embed="rId9">
+                    <a:blip xmlns:r="http://schemas.openxmlformats.org/officeDocument/2006/relationships" r:embed="rId6">
                       <a:alphaModFix amt="58000"/>
                       <a:lum contrast="-52000"/>
                     </a:blip>
@@ -189,7 +190,7 @@
     </w:p>
     <w:p>
       <w:pPr>
-        <w:pStyle w:val="25"/>
+        <w:pStyle w:val="a0"/>
         <w:keepNext w:val="0"/>
         <w:keepLines w:val="0"/>
         <w:pageBreakBefore w:val="0"/>
@@ -236,11 +237,11 @@
         <w:adjustRightInd w:val="0"/>
         <w:snapToGrid w:val="0"/>
         <w:spacing w:after="624" w:afterLines="200" w:line="219" w:lineRule="auto"/>
-        <w:ind w:left="0" w:leftChars="0" w:right="0" w:rightChars="0" w:firstLine="0" w:firstLineChars="0"/>
+        <w:ind w:left="0" w:right="0" w:firstLine="0" w:leftChars="0" w:rightChars="0" w:firstLineChars="0"/>
         <w:jc w:val="center"/>
         <w:textAlignment w:val="baseline"/>
         <w:rPr>
-          <w:rFonts w:hint="default" w:ascii="宋体" w:hAnsi="宋体" w:eastAsia="宋体" w:cs="宋体"/>
+          <w:rFonts w:ascii="宋体" w:eastAsia="宋体" w:hAnsi="宋体" w:cs="宋体" w:hint="default"/>
           <w:sz w:val="24"/>
           <w:szCs w:val="24"/>
           <w:lang w:val="en-US" w:eastAsia="zh-CN"/>
@@ -248,7 +249,7 @@
       </w:pPr>
       <w:r>
         <w:rPr>
-          <w:rFonts w:ascii="宋体" w:hAnsi="宋体" w:eastAsia="宋体" w:cs="宋体"/>
+          <w:rFonts w:ascii="宋体" w:eastAsia="宋体" w:hAnsi="宋体" w:cs="宋体"/>
           <w:b/>
           <w:bCs/>
           <w:spacing w:val="-3"/>
@@ -259,7 +260,7 @@
       </w:r>
       <w:r>
         <w:rPr>
-          <w:rFonts w:hint="eastAsia" w:ascii="宋体" w:hAnsi="宋体" w:eastAsia="宋体" w:cs="宋体"/>
+          <w:rFonts w:ascii="宋体" w:eastAsia="宋体" w:hAnsi="宋体" w:cs="宋体" w:hint="eastAsia"/>
           <w:b/>
           <w:bCs/>
           <w:spacing w:val="-3"/>
@@ -271,7 +272,7 @@
       </w:r>
       <w:r>
         <w:rPr>
-          <w:rFonts w:ascii="宋体" w:hAnsi="宋体" w:eastAsia="宋体" w:cs="宋体"/>
+          <w:rFonts w:ascii="宋体" w:eastAsia="宋体" w:hAnsi="宋体" w:cs="宋体"/>
           <w:b/>
           <w:bCs/>
           <w:spacing w:val="-3"/>
@@ -282,7 +283,7 @@
       </w:r>
       <w:r>
         <w:rPr>
-          <w:rFonts w:hint="eastAsia" w:ascii="宋体" w:hAnsi="宋体" w:cs="宋体"/>
+          <w:rFonts w:ascii="宋体" w:hAnsi="宋体" w:cs="宋体" w:hint="eastAsia"/>
           <w:b/>
           <w:bCs/>
           <w:spacing w:val="-3"/>
@@ -294,7 +295,7 @@
       </w:r>
       <w:r>
         <w:rPr>
-          <w:rFonts w:ascii="宋体" w:hAnsi="宋体" w:eastAsia="宋体" w:cs="宋体"/>
+          <w:rFonts w:ascii="宋体" w:eastAsia="宋体" w:hAnsi="宋体" w:cs="宋体"/>
           <w:b/>
           <w:bCs/>
           <w:spacing w:val="-3"/>
@@ -305,7 +306,7 @@
       </w:r>
       <w:r>
         <w:rPr>
-          <w:rFonts w:hint="eastAsia" w:ascii="宋体" w:hAnsi="宋体" w:cs="宋体"/>
+          <w:rFonts w:ascii="宋体" w:hAnsi="宋体" w:cs="宋体" w:hint="eastAsia"/>
           <w:b/>
           <w:bCs/>
           <w:spacing w:val="-3"/>
@@ -318,18 +319,17 @@
     </w:p>
     <w:tbl>
       <w:tblPr>
-        <w:tblStyle w:val="21"/>
+        <w:tblStyle w:val="TableGrid"/>
         <w:tblW w:w="0" w:type="auto"/>
         <w:jc w:val="center"/>
         <w:tblBorders>
-          <w:top w:val="none" w:color="auto" w:sz="0" w:space="0"/>
-          <w:left w:val="none" w:color="auto" w:sz="0" w:space="0"/>
-          <w:bottom w:val="none" w:color="auto" w:sz="0" w:space="0"/>
-          <w:right w:val="none" w:color="auto" w:sz="0" w:space="0"/>
-          <w:insideH w:val="none" w:color="auto" w:sz="0" w:space="0"/>
-          <w:insideV w:val="none" w:color="auto" w:sz="0" w:space="0"/>
+          <w:top w:val="nil"/>
+          <w:left w:val="nil"/>
+          <w:bottom w:val="nil"/>
+          <w:right w:val="nil"/>
+          <w:insideH w:val="nil"/>
+          <w:insideV w:val="nil"/>
         </w:tblBorders>
-        <w:tblLayout w:type="autofit"/>
         <w:tblCellMar>
           <w:top w:w="0" w:type="dxa"/>
           <w:left w:w="108" w:type="dxa"/>
@@ -343,13 +343,15 @@
       </w:tblGrid>
       <w:tr>
         <w:tblPrEx>
+          <w:tblW w:w="0" w:type="auto"/>
+          <w:jc w:val="center"/>
           <w:tblBorders>
-            <w:top w:val="none" w:color="auto" w:sz="0" w:space="0"/>
-            <w:left w:val="none" w:color="auto" w:sz="0" w:space="0"/>
-            <w:bottom w:val="none" w:color="auto" w:sz="0" w:space="0"/>
-            <w:right w:val="none" w:color="auto" w:sz="0" w:space="0"/>
-            <w:insideH w:val="none" w:color="auto" w:sz="0" w:space="0"/>
-            <w:insideV w:val="none" w:color="auto" w:sz="0" w:space="0"/>
+            <w:top w:val="nil"/>
+            <w:left w:val="nil"/>
+            <w:bottom w:val="nil"/>
+            <w:right w:val="nil"/>
+            <w:insideH w:val="nil"/>
+            <w:insideV w:val="nil"/>
           </w:tblBorders>
           <w:tblCellMar>
             <w:top w:w="0" w:type="dxa"/>
@@ -359,7 +361,7 @@
           </w:tblCellMar>
         </w:tblPrEx>
         <w:trPr>
-          <w:trHeight w:val="810" w:hRule="atLeast"/>
+          <w:trHeight w:val="810"/>
           <w:jc w:val="center"/>
         </w:trPr>
         <w:tc>
@@ -398,7 +400,7 @@
             </w:r>
             <w:r>
               <w:rPr>
-                <w:rFonts w:hint="default" w:asciiTheme="minorAscii" w:hAnsiTheme="minorAscii" w:eastAsiaTheme="minorEastAsia"/>
+                <w:rFonts w:asciiTheme="minorAscii" w:eastAsiaTheme="minorEastAsia" w:hAnsiTheme="minorAscii" w:hint="default"/>
                 <w:spacing w:val="227"/>
                 <w:sz w:val="21"/>
                 <w:vertAlign w:val="baseline"/>
@@ -453,7 +455,7 @@
             </w:r>
             <w:r>
               <w:rPr>
-                <w:rFonts w:hint="eastAsia" w:asciiTheme="minorAscii" w:hAnsiTheme="minorAscii" w:eastAsiaTheme="minorEastAsia"/>
+                <w:rFonts w:asciiTheme="minorAscii" w:eastAsiaTheme="minorEastAsia" w:hAnsiTheme="minorAscii" w:hint="eastAsia"/>
                 <w:spacing w:val="227"/>
                 <w:sz w:val="21"/>
                 <w:vertAlign w:val="baseline"/>
@@ -475,14 +477,8 @@
       </w:tr>
       <w:tr>
         <w:tblPrEx>
-          <w:tblBorders>
-            <w:top w:val="none" w:color="auto" w:sz="0" w:space="0"/>
-            <w:left w:val="none" w:color="auto" w:sz="0" w:space="0"/>
-            <w:bottom w:val="none" w:color="auto" w:sz="0" w:space="0"/>
-            <w:right w:val="none" w:color="auto" w:sz="0" w:space="0"/>
-            <w:insideH w:val="none" w:color="auto" w:sz="0" w:space="0"/>
-            <w:insideV w:val="none" w:color="auto" w:sz="0" w:space="0"/>
-          </w:tblBorders>
+          <w:tblW w:w="0" w:type="auto"/>
+          <w:jc w:val="center"/>
           <w:tblCellMar>
             <w:top w:w="0" w:type="dxa"/>
             <w:left w:w="108" w:type="dxa"/>
@@ -491,7 +487,7 @@
           </w:tblCellMar>
         </w:tblPrEx>
         <w:trPr>
-          <w:trHeight w:val="810" w:hRule="atLeast"/>
+          <w:trHeight w:val="810"/>
           <w:jc w:val="center"/>
         </w:trPr>
         <w:tc>
@@ -516,7 +512,7 @@
               <w:snapToGrid w:val="0"/>
               <w:textAlignment w:val="baseline"/>
               <w:rPr>
-                <w:rFonts w:hint="default" w:ascii="Arial" w:hAnsi="Arial" w:eastAsia="Arial" w:cs="Arial"/>
+                <w:rFonts w:ascii="Arial" w:eastAsia="Arial" w:hAnsi="Arial" w:cs="Arial" w:hint="default"/>
                 <w:snapToGrid w:val="0"/>
                 <w:color w:val="000000"/>
                 <w:kern w:val="0"/>
@@ -548,7 +544,7 @@
             </w:r>
             <w:r>
               <w:rPr>
-                <w:rFonts w:hint="default" w:asciiTheme="minorAscii" w:hAnsiTheme="minorAscii" w:eastAsiaTheme="minorEastAsia"/>
+                <w:rFonts w:asciiTheme="minorAscii" w:eastAsiaTheme="minorEastAsia" w:hAnsiTheme="minorAscii" w:hint="default"/>
                 <w:spacing w:val="227"/>
                 <w:sz w:val="21"/>
                 <w:vertAlign w:val="baseline"/>
@@ -602,7 +598,7 @@
               <w:snapToGrid w:val="0"/>
               <w:textAlignment w:val="baseline"/>
               <w:rPr>
-                <w:rFonts w:hint="default" w:ascii="Arial" w:hAnsi="Arial" w:eastAsia="Arial" w:cs="Arial"/>
+                <w:rFonts w:ascii="Arial" w:eastAsia="Arial" w:hAnsi="Arial" w:cs="Arial" w:hint="default"/>
                 <w:snapToGrid w:val="0"/>
                 <w:color w:val="000000"/>
                 <w:kern w:val="0"/>
@@ -620,8 +616,8 @@
               </w:rPr>
               <w:t>审核</w:t>
             </w:r>
-            <w:bookmarkStart w:id="17" w:name="_GoBack"/>
-            <w:bookmarkEnd w:id="17"/>
+            <w:bookmarkStart w:id="2" w:name="_GoBack"/>
+            <w:bookmarkEnd w:id="2"/>
             <w:r>
               <w:rPr>
                 <w:rFonts w:hint="eastAsia"/>
@@ -632,7 +628,7 @@
             </w:r>
             <w:r>
               <w:rPr>
-                <w:rFonts w:hint="eastAsia" w:asciiTheme="minorAscii" w:hAnsiTheme="minorAscii" w:eastAsiaTheme="minorEastAsia"/>
+                <w:rFonts w:asciiTheme="minorAscii" w:eastAsiaTheme="minorEastAsia" w:hAnsiTheme="minorAscii" w:hint="eastAsia"/>
                 <w:spacing w:val="227"/>
                 <w:sz w:val="21"/>
                 <w:vertAlign w:val="baseline"/>
@@ -654,14 +650,8 @@
       </w:tr>
       <w:tr>
         <w:tblPrEx>
-          <w:tblBorders>
-            <w:top w:val="none" w:color="auto" w:sz="0" w:space="0"/>
-            <w:left w:val="none" w:color="auto" w:sz="0" w:space="0"/>
-            <w:bottom w:val="none" w:color="auto" w:sz="0" w:space="0"/>
-            <w:right w:val="none" w:color="auto" w:sz="0" w:space="0"/>
-            <w:insideH w:val="none" w:color="auto" w:sz="0" w:space="0"/>
-            <w:insideV w:val="none" w:color="auto" w:sz="0" w:space="0"/>
-          </w:tblBorders>
+          <w:tblW w:w="0" w:type="auto"/>
+          <w:jc w:val="center"/>
           <w:tblCellMar>
             <w:top w:w="0" w:type="dxa"/>
             <w:left w:w="108" w:type="dxa"/>
@@ -670,7 +660,7 @@
           </w:tblCellMar>
         </w:tblPrEx>
         <w:trPr>
-          <w:trHeight w:val="635" w:hRule="atLeast"/>
+          <w:trHeight w:val="635"/>
           <w:jc w:val="center"/>
         </w:trPr>
         <w:tc>
@@ -721,7 +711,7 @@
             </w:r>
             <w:r>
               <w:rPr>
-                <w:rFonts w:hint="eastAsia" w:asciiTheme="minorAscii" w:hAnsiTheme="minorAscii" w:eastAsiaTheme="minorEastAsia"/>
+                <w:rFonts w:asciiTheme="minorAscii" w:eastAsiaTheme="minorEastAsia" w:hAnsiTheme="minorAscii" w:hint="eastAsia"/>
                 <w:spacing w:val="227"/>
                 <w:sz w:val="21"/>
                 <w:vertAlign w:val="baseline"/>
@@ -775,7 +765,7 @@
             </w:r>
             <w:r>
               <w:rPr>
-                <w:rFonts w:hint="eastAsia" w:asciiTheme="minorAscii" w:hAnsiTheme="minorAscii" w:eastAsiaTheme="minorEastAsia"/>
+                <w:rFonts w:asciiTheme="minorAscii" w:eastAsiaTheme="minorEastAsia" w:hAnsiTheme="minorAscii" w:hint="eastAsia"/>
                 <w:spacing w:val="227"/>
                 <w:sz w:val="21"/>
                 <w:vertAlign w:val="baseline"/>
@@ -836,14 +826,14 @@
         <w:ind w:left="3634"/>
         <w:textAlignment w:val="baseline"/>
         <w:rPr>
-          <w:rFonts w:ascii="宋体" w:hAnsi="宋体" w:eastAsia="宋体" w:cs="宋体"/>
+          <w:rFonts w:ascii="宋体" w:eastAsia="宋体" w:hAnsi="宋体" w:cs="宋体"/>
           <w:sz w:val="31"/>
           <w:szCs w:val="31"/>
         </w:rPr>
       </w:pPr>
       <w:r>
         <w:rPr>
-          <w:rFonts w:ascii="宋体" w:hAnsi="宋体" w:eastAsia="宋体" w:cs="宋体"/>
+          <w:rFonts w:ascii="宋体" w:eastAsia="宋体" w:hAnsi="宋体" w:cs="宋体"/>
           <w:b/>
           <w:bCs/>
           <w:spacing w:val="4"/>
@@ -855,16 +845,16 @@
     </w:p>
     <w:tbl>
       <w:tblPr>
-        <w:tblStyle w:val="26"/>
+        <w:tblStyle w:val="TableNormal0"/>
         <w:tblW w:w="8214" w:type="dxa"/>
         <w:jc w:val="center"/>
         <w:tblBorders>
-          <w:top w:val="single" w:color="000000" w:sz="2" w:space="0"/>
-          <w:left w:val="single" w:color="000000" w:sz="2" w:space="0"/>
-          <w:bottom w:val="single" w:color="000000" w:sz="2" w:space="0"/>
-          <w:right w:val="single" w:color="000000" w:sz="2" w:space="0"/>
-          <w:insideH w:val="single" w:color="000000" w:sz="2" w:space="0"/>
-          <w:insideV w:val="single" w:color="000000" w:sz="2" w:space="0"/>
+          <w:top w:val="single" w:sz="2" w:space="0" w:color="000000"/>
+          <w:left w:val="single" w:sz="2" w:space="0" w:color="000000"/>
+          <w:bottom w:val="single" w:sz="2" w:space="0" w:color="000000"/>
+          <w:right w:val="single" w:sz="2" w:space="0" w:color="000000"/>
+          <w:insideH w:val="single" w:sz="2" w:space="0" w:color="000000"/>
+          <w:insideV w:val="single" w:sz="2" w:space="0" w:color="000000"/>
         </w:tblBorders>
         <w:tblLayout w:type="fixed"/>
         <w:tblCellMar>
@@ -884,14 +874,17 @@
       </w:tblGrid>
       <w:tr>
         <w:tblPrEx>
+          <w:tblW w:w="8214" w:type="dxa"/>
+          <w:jc w:val="center"/>
           <w:tblBorders>
-            <w:top w:val="single" w:color="000000" w:sz="2" w:space="0"/>
-            <w:left w:val="single" w:color="000000" w:sz="2" w:space="0"/>
-            <w:bottom w:val="single" w:color="000000" w:sz="2" w:space="0"/>
-            <w:right w:val="single" w:color="000000" w:sz="2" w:space="0"/>
-            <w:insideH w:val="single" w:color="000000" w:sz="2" w:space="0"/>
-            <w:insideV w:val="single" w:color="000000" w:sz="2" w:space="0"/>
+            <w:top w:val="single" w:sz="2" w:space="0" w:color="000000"/>
+            <w:left w:val="single" w:sz="2" w:space="0" w:color="000000"/>
+            <w:bottom w:val="single" w:sz="2" w:space="0" w:color="000000"/>
+            <w:right w:val="single" w:sz="2" w:space="0" w:color="000000"/>
+            <w:insideH w:val="single" w:sz="2" w:space="0" w:color="000000"/>
+            <w:insideV w:val="single" w:sz="2" w:space="0" w:color="000000"/>
           </w:tblBorders>
+          <w:tblLayout w:type="fixed"/>
           <w:tblCellMar>
             <w:top w:w="0" w:type="dxa"/>
             <w:left w:w="0" w:type="dxa"/>
@@ -900,7 +893,7 @@
           </w:tblCellMar>
         </w:tblPrEx>
         <w:trPr>
-          <w:trHeight w:val="593" w:hRule="atLeast"/>
+          <w:trHeight w:val="593"/>
           <w:jc w:val="center"/>
         </w:trPr>
         <w:tc>
@@ -923,18 +916,18 @@
               <w:adjustRightInd w:val="0"/>
               <w:snapToGrid w:val="0"/>
               <w:spacing w:before="176" w:line="228" w:lineRule="auto"/>
-              <w:ind w:left="0" w:leftChars="0" w:right="0" w:rightChars="0" w:firstLine="0" w:firstLineChars="0"/>
+              <w:ind w:left="0" w:right="0" w:firstLine="0" w:leftChars="0" w:rightChars="0" w:firstLineChars="0"/>
               <w:jc w:val="center"/>
               <w:textAlignment w:val="baseline"/>
               <w:rPr>
-                <w:rFonts w:ascii="宋体" w:hAnsi="宋体" w:eastAsia="宋体" w:cs="宋体"/>
+                <w:rFonts w:ascii="宋体" w:eastAsia="宋体" w:hAnsi="宋体" w:cs="宋体"/>
                 <w:sz w:val="20"/>
                 <w:szCs w:val="20"/>
               </w:rPr>
             </w:pPr>
             <w:r>
               <w:rPr>
-                <w:rFonts w:hint="eastAsia" w:ascii="宋体" w:hAnsi="宋体" w:cs="宋体"/>
+                <w:rFonts w:ascii="宋体" w:hAnsi="宋体" w:cs="宋体" w:hint="eastAsia"/>
                 <w:spacing w:val="-14"/>
                 <w:sz w:val="20"/>
                 <w:szCs w:val="20"/>
@@ -944,7 +937,7 @@
             </w:r>
             <w:r>
               <w:rPr>
-                <w:rFonts w:ascii="宋体" w:hAnsi="宋体" w:eastAsia="宋体" w:cs="宋体"/>
+                <w:rFonts w:ascii="宋体" w:eastAsia="宋体" w:hAnsi="宋体" w:cs="宋体"/>
                 <w:spacing w:val="-14"/>
                 <w:sz w:val="20"/>
                 <w:szCs w:val="20"/>
@@ -973,18 +966,18 @@
               <w:adjustRightInd w:val="0"/>
               <w:snapToGrid w:val="0"/>
               <w:spacing w:before="175" w:line="227" w:lineRule="auto"/>
-              <w:ind w:left="0" w:leftChars="0" w:right="0" w:rightChars="0" w:firstLine="0" w:firstLineChars="0"/>
+              <w:ind w:left="0" w:right="0" w:firstLine="0" w:leftChars="0" w:rightChars="0" w:firstLineChars="0"/>
               <w:jc w:val="center"/>
               <w:textAlignment w:val="baseline"/>
               <w:rPr>
-                <w:rFonts w:ascii="宋体" w:hAnsi="宋体" w:eastAsia="宋体" w:cs="宋体"/>
+                <w:rFonts w:ascii="宋体" w:eastAsia="宋体" w:hAnsi="宋体" w:cs="宋体"/>
                 <w:sz w:val="20"/>
                 <w:szCs w:val="20"/>
               </w:rPr>
             </w:pPr>
             <w:r>
               <w:rPr>
-                <w:rFonts w:ascii="宋体" w:hAnsi="宋体" w:eastAsia="宋体" w:cs="宋体"/>
+                <w:rFonts w:ascii="宋体" w:eastAsia="宋体" w:hAnsi="宋体" w:cs="宋体"/>
                 <w:spacing w:val="4"/>
                 <w:sz w:val="20"/>
                 <w:szCs w:val="20"/>
@@ -1013,18 +1006,18 @@
               <w:adjustRightInd w:val="0"/>
               <w:snapToGrid w:val="0"/>
               <w:spacing w:before="175" w:line="228" w:lineRule="auto"/>
-              <w:ind w:left="0" w:leftChars="0" w:right="0" w:rightChars="0" w:firstLine="0" w:firstLineChars="0"/>
+              <w:ind w:left="0" w:right="0" w:firstLine="0" w:leftChars="0" w:rightChars="0" w:firstLineChars="0"/>
               <w:jc w:val="center"/>
               <w:textAlignment w:val="baseline"/>
               <w:rPr>
-                <w:rFonts w:ascii="宋体" w:hAnsi="宋体" w:eastAsia="宋体" w:cs="宋体"/>
+                <w:rFonts w:ascii="宋体" w:eastAsia="宋体" w:hAnsi="宋体" w:cs="宋体"/>
                 <w:sz w:val="20"/>
                 <w:szCs w:val="20"/>
               </w:rPr>
             </w:pPr>
             <w:r>
               <w:rPr>
-                <w:rFonts w:ascii="宋体" w:hAnsi="宋体" w:eastAsia="宋体" w:cs="宋体"/>
+                <w:rFonts w:ascii="宋体" w:eastAsia="宋体" w:hAnsi="宋体" w:cs="宋体"/>
                 <w:spacing w:val="7"/>
                 <w:sz w:val="20"/>
                 <w:szCs w:val="20"/>
@@ -1053,11 +1046,11 @@
               <w:adjustRightInd w:val="0"/>
               <w:snapToGrid w:val="0"/>
               <w:spacing w:before="175" w:line="228" w:lineRule="auto"/>
-              <w:ind w:left="0" w:leftChars="0" w:right="0" w:rightChars="0" w:firstLine="0" w:firstLineChars="0"/>
+              <w:ind w:left="0" w:right="0" w:firstLine="0" w:leftChars="0" w:rightChars="0" w:firstLineChars="0"/>
               <w:jc w:val="center"/>
               <w:textAlignment w:val="baseline"/>
               <w:rPr>
-                <w:rFonts w:hint="eastAsia" w:ascii="宋体" w:hAnsi="宋体" w:eastAsia="宋体" w:cs="宋体"/>
+                <w:rFonts w:ascii="宋体" w:eastAsia="宋体" w:hAnsi="宋体" w:cs="宋体" w:hint="eastAsia"/>
                 <w:spacing w:val="7"/>
                 <w:sz w:val="20"/>
                 <w:szCs w:val="20"/>
@@ -1066,7 +1059,7 @@
             </w:pPr>
             <w:r>
               <w:rPr>
-                <w:rFonts w:hint="eastAsia" w:ascii="宋体" w:hAnsi="宋体" w:cs="宋体"/>
+                <w:rFonts w:ascii="宋体" w:hAnsi="宋体" w:cs="宋体" w:hint="eastAsia"/>
                 <w:spacing w:val="7"/>
                 <w:sz w:val="20"/>
                 <w:szCs w:val="20"/>
@@ -1096,11 +1089,11 @@
               <w:adjustRightInd w:val="0"/>
               <w:snapToGrid w:val="0"/>
               <w:spacing w:before="175" w:line="228" w:lineRule="auto"/>
-              <w:ind w:left="0" w:leftChars="0" w:right="0" w:rightChars="0" w:firstLine="0" w:firstLineChars="0"/>
+              <w:ind w:left="0" w:right="0" w:firstLine="0" w:leftChars="0" w:rightChars="0" w:firstLineChars="0"/>
               <w:jc w:val="center"/>
               <w:textAlignment w:val="baseline"/>
               <w:rPr>
-                <w:rFonts w:hint="default" w:ascii="宋体" w:hAnsi="宋体" w:cs="宋体"/>
+                <w:rFonts w:ascii="宋体" w:hAnsi="宋体" w:cs="宋体" w:hint="default"/>
                 <w:spacing w:val="7"/>
                 <w:sz w:val="20"/>
                 <w:szCs w:val="20"/>
@@ -1109,7 +1102,7 @@
             </w:pPr>
             <w:r>
               <w:rPr>
-                <w:rFonts w:hint="eastAsia" w:ascii="宋体" w:hAnsi="宋体" w:cs="宋体"/>
+                <w:rFonts w:ascii="宋体" w:hAnsi="宋体" w:cs="宋体" w:hint="eastAsia"/>
                 <w:spacing w:val="7"/>
                 <w:sz w:val="20"/>
                 <w:szCs w:val="20"/>
@@ -1139,18 +1132,18 @@
               <w:adjustRightInd w:val="0"/>
               <w:snapToGrid w:val="0"/>
               <w:spacing w:before="176" w:line="229" w:lineRule="auto"/>
-              <w:ind w:left="0" w:leftChars="0" w:right="0" w:rightChars="0" w:firstLine="0" w:firstLineChars="0"/>
+              <w:ind w:left="0" w:right="0" w:firstLine="0" w:leftChars="0" w:rightChars="0" w:firstLineChars="0"/>
               <w:jc w:val="center"/>
               <w:textAlignment w:val="baseline"/>
               <w:rPr>
-                <w:rFonts w:ascii="宋体" w:hAnsi="宋体" w:eastAsia="宋体" w:cs="宋体"/>
+                <w:rFonts w:ascii="宋体" w:eastAsia="宋体" w:hAnsi="宋体" w:cs="宋体"/>
                 <w:sz w:val="20"/>
                 <w:szCs w:val="20"/>
               </w:rPr>
             </w:pPr>
             <w:r>
               <w:rPr>
-                <w:rFonts w:ascii="宋体" w:hAnsi="宋体" w:eastAsia="宋体" w:cs="宋体"/>
+                <w:rFonts w:ascii="宋体" w:eastAsia="宋体" w:hAnsi="宋体" w:cs="宋体"/>
                 <w:spacing w:val="7"/>
                 <w:sz w:val="20"/>
                 <w:szCs w:val="20"/>
@@ -1162,14 +1155,9 @@
       </w:tr>
       <w:tr>
         <w:tblPrEx>
-          <w:tblBorders>
-            <w:top w:val="single" w:color="000000" w:sz="2" w:space="0"/>
-            <w:left w:val="single" w:color="000000" w:sz="2" w:space="0"/>
-            <w:bottom w:val="single" w:color="000000" w:sz="2" w:space="0"/>
-            <w:right w:val="single" w:color="000000" w:sz="2" w:space="0"/>
-            <w:insideH w:val="single" w:color="000000" w:sz="2" w:space="0"/>
-            <w:insideV w:val="single" w:color="000000" w:sz="2" w:space="0"/>
-          </w:tblBorders>
+          <w:tblW w:w="8214" w:type="dxa"/>
+          <w:jc w:val="center"/>
+          <w:tblLayout w:type="fixed"/>
           <w:tblCellMar>
             <w:top w:w="0" w:type="dxa"/>
             <w:left w:w="0" w:type="dxa"/>
@@ -1178,7 +1166,7 @@
           </w:tblCellMar>
         </w:tblPrEx>
         <w:trPr>
-          <w:trHeight w:val="516" w:hRule="atLeast"/>
+          <w:trHeight w:val="516"/>
           <w:jc w:val="center"/>
         </w:trPr>
         <w:tc>
@@ -1201,11 +1189,11 @@
               <w:adjustRightInd w:val="0"/>
               <w:snapToGrid w:val="0"/>
               <w:spacing w:before="173" w:line="267" w:lineRule="exact"/>
-              <w:ind w:left="0" w:leftChars="0" w:right="0" w:rightChars="0" w:firstLine="0" w:firstLineChars="0"/>
+              <w:ind w:left="0" w:right="0" w:firstLine="0" w:leftChars="0" w:rightChars="0" w:firstLineChars="0"/>
               <w:jc w:val="center"/>
               <w:textAlignment w:val="baseline"/>
               <w:rPr>
-                <w:rFonts w:hint="default" w:ascii="宋体" w:hAnsi="宋体" w:eastAsia="宋体" w:cs="宋体"/>
+                <w:rFonts w:ascii="宋体" w:eastAsia="宋体" w:hAnsi="宋体" w:cs="宋体" w:hint="default"/>
                 <w:sz w:val="20"/>
                 <w:szCs w:val="20"/>
                 <w:lang w:val="en-US"/>
@@ -1213,7 +1201,7 @@
             </w:pPr>
             <w:r>
               <w:rPr>
-                <w:rFonts w:ascii="宋体" w:hAnsi="宋体" w:eastAsia="宋体" w:cs="宋体"/>
+                <w:rFonts w:ascii="宋体" w:eastAsia="宋体" w:hAnsi="宋体" w:cs="宋体"/>
                 <w:spacing w:val="3"/>
                 <w:position w:val="1"/>
                 <w:sz w:val="20"/>
@@ -1223,7 +1211,7 @@
             </w:r>
             <w:r>
               <w:rPr>
-                <w:rFonts w:hint="eastAsia" w:ascii="宋体" w:hAnsi="宋体" w:cs="宋体"/>
+                <w:rFonts w:ascii="宋体" w:hAnsi="宋体" w:cs="宋体" w:hint="eastAsia"/>
                 <w:spacing w:val="3"/>
                 <w:position w:val="1"/>
                 <w:sz w:val="20"/>
@@ -1234,7 +1222,7 @@
             </w:r>
             <w:r>
               <w:rPr>
-                <w:rFonts w:ascii="宋体" w:hAnsi="宋体" w:eastAsia="宋体" w:cs="宋体"/>
+                <w:rFonts w:ascii="宋体" w:eastAsia="宋体" w:hAnsi="宋体" w:cs="宋体"/>
                 <w:spacing w:val="3"/>
                 <w:position w:val="1"/>
                 <w:sz w:val="20"/>
@@ -1244,7 +1232,7 @@
             </w:r>
             <w:r>
               <w:rPr>
-                <w:rFonts w:hint="eastAsia" w:ascii="宋体" w:hAnsi="宋体" w:cs="宋体"/>
+                <w:rFonts w:ascii="宋体" w:hAnsi="宋体" w:cs="宋体" w:hint="eastAsia"/>
                 <w:spacing w:val="3"/>
                 <w:position w:val="1"/>
                 <w:sz w:val="20"/>
@@ -1275,18 +1263,18 @@
               <w:adjustRightInd w:val="0"/>
               <w:snapToGrid w:val="0"/>
               <w:spacing w:before="173" w:line="267" w:lineRule="exact"/>
-              <w:ind w:left="0" w:leftChars="0" w:right="0" w:rightChars="0" w:firstLine="0" w:firstLineChars="0"/>
+              <w:ind w:left="0" w:right="0" w:firstLine="0" w:leftChars="0" w:rightChars="0" w:firstLineChars="0"/>
               <w:jc w:val="center"/>
               <w:textAlignment w:val="baseline"/>
               <w:rPr>
-                <w:rFonts w:ascii="宋体" w:hAnsi="宋体" w:eastAsia="宋体" w:cs="宋体"/>
+                <w:rFonts w:ascii="宋体" w:eastAsia="宋体" w:hAnsi="宋体" w:cs="宋体"/>
                 <w:sz w:val="20"/>
                 <w:szCs w:val="20"/>
               </w:rPr>
             </w:pPr>
             <w:r>
               <w:rPr>
-                <w:rFonts w:ascii="宋体" w:hAnsi="宋体" w:eastAsia="宋体" w:cs="宋体"/>
+                <w:rFonts w:ascii="宋体" w:eastAsia="宋体" w:hAnsi="宋体" w:cs="宋体"/>
                 <w:spacing w:val="4"/>
                 <w:position w:val="1"/>
                 <w:sz w:val="20"/>
@@ -1316,18 +1304,18 @@
               <w:adjustRightInd w:val="0"/>
               <w:snapToGrid w:val="0"/>
               <w:spacing w:before="172" w:line="228" w:lineRule="auto"/>
-              <w:ind w:left="0" w:leftChars="0" w:right="0" w:rightChars="0" w:firstLine="0" w:firstLineChars="0"/>
+              <w:ind w:left="0" w:right="0" w:firstLine="0" w:leftChars="0" w:rightChars="0" w:firstLineChars="0"/>
               <w:jc w:val="center"/>
               <w:textAlignment w:val="baseline"/>
               <w:rPr>
-                <w:rFonts w:ascii="宋体" w:hAnsi="宋体" w:eastAsia="宋体" w:cs="宋体"/>
+                <w:rFonts w:ascii="宋体" w:eastAsia="宋体" w:hAnsi="宋体" w:cs="宋体"/>
                 <w:sz w:val="20"/>
                 <w:szCs w:val="20"/>
               </w:rPr>
             </w:pPr>
             <w:r>
               <w:rPr>
-                <w:rFonts w:ascii="宋体" w:hAnsi="宋体" w:eastAsia="宋体" w:cs="宋体"/>
+                <w:rFonts w:ascii="宋体" w:eastAsia="宋体" w:hAnsi="宋体" w:cs="宋体"/>
                 <w:spacing w:val="200"/>
                 <w:kern w:val="0"/>
                 <w:sz w:val="20"/>
@@ -1337,7 +1325,7 @@
             </w:r>
             <w:r>
               <w:rPr>
-                <w:rFonts w:ascii="宋体" w:hAnsi="宋体" w:eastAsia="宋体" w:cs="宋体"/>
+                <w:rFonts w:ascii="宋体" w:eastAsia="宋体" w:hAnsi="宋体" w:cs="宋体"/>
                 <w:spacing w:val="0"/>
                 <w:kern w:val="0"/>
                 <w:sz w:val="20"/>
@@ -1367,11 +1355,11 @@
               <w:adjustRightInd w:val="0"/>
               <w:snapToGrid w:val="0"/>
               <w:spacing w:before="173" w:line="229" w:lineRule="auto"/>
-              <w:ind w:left="0" w:leftChars="0" w:right="0" w:rightChars="0" w:firstLine="0" w:firstLineChars="0"/>
+              <w:ind w:left="0" w:right="0" w:firstLine="0" w:leftChars="0" w:rightChars="0" w:firstLineChars="0"/>
               <w:jc w:val="center"/>
               <w:textAlignment w:val="baseline"/>
               <w:rPr>
-                <w:rFonts w:ascii="宋体" w:hAnsi="宋体" w:eastAsia="宋体" w:cs="宋体"/>
+                <w:rFonts w:ascii="宋体" w:eastAsia="宋体" w:hAnsi="宋体" w:cs="宋体"/>
                 <w:spacing w:val="200"/>
                 <w:kern w:val="0"/>
                 <w:sz w:val="20"/>
@@ -1380,14 +1368,14 @@
             </w:pPr>
             <w:r>
               <w:rPr>
-                <w:rFonts w:hint="eastAsia" w:asciiTheme="minorAscii" w:hAnsiTheme="minorAscii" w:eastAsiaTheme="minorEastAsia"/>
+                <w:rFonts w:asciiTheme="minorAscii" w:eastAsiaTheme="minorEastAsia" w:hAnsiTheme="minorAscii" w:hint="eastAsia"/>
                 <w:spacing w:val="0"/>
                 <w:kern w:val="0"/>
                 <w:sz w:val="21"/>
                 <w:vertAlign w:val="baseline"/>
                 <w:lang w:val="en-US" w:eastAsia="zh-CN"/>
               </w:rPr>
-              <w:t>程方</w:t>
+              <w:t>强宇涛</w:t>
             </w:r>
           </w:p>
         </w:tc>
@@ -1411,11 +1399,11 @@
               <w:adjustRightInd w:val="0"/>
               <w:snapToGrid w:val="0"/>
               <w:spacing w:before="173" w:line="229" w:lineRule="auto"/>
-              <w:ind w:left="0" w:leftChars="0" w:right="0" w:rightChars="0" w:firstLine="0" w:firstLineChars="0"/>
+              <w:ind w:left="0" w:right="0" w:firstLine="0" w:leftChars="0" w:rightChars="0" w:firstLineChars="0"/>
               <w:jc w:val="center"/>
               <w:textAlignment w:val="baseline"/>
               <w:rPr>
-                <w:rFonts w:ascii="宋体" w:hAnsi="宋体" w:eastAsia="宋体" w:cs="宋体"/>
+                <w:rFonts w:ascii="宋体" w:eastAsia="宋体" w:hAnsi="宋体" w:cs="宋体"/>
                 <w:spacing w:val="200"/>
                 <w:kern w:val="0"/>
                 <w:sz w:val="20"/>
@@ -1424,14 +1412,14 @@
             </w:pPr>
             <w:r>
               <w:rPr>
-                <w:rFonts w:hint="eastAsia" w:asciiTheme="minorAscii" w:hAnsiTheme="minorAscii" w:eastAsiaTheme="minorEastAsia"/>
+                <w:rFonts w:asciiTheme="minorAscii" w:eastAsiaTheme="minorEastAsia" w:hAnsiTheme="minorAscii" w:hint="eastAsia"/>
                 <w:spacing w:val="0"/>
                 <w:kern w:val="0"/>
                 <w:sz w:val="21"/>
                 <w:vertAlign w:val="baseline"/>
                 <w:lang w:val="en-US" w:eastAsia="zh-CN"/>
               </w:rPr>
-              <w:t>茅建根</w:t>
+              <w:t>陈凯</w:t>
             </w:r>
           </w:p>
         </w:tc>
@@ -1455,18 +1443,18 @@
               <w:adjustRightInd w:val="0"/>
               <w:snapToGrid w:val="0"/>
               <w:spacing w:before="173" w:line="229" w:lineRule="auto"/>
-              <w:ind w:left="0" w:leftChars="0" w:right="0" w:rightChars="0" w:firstLine="0" w:firstLineChars="0"/>
+              <w:ind w:left="0" w:right="0" w:firstLine="0" w:leftChars="0" w:rightChars="0" w:firstLineChars="0"/>
               <w:jc w:val="center"/>
               <w:textAlignment w:val="baseline"/>
               <w:rPr>
-                <w:rFonts w:ascii="宋体" w:hAnsi="宋体" w:eastAsia="宋体" w:cs="宋体"/>
+                <w:rFonts w:ascii="宋体" w:eastAsia="宋体" w:hAnsi="宋体" w:cs="宋体"/>
                 <w:sz w:val="20"/>
                 <w:szCs w:val="20"/>
               </w:rPr>
             </w:pPr>
             <w:r>
               <w:rPr>
-                <w:rFonts w:hint="eastAsia" w:asciiTheme="minorAscii" w:hAnsiTheme="minorAscii" w:eastAsiaTheme="minorEastAsia"/>
+                <w:rFonts w:asciiTheme="minorAscii" w:eastAsiaTheme="minorEastAsia" w:hAnsiTheme="minorAscii" w:hint="eastAsia"/>
                 <w:spacing w:val="0"/>
                 <w:kern w:val="0"/>
                 <w:sz w:val="21"/>
@@ -1480,14 +1468,9 @@
       </w:tr>
       <w:tr>
         <w:tblPrEx>
-          <w:tblBorders>
-            <w:top w:val="single" w:color="000000" w:sz="2" w:space="0"/>
-            <w:left w:val="single" w:color="000000" w:sz="2" w:space="0"/>
-            <w:bottom w:val="single" w:color="000000" w:sz="2" w:space="0"/>
-            <w:right w:val="single" w:color="000000" w:sz="2" w:space="0"/>
-            <w:insideH w:val="single" w:color="000000" w:sz="2" w:space="0"/>
-            <w:insideV w:val="single" w:color="000000" w:sz="2" w:space="0"/>
-          </w:tblBorders>
+          <w:tblW w:w="8214" w:type="dxa"/>
+          <w:jc w:val="center"/>
+          <w:tblLayout w:type="fixed"/>
           <w:tblCellMar>
             <w:top w:w="0" w:type="dxa"/>
             <w:left w:w="0" w:type="dxa"/>
@@ -1496,7 +1479,7 @@
           </w:tblCellMar>
         </w:tblPrEx>
         <w:trPr>
-          <w:trHeight w:val="556" w:hRule="atLeast"/>
+          <w:trHeight w:val="556"/>
           <w:jc w:val="center"/>
         </w:trPr>
         <w:tc>
@@ -1505,7 +1488,7 @@
           </w:tcPr>
           <w:p>
             <w:pPr>
-              <w:pStyle w:val="27"/>
+              <w:pStyle w:val="TableText"/>
               <w:keepNext w:val="0"/>
               <w:keepLines w:val="0"/>
               <w:pageBreakBefore w:val="0"/>
@@ -1519,7 +1502,7 @@
               <w:bidi w:val="0"/>
               <w:adjustRightInd w:val="0"/>
               <w:snapToGrid w:val="0"/>
-              <w:ind w:left="0" w:leftChars="0" w:right="0" w:rightChars="0" w:firstLine="0" w:firstLineChars="0"/>
+              <w:ind w:left="0" w:right="0" w:firstLine="0" w:leftChars="0" w:rightChars="0" w:firstLineChars="0"/>
               <w:jc w:val="center"/>
               <w:textAlignment w:val="baseline"/>
             </w:pPr>
@@ -1531,7 +1514,7 @@
           </w:tcPr>
           <w:p>
             <w:pPr>
-              <w:pStyle w:val="27"/>
+              <w:pStyle w:val="TableText"/>
               <w:keepNext w:val="0"/>
               <w:keepLines w:val="0"/>
               <w:pageBreakBefore w:val="0"/>
@@ -1545,7 +1528,7 @@
               <w:bidi w:val="0"/>
               <w:adjustRightInd w:val="0"/>
               <w:snapToGrid w:val="0"/>
-              <w:ind w:left="0" w:leftChars="0" w:right="0" w:rightChars="0" w:firstLine="0" w:firstLineChars="0"/>
+              <w:ind w:left="0" w:right="0" w:firstLine="0" w:leftChars="0" w:rightChars="0" w:firstLineChars="0"/>
               <w:jc w:val="center"/>
               <w:textAlignment w:val="baseline"/>
             </w:pPr>
@@ -1557,7 +1540,7 @@
           </w:tcPr>
           <w:p>
             <w:pPr>
-              <w:pStyle w:val="27"/>
+              <w:pStyle w:val="TableText"/>
               <w:keepNext w:val="0"/>
               <w:keepLines w:val="0"/>
               <w:pageBreakBefore w:val="0"/>
@@ -1571,7 +1554,7 @@
               <w:bidi w:val="0"/>
               <w:adjustRightInd w:val="0"/>
               <w:snapToGrid w:val="0"/>
-              <w:ind w:left="0" w:leftChars="0" w:right="0" w:rightChars="0" w:firstLine="0" w:firstLineChars="0"/>
+              <w:ind w:left="0" w:right="0" w:firstLine="0" w:leftChars="0" w:rightChars="0" w:firstLineChars="0"/>
               <w:jc w:val="center"/>
               <w:textAlignment w:val="baseline"/>
             </w:pPr>
@@ -1583,7 +1566,7 @@
           </w:tcPr>
           <w:p>
             <w:pPr>
-              <w:pStyle w:val="27"/>
+              <w:pStyle w:val="TableText"/>
               <w:keepNext w:val="0"/>
               <w:keepLines w:val="0"/>
               <w:pageBreakBefore w:val="0"/>
@@ -1597,7 +1580,7 @@
               <w:bidi w:val="0"/>
               <w:adjustRightInd w:val="0"/>
               <w:snapToGrid w:val="0"/>
-              <w:ind w:left="0" w:leftChars="0" w:right="0" w:rightChars="0" w:firstLine="0" w:firstLineChars="0"/>
+              <w:ind w:left="0" w:right="0" w:firstLine="0" w:leftChars="0" w:rightChars="0" w:firstLineChars="0"/>
               <w:jc w:val="center"/>
               <w:textAlignment w:val="baseline"/>
             </w:pPr>
@@ -1609,7 +1592,7 @@
           </w:tcPr>
           <w:p>
             <w:pPr>
-              <w:pStyle w:val="27"/>
+              <w:pStyle w:val="TableText"/>
               <w:keepNext w:val="0"/>
               <w:keepLines w:val="0"/>
               <w:pageBreakBefore w:val="0"/>
@@ -1623,7 +1606,7 @@
               <w:bidi w:val="0"/>
               <w:adjustRightInd w:val="0"/>
               <w:snapToGrid w:val="0"/>
-              <w:ind w:left="0" w:leftChars="0" w:right="0" w:rightChars="0" w:firstLine="0" w:firstLineChars="0"/>
+              <w:ind w:left="0" w:right="0" w:firstLine="0" w:leftChars="0" w:rightChars="0" w:firstLineChars="0"/>
               <w:jc w:val="center"/>
               <w:textAlignment w:val="baseline"/>
             </w:pPr>
@@ -1635,7 +1618,7 @@
           </w:tcPr>
           <w:p>
             <w:pPr>
-              <w:pStyle w:val="27"/>
+              <w:pStyle w:val="TableText"/>
               <w:keepNext w:val="0"/>
               <w:keepLines w:val="0"/>
               <w:pageBreakBefore w:val="0"/>
@@ -1649,7 +1632,7 @@
               <w:bidi w:val="0"/>
               <w:adjustRightInd w:val="0"/>
               <w:snapToGrid w:val="0"/>
-              <w:ind w:left="0" w:leftChars="0" w:right="0" w:rightChars="0" w:firstLine="0" w:firstLineChars="0"/>
+              <w:ind w:left="0" w:right="0" w:firstLine="0" w:leftChars="0" w:rightChars="0" w:firstLineChars="0"/>
               <w:jc w:val="center"/>
               <w:textAlignment w:val="baseline"/>
             </w:pPr>
@@ -1658,14 +1641,9 @@
       </w:tr>
       <w:tr>
         <w:tblPrEx>
-          <w:tblBorders>
-            <w:top w:val="single" w:color="000000" w:sz="2" w:space="0"/>
-            <w:left w:val="single" w:color="000000" w:sz="2" w:space="0"/>
-            <w:bottom w:val="single" w:color="000000" w:sz="2" w:space="0"/>
-            <w:right w:val="single" w:color="000000" w:sz="2" w:space="0"/>
-            <w:insideH w:val="single" w:color="000000" w:sz="2" w:space="0"/>
-            <w:insideV w:val="single" w:color="000000" w:sz="2" w:space="0"/>
-          </w:tblBorders>
+          <w:tblW w:w="8214" w:type="dxa"/>
+          <w:jc w:val="center"/>
+          <w:tblLayout w:type="fixed"/>
           <w:tblCellMar>
             <w:top w:w="0" w:type="dxa"/>
             <w:left w:w="0" w:type="dxa"/>
@@ -1674,7 +1652,7 @@
           </w:tblCellMar>
         </w:tblPrEx>
         <w:trPr>
-          <w:trHeight w:val="556" w:hRule="atLeast"/>
+          <w:trHeight w:val="556"/>
           <w:jc w:val="center"/>
         </w:trPr>
         <w:tc>
@@ -1683,7 +1661,7 @@
           </w:tcPr>
           <w:p>
             <w:pPr>
-              <w:pStyle w:val="27"/>
+              <w:pStyle w:val="TableText"/>
               <w:keepNext w:val="0"/>
               <w:keepLines w:val="0"/>
               <w:pageBreakBefore w:val="0"/>
@@ -1697,7 +1675,7 @@
               <w:bidi w:val="0"/>
               <w:adjustRightInd w:val="0"/>
               <w:snapToGrid w:val="0"/>
-              <w:ind w:left="0" w:leftChars="0" w:right="0" w:rightChars="0" w:firstLine="0" w:firstLineChars="0"/>
+              <w:ind w:left="0" w:right="0" w:firstLine="0" w:leftChars="0" w:rightChars="0" w:firstLineChars="0"/>
               <w:jc w:val="center"/>
               <w:textAlignment w:val="baseline"/>
             </w:pPr>
@@ -1709,7 +1687,7 @@
           </w:tcPr>
           <w:p>
             <w:pPr>
-              <w:pStyle w:val="27"/>
+              <w:pStyle w:val="TableText"/>
               <w:keepNext w:val="0"/>
               <w:keepLines w:val="0"/>
               <w:pageBreakBefore w:val="0"/>
@@ -1723,7 +1701,7 @@
               <w:bidi w:val="0"/>
               <w:adjustRightInd w:val="0"/>
               <w:snapToGrid w:val="0"/>
-              <w:ind w:left="0" w:leftChars="0" w:right="0" w:rightChars="0" w:firstLine="0" w:firstLineChars="0"/>
+              <w:ind w:left="0" w:right="0" w:firstLine="0" w:leftChars="0" w:rightChars="0" w:firstLineChars="0"/>
               <w:jc w:val="center"/>
               <w:textAlignment w:val="baseline"/>
             </w:pPr>
@@ -1735,7 +1713,7 @@
           </w:tcPr>
           <w:p>
             <w:pPr>
-              <w:pStyle w:val="27"/>
+              <w:pStyle w:val="TableText"/>
               <w:keepNext w:val="0"/>
               <w:keepLines w:val="0"/>
               <w:pageBreakBefore w:val="0"/>
@@ -1749,7 +1727,7 @@
               <w:bidi w:val="0"/>
               <w:adjustRightInd w:val="0"/>
               <w:snapToGrid w:val="0"/>
-              <w:ind w:left="0" w:leftChars="0" w:right="0" w:rightChars="0" w:firstLine="0" w:firstLineChars="0"/>
+              <w:ind w:left="0" w:right="0" w:firstLine="0" w:leftChars="0" w:rightChars="0" w:firstLineChars="0"/>
               <w:jc w:val="center"/>
               <w:textAlignment w:val="baseline"/>
             </w:pPr>
@@ -1761,7 +1739,7 @@
           </w:tcPr>
           <w:p>
             <w:pPr>
-              <w:pStyle w:val="27"/>
+              <w:pStyle w:val="TableText"/>
               <w:keepNext w:val="0"/>
               <w:keepLines w:val="0"/>
               <w:pageBreakBefore w:val="0"/>
@@ -1775,7 +1753,7 @@
               <w:bidi w:val="0"/>
               <w:adjustRightInd w:val="0"/>
               <w:snapToGrid w:val="0"/>
-              <w:ind w:left="0" w:leftChars="0" w:right="0" w:rightChars="0" w:firstLine="0" w:firstLineChars="0"/>
+              <w:ind w:left="0" w:right="0" w:firstLine="0" w:leftChars="0" w:rightChars="0" w:firstLineChars="0"/>
               <w:jc w:val="center"/>
               <w:textAlignment w:val="baseline"/>
             </w:pPr>
@@ -1787,7 +1765,7 @@
           </w:tcPr>
           <w:p>
             <w:pPr>
-              <w:pStyle w:val="27"/>
+              <w:pStyle w:val="TableText"/>
               <w:keepNext w:val="0"/>
               <w:keepLines w:val="0"/>
               <w:pageBreakBefore w:val="0"/>
@@ -1801,7 +1779,7 @@
               <w:bidi w:val="0"/>
               <w:adjustRightInd w:val="0"/>
               <w:snapToGrid w:val="0"/>
-              <w:ind w:left="0" w:leftChars="0" w:right="0" w:rightChars="0" w:firstLine="0" w:firstLineChars="0"/>
+              <w:ind w:left="0" w:right="0" w:firstLine="0" w:leftChars="0" w:rightChars="0" w:firstLineChars="0"/>
               <w:jc w:val="center"/>
               <w:textAlignment w:val="baseline"/>
             </w:pPr>
@@ -1813,7 +1791,7 @@
           </w:tcPr>
           <w:p>
             <w:pPr>
-              <w:pStyle w:val="27"/>
+              <w:pStyle w:val="TableText"/>
               <w:keepNext w:val="0"/>
               <w:keepLines w:val="0"/>
               <w:pageBreakBefore w:val="0"/>
@@ -1827,7 +1805,7 @@
               <w:bidi w:val="0"/>
               <w:adjustRightInd w:val="0"/>
               <w:snapToGrid w:val="0"/>
-              <w:ind w:left="0" w:leftChars="0" w:right="0" w:rightChars="0" w:firstLine="0" w:firstLineChars="0"/>
+              <w:ind w:left="0" w:right="0" w:firstLine="0" w:leftChars="0" w:rightChars="0" w:firstLineChars="0"/>
               <w:jc w:val="center"/>
               <w:textAlignment w:val="baseline"/>
             </w:pPr>
@@ -1836,14 +1814,9 @@
       </w:tr>
       <w:tr>
         <w:tblPrEx>
-          <w:tblBorders>
-            <w:top w:val="single" w:color="000000" w:sz="2" w:space="0"/>
-            <w:left w:val="single" w:color="000000" w:sz="2" w:space="0"/>
-            <w:bottom w:val="single" w:color="000000" w:sz="2" w:space="0"/>
-            <w:right w:val="single" w:color="000000" w:sz="2" w:space="0"/>
-            <w:insideH w:val="single" w:color="000000" w:sz="2" w:space="0"/>
-            <w:insideV w:val="single" w:color="000000" w:sz="2" w:space="0"/>
-          </w:tblBorders>
+          <w:tblW w:w="8214" w:type="dxa"/>
+          <w:jc w:val="center"/>
+          <w:tblLayout w:type="fixed"/>
           <w:tblCellMar>
             <w:top w:w="0" w:type="dxa"/>
             <w:left w:w="0" w:type="dxa"/>
@@ -1852,7 +1825,7 @@
           </w:tblCellMar>
         </w:tblPrEx>
         <w:trPr>
-          <w:trHeight w:val="557" w:hRule="atLeast"/>
+          <w:trHeight w:val="557"/>
           <w:jc w:val="center"/>
         </w:trPr>
         <w:tc>
@@ -1861,7 +1834,7 @@
           </w:tcPr>
           <w:p>
             <w:pPr>
-              <w:pStyle w:val="27"/>
+              <w:pStyle w:val="TableText"/>
               <w:keepNext w:val="0"/>
               <w:keepLines w:val="0"/>
               <w:pageBreakBefore w:val="0"/>
@@ -1875,7 +1848,7 @@
               <w:bidi w:val="0"/>
               <w:adjustRightInd w:val="0"/>
               <w:snapToGrid w:val="0"/>
-              <w:ind w:left="0" w:leftChars="0" w:right="0" w:rightChars="0" w:firstLine="0" w:firstLineChars="0"/>
+              <w:ind w:left="0" w:right="0" w:firstLine="0" w:leftChars="0" w:rightChars="0" w:firstLineChars="0"/>
               <w:jc w:val="center"/>
               <w:textAlignment w:val="baseline"/>
             </w:pPr>
@@ -1887,7 +1860,7 @@
           </w:tcPr>
           <w:p>
             <w:pPr>
-              <w:pStyle w:val="27"/>
+              <w:pStyle w:val="TableText"/>
               <w:keepNext w:val="0"/>
               <w:keepLines w:val="0"/>
               <w:pageBreakBefore w:val="0"/>
@@ -1901,7 +1874,7 @@
               <w:bidi w:val="0"/>
               <w:adjustRightInd w:val="0"/>
               <w:snapToGrid w:val="0"/>
-              <w:ind w:left="0" w:leftChars="0" w:right="0" w:rightChars="0" w:firstLine="0" w:firstLineChars="0"/>
+              <w:ind w:left="0" w:right="0" w:firstLine="0" w:leftChars="0" w:rightChars="0" w:firstLineChars="0"/>
               <w:jc w:val="center"/>
               <w:textAlignment w:val="baseline"/>
             </w:pPr>
@@ -1913,7 +1886,7 @@
           </w:tcPr>
           <w:p>
             <w:pPr>
-              <w:pStyle w:val="27"/>
+              <w:pStyle w:val="TableText"/>
               <w:keepNext w:val="0"/>
               <w:keepLines w:val="0"/>
               <w:pageBreakBefore w:val="0"/>
@@ -1927,7 +1900,7 @@
               <w:bidi w:val="0"/>
               <w:adjustRightInd w:val="0"/>
               <w:snapToGrid w:val="0"/>
-              <w:ind w:left="0" w:leftChars="0" w:right="0" w:rightChars="0" w:firstLine="0" w:firstLineChars="0"/>
+              <w:ind w:left="0" w:right="0" w:firstLine="0" w:leftChars="0" w:rightChars="0" w:firstLineChars="0"/>
               <w:jc w:val="center"/>
               <w:textAlignment w:val="baseline"/>
             </w:pPr>
@@ -1939,7 +1912,7 @@
           </w:tcPr>
           <w:p>
             <w:pPr>
-              <w:pStyle w:val="27"/>
+              <w:pStyle w:val="TableText"/>
               <w:keepNext w:val="0"/>
               <w:keepLines w:val="0"/>
               <w:pageBreakBefore w:val="0"/>
@@ -1953,7 +1926,7 @@
               <w:bidi w:val="0"/>
               <w:adjustRightInd w:val="0"/>
               <w:snapToGrid w:val="0"/>
-              <w:ind w:left="0" w:leftChars="0" w:right="0" w:rightChars="0" w:firstLine="0" w:firstLineChars="0"/>
+              <w:ind w:left="0" w:right="0" w:firstLine="0" w:leftChars="0" w:rightChars="0" w:firstLineChars="0"/>
               <w:jc w:val="center"/>
               <w:textAlignment w:val="baseline"/>
             </w:pPr>
@@ -1965,7 +1938,7 @@
           </w:tcPr>
           <w:p>
             <w:pPr>
-              <w:pStyle w:val="27"/>
+              <w:pStyle w:val="TableText"/>
               <w:keepNext w:val="0"/>
               <w:keepLines w:val="0"/>
               <w:pageBreakBefore w:val="0"/>
@@ -1979,7 +1952,7 @@
               <w:bidi w:val="0"/>
               <w:adjustRightInd w:val="0"/>
               <w:snapToGrid w:val="0"/>
-              <w:ind w:left="0" w:leftChars="0" w:right="0" w:rightChars="0" w:firstLine="0" w:firstLineChars="0"/>
+              <w:ind w:left="0" w:right="0" w:firstLine="0" w:leftChars="0" w:rightChars="0" w:firstLineChars="0"/>
               <w:jc w:val="center"/>
               <w:textAlignment w:val="baseline"/>
             </w:pPr>
@@ -1991,7 +1964,7 @@
           </w:tcPr>
           <w:p>
             <w:pPr>
-              <w:pStyle w:val="27"/>
+              <w:pStyle w:val="TableText"/>
               <w:keepNext w:val="0"/>
               <w:keepLines w:val="0"/>
               <w:pageBreakBefore w:val="0"/>
@@ -2005,7 +1978,7 @@
               <w:bidi w:val="0"/>
               <w:adjustRightInd w:val="0"/>
               <w:snapToGrid w:val="0"/>
-              <w:ind w:left="0" w:leftChars="0" w:right="0" w:rightChars="0" w:firstLine="0" w:firstLineChars="0"/>
+              <w:ind w:left="0" w:right="0" w:firstLine="0" w:leftChars="0" w:rightChars="0" w:firstLineChars="0"/>
               <w:jc w:val="center"/>
               <w:textAlignment w:val="baseline"/>
             </w:pPr>
@@ -2037,7 +2010,7 @@
     <w:sdt>
       <w:sdtPr>
         <w:rPr>
-          <w:rFonts w:ascii="宋体" w:hAnsi="宋体" w:eastAsia="宋体" w:cs="Arial"/>
+          <w:rFonts w:ascii="宋体" w:eastAsia="宋体" w:hAnsi="宋体" w:cs="Arial"/>
           <w:snapToGrid w:val="0"/>
           <w:color w:val="000000"/>
           <w:kern w:val="0"/>
@@ -2053,7 +2026,7 @@
       </w:sdtPr>
       <w:sdtEndPr>
         <w:rPr>
-          <w:rFonts w:hint="eastAsia" w:ascii="宋体" w:hAnsi="宋体" w:eastAsia="宋体" w:cs="宋体"/>
+          <w:rFonts w:ascii="宋体" w:eastAsia="宋体" w:hAnsi="宋体" w:cs="宋体" w:hint="eastAsia"/>
           <w:snapToGrid w:val="0"/>
           <w:color w:val="000000"/>
           <w:kern w:val="0"/>
@@ -2079,18 +2052,18 @@
             <w:adjustRightInd w:val="0"/>
             <w:snapToGrid w:val="0"/>
             <w:spacing w:before="0" w:beforeLines="0" w:after="0" w:afterLines="0" w:line="240" w:lineRule="auto"/>
-            <w:ind w:left="0" w:leftChars="0" w:right="0" w:rightChars="0" w:firstLine="0" w:firstLineChars="0"/>
+            <w:ind w:left="0" w:right="0" w:firstLine="0" w:leftChars="0" w:rightChars="0" w:firstLineChars="0"/>
             <w:jc w:val="center"/>
             <w:textAlignment w:val="baseline"/>
             <w:rPr>
-              <w:rFonts w:hint="eastAsia" w:ascii="宋体" w:hAnsi="宋体" w:eastAsia="宋体" w:cs="宋体"/>
+              <w:rFonts w:ascii="宋体" w:eastAsia="宋体" w:hAnsi="宋体" w:cs="宋体" w:hint="eastAsia"/>
               <w:sz w:val="24"/>
               <w:szCs w:val="24"/>
             </w:rPr>
           </w:pPr>
           <w:r>
             <w:rPr>
-              <w:rFonts w:hint="eastAsia" w:ascii="宋体" w:hAnsi="宋体" w:eastAsia="宋体" w:cs="宋体"/>
+              <w:rFonts w:ascii="宋体" w:eastAsia="宋体" w:hAnsi="宋体" w:cs="宋体" w:hint="eastAsia"/>
               <w:sz w:val="24"/>
               <w:szCs w:val="24"/>
             </w:rPr>
@@ -2099,7 +2072,7 @@
         </w:p>
         <w:p>
           <w:pPr>
-            <w:pStyle w:val="16"/>
+            <w:pStyle w:val="TOC1"/>
             <w:keepNext w:val="0"/>
             <w:keepLines w:val="0"/>
             <w:pageBreakBefore w:val="0"/>
@@ -2120,7 +2093,7 @@
           </w:pPr>
           <w:r>
             <w:rPr>
-              <w:rFonts w:hint="eastAsia" w:ascii="宋体" w:hAnsi="宋体" w:eastAsia="宋体" w:cs="宋体"/>
+              <w:rFonts w:ascii="宋体" w:eastAsia="宋体" w:hAnsi="宋体" w:cs="宋体" w:hint="eastAsia"/>
               <w:sz w:val="24"/>
               <w:szCs w:val="24"/>
             </w:rPr>
@@ -2128,7 +2101,7 @@
           </w:r>
           <w:r>
             <w:rPr>
-              <w:rFonts w:hint="eastAsia" w:ascii="宋体" w:hAnsi="宋体" w:eastAsia="宋体" w:cs="宋体"/>
+              <w:rFonts w:ascii="宋体" w:eastAsia="宋体" w:hAnsi="宋体" w:cs="宋体" w:hint="eastAsia"/>
               <w:sz w:val="24"/>
               <w:szCs w:val="24"/>
             </w:rPr>
@@ -2136,7 +2109,7 @@
           </w:r>
           <w:r>
             <w:rPr>
-              <w:rFonts w:hint="eastAsia" w:ascii="宋体" w:hAnsi="宋体" w:eastAsia="宋体" w:cs="宋体"/>
+              <w:rFonts w:ascii="宋体" w:eastAsia="宋体" w:hAnsi="宋体" w:cs="宋体" w:hint="eastAsia"/>
               <w:sz w:val="24"/>
               <w:szCs w:val="24"/>
             </w:rPr>
@@ -2144,21 +2117,21 @@
           </w:r>
           <w:r>
             <w:rPr>
-              <w:rFonts w:hint="eastAsia" w:ascii="宋体" w:hAnsi="宋体" w:eastAsia="宋体" w:cs="宋体"/>
+              <w:rFonts w:ascii="宋体" w:eastAsia="宋体" w:hAnsi="宋体" w:cs="宋体" w:hint="eastAsia"/>
               <w:szCs w:val="24"/>
             </w:rPr>
             <w:fldChar w:fldCharType="begin"/>
           </w:r>
           <w:r>
             <w:rPr>
-              <w:rFonts w:hint="eastAsia" w:ascii="宋体" w:hAnsi="宋体" w:eastAsia="宋体" w:cs="宋体"/>
+              <w:rFonts w:ascii="宋体" w:eastAsia="宋体" w:hAnsi="宋体" w:cs="宋体" w:hint="eastAsia"/>
               <w:szCs w:val="24"/>
             </w:rPr>
             <w:instrText xml:space="preserve"> HYPERLINK \l _Toc4379 </w:instrText>
           </w:r>
           <w:r>
             <w:rPr>
-              <w:rFonts w:hint="eastAsia" w:ascii="宋体" w:hAnsi="宋体" w:eastAsia="宋体" w:cs="宋体"/>
+              <w:rFonts w:ascii="宋体" w:eastAsia="宋体" w:hAnsi="宋体" w:cs="宋体" w:hint="eastAsia"/>
               <w:szCs w:val="24"/>
             </w:rPr>
             <w:fldChar w:fldCharType="separate"/>
@@ -2190,7 +2163,7 @@
           </w:r>
           <w:r>
             <w:rPr>
-              <w:rFonts w:hint="eastAsia" w:ascii="宋体" w:hAnsi="宋体" w:eastAsia="宋体" w:cs="宋体"/>
+              <w:rFonts w:ascii="宋体" w:eastAsia="宋体" w:hAnsi="宋体" w:cs="宋体" w:hint="eastAsia"/>
               <w:szCs w:val="24"/>
             </w:rPr>
             <w:fldChar w:fldCharType="end"/>
@@ -2198,7 +2171,7 @@
         </w:p>
         <w:p>
           <w:pPr>
-            <w:pStyle w:val="16"/>
+            <w:pStyle w:val="TOC1"/>
             <w:keepNext w:val="0"/>
             <w:keepLines w:val="0"/>
             <w:pageBreakBefore w:val="0"/>
@@ -2219,21 +2192,21 @@
           </w:pPr>
           <w:r>
             <w:rPr>
-              <w:rFonts w:hint="eastAsia" w:ascii="宋体" w:hAnsi="宋体" w:eastAsia="宋体" w:cs="宋体"/>
+              <w:rFonts w:ascii="宋体" w:eastAsia="宋体" w:hAnsi="宋体" w:cs="宋体" w:hint="eastAsia"/>
               <w:szCs w:val="24"/>
             </w:rPr>
             <w:fldChar w:fldCharType="begin"/>
           </w:r>
           <w:r>
             <w:rPr>
-              <w:rFonts w:hint="eastAsia" w:ascii="宋体" w:hAnsi="宋体" w:eastAsia="宋体" w:cs="宋体"/>
+              <w:rFonts w:ascii="宋体" w:eastAsia="宋体" w:hAnsi="宋体" w:cs="宋体" w:hint="eastAsia"/>
               <w:szCs w:val="24"/>
             </w:rPr>
             <w:instrText xml:space="preserve"> HYPERLINK \l _Toc11282 </w:instrText>
           </w:r>
           <w:r>
             <w:rPr>
-              <w:rFonts w:hint="eastAsia" w:ascii="宋体" w:hAnsi="宋体" w:eastAsia="宋体" w:cs="宋体"/>
+              <w:rFonts w:ascii="宋体" w:eastAsia="宋体" w:hAnsi="宋体" w:cs="宋体" w:hint="eastAsia"/>
               <w:szCs w:val="24"/>
             </w:rPr>
             <w:fldChar w:fldCharType="separate"/>
@@ -2265,7 +2238,7 @@
           </w:r>
           <w:r>
             <w:rPr>
-              <w:rFonts w:hint="eastAsia" w:ascii="宋体" w:hAnsi="宋体" w:eastAsia="宋体" w:cs="宋体"/>
+              <w:rFonts w:ascii="宋体" w:eastAsia="宋体" w:hAnsi="宋体" w:cs="宋体" w:hint="eastAsia"/>
               <w:szCs w:val="24"/>
             </w:rPr>
             <w:fldChar w:fldCharType="end"/>
@@ -2273,7 +2246,7 @@
         </w:p>
         <w:p>
           <w:pPr>
-            <w:pStyle w:val="16"/>
+            <w:pStyle w:val="TOC1"/>
             <w:keepNext w:val="0"/>
             <w:keepLines w:val="0"/>
             <w:pageBreakBefore w:val="0"/>
@@ -2294,21 +2267,21 @@
           </w:pPr>
           <w:r>
             <w:rPr>
-              <w:rFonts w:hint="eastAsia" w:ascii="宋体" w:hAnsi="宋体" w:eastAsia="宋体" w:cs="宋体"/>
+              <w:rFonts w:ascii="宋体" w:eastAsia="宋体" w:hAnsi="宋体" w:cs="宋体" w:hint="eastAsia"/>
               <w:szCs w:val="24"/>
             </w:rPr>
             <w:fldChar w:fldCharType="begin"/>
           </w:r>
           <w:r>
             <w:rPr>
-              <w:rFonts w:hint="eastAsia" w:ascii="宋体" w:hAnsi="宋体" w:eastAsia="宋体" w:cs="宋体"/>
+              <w:rFonts w:ascii="宋体" w:eastAsia="宋体" w:hAnsi="宋体" w:cs="宋体" w:hint="eastAsia"/>
               <w:szCs w:val="24"/>
             </w:rPr>
             <w:instrText xml:space="preserve"> HYPERLINK \l _Toc10460 </w:instrText>
           </w:r>
           <w:r>
             <w:rPr>
-              <w:rFonts w:hint="eastAsia" w:ascii="宋体" w:hAnsi="宋体" w:eastAsia="宋体" w:cs="宋体"/>
+              <w:rFonts w:ascii="宋体" w:eastAsia="宋体" w:hAnsi="宋体" w:cs="宋体" w:hint="eastAsia"/>
               <w:szCs w:val="24"/>
             </w:rPr>
             <w:fldChar w:fldCharType="separate"/>
@@ -2340,7 +2313,7 @@
           </w:r>
           <w:r>
             <w:rPr>
-              <w:rFonts w:hint="eastAsia" w:ascii="宋体" w:hAnsi="宋体" w:eastAsia="宋体" w:cs="宋体"/>
+              <w:rFonts w:ascii="宋体" w:eastAsia="宋体" w:hAnsi="宋体" w:cs="宋体" w:hint="eastAsia"/>
               <w:szCs w:val="24"/>
             </w:rPr>
             <w:fldChar w:fldCharType="end"/>
@@ -2348,7 +2321,7 @@
         </w:p>
         <w:p>
           <w:pPr>
-            <w:pStyle w:val="17"/>
+            <w:pStyle w:val="TOC2"/>
             <w:keepNext w:val="0"/>
             <w:keepLines w:val="0"/>
             <w:pageBreakBefore w:val="0"/>
@@ -2369,21 +2342,21 @@
           </w:pPr>
           <w:r>
             <w:rPr>
-              <w:rFonts w:hint="eastAsia" w:ascii="宋体" w:hAnsi="宋体" w:eastAsia="宋体" w:cs="宋体"/>
+              <w:rFonts w:ascii="宋体" w:eastAsia="宋体" w:hAnsi="宋体" w:cs="宋体" w:hint="eastAsia"/>
               <w:szCs w:val="24"/>
             </w:rPr>
             <w:fldChar w:fldCharType="begin"/>
           </w:r>
           <w:r>
             <w:rPr>
-              <w:rFonts w:hint="eastAsia" w:ascii="宋体" w:hAnsi="宋体" w:eastAsia="宋体" w:cs="宋体"/>
+              <w:rFonts w:ascii="宋体" w:eastAsia="宋体" w:hAnsi="宋体" w:cs="宋体" w:hint="eastAsia"/>
               <w:szCs w:val="24"/>
             </w:rPr>
             <w:instrText xml:space="preserve"> HYPERLINK \l _Toc17118 </w:instrText>
           </w:r>
           <w:r>
             <w:rPr>
-              <w:rFonts w:hint="eastAsia" w:ascii="宋体" w:hAnsi="宋体" w:eastAsia="宋体" w:cs="宋体"/>
+              <w:rFonts w:ascii="宋体" w:eastAsia="宋体" w:hAnsi="宋体" w:cs="宋体" w:hint="eastAsia"/>
               <w:szCs w:val="24"/>
             </w:rPr>
             <w:fldChar w:fldCharType="separate"/>
@@ -2415,7 +2388,7 @@
           </w:r>
           <w:r>
             <w:rPr>
-              <w:rFonts w:hint="eastAsia" w:ascii="宋体" w:hAnsi="宋体" w:eastAsia="宋体" w:cs="宋体"/>
+              <w:rFonts w:ascii="宋体" w:eastAsia="宋体" w:hAnsi="宋体" w:cs="宋体" w:hint="eastAsia"/>
               <w:szCs w:val="24"/>
             </w:rPr>
             <w:fldChar w:fldCharType="end"/>
@@ -2423,7 +2396,7 @@
         </w:p>
         <w:p>
           <w:pPr>
-            <w:pStyle w:val="17"/>
+            <w:pStyle w:val="TOC2"/>
             <w:keepNext w:val="0"/>
             <w:keepLines w:val="0"/>
             <w:pageBreakBefore w:val="0"/>
@@ -2444,21 +2417,21 @@
           </w:pPr>
           <w:r>
             <w:rPr>
-              <w:rFonts w:hint="eastAsia" w:ascii="宋体" w:hAnsi="宋体" w:eastAsia="宋体" w:cs="宋体"/>
+              <w:rFonts w:ascii="宋体" w:eastAsia="宋体" w:hAnsi="宋体" w:cs="宋体" w:hint="eastAsia"/>
               <w:szCs w:val="24"/>
             </w:rPr>
             <w:fldChar w:fldCharType="begin"/>
           </w:r>
           <w:r>
             <w:rPr>
-              <w:rFonts w:hint="eastAsia" w:ascii="宋体" w:hAnsi="宋体" w:eastAsia="宋体" w:cs="宋体"/>
+              <w:rFonts w:ascii="宋体" w:eastAsia="宋体" w:hAnsi="宋体" w:cs="宋体" w:hint="eastAsia"/>
               <w:szCs w:val="24"/>
             </w:rPr>
             <w:instrText xml:space="preserve"> HYPERLINK \l _Toc5989 </w:instrText>
           </w:r>
           <w:r>
             <w:rPr>
-              <w:rFonts w:hint="eastAsia" w:ascii="宋体" w:hAnsi="宋体" w:eastAsia="宋体" w:cs="宋体"/>
+              <w:rFonts w:ascii="宋体" w:eastAsia="宋体" w:hAnsi="宋体" w:cs="宋体" w:hint="eastAsia"/>
               <w:szCs w:val="24"/>
             </w:rPr>
             <w:fldChar w:fldCharType="separate"/>
@@ -2490,7 +2463,7 @@
           </w:r>
           <w:r>
             <w:rPr>
-              <w:rFonts w:hint="eastAsia" w:ascii="宋体" w:hAnsi="宋体" w:eastAsia="宋体" w:cs="宋体"/>
+              <w:rFonts w:ascii="宋体" w:eastAsia="宋体" w:hAnsi="宋体" w:cs="宋体" w:hint="eastAsia"/>
               <w:szCs w:val="24"/>
             </w:rPr>
             <w:fldChar w:fldCharType="end"/>
@@ -2498,7 +2471,7 @@
         </w:p>
         <w:p>
           <w:pPr>
-            <w:pStyle w:val="16"/>
+            <w:pStyle w:val="TOC1"/>
             <w:keepNext w:val="0"/>
             <w:keepLines w:val="0"/>
             <w:pageBreakBefore w:val="0"/>
@@ -2519,21 +2492,21 @@
           </w:pPr>
           <w:r>
             <w:rPr>
-              <w:rFonts w:hint="eastAsia" w:ascii="宋体" w:hAnsi="宋体" w:eastAsia="宋体" w:cs="宋体"/>
+              <w:rFonts w:ascii="宋体" w:eastAsia="宋体" w:hAnsi="宋体" w:cs="宋体" w:hint="eastAsia"/>
               <w:szCs w:val="24"/>
             </w:rPr>
             <w:fldChar w:fldCharType="begin"/>
           </w:r>
           <w:r>
             <w:rPr>
-              <w:rFonts w:hint="eastAsia" w:ascii="宋体" w:hAnsi="宋体" w:eastAsia="宋体" w:cs="宋体"/>
+              <w:rFonts w:ascii="宋体" w:eastAsia="宋体" w:hAnsi="宋体" w:cs="宋体" w:hint="eastAsia"/>
               <w:szCs w:val="24"/>
             </w:rPr>
             <w:instrText xml:space="preserve"> HYPERLINK \l _Toc30491 </w:instrText>
           </w:r>
           <w:r>
             <w:rPr>
-              <w:rFonts w:hint="eastAsia" w:ascii="宋体" w:hAnsi="宋体" w:eastAsia="宋体" w:cs="宋体"/>
+              <w:rFonts w:ascii="宋体" w:eastAsia="宋体" w:hAnsi="宋体" w:cs="宋体" w:hint="eastAsia"/>
               <w:szCs w:val="24"/>
             </w:rPr>
             <w:fldChar w:fldCharType="separate"/>
@@ -2565,7 +2538,7 @@
           </w:r>
           <w:r>
             <w:rPr>
-              <w:rFonts w:hint="eastAsia" w:ascii="宋体" w:hAnsi="宋体" w:eastAsia="宋体" w:cs="宋体"/>
+              <w:rFonts w:ascii="宋体" w:eastAsia="宋体" w:hAnsi="宋体" w:cs="宋体" w:hint="eastAsia"/>
               <w:szCs w:val="24"/>
             </w:rPr>
             <w:fldChar w:fldCharType="end"/>
@@ -2573,7 +2546,7 @@
         </w:p>
         <w:p>
           <w:pPr>
-            <w:pStyle w:val="17"/>
+            <w:pStyle w:val="TOC2"/>
             <w:keepNext w:val="0"/>
             <w:keepLines w:val="0"/>
             <w:pageBreakBefore w:val="0"/>
@@ -2594,21 +2567,21 @@
           </w:pPr>
           <w:r>
             <w:rPr>
-              <w:rFonts w:hint="eastAsia" w:ascii="宋体" w:hAnsi="宋体" w:eastAsia="宋体" w:cs="宋体"/>
+              <w:rFonts w:ascii="宋体" w:eastAsia="宋体" w:hAnsi="宋体" w:cs="宋体" w:hint="eastAsia"/>
               <w:szCs w:val="24"/>
             </w:rPr>
             <w:fldChar w:fldCharType="begin"/>
           </w:r>
           <w:r>
             <w:rPr>
-              <w:rFonts w:hint="eastAsia" w:ascii="宋体" w:hAnsi="宋体" w:eastAsia="宋体" w:cs="宋体"/>
+              <w:rFonts w:ascii="宋体" w:eastAsia="宋体" w:hAnsi="宋体" w:cs="宋体" w:hint="eastAsia"/>
               <w:szCs w:val="24"/>
             </w:rPr>
             <w:instrText xml:space="preserve"> HYPERLINK \l _Toc12617 </w:instrText>
           </w:r>
           <w:r>
             <w:rPr>
-              <w:rFonts w:hint="eastAsia" w:ascii="宋体" w:hAnsi="宋体" w:eastAsia="宋体" w:cs="宋体"/>
+              <w:rFonts w:ascii="宋体" w:eastAsia="宋体" w:hAnsi="宋体" w:cs="宋体" w:hint="eastAsia"/>
               <w:szCs w:val="24"/>
             </w:rPr>
             <w:fldChar w:fldCharType="separate"/>
@@ -2640,7 +2613,7 @@
           </w:r>
           <w:r>
             <w:rPr>
-              <w:rFonts w:hint="eastAsia" w:ascii="宋体" w:hAnsi="宋体" w:eastAsia="宋体" w:cs="宋体"/>
+              <w:rFonts w:ascii="宋体" w:eastAsia="宋体" w:hAnsi="宋体" w:cs="宋体" w:hint="eastAsia"/>
               <w:szCs w:val="24"/>
             </w:rPr>
             <w:fldChar w:fldCharType="end"/>
@@ -2648,7 +2621,7 @@
         </w:p>
         <w:p>
           <w:pPr>
-            <w:pStyle w:val="17"/>
+            <w:pStyle w:val="TOC2"/>
             <w:keepNext w:val="0"/>
             <w:keepLines w:val="0"/>
             <w:pageBreakBefore w:val="0"/>
@@ -2669,21 +2642,21 @@
           </w:pPr>
           <w:r>
             <w:rPr>
-              <w:rFonts w:hint="eastAsia" w:ascii="宋体" w:hAnsi="宋体" w:eastAsia="宋体" w:cs="宋体"/>
+              <w:rFonts w:ascii="宋体" w:eastAsia="宋体" w:hAnsi="宋体" w:cs="宋体" w:hint="eastAsia"/>
               <w:szCs w:val="24"/>
             </w:rPr>
             <w:fldChar w:fldCharType="begin"/>
           </w:r>
           <w:r>
             <w:rPr>
-              <w:rFonts w:hint="eastAsia" w:ascii="宋体" w:hAnsi="宋体" w:eastAsia="宋体" w:cs="宋体"/>
+              <w:rFonts w:ascii="宋体" w:eastAsia="宋体" w:hAnsi="宋体" w:cs="宋体" w:hint="eastAsia"/>
               <w:szCs w:val="24"/>
             </w:rPr>
             <w:instrText xml:space="preserve"> HYPERLINK \l _Toc25405 </w:instrText>
           </w:r>
           <w:r>
             <w:rPr>
-              <w:rFonts w:hint="eastAsia" w:ascii="宋体" w:hAnsi="宋体" w:eastAsia="宋体" w:cs="宋体"/>
+              <w:rFonts w:ascii="宋体" w:eastAsia="宋体" w:hAnsi="宋体" w:cs="宋体" w:hint="eastAsia"/>
               <w:szCs w:val="24"/>
             </w:rPr>
             <w:fldChar w:fldCharType="separate"/>
@@ -2715,7 +2688,7 @@
           </w:r>
           <w:r>
             <w:rPr>
-              <w:rFonts w:hint="eastAsia" w:ascii="宋体" w:hAnsi="宋体" w:eastAsia="宋体" w:cs="宋体"/>
+              <w:rFonts w:ascii="宋体" w:eastAsia="宋体" w:hAnsi="宋体" w:cs="宋体" w:hint="eastAsia"/>
               <w:szCs w:val="24"/>
             </w:rPr>
             <w:fldChar w:fldCharType="end"/>
@@ -2723,7 +2696,7 @@
         </w:p>
         <w:p>
           <w:pPr>
-            <w:pStyle w:val="13"/>
+            <w:pStyle w:val="TOC3"/>
             <w:keepNext w:val="0"/>
             <w:keepLines w:val="0"/>
             <w:pageBreakBefore w:val="0"/>
@@ -2744,21 +2717,21 @@
           </w:pPr>
           <w:r>
             <w:rPr>
-              <w:rFonts w:hint="eastAsia" w:ascii="宋体" w:hAnsi="宋体" w:eastAsia="宋体" w:cs="宋体"/>
+              <w:rFonts w:ascii="宋体" w:eastAsia="宋体" w:hAnsi="宋体" w:cs="宋体" w:hint="eastAsia"/>
               <w:szCs w:val="24"/>
             </w:rPr>
             <w:fldChar w:fldCharType="begin"/>
           </w:r>
           <w:r>
             <w:rPr>
-              <w:rFonts w:hint="eastAsia" w:ascii="宋体" w:hAnsi="宋体" w:eastAsia="宋体" w:cs="宋体"/>
+              <w:rFonts w:ascii="宋体" w:eastAsia="宋体" w:hAnsi="宋体" w:cs="宋体" w:hint="eastAsia"/>
               <w:szCs w:val="24"/>
             </w:rPr>
             <w:instrText xml:space="preserve"> HYPERLINK \l _Toc9877 </w:instrText>
           </w:r>
           <w:r>
             <w:rPr>
-              <w:rFonts w:hint="eastAsia" w:ascii="宋体" w:hAnsi="宋体" w:eastAsia="宋体" w:cs="宋体"/>
+              <w:rFonts w:ascii="宋体" w:eastAsia="宋体" w:hAnsi="宋体" w:cs="宋体" w:hint="eastAsia"/>
               <w:szCs w:val="24"/>
             </w:rPr>
             <w:fldChar w:fldCharType="separate"/>
@@ -2790,7 +2763,7 @@
           </w:r>
           <w:r>
             <w:rPr>
-              <w:rFonts w:hint="eastAsia" w:ascii="宋体" w:hAnsi="宋体" w:eastAsia="宋体" w:cs="宋体"/>
+              <w:rFonts w:ascii="宋体" w:eastAsia="宋体" w:hAnsi="宋体" w:cs="宋体" w:hint="eastAsia"/>
               <w:szCs w:val="24"/>
             </w:rPr>
             <w:fldChar w:fldCharType="end"/>
@@ -2798,7 +2771,7 @@
         </w:p>
         <w:p>
           <w:pPr>
-            <w:pStyle w:val="13"/>
+            <w:pStyle w:val="TOC3"/>
             <w:keepNext w:val="0"/>
             <w:keepLines w:val="0"/>
             <w:pageBreakBefore w:val="0"/>
@@ -2819,21 +2792,21 @@
           </w:pPr>
           <w:r>
             <w:rPr>
-              <w:rFonts w:hint="eastAsia" w:ascii="宋体" w:hAnsi="宋体" w:eastAsia="宋体" w:cs="宋体"/>
+              <w:rFonts w:ascii="宋体" w:eastAsia="宋体" w:hAnsi="宋体" w:cs="宋体" w:hint="eastAsia"/>
               <w:szCs w:val="24"/>
             </w:rPr>
             <w:fldChar w:fldCharType="begin"/>
           </w:r>
           <w:r>
             <w:rPr>
-              <w:rFonts w:hint="eastAsia" w:ascii="宋体" w:hAnsi="宋体" w:eastAsia="宋体" w:cs="宋体"/>
+              <w:rFonts w:ascii="宋体" w:eastAsia="宋体" w:hAnsi="宋体" w:cs="宋体" w:hint="eastAsia"/>
               <w:szCs w:val="24"/>
             </w:rPr>
             <w:instrText xml:space="preserve"> HYPERLINK \l _Toc8420 </w:instrText>
           </w:r>
           <w:r>
             <w:rPr>
-              <w:rFonts w:hint="eastAsia" w:ascii="宋体" w:hAnsi="宋体" w:eastAsia="宋体" w:cs="宋体"/>
+              <w:rFonts w:ascii="宋体" w:eastAsia="宋体" w:hAnsi="宋体" w:cs="宋体" w:hint="eastAsia"/>
               <w:szCs w:val="24"/>
             </w:rPr>
             <w:fldChar w:fldCharType="separate"/>
@@ -2865,7 +2838,7 @@
           </w:r>
           <w:r>
             <w:rPr>
-              <w:rFonts w:hint="eastAsia" w:ascii="宋体" w:hAnsi="宋体" w:eastAsia="宋体" w:cs="宋体"/>
+              <w:rFonts w:ascii="宋体" w:eastAsia="宋体" w:hAnsi="宋体" w:cs="宋体" w:hint="eastAsia"/>
               <w:szCs w:val="24"/>
             </w:rPr>
             <w:fldChar w:fldCharType="end"/>
@@ -2873,7 +2846,7 @@
         </w:p>
         <w:p>
           <w:pPr>
-            <w:pStyle w:val="13"/>
+            <w:pStyle w:val="TOC3"/>
             <w:keepNext w:val="0"/>
             <w:keepLines w:val="0"/>
             <w:pageBreakBefore w:val="0"/>
@@ -2894,21 +2867,21 @@
           </w:pPr>
           <w:r>
             <w:rPr>
-              <w:rFonts w:hint="eastAsia" w:ascii="宋体" w:hAnsi="宋体" w:eastAsia="宋体" w:cs="宋体"/>
+              <w:rFonts w:ascii="宋体" w:eastAsia="宋体" w:hAnsi="宋体" w:cs="宋体" w:hint="eastAsia"/>
               <w:szCs w:val="24"/>
             </w:rPr>
             <w:fldChar w:fldCharType="begin"/>
           </w:r>
           <w:r>
             <w:rPr>
-              <w:rFonts w:hint="eastAsia" w:ascii="宋体" w:hAnsi="宋体" w:eastAsia="宋体" w:cs="宋体"/>
+              <w:rFonts w:ascii="宋体" w:eastAsia="宋体" w:hAnsi="宋体" w:cs="宋体" w:hint="eastAsia"/>
               <w:szCs w:val="24"/>
             </w:rPr>
             <w:instrText xml:space="preserve"> HYPERLINK \l _Toc13603 </w:instrText>
           </w:r>
           <w:r>
             <w:rPr>
-              <w:rFonts w:hint="eastAsia" w:ascii="宋体" w:hAnsi="宋体" w:eastAsia="宋体" w:cs="宋体"/>
+              <w:rFonts w:ascii="宋体" w:eastAsia="宋体" w:hAnsi="宋体" w:cs="宋体" w:hint="eastAsia"/>
               <w:szCs w:val="24"/>
             </w:rPr>
             <w:fldChar w:fldCharType="separate"/>
@@ -2940,7 +2913,7 @@
           </w:r>
           <w:r>
             <w:rPr>
-              <w:rFonts w:hint="eastAsia" w:ascii="宋体" w:hAnsi="宋体" w:eastAsia="宋体" w:cs="宋体"/>
+              <w:rFonts w:ascii="宋体" w:eastAsia="宋体" w:hAnsi="宋体" w:cs="宋体" w:hint="eastAsia"/>
               <w:szCs w:val="24"/>
             </w:rPr>
             <w:fldChar w:fldCharType="end"/>
@@ -2948,7 +2921,7 @@
         </w:p>
         <w:p>
           <w:pPr>
-            <w:pStyle w:val="16"/>
+            <w:pStyle w:val="TOC1"/>
             <w:keepNext w:val="0"/>
             <w:keepLines w:val="0"/>
             <w:pageBreakBefore w:val="0"/>
@@ -2969,21 +2942,21 @@
           </w:pPr>
           <w:r>
             <w:rPr>
-              <w:rFonts w:hint="eastAsia" w:ascii="宋体" w:hAnsi="宋体" w:eastAsia="宋体" w:cs="宋体"/>
+              <w:rFonts w:ascii="宋体" w:eastAsia="宋体" w:hAnsi="宋体" w:cs="宋体" w:hint="eastAsia"/>
               <w:szCs w:val="24"/>
             </w:rPr>
             <w:fldChar w:fldCharType="begin"/>
           </w:r>
           <w:r>
             <w:rPr>
-              <w:rFonts w:hint="eastAsia" w:ascii="宋体" w:hAnsi="宋体" w:eastAsia="宋体" w:cs="宋体"/>
+              <w:rFonts w:ascii="宋体" w:eastAsia="宋体" w:hAnsi="宋体" w:cs="宋体" w:hint="eastAsia"/>
               <w:szCs w:val="24"/>
             </w:rPr>
             <w:instrText xml:space="preserve"> HYPERLINK \l _Toc15950 </w:instrText>
           </w:r>
           <w:r>
             <w:rPr>
-              <w:rFonts w:hint="eastAsia" w:ascii="宋体" w:hAnsi="宋体" w:eastAsia="宋体" w:cs="宋体"/>
+              <w:rFonts w:ascii="宋体" w:eastAsia="宋体" w:hAnsi="宋体" w:cs="宋体" w:hint="eastAsia"/>
               <w:szCs w:val="24"/>
             </w:rPr>
             <w:fldChar w:fldCharType="separate"/>
@@ -3015,7 +2988,7 @@
           </w:r>
           <w:r>
             <w:rPr>
-              <w:rFonts w:hint="eastAsia" w:ascii="宋体" w:hAnsi="宋体" w:eastAsia="宋体" w:cs="宋体"/>
+              <w:rFonts w:ascii="宋体" w:eastAsia="宋体" w:hAnsi="宋体" w:cs="宋体" w:hint="eastAsia"/>
               <w:szCs w:val="24"/>
             </w:rPr>
             <w:fldChar w:fldCharType="end"/>
@@ -3023,7 +2996,7 @@
         </w:p>
         <w:p>
           <w:pPr>
-            <w:pStyle w:val="16"/>
+            <w:pStyle w:val="TOC1"/>
             <w:keepNext w:val="0"/>
             <w:keepLines w:val="0"/>
             <w:pageBreakBefore w:val="0"/>
@@ -3044,21 +3017,21 @@
           </w:pPr>
           <w:r>
             <w:rPr>
-              <w:rFonts w:hint="eastAsia" w:ascii="宋体" w:hAnsi="宋体" w:eastAsia="宋体" w:cs="宋体"/>
+              <w:rFonts w:ascii="宋体" w:eastAsia="宋体" w:hAnsi="宋体" w:cs="宋体" w:hint="eastAsia"/>
               <w:szCs w:val="24"/>
             </w:rPr>
             <w:fldChar w:fldCharType="begin"/>
           </w:r>
           <w:r>
             <w:rPr>
-              <w:rFonts w:hint="eastAsia" w:ascii="宋体" w:hAnsi="宋体" w:eastAsia="宋体" w:cs="宋体"/>
+              <w:rFonts w:ascii="宋体" w:eastAsia="宋体" w:hAnsi="宋体" w:cs="宋体" w:hint="eastAsia"/>
               <w:szCs w:val="24"/>
             </w:rPr>
             <w:instrText xml:space="preserve"> HYPERLINK \l _Toc8899 </w:instrText>
           </w:r>
           <w:r>
             <w:rPr>
-              <w:rFonts w:hint="eastAsia" w:ascii="宋体" w:hAnsi="宋体" w:eastAsia="宋体" w:cs="宋体"/>
+              <w:rFonts w:ascii="宋体" w:eastAsia="宋体" w:hAnsi="宋体" w:cs="宋体" w:hint="eastAsia"/>
               <w:szCs w:val="24"/>
             </w:rPr>
             <w:fldChar w:fldCharType="separate"/>
@@ -3090,7 +3063,7 @@
           </w:r>
           <w:r>
             <w:rPr>
-              <w:rFonts w:hint="eastAsia" w:ascii="宋体" w:hAnsi="宋体" w:eastAsia="宋体" w:cs="宋体"/>
+              <w:rFonts w:ascii="宋体" w:eastAsia="宋体" w:hAnsi="宋体" w:cs="宋体" w:hint="eastAsia"/>
               <w:szCs w:val="24"/>
             </w:rPr>
             <w:fldChar w:fldCharType="end"/>
@@ -3098,7 +3071,7 @@
         </w:p>
         <w:p>
           <w:pPr>
-            <w:pStyle w:val="16"/>
+            <w:pStyle w:val="TOC1"/>
             <w:keepNext w:val="0"/>
             <w:keepLines w:val="0"/>
             <w:pageBreakBefore w:val="0"/>
@@ -3119,21 +3092,21 @@
           </w:pPr>
           <w:r>
             <w:rPr>
-              <w:rFonts w:hint="eastAsia" w:ascii="宋体" w:hAnsi="宋体" w:eastAsia="宋体" w:cs="宋体"/>
+              <w:rFonts w:ascii="宋体" w:eastAsia="宋体" w:hAnsi="宋体" w:cs="宋体" w:hint="eastAsia"/>
               <w:szCs w:val="24"/>
             </w:rPr>
             <w:fldChar w:fldCharType="begin"/>
           </w:r>
           <w:r>
             <w:rPr>
-              <w:rFonts w:hint="eastAsia" w:ascii="宋体" w:hAnsi="宋体" w:eastAsia="宋体" w:cs="宋体"/>
+              <w:rFonts w:ascii="宋体" w:eastAsia="宋体" w:hAnsi="宋体" w:cs="宋体" w:hint="eastAsia"/>
               <w:szCs w:val="24"/>
             </w:rPr>
             <w:instrText xml:space="preserve"> HYPERLINK \l _Toc16500 </w:instrText>
           </w:r>
           <w:r>
             <w:rPr>
-              <w:rFonts w:hint="eastAsia" w:ascii="宋体" w:hAnsi="宋体" w:eastAsia="宋体" w:cs="宋体"/>
+              <w:rFonts w:ascii="宋体" w:eastAsia="宋体" w:hAnsi="宋体" w:cs="宋体" w:hint="eastAsia"/>
               <w:szCs w:val="24"/>
             </w:rPr>
             <w:fldChar w:fldCharType="separate"/>
@@ -3165,7 +3138,7 @@
           </w:r>
           <w:r>
             <w:rPr>
-              <w:rFonts w:hint="eastAsia" w:ascii="宋体" w:hAnsi="宋体" w:eastAsia="宋体" w:cs="宋体"/>
+              <w:rFonts w:ascii="宋体" w:eastAsia="宋体" w:hAnsi="宋体" w:cs="宋体" w:hint="eastAsia"/>
               <w:szCs w:val="24"/>
             </w:rPr>
             <w:fldChar w:fldCharType="end"/>
@@ -3173,7 +3146,7 @@
         </w:p>
         <w:p>
           <w:pPr>
-            <w:pStyle w:val="17"/>
+            <w:pStyle w:val="TOC2"/>
             <w:keepNext w:val="0"/>
             <w:keepLines w:val="0"/>
             <w:pageBreakBefore w:val="0"/>
@@ -3194,21 +3167,21 @@
           </w:pPr>
           <w:r>
             <w:rPr>
-              <w:rFonts w:hint="eastAsia" w:ascii="宋体" w:hAnsi="宋体" w:eastAsia="宋体" w:cs="宋体"/>
+              <w:rFonts w:ascii="宋体" w:eastAsia="宋体" w:hAnsi="宋体" w:cs="宋体" w:hint="eastAsia"/>
               <w:szCs w:val="24"/>
             </w:rPr>
             <w:fldChar w:fldCharType="begin"/>
           </w:r>
           <w:r>
             <w:rPr>
-              <w:rFonts w:hint="eastAsia" w:ascii="宋体" w:hAnsi="宋体" w:eastAsia="宋体" w:cs="宋体"/>
+              <w:rFonts w:ascii="宋体" w:eastAsia="宋体" w:hAnsi="宋体" w:cs="宋体" w:hint="eastAsia"/>
               <w:szCs w:val="24"/>
             </w:rPr>
             <w:instrText xml:space="preserve"> HYPERLINK \l _Toc25959 </w:instrText>
           </w:r>
           <w:r>
             <w:rPr>
-              <w:rFonts w:hint="eastAsia" w:ascii="宋体" w:hAnsi="宋体" w:eastAsia="宋体" w:cs="宋体"/>
+              <w:rFonts w:ascii="宋体" w:eastAsia="宋体" w:hAnsi="宋体" w:cs="宋体" w:hint="eastAsia"/>
               <w:szCs w:val="24"/>
             </w:rPr>
             <w:fldChar w:fldCharType="separate"/>
@@ -3240,7 +3213,7 @@
           </w:r>
           <w:r>
             <w:rPr>
-              <w:rFonts w:hint="eastAsia" w:ascii="宋体" w:hAnsi="宋体" w:eastAsia="宋体" w:cs="宋体"/>
+              <w:rFonts w:ascii="宋体" w:eastAsia="宋体" w:hAnsi="宋体" w:cs="宋体" w:hint="eastAsia"/>
               <w:szCs w:val="24"/>
             </w:rPr>
             <w:fldChar w:fldCharType="end"/>
@@ -3248,7 +3221,7 @@
         </w:p>
         <w:p>
           <w:pPr>
-            <w:pStyle w:val="17"/>
+            <w:pStyle w:val="TOC2"/>
             <w:keepNext w:val="0"/>
             <w:keepLines w:val="0"/>
             <w:pageBreakBefore w:val="0"/>
@@ -3269,21 +3242,21 @@
           </w:pPr>
           <w:r>
             <w:rPr>
-              <w:rFonts w:hint="eastAsia" w:ascii="宋体" w:hAnsi="宋体" w:eastAsia="宋体" w:cs="宋体"/>
+              <w:rFonts w:ascii="宋体" w:eastAsia="宋体" w:hAnsi="宋体" w:cs="宋体" w:hint="eastAsia"/>
               <w:szCs w:val="24"/>
             </w:rPr>
             <w:fldChar w:fldCharType="begin"/>
           </w:r>
           <w:r>
             <w:rPr>
-              <w:rFonts w:hint="eastAsia" w:ascii="宋体" w:hAnsi="宋体" w:eastAsia="宋体" w:cs="宋体"/>
+              <w:rFonts w:ascii="宋体" w:eastAsia="宋体" w:hAnsi="宋体" w:cs="宋体" w:hint="eastAsia"/>
               <w:szCs w:val="24"/>
             </w:rPr>
             <w:instrText xml:space="preserve"> HYPERLINK \l _Toc7914 </w:instrText>
           </w:r>
           <w:r>
             <w:rPr>
-              <w:rFonts w:hint="eastAsia" w:ascii="宋体" w:hAnsi="宋体" w:eastAsia="宋体" w:cs="宋体"/>
+              <w:rFonts w:ascii="宋体" w:eastAsia="宋体" w:hAnsi="宋体" w:cs="宋体" w:hint="eastAsia"/>
               <w:szCs w:val="24"/>
             </w:rPr>
             <w:fldChar w:fldCharType="separate"/>
@@ -3315,7 +3288,7 @@
           </w:r>
           <w:r>
             <w:rPr>
-              <w:rFonts w:hint="eastAsia" w:ascii="宋体" w:hAnsi="宋体" w:eastAsia="宋体" w:cs="宋体"/>
+              <w:rFonts w:ascii="宋体" w:eastAsia="宋体" w:hAnsi="宋体" w:cs="宋体" w:hint="eastAsia"/>
               <w:szCs w:val="24"/>
             </w:rPr>
             <w:fldChar w:fldCharType="end"/>
@@ -3323,7 +3296,7 @@
         </w:p>
         <w:p>
           <w:pPr>
-            <w:pStyle w:val="16"/>
+            <w:pStyle w:val="TOC1"/>
             <w:keepNext w:val="0"/>
             <w:keepLines w:val="0"/>
             <w:pageBreakBefore w:val="0"/>
@@ -3344,21 +3317,21 @@
           </w:pPr>
           <w:r>
             <w:rPr>
-              <w:rFonts w:hint="eastAsia" w:ascii="宋体" w:hAnsi="宋体" w:eastAsia="宋体" w:cs="宋体"/>
+              <w:rFonts w:ascii="宋体" w:eastAsia="宋体" w:hAnsi="宋体" w:cs="宋体" w:hint="eastAsia"/>
               <w:szCs w:val="24"/>
             </w:rPr>
             <w:fldChar w:fldCharType="begin"/>
           </w:r>
           <w:r>
             <w:rPr>
-              <w:rFonts w:hint="eastAsia" w:ascii="宋体" w:hAnsi="宋体" w:eastAsia="宋体" w:cs="宋体"/>
+              <w:rFonts w:ascii="宋体" w:eastAsia="宋体" w:hAnsi="宋体" w:cs="宋体" w:hint="eastAsia"/>
               <w:szCs w:val="24"/>
             </w:rPr>
             <w:instrText xml:space="preserve"> HYPERLINK \l _Toc20982 </w:instrText>
           </w:r>
           <w:r>
             <w:rPr>
-              <w:rFonts w:hint="eastAsia" w:ascii="宋体" w:hAnsi="宋体" w:eastAsia="宋体" w:cs="宋体"/>
+              <w:rFonts w:ascii="宋体" w:eastAsia="宋体" w:hAnsi="宋体" w:cs="宋体" w:hint="eastAsia"/>
               <w:szCs w:val="24"/>
             </w:rPr>
             <w:fldChar w:fldCharType="separate"/>
@@ -3390,7 +3363,7 @@
           </w:r>
           <w:r>
             <w:rPr>
-              <w:rFonts w:hint="eastAsia" w:ascii="宋体" w:hAnsi="宋体" w:eastAsia="宋体" w:cs="宋体"/>
+              <w:rFonts w:ascii="宋体" w:eastAsia="宋体" w:hAnsi="宋体" w:cs="宋体" w:hint="eastAsia"/>
               <w:szCs w:val="24"/>
             </w:rPr>
             <w:fldChar w:fldCharType="end"/>
@@ -3413,7 +3386,7 @@
             <w:snapToGrid w:val="0"/>
             <w:textAlignment w:val="baseline"/>
             <w:rPr>
-              <w:rFonts w:hint="eastAsia" w:ascii="宋体" w:hAnsi="宋体" w:eastAsia="宋体" w:cs="宋体"/>
+              <w:rFonts w:ascii="宋体" w:eastAsia="宋体" w:hAnsi="宋体" w:cs="宋体" w:hint="eastAsia"/>
               <w:snapToGrid w:val="0"/>
               <w:color w:val="000000"/>
               <w:kern w:val="0"/>
@@ -3424,7 +3397,7 @@
           </w:pPr>
           <w:r>
             <w:rPr>
-              <w:rFonts w:hint="eastAsia" w:ascii="宋体" w:hAnsi="宋体" w:eastAsia="宋体" w:cs="宋体"/>
+              <w:rFonts w:ascii="宋体" w:eastAsia="宋体" w:hAnsi="宋体" w:cs="宋体" w:hint="eastAsia"/>
               <w:szCs w:val="24"/>
             </w:rPr>
             <w:fldChar w:fldCharType="end"/>
@@ -3449,7 +3422,7 @@
         <w:snapToGrid w:val="0"/>
         <w:textAlignment w:val="baseline"/>
         <w:rPr>
-          <w:rFonts w:ascii="Arial" w:hAnsi="Arial" w:eastAsia="Arial" w:cs="Arial"/>
+          <w:rFonts w:ascii="Arial" w:eastAsia="Arial" w:hAnsi="Arial" w:cs="Arial"/>
           <w:snapToGrid w:val="0"/>
           <w:color w:val="000000"/>
           <w:kern w:val="0"/>
@@ -3460,7 +3433,7 @@
       </w:pPr>
       <w:r>
         <w:rPr>
-          <w:rFonts w:ascii="Arial" w:hAnsi="Arial" w:eastAsia="Arial" w:cs="Arial"/>
+          <w:rFonts w:ascii="Arial" w:eastAsia="Arial" w:hAnsi="Arial" w:cs="Arial"/>
           <w:snapToGrid w:val="0"/>
           <w:color w:val="000000"/>
           <w:kern w:val="0"/>
@@ -3473,7 +3446,7 @@
     </w:p>
     <w:p>
       <w:pPr>
-        <w:pStyle w:val="29"/>
+        <w:pStyle w:val="a1"/>
         <w:keepNext w:val="0"/>
         <w:keepLines w:val="0"/>
         <w:pageBreakBefore w:val="0"/>
@@ -3510,7 +3483,7 @@
     </w:p>
     <w:p>
       <w:pPr>
-        <w:pStyle w:val="28"/>
+        <w:pStyle w:val="1"/>
         <w:keepNext w:val="0"/>
         <w:keepLines w:val="0"/>
         <w:pageBreakBefore w:val="0"/>
@@ -3530,7 +3503,7 @@
           <w:lang w:val="en-US" w:eastAsia="zh-CN"/>
         </w:rPr>
       </w:pPr>
-      <w:bookmarkStart w:id="2" w:name="_Toc10460"/>
+      <w:bookmarkStart w:id="3" w:name="_Toc10460"/>
       <w:r>
         <w:rPr>
           <w:rFonts w:hint="default"/>
@@ -3538,11 +3511,11 @@
         </w:rPr>
         <w:t>管理体系建设与职责落实情况</w:t>
       </w:r>
-      <w:bookmarkEnd w:id="2"/>
+      <w:bookmarkEnd w:id="3"/>
     </w:p>
     <w:p>
       <w:pPr>
-        <w:pStyle w:val="30"/>
+        <w:pStyle w:val="2"/>
         <w:keepNext w:val="0"/>
         <w:keepLines w:val="0"/>
         <w:pageBreakBefore w:val="0"/>
@@ -3562,7 +3535,7 @@
           <w:lang w:val="en-US" w:eastAsia="zh-CN"/>
         </w:rPr>
       </w:pPr>
-      <w:bookmarkStart w:id="3" w:name="_Toc17118"/>
+      <w:bookmarkStart w:id="4" w:name="_Toc17118"/>
       <w:r>
         <w:rPr>
           <w:rFonts w:hint="default"/>
@@ -3570,11 +3543,11 @@
         </w:rPr>
         <w:t>制度落地与规范明确</w:t>
       </w:r>
-      <w:bookmarkEnd w:id="3"/>
+      <w:bookmarkEnd w:id="4"/>
     </w:p>
     <w:p>
       <w:pPr>
-        <w:pStyle w:val="29"/>
+        <w:pStyle w:val="a1"/>
         <w:keepNext w:val="0"/>
         <w:keepLines w:val="0"/>
         <w:pageBreakBefore w:val="0"/>
@@ -3604,7 +3577,7 @@
     </w:p>
     <w:p>
       <w:pPr>
-        <w:pStyle w:val="30"/>
+        <w:pStyle w:val="2"/>
         <w:keepNext w:val="0"/>
         <w:keepLines w:val="0"/>
         <w:pageBreakBefore w:val="0"/>
@@ -3624,7 +3597,7 @@
           <w:lang w:val="en-US" w:eastAsia="zh-CN"/>
         </w:rPr>
       </w:pPr>
-      <w:bookmarkStart w:id="4" w:name="_Toc5989"/>
+      <w:bookmarkStart w:id="5" w:name="_Toc5989"/>
       <w:r>
         <w:rPr>
           <w:rFonts w:hint="default"/>
@@ -3632,11 +3605,11 @@
         </w:rPr>
         <w:t>跨部门职责协同机制建立</w:t>
       </w:r>
-      <w:bookmarkEnd w:id="4"/>
+      <w:bookmarkEnd w:id="5"/>
     </w:p>
     <w:p>
       <w:pPr>
-        <w:pStyle w:val="29"/>
+        <w:pStyle w:val="a1"/>
         <w:keepNext w:val="0"/>
         <w:keepLines w:val="0"/>
         <w:pageBreakBefore w:val="0"/>
@@ -3666,7 +3639,7 @@
     </w:p>
     <w:p>
       <w:pPr>
-        <w:pStyle w:val="29"/>
+        <w:pStyle w:val="a1"/>
         <w:keepNext w:val="0"/>
         <w:keepLines w:val="0"/>
         <w:pageBreakBefore w:val="0"/>
@@ -3696,7 +3669,7 @@
     </w:p>
     <w:p>
       <w:pPr>
-        <w:pStyle w:val="29"/>
+        <w:pStyle w:val="a1"/>
         <w:keepNext w:val="0"/>
         <w:keepLines w:val="0"/>
         <w:pageBreakBefore w:val="0"/>
@@ -3726,7 +3699,7 @@
     </w:p>
     <w:p>
       <w:pPr>
-        <w:pStyle w:val="28"/>
+        <w:pStyle w:val="1"/>
         <w:keepNext w:val="0"/>
         <w:keepLines w:val="0"/>
         <w:pageBreakBefore w:val="0"/>
@@ -3746,7 +3719,7 @@
           <w:lang w:val="en-US" w:eastAsia="zh-CN"/>
         </w:rPr>
       </w:pPr>
-      <w:bookmarkStart w:id="5" w:name="_Toc30491"/>
+      <w:bookmarkStart w:id="6" w:name="_Toc30491"/>
       <w:r>
         <w:rPr>
           <w:rFonts w:hint="default"/>
@@ -3754,11 +3727,11 @@
         </w:rPr>
         <w:t>最终软件库运行机制与实施情况</w:t>
       </w:r>
-      <w:bookmarkEnd w:id="5"/>
+      <w:bookmarkEnd w:id="6"/>
     </w:p>
     <w:p>
       <w:pPr>
-        <w:pStyle w:val="30"/>
+        <w:pStyle w:val="2"/>
         <w:keepNext w:val="0"/>
         <w:keepLines w:val="0"/>
         <w:pageBreakBefore w:val="0"/>
@@ -3778,7 +3751,7 @@
           <w:lang w:val="en-US" w:eastAsia="zh-CN"/>
         </w:rPr>
       </w:pPr>
-      <w:bookmarkStart w:id="6" w:name="_Toc12617"/>
+      <w:bookmarkStart w:id="7" w:name="_Toc12617"/>
       <w:r>
         <w:rPr>
           <w:rFonts w:hint="default"/>
@@ -3786,11 +3759,11 @@
         </w:rPr>
         <w:t>库体建设与分类存储</w:t>
       </w:r>
-      <w:bookmarkEnd w:id="6"/>
+      <w:bookmarkEnd w:id="7"/>
     </w:p>
     <w:p>
       <w:pPr>
-        <w:pStyle w:val="29"/>
+        <w:pStyle w:val="a1"/>
         <w:keepNext w:val="0"/>
         <w:keepLines w:val="0"/>
         <w:pageBreakBefore w:val="0"/>
@@ -3820,7 +3793,7 @@
     </w:p>
     <w:p>
       <w:pPr>
-        <w:pStyle w:val="30"/>
+        <w:pStyle w:val="2"/>
         <w:keepNext w:val="0"/>
         <w:keepLines w:val="0"/>
         <w:pageBreakBefore w:val="0"/>
@@ -3840,7 +3813,7 @@
           <w:lang w:val="en-US" w:eastAsia="zh-CN"/>
         </w:rPr>
       </w:pPr>
-      <w:bookmarkStart w:id="7" w:name="_Toc25405"/>
+      <w:bookmarkStart w:id="8" w:name="_Toc25405"/>
       <w:r>
         <w:rPr>
           <w:rFonts w:hint="default"/>
@@ -3848,11 +3821,11 @@
         </w:rPr>
         <w:t>核心流程闭环执行</w:t>
       </w:r>
-      <w:bookmarkEnd w:id="7"/>
+      <w:bookmarkEnd w:id="8"/>
     </w:p>
     <w:p>
       <w:pPr>
-        <w:pStyle w:val="31"/>
+        <w:pStyle w:val="3"/>
         <w:keepNext w:val="0"/>
         <w:keepLines w:val="0"/>
         <w:pageBreakBefore w:val="0"/>
@@ -3872,7 +3845,7 @@
           <w:lang w:val="en-US" w:eastAsia="zh-CN"/>
         </w:rPr>
       </w:pPr>
-      <w:bookmarkStart w:id="8" w:name="_Toc9877"/>
+      <w:bookmarkStart w:id="9" w:name="_Toc9877"/>
       <w:r>
         <w:rPr>
           <w:rFonts w:hint="default"/>
@@ -3880,11 +3853,11 @@
         </w:rPr>
         <w:t>软件入库流程</w:t>
       </w:r>
-      <w:bookmarkEnd w:id="8"/>
+      <w:bookmarkEnd w:id="9"/>
     </w:p>
     <w:p>
       <w:pPr>
-        <w:pStyle w:val="29"/>
+        <w:pStyle w:val="a1"/>
         <w:keepNext w:val="0"/>
         <w:keepLines w:val="0"/>
         <w:pageBreakBefore w:val="0"/>
@@ -3942,7 +3915,7 @@
     </w:p>
     <w:p>
       <w:pPr>
-        <w:pStyle w:val="31"/>
+        <w:pStyle w:val="3"/>
         <w:keepNext w:val="0"/>
         <w:keepLines w:val="0"/>
         <w:pageBreakBefore w:val="0"/>
@@ -3962,7 +3935,7 @@
           <w:lang w:val="en-US" w:eastAsia="zh-CN"/>
         </w:rPr>
       </w:pPr>
-      <w:bookmarkStart w:id="9" w:name="_Toc8420"/>
+      <w:bookmarkStart w:id="10" w:name="_Toc8420"/>
       <w:r>
         <w:rPr>
           <w:rFonts w:hint="default"/>
@@ -3970,11 +3943,11 @@
         </w:rPr>
         <w:t>软件出库与发布控制</w:t>
       </w:r>
-      <w:bookmarkEnd w:id="9"/>
+      <w:bookmarkEnd w:id="10"/>
     </w:p>
     <w:p>
       <w:pPr>
-        <w:pStyle w:val="29"/>
+        <w:pStyle w:val="a1"/>
         <w:keepNext w:val="0"/>
         <w:keepLines w:val="0"/>
         <w:pageBreakBefore w:val="0"/>
@@ -4004,7 +3977,7 @@
     </w:p>
     <w:p>
       <w:pPr>
-        <w:pStyle w:val="29"/>
+        <w:pStyle w:val="a1"/>
         <w:keepNext w:val="0"/>
         <w:keepLines w:val="0"/>
         <w:pageBreakBefore w:val="0"/>
@@ -4034,7 +4007,7 @@
     </w:p>
     <w:p>
       <w:pPr>
-        <w:pStyle w:val="31"/>
+        <w:pStyle w:val="3"/>
         <w:keepNext w:val="0"/>
         <w:keepLines w:val="0"/>
         <w:pageBreakBefore w:val="0"/>
@@ -4054,7 +4027,7 @@
           <w:lang w:val="en-US" w:eastAsia="zh-CN"/>
         </w:rPr>
       </w:pPr>
-      <w:bookmarkStart w:id="10" w:name="_Toc13603"/>
+      <w:bookmarkStart w:id="11" w:name="_Toc13603"/>
       <w:r>
         <w:rPr>
           <w:rFonts w:hint="default"/>
@@ -4062,11 +4035,11 @@
         </w:rPr>
         <w:t>安全与访问控制</w:t>
       </w:r>
-      <w:bookmarkEnd w:id="10"/>
+      <w:bookmarkEnd w:id="11"/>
     </w:p>
     <w:p>
       <w:pPr>
-        <w:pStyle w:val="29"/>
+        <w:pStyle w:val="a1"/>
         <w:keepNext w:val="0"/>
         <w:keepLines w:val="0"/>
         <w:pageBreakBefore w:val="0"/>
@@ -4096,7 +4069,7 @@
     </w:p>
     <w:p>
       <w:pPr>
-        <w:pStyle w:val="29"/>
+        <w:pStyle w:val="a1"/>
         <w:keepNext w:val="0"/>
         <w:keepLines w:val="0"/>
         <w:pageBreakBefore w:val="0"/>
@@ -4126,7 +4099,7 @@
     </w:p>
     <w:p>
       <w:pPr>
-        <w:pStyle w:val="28"/>
+        <w:pStyle w:val="1"/>
         <w:keepNext w:val="0"/>
         <w:keepLines w:val="0"/>
         <w:pageBreakBefore w:val="0"/>
@@ -4146,7 +4119,7 @@
           <w:lang w:val="en-US" w:eastAsia="zh-CN"/>
         </w:rPr>
       </w:pPr>
-      <w:bookmarkStart w:id="11" w:name="_Toc15950"/>
+      <w:bookmarkStart w:id="12" w:name="_Toc15950"/>
       <w:r>
         <w:rPr>
           <w:rFonts w:hint="default"/>
@@ -4154,11 +4127,11 @@
         </w:rPr>
         <w:t>考核指标达成与审计改进情况</w:t>
       </w:r>
-      <w:bookmarkEnd w:id="11"/>
+      <w:bookmarkEnd w:id="12"/>
     </w:p>
     <w:p>
       <w:pPr>
-        <w:pStyle w:val="29"/>
+        <w:pStyle w:val="a1"/>
         <w:keepNext w:val="0"/>
         <w:keepLines w:val="0"/>
         <w:pageBreakBefore w:val="0"/>
@@ -4188,7 +4161,7 @@
     </w:p>
     <w:p>
       <w:pPr>
-        <w:pStyle w:val="29"/>
+        <w:pStyle w:val="a1"/>
         <w:keepNext w:val="0"/>
         <w:keepLines w:val="0"/>
         <w:pageBreakBefore w:val="0"/>
@@ -4218,7 +4191,7 @@
     </w:p>
     <w:p>
       <w:pPr>
-        <w:pStyle w:val="29"/>
+        <w:pStyle w:val="a1"/>
         <w:keepNext w:val="0"/>
         <w:keepLines w:val="0"/>
         <w:pageBreakBefore w:val="0"/>
@@ -4269,7 +4242,7 @@
     </w:p>
     <w:p>
       <w:pPr>
-        <w:pStyle w:val="29"/>
+        <w:pStyle w:val="a1"/>
         <w:keepNext w:val="0"/>
         <w:keepLines w:val="0"/>
         <w:pageBreakBefore w:val="0"/>
@@ -4287,7 +4260,7 @@
         <w:bidi w:val="0"/>
         <w:adjustRightInd w:val="0"/>
         <w:snapToGrid w:val="0"/>
-        <w:ind w:left="425" w:leftChars="0" w:hanging="425" w:firstLineChars="0"/>
+        <w:ind w:left="425" w:hanging="425" w:leftChars="0" w:firstLineChars="0"/>
         <w:textAlignment w:val="baseline"/>
         <w:rPr>
           <w:rFonts w:hint="default"/>
@@ -4304,7 +4277,7 @@
     </w:p>
     <w:p>
       <w:pPr>
-        <w:pStyle w:val="29"/>
+        <w:pStyle w:val="a1"/>
         <w:keepNext w:val="0"/>
         <w:keepLines w:val="0"/>
         <w:pageBreakBefore w:val="0"/>
@@ -4322,7 +4295,7 @@
         <w:bidi w:val="0"/>
         <w:adjustRightInd w:val="0"/>
         <w:snapToGrid w:val="0"/>
-        <w:ind w:left="425" w:leftChars="0" w:hanging="425" w:firstLineChars="0"/>
+        <w:ind w:left="425" w:hanging="425" w:leftChars="0" w:firstLineChars="0"/>
         <w:textAlignment w:val="baseline"/>
         <w:rPr>
           <w:rFonts w:hint="default"/>
@@ -4339,7 +4312,7 @@
     </w:p>
     <w:p>
       <w:pPr>
-        <w:pStyle w:val="29"/>
+        <w:pStyle w:val="a1"/>
         <w:keepNext w:val="0"/>
         <w:keepLines w:val="0"/>
         <w:pageBreakBefore w:val="0"/>
@@ -4357,7 +4330,7 @@
         <w:bidi w:val="0"/>
         <w:adjustRightInd w:val="0"/>
         <w:snapToGrid w:val="0"/>
-        <w:ind w:left="425" w:leftChars="0" w:hanging="425" w:firstLineChars="0"/>
+        <w:ind w:left="425" w:hanging="425" w:leftChars="0" w:firstLineChars="0"/>
         <w:textAlignment w:val="baseline"/>
         <w:rPr>
           <w:rFonts w:hint="default"/>
@@ -4374,7 +4347,7 @@
     </w:p>
     <w:p>
       <w:pPr>
-        <w:pStyle w:val="29"/>
+        <w:pStyle w:val="a1"/>
         <w:keepNext w:val="0"/>
         <w:keepLines w:val="0"/>
         <w:pageBreakBefore w:val="0"/>
@@ -4392,7 +4365,7 @@
         <w:bidi w:val="0"/>
         <w:adjustRightInd w:val="0"/>
         <w:snapToGrid w:val="0"/>
-        <w:ind w:left="425" w:leftChars="0" w:hanging="425" w:firstLineChars="0"/>
+        <w:ind w:left="425" w:hanging="425" w:leftChars="0" w:firstLineChars="0"/>
         <w:textAlignment w:val="baseline"/>
         <w:rPr>
           <w:rFonts w:hint="default"/>
@@ -4409,7 +4382,7 @@
     </w:p>
     <w:p>
       <w:pPr>
-        <w:pStyle w:val="29"/>
+        <w:pStyle w:val="a1"/>
         <w:keepNext w:val="0"/>
         <w:keepLines w:val="0"/>
         <w:pageBreakBefore w:val="0"/>
@@ -4427,7 +4400,7 @@
         <w:bidi w:val="0"/>
         <w:adjustRightInd w:val="0"/>
         <w:snapToGrid w:val="0"/>
-        <w:ind w:left="425" w:leftChars="0" w:hanging="425" w:firstLineChars="0"/>
+        <w:ind w:left="425" w:hanging="425" w:leftChars="0" w:firstLineChars="0"/>
         <w:textAlignment w:val="baseline"/>
         <w:rPr>
           <w:rFonts w:hint="default"/>
@@ -4444,7 +4417,7 @@
     </w:p>
     <w:p>
       <w:pPr>
-        <w:pStyle w:val="28"/>
+        <w:pStyle w:val="1"/>
         <w:keepNext w:val="0"/>
         <w:keepLines w:val="0"/>
         <w:pageBreakBefore w:val="0"/>
@@ -4464,7 +4437,7 @@
           <w:lang w:val="en-US" w:eastAsia="zh-CN"/>
         </w:rPr>
       </w:pPr>
-      <w:bookmarkStart w:id="12" w:name="_Toc8899"/>
+      <w:bookmarkStart w:id="13" w:name="_Toc8899"/>
       <w:r>
         <w:rPr>
           <w:rFonts w:hint="default"/>
@@ -4472,11 +4445,11 @@
         </w:rPr>
         <w:t>备份与恢复保障</w:t>
       </w:r>
-      <w:bookmarkEnd w:id="12"/>
+      <w:bookmarkEnd w:id="13"/>
     </w:p>
     <w:p>
       <w:pPr>
-        <w:pStyle w:val="29"/>
+        <w:pStyle w:val="a1"/>
         <w:keepNext w:val="0"/>
         <w:keepLines w:val="0"/>
         <w:pageBreakBefore w:val="0"/>
@@ -4506,7 +4479,7 @@
     </w:p>
     <w:p>
       <w:pPr>
-        <w:pStyle w:val="28"/>
+        <w:pStyle w:val="1"/>
         <w:keepNext w:val="0"/>
         <w:keepLines w:val="0"/>
         <w:pageBreakBefore w:val="0"/>
@@ -4526,7 +4499,7 @@
           <w:lang w:val="en-US" w:eastAsia="zh-CN"/>
         </w:rPr>
       </w:pPr>
-      <w:bookmarkStart w:id="13" w:name="_Toc16500"/>
+      <w:bookmarkStart w:id="14" w:name="_Toc16500"/>
       <w:r>
         <w:rPr>
           <w:rFonts w:hint="default"/>
@@ -4534,11 +4507,11 @@
         </w:rPr>
         <w:t>实施成效与后续计划</w:t>
       </w:r>
-      <w:bookmarkEnd w:id="13"/>
+      <w:bookmarkEnd w:id="14"/>
     </w:p>
     <w:p>
       <w:pPr>
-        <w:pStyle w:val="30"/>
+        <w:pStyle w:val="2"/>
         <w:keepNext w:val="0"/>
         <w:keepLines w:val="0"/>
         <w:pageBreakBefore w:val="0"/>
@@ -4558,7 +4531,7 @@
           <w:lang w:val="en-US" w:eastAsia="zh-CN"/>
         </w:rPr>
       </w:pPr>
-      <w:bookmarkStart w:id="14" w:name="_Toc25959"/>
+      <w:bookmarkStart w:id="15" w:name="_Toc25959"/>
       <w:r>
         <w:rPr>
           <w:rFonts w:hint="default"/>
@@ -4566,11 +4539,11 @@
         </w:rPr>
         <w:t>主要成效</w:t>
       </w:r>
-      <w:bookmarkEnd w:id="14"/>
+      <w:bookmarkEnd w:id="15"/>
     </w:p>
     <w:p>
       <w:pPr>
-        <w:pStyle w:val="29"/>
+        <w:pStyle w:val="a1"/>
         <w:keepNext w:val="0"/>
         <w:keepLines w:val="0"/>
         <w:pageBreakBefore w:val="0"/>
@@ -4600,7 +4573,7 @@
     </w:p>
     <w:p>
       <w:pPr>
-        <w:pStyle w:val="29"/>
+        <w:pStyle w:val="a1"/>
         <w:keepNext w:val="0"/>
         <w:keepLines w:val="0"/>
         <w:pageBreakBefore w:val="0"/>
@@ -4630,7 +4603,7 @@
     </w:p>
     <w:p>
       <w:pPr>
-        <w:pStyle w:val="29"/>
+        <w:pStyle w:val="a1"/>
         <w:keepNext w:val="0"/>
         <w:keepLines w:val="0"/>
         <w:pageBreakBefore w:val="0"/>
@@ -4660,7 +4633,7 @@
     </w:p>
     <w:p>
       <w:pPr>
-        <w:pStyle w:val="30"/>
+        <w:pStyle w:val="2"/>
         <w:keepNext w:val="0"/>
         <w:keepLines w:val="0"/>
         <w:pageBreakBefore w:val="0"/>
@@ -4680,7 +4653,7 @@
           <w:lang w:val="en-US" w:eastAsia="zh-CN"/>
         </w:rPr>
       </w:pPr>
-      <w:bookmarkStart w:id="15" w:name="_Toc7914"/>
+      <w:bookmarkStart w:id="16" w:name="_Toc7914"/>
       <w:r>
         <w:rPr>
           <w:rFonts w:hint="default"/>
@@ -4688,11 +4661,11 @@
         </w:rPr>
         <w:t>持续优化方向</w:t>
       </w:r>
-      <w:bookmarkEnd w:id="15"/>
+      <w:bookmarkEnd w:id="16"/>
     </w:p>
     <w:p>
       <w:pPr>
-        <w:pStyle w:val="29"/>
+        <w:pStyle w:val="a1"/>
         <w:keepNext w:val="0"/>
         <w:keepLines w:val="0"/>
         <w:pageBreakBefore w:val="0"/>
@@ -4722,7 +4695,7 @@
     </w:p>
     <w:p>
       <w:pPr>
-        <w:pStyle w:val="29"/>
+        <w:pStyle w:val="a1"/>
         <w:keepNext w:val="0"/>
         <w:keepLines w:val="0"/>
         <w:pageBreakBefore w:val="0"/>
@@ -4752,7 +4725,7 @@
     </w:p>
     <w:p>
       <w:pPr>
-        <w:pStyle w:val="29"/>
+        <w:pStyle w:val="a1"/>
         <w:keepNext w:val="0"/>
         <w:keepLines w:val="0"/>
         <w:pageBreakBefore w:val="0"/>
@@ -4782,7 +4755,7 @@
     </w:p>
     <w:p>
       <w:pPr>
-        <w:pStyle w:val="28"/>
+        <w:pStyle w:val="1"/>
         <w:keepNext w:val="0"/>
         <w:keepLines w:val="0"/>
         <w:pageBreakBefore w:val="0"/>
@@ -4802,7 +4775,7 @@
           <w:lang w:val="en-US" w:eastAsia="zh-CN"/>
         </w:rPr>
       </w:pPr>
-      <w:bookmarkStart w:id="16" w:name="_Toc20982"/>
+      <w:bookmarkStart w:id="17" w:name="_Toc20982"/>
       <w:r>
         <w:rPr>
           <w:rFonts w:hint="default"/>
@@ -4810,11 +4783,11 @@
         </w:rPr>
         <w:t>总结</w:t>
       </w:r>
-      <w:bookmarkEnd w:id="16"/>
+      <w:bookmarkEnd w:id="17"/>
     </w:p>
     <w:p>
       <w:pPr>
-        <w:pStyle w:val="29"/>
+        <w:pStyle w:val="a1"/>
         <w:keepNext w:val="0"/>
         <w:keepLines w:val="0"/>
         <w:pageBreakBefore w:val="0"/>
@@ -4844,7 +4817,7 @@
     </w:p>
     <w:p>
       <w:pPr>
-        <w:pStyle w:val="29"/>
+        <w:pStyle w:val="a1"/>
         <w:keepNext w:val="0"/>
         <w:keepLines w:val="0"/>
         <w:pageBreakBefore w:val="0"/>
@@ -4873,73 +4846,23 @@
       </w:r>
     </w:p>
     <w:sectPr>
-      <w:headerReference r:id="rId5" w:type="default"/>
+      <w:headerReference w:type="default" r:id="rId7"/>
       <w:pgSz w:w="11906" w:h="16838"/>
       <w:pgMar w:top="1417" w:right="1800" w:bottom="1440" w:left="1800" w:header="1140" w:footer="992" w:gutter="0"/>
-      <w:cols w:space="425" w:num="1"/>
+      <w:cols w:num="1" w:space="425"/>
       <w:docGrid w:type="lines" w:linePitch="312" w:charSpace="0"/>
     </w:sectPr>
   </w:body>
 </w:document>
 </file>
 
-<file path=word/endnotes.xml><?xml version="1.0" encoding="utf-8"?>
-<w:endnotes xmlns:wpc="http://schemas.microsoft.com/office/word/2010/wordprocessingCanvas" xmlns:mc="http://schemas.openxmlformats.org/markup-compatibility/2006" xmlns:o="urn:schemas-microsoft-com:office:office" xmlns:r="http://schemas.openxmlformats.org/officeDocument/2006/relationships" xmlns:m="http://schemas.openxmlformats.org/officeDocument/2006/math" xmlns:v="urn:schemas-microsoft-com:vml" xmlns:wp14="http://schemas.microsoft.com/office/word/2010/wordprocessingDrawing" xmlns:wp="http://schemas.openxmlformats.org/drawingml/2006/wordprocessingDrawing" xmlns:w="http://schemas.openxmlformats.org/wordprocessingml/2006/main" xmlns:w14="http://schemas.microsoft.com/office/word/2010/wordml" xmlns:w15="http://schemas.microsoft.com/office/word/2012/wordml" xmlns:w10="urn:schemas-microsoft-com:office:word" xmlns:wpg="http://schemas.microsoft.com/office/word/2010/wordprocessingGroup" xmlns:wpi="http://schemas.microsoft.com/office/word/2010/wordprocessingInk" xmlns:wne="http://schemas.microsoft.com/office/word/2006/wordml" xmlns:wps="http://schemas.microsoft.com/office/word/2010/wordprocessingShape" xmlns:wpsCustomData="http://www.wps.cn/officeDocument/2013/wpsCustomData" mc:Ignorable="w14 w15 wp14">
-  <w:endnote w:type="separator" w:id="0">
-    <w:p>
-      <w:pPr>
-        <w:spacing w:line="240" w:lineRule="auto"/>
-      </w:pPr>
-      <w:r>
-        <w:separator/>
-      </w:r>
-    </w:p>
-  </w:endnote>
-  <w:endnote w:type="continuationSeparator" w:id="1">
-    <w:p>
-      <w:pPr>
-        <w:spacing w:line="240" w:lineRule="auto"/>
-      </w:pPr>
-      <w:r>
-        <w:continuationSeparator/>
-      </w:r>
-    </w:p>
-  </w:endnote>
-</w:endnotes>
-</file>
-
-<file path=word/footnotes.xml><?xml version="1.0" encoding="utf-8"?>
-<w:footnotes xmlns:wpc="http://schemas.microsoft.com/office/word/2010/wordprocessingCanvas" xmlns:mc="http://schemas.openxmlformats.org/markup-compatibility/2006" xmlns:o="urn:schemas-microsoft-com:office:office" xmlns:r="http://schemas.openxmlformats.org/officeDocument/2006/relationships" xmlns:m="http://schemas.openxmlformats.org/officeDocument/2006/math" xmlns:v="urn:schemas-microsoft-com:vml" xmlns:wp14="http://schemas.microsoft.com/office/word/2010/wordprocessingDrawing" xmlns:wp="http://schemas.openxmlformats.org/drawingml/2006/wordprocessingDrawing" xmlns:w="http://schemas.openxmlformats.org/wordprocessingml/2006/main" xmlns:w14="http://schemas.microsoft.com/office/word/2010/wordml" xmlns:w15="http://schemas.microsoft.com/office/word/2012/wordml" xmlns:w10="urn:schemas-microsoft-com:office:word" xmlns:wpg="http://schemas.microsoft.com/office/word/2010/wordprocessingGroup" xmlns:wpi="http://schemas.microsoft.com/office/word/2010/wordprocessingInk" xmlns:wne="http://schemas.microsoft.com/office/word/2006/wordml" xmlns:wps="http://schemas.microsoft.com/office/word/2010/wordprocessingShape" xmlns:wpsCustomData="http://www.wps.cn/officeDocument/2013/wpsCustomData" mc:Ignorable="w14 w15 wp14">
-  <w:footnote w:type="separator" w:id="0">
-    <w:p>
-      <w:pPr>
-        <w:spacing w:line="360" w:lineRule="auto"/>
-      </w:pPr>
-      <w:r>
-        <w:separator/>
-      </w:r>
-    </w:p>
-  </w:footnote>
-  <w:footnote w:type="continuationSeparator" w:id="1">
-    <w:p>
-      <w:pPr>
-        <w:spacing w:line="360" w:lineRule="auto"/>
-      </w:pPr>
-      <w:r>
-        <w:continuationSeparator/>
-      </w:r>
-    </w:p>
-  </w:footnote>
-</w:footnotes>
-</file>
-
 <file path=word/header1.xml><?xml version="1.0" encoding="utf-8"?>
-<w:hdr xmlns:wpc="http://schemas.microsoft.com/office/word/2010/wordprocessingCanvas" xmlns:mc="http://schemas.openxmlformats.org/markup-compatibility/2006" xmlns:o="urn:schemas-microsoft-com:office:office" xmlns:r="http://schemas.openxmlformats.org/officeDocument/2006/relationships" xmlns:m="http://schemas.openxmlformats.org/officeDocument/2006/math" xmlns:v="urn:schemas-microsoft-com:vml" xmlns:wp14="http://schemas.microsoft.com/office/word/2010/wordprocessingDrawing" xmlns:wp="http://schemas.openxmlformats.org/drawingml/2006/wordprocessingDrawing" xmlns:w10="urn:schemas-microsoft-com:office:word" xmlns:w="http://schemas.openxmlformats.org/wordprocessingml/2006/main" xmlns:w14="http://schemas.microsoft.com/office/word/2010/wordml" xmlns:w15="http://schemas.microsoft.com/office/word/2012/wordml" xmlns:wpg="http://schemas.microsoft.com/office/word/2010/wordprocessingGroup" xmlns:wpi="http://schemas.microsoft.com/office/word/2010/wordprocessingInk" xmlns:wne="http://schemas.microsoft.com/office/word/2006/wordml" xmlns:wps="http://schemas.microsoft.com/office/word/2010/wordprocessingShape" xmlns:wpsCustomData="http://www.wps.cn/officeDocument/2013/wpsCustomData" mc:Ignorable="w14 w15 wp14">
+<w:hdr xmlns:wpc="http://schemas.microsoft.com/office/word/2010/wordprocessingCanvas" xmlns:mc="http://schemas.openxmlformats.org/markup-compatibility/2006" xmlns:o="urn:schemas-microsoft-com:office:office" xmlns:r="http://schemas.openxmlformats.org/officeDocument/2006/relationships" xmlns:m="http://schemas.openxmlformats.org/officeDocument/2006/math" xmlns:v="urn:schemas-microsoft-com:vml" xmlns:wp14="http://schemas.microsoft.com/office/word/2010/wordprocessingDrawing" xmlns:wp="http://schemas.openxmlformats.org/drawingml/2006/wordprocessingDrawing" xmlns:w10="urn:schemas-microsoft-com:office:word" xmlns:w="http://schemas.openxmlformats.org/wordprocessingml/2006/main" xmlns:w14="http://schemas.microsoft.com/office/word/2010/wordml" xmlns:w15="http://schemas.microsoft.com/office/word/2012/wordml" xmlns:wne="http://schemas.microsoft.com/office/word/2006/wordml" xmlns:wpg="http://schemas.microsoft.com/office/word/2010/wordprocessingGroup" xmlns:wpi="http://schemas.microsoft.com/office/word/2010/wordprocessingInk" xmlns:wps="http://schemas.microsoft.com/office/word/2010/wordprocessingShape" mc:Ignorable="w14 w15 wp14">
   <w:p>
     <w:pPr>
-      <w:pStyle w:val="15"/>
+      <w:pStyle w:val="Header"/>
       <w:pBdr>
-        <w:bottom w:val="single" w:color="auto" w:sz="4" w:space="1"/>
+        <w:bottom w:val="single" w:sz="4" w:space="1" w:color="auto"/>
       </w:pBdr>
       <w:tabs>
         <w:tab w:val="left" w:pos="335"/>
@@ -4947,27 +4870,27 @@
       </w:tabs>
       <w:jc w:val="right"/>
       <w:rPr>
-        <w:rFonts w:hint="eastAsia" w:eastAsiaTheme="minorEastAsia"/>
+        <w:rFonts w:eastAsiaTheme="minorEastAsia" w:hint="eastAsia"/>
         <w:lang w:eastAsia="zh-CN"/>
       </w:rPr>
     </w:pPr>
     <w:r>
       <w:rPr>
-        <w:rFonts w:hint="eastAsia" w:eastAsiaTheme="minorEastAsia"/>
+        <w:rFonts w:eastAsiaTheme="minorEastAsia" w:hint="eastAsia"/>
         <w:lang w:val="en-US" w:eastAsia="zh-CN"/>
       </w:rPr>
       <w:tab/>
     </w:r>
     <w:r>
       <w:rPr>
-        <w:rFonts w:hint="eastAsia" w:eastAsiaTheme="minorEastAsia"/>
+        <w:rFonts w:eastAsiaTheme="minorEastAsia" w:hint="eastAsia"/>
         <w:lang w:val="en-US" w:eastAsia="zh-CN"/>
       </w:rPr>
       <w:tab/>
     </w:r>
     <w:r>
       <w:rPr>
-        <w:rFonts w:hint="eastAsia" w:eastAsiaTheme="minorEastAsia"/>
+        <w:rFonts w:eastAsiaTheme="minorEastAsia" w:hint="eastAsia"/>
         <w:lang w:val="en-US" w:eastAsia="zh-CN"/>
       </w:rPr>
       <w:t>桐乡华数广电网络有限公司</w:t>
@@ -4977,15 +4900,15 @@
 </file>
 
 <file path=word/numbering.xml><?xml version="1.0" encoding="utf-8"?>
-<w:numbering xmlns:wpc="http://schemas.microsoft.com/office/word/2010/wordprocessingCanvas" xmlns:mc="http://schemas.openxmlformats.org/markup-compatibility/2006" xmlns:o="urn:schemas-microsoft-com:office:office" xmlns:r="http://schemas.openxmlformats.org/officeDocument/2006/relationships" xmlns:m="http://schemas.openxmlformats.org/officeDocument/2006/math" xmlns:v="urn:schemas-microsoft-com:vml" xmlns:wp14="http://schemas.microsoft.com/office/word/2010/wordprocessingDrawing" xmlns:wp="http://schemas.openxmlformats.org/drawingml/2006/wordprocessingDrawing" xmlns:w10="urn:schemas-microsoft-com:office:word" xmlns:w="http://schemas.openxmlformats.org/wordprocessingml/2006/main" xmlns:w14="http://schemas.microsoft.com/office/word/2010/wordml" xmlns:wpg="http://schemas.microsoft.com/office/word/2010/wordprocessingGroup" xmlns:wpi="http://schemas.microsoft.com/office/word/2010/wordprocessingInk" xmlns:wne="http://schemas.microsoft.com/office/word/2006/wordml" xmlns:wps="http://schemas.microsoft.com/office/word/2010/wordprocessingShape" xmlns:wpsCustomData="http://www.wps.cn/officeDocument/2013/wpsCustomData" mc:Ignorable="w14 wp14">
+<w:numbering xmlns:wpc="http://schemas.microsoft.com/office/word/2010/wordprocessingCanvas" xmlns:mc="http://schemas.openxmlformats.org/markup-compatibility/2006" xmlns:o="urn:schemas-microsoft-com:office:office" xmlns:r="http://schemas.openxmlformats.org/officeDocument/2006/relationships" xmlns:m="http://schemas.openxmlformats.org/officeDocument/2006/math" xmlns:v="urn:schemas-microsoft-com:vml" xmlns:wp14="http://schemas.microsoft.com/office/word/2010/wordprocessingDrawing" xmlns:wp="http://schemas.openxmlformats.org/drawingml/2006/wordprocessingDrawing" xmlns:w10="urn:schemas-microsoft-com:office:word" xmlns:w="http://schemas.openxmlformats.org/wordprocessingml/2006/main" xmlns:w14="http://schemas.microsoft.com/office/word/2010/wordml" xmlns:w15="http://schemas.microsoft.com/office/word/2012/wordml" xmlns:wne="http://schemas.microsoft.com/office/word/2006/wordml" xmlns:wpg="http://schemas.microsoft.com/office/word/2010/wordprocessingGroup" xmlns:wpi="http://schemas.microsoft.com/office/word/2010/wordprocessingInk" xmlns:wps="http://schemas.microsoft.com/office/word/2010/wordprocessingShape" mc:Ignorable="w14 w15 wp14">
   <w:abstractNum w:abstractNumId="0">
     <w:nsid w:val="8E964DCE"/>
     <w:multiLevelType w:val="multilevel"/>
     <w:tmpl w:val="8E964DCE"/>
-    <w:lvl w:ilvl="0" w:tentative="0">
+    <w:lvl w:ilvl="0">
       <w:start w:val="1"/>
       <w:numFmt w:val="decimal"/>
-      <w:pStyle w:val="2"/>
+      <w:pStyle w:val="Heading1"/>
       <w:lvlText w:val="%1."/>
       <w:lvlJc w:val="left"/>
       <w:pPr>
@@ -4995,10 +4918,10 @@
         <w:rFonts w:hint="default"/>
       </w:rPr>
     </w:lvl>
-    <w:lvl w:ilvl="1" w:tentative="0">
+    <w:lvl w:ilvl="1">
       <w:start w:val="1"/>
       <w:numFmt w:val="decimal"/>
-      <w:pStyle w:val="3"/>
+      <w:pStyle w:val="Heading2"/>
       <w:lvlText w:val="%1.%2."/>
       <w:lvlJc w:val="left"/>
       <w:pPr>
@@ -5008,10 +4931,10 @@
         <w:rFonts w:hint="default"/>
       </w:rPr>
     </w:lvl>
-    <w:lvl w:ilvl="2" w:tentative="0">
+    <w:lvl w:ilvl="2">
       <w:start w:val="1"/>
       <w:numFmt w:val="decimal"/>
-      <w:pStyle w:val="4"/>
+      <w:pStyle w:val="Heading3"/>
       <w:lvlText w:val="%1.%2.%3."/>
       <w:lvlJc w:val="left"/>
       <w:pPr>
@@ -5021,10 +4944,10 @@
         <w:rFonts w:hint="default"/>
       </w:rPr>
     </w:lvl>
-    <w:lvl w:ilvl="3" w:tentative="0">
+    <w:lvl w:ilvl="3">
       <w:start w:val="1"/>
       <w:numFmt w:val="decimal"/>
-      <w:pStyle w:val="5"/>
+      <w:pStyle w:val="Heading4"/>
       <w:lvlText w:val="%1.%2.%3.%4."/>
       <w:lvlJc w:val="left"/>
       <w:pPr>
@@ -5034,10 +4957,10 @@
         <w:rFonts w:hint="default"/>
       </w:rPr>
     </w:lvl>
-    <w:lvl w:ilvl="4" w:tentative="0">
+    <w:lvl w:ilvl="4">
       <w:start w:val="1"/>
       <w:numFmt w:val="decimal"/>
-      <w:pStyle w:val="6"/>
+      <w:pStyle w:val="Heading5"/>
       <w:lvlText w:val="%1.%2.%3.%4.%5."/>
       <w:lvlJc w:val="left"/>
       <w:pPr>
@@ -5047,10 +4970,10 @@
         <w:rFonts w:hint="default"/>
       </w:rPr>
     </w:lvl>
-    <w:lvl w:ilvl="5" w:tentative="0">
+    <w:lvl w:ilvl="5">
       <w:start w:val="1"/>
       <w:numFmt w:val="decimal"/>
-      <w:pStyle w:val="7"/>
+      <w:pStyle w:val="Heading6"/>
       <w:lvlText w:val="%1.%2.%3.%4.%5.%6."/>
       <w:lvlJc w:val="left"/>
       <w:pPr>
@@ -5060,10 +4983,10 @@
         <w:rFonts w:hint="default"/>
       </w:rPr>
     </w:lvl>
-    <w:lvl w:ilvl="6" w:tentative="0">
+    <w:lvl w:ilvl="6">
       <w:start w:val="1"/>
       <w:numFmt w:val="decimal"/>
-      <w:pStyle w:val="8"/>
+      <w:pStyle w:val="Heading7"/>
       <w:lvlText w:val="%1.%2.%3.%4.%5.%6.%7."/>
       <w:lvlJc w:val="left"/>
       <w:pPr>
@@ -5073,10 +4996,10 @@
         <w:rFonts w:hint="default"/>
       </w:rPr>
     </w:lvl>
-    <w:lvl w:ilvl="7" w:tentative="0">
+    <w:lvl w:ilvl="7">
       <w:start w:val="1"/>
       <w:numFmt w:val="decimal"/>
-      <w:pStyle w:val="9"/>
+      <w:pStyle w:val="Heading8"/>
       <w:lvlText w:val="%1.%2.%3.%4.%5.%6.%7.%8."/>
       <w:lvlJc w:val="left"/>
       <w:pPr>
@@ -5086,10 +5009,10 @@
         <w:rFonts w:hint="default"/>
       </w:rPr>
     </w:lvl>
-    <w:lvl w:ilvl="8" w:tentative="0">
+    <w:lvl w:ilvl="8">
       <w:start w:val="1"/>
       <w:numFmt w:val="decimal"/>
-      <w:pStyle w:val="10"/>
+      <w:pStyle w:val="Heading9"/>
       <w:lvlText w:val="%1.%2.%3.%4.%5.%6.%7.%8.%9."/>
       <w:lvlJc w:val="left"/>
       <w:pPr>
@@ -5104,7 +5027,7 @@
     <w:nsid w:val="0ADF1199"/>
     <w:multiLevelType w:val="singleLevel"/>
     <w:tmpl w:val="0ADF1199"/>
-    <w:lvl w:ilvl="0" w:tentative="0">
+    <w:lvl w:ilvl="0">
       <w:start w:val="1"/>
       <w:numFmt w:val="decimal"/>
       <w:lvlText w:val="%1."/>
@@ -5127,269 +5050,267 @@
 </file>
 
 <file path=word/styles.xml><?xml version="1.0" encoding="utf-8"?>
-<w:styles xmlns:mc="http://schemas.openxmlformats.org/markup-compatibility/2006" xmlns:o="urn:schemas-microsoft-com:office:office" xmlns:r="http://schemas.openxmlformats.org/officeDocument/2006/relationships" xmlns:m="http://schemas.openxmlformats.org/officeDocument/2006/math" xmlns:v="urn:schemas-microsoft-com:vml" xmlns:w="http://schemas.openxmlformats.org/wordprocessingml/2006/main" xmlns:w14="http://schemas.microsoft.com/office/word/2010/wordml" xmlns:w10="urn:schemas-microsoft-com:office:word" xmlns:sl="http://schemas.openxmlformats.org/schemaLibrary/2006/main" xmlns:wpsCustomData="http://www.wps.cn/officeDocument/2013/wpsCustomData" mc:Ignorable="w14">
+<w:styles xmlns:mc="http://schemas.openxmlformats.org/markup-compatibility/2006" xmlns:r="http://schemas.openxmlformats.org/officeDocument/2006/relationships" xmlns:w="http://schemas.openxmlformats.org/wordprocessingml/2006/main" xmlns:w14="http://schemas.microsoft.com/office/word/2010/wordml" xmlns:w15="http://schemas.microsoft.com/office/word/2012/wordml" mc:Ignorable="w14 w15">
   <w:docDefaults>
     <w:rPrDefault>
       <w:rPr>
-        <w:rFonts w:ascii="Times New Roman" w:hAnsi="Times New Roman" w:eastAsia="宋体" w:cs="Times New Roman"/>
+        <w:rFonts w:ascii="Times New Roman" w:eastAsia="宋体" w:hAnsi="Times New Roman" w:cs="Times New Roman"/>
       </w:rPr>
     </w:rPrDefault>
     <w:pPrDefault/>
   </w:docDefaults>
-  <w:latentStyles w:count="260" w:defQFormat="0" w:defUnhideWhenUsed="1" w:defSemiHidden="1" w:defUIPriority="99" w:defLockedState="0">
-    <w:lsdException w:qFormat="1" w:unhideWhenUsed="0" w:uiPriority="0" w:semiHidden="0" w:name="Normal"/>
-    <w:lsdException w:qFormat="1" w:unhideWhenUsed="0" w:uiPriority="0" w:semiHidden="0" w:name="heading 1"/>
-    <w:lsdException w:qFormat="1" w:uiPriority="0" w:semiHidden="0" w:name="heading 2"/>
-    <w:lsdException w:qFormat="1" w:uiPriority="0" w:name="heading 3"/>
-    <w:lsdException w:qFormat="1" w:uiPriority="0" w:semiHidden="0" w:name="heading 4"/>
-    <w:lsdException w:qFormat="1" w:uiPriority="0" w:name="heading 5"/>
-    <w:lsdException w:qFormat="1" w:uiPriority="0" w:name="heading 6"/>
-    <w:lsdException w:qFormat="1" w:uiPriority="0" w:name="heading 7"/>
-    <w:lsdException w:qFormat="1" w:uiPriority="0" w:name="heading 8"/>
-    <w:lsdException w:qFormat="1" w:uiPriority="0" w:name="heading 9"/>
-    <w:lsdException w:unhideWhenUsed="0" w:uiPriority="0" w:semiHidden="0" w:name="index 1"/>
-    <w:lsdException w:unhideWhenUsed="0" w:uiPriority="0" w:semiHidden="0" w:name="index 2"/>
-    <w:lsdException w:unhideWhenUsed="0" w:uiPriority="0" w:semiHidden="0" w:name="index 3"/>
-    <w:lsdException w:unhideWhenUsed="0" w:uiPriority="0" w:semiHidden="0" w:name="index 4"/>
-    <w:lsdException w:unhideWhenUsed="0" w:uiPriority="0" w:semiHidden="0" w:name="index 5"/>
-    <w:lsdException w:unhideWhenUsed="0" w:uiPriority="0" w:semiHidden="0" w:name="index 6"/>
-    <w:lsdException w:unhideWhenUsed="0" w:uiPriority="0" w:semiHidden="0" w:name="index 7"/>
-    <w:lsdException w:unhideWhenUsed="0" w:uiPriority="0" w:semiHidden="0" w:name="index 8"/>
-    <w:lsdException w:unhideWhenUsed="0" w:uiPriority="0" w:semiHidden="0" w:name="index 9"/>
-    <w:lsdException w:qFormat="1" w:unhideWhenUsed="0" w:uiPriority="0" w:semiHidden="0" w:name="toc 1"/>
-    <w:lsdException w:qFormat="1" w:unhideWhenUsed="0" w:uiPriority="0" w:semiHidden="0" w:name="toc 2"/>
-    <w:lsdException w:qFormat="1" w:unhideWhenUsed="0" w:uiPriority="0" w:semiHidden="0" w:name="toc 3"/>
-    <w:lsdException w:unhideWhenUsed="0" w:uiPriority="0" w:semiHidden="0" w:name="toc 4"/>
-    <w:lsdException w:unhideWhenUsed="0" w:uiPriority="0" w:semiHidden="0" w:name="toc 5"/>
-    <w:lsdException w:unhideWhenUsed="0" w:uiPriority="0" w:semiHidden="0" w:name="toc 6"/>
-    <w:lsdException w:unhideWhenUsed="0" w:uiPriority="0" w:semiHidden="0" w:name="toc 7"/>
-    <w:lsdException w:unhideWhenUsed="0" w:uiPriority="0" w:semiHidden="0" w:name="toc 8"/>
-    <w:lsdException w:unhideWhenUsed="0" w:uiPriority="0" w:semiHidden="0" w:name="toc 9"/>
-    <w:lsdException w:unhideWhenUsed="0" w:uiPriority="0" w:semiHidden="0" w:name="Normal Indent"/>
-    <w:lsdException w:unhideWhenUsed="0" w:uiPriority="0" w:semiHidden="0" w:name="footnote text"/>
-    <w:lsdException w:qFormat="1" w:unhideWhenUsed="0" w:uiPriority="0" w:semiHidden="0" w:name="annotation text"/>
-    <w:lsdException w:qFormat="1" w:unhideWhenUsed="0" w:uiPriority="0" w:semiHidden="0" w:name="header"/>
-    <w:lsdException w:qFormat="1" w:unhideWhenUsed="0" w:uiPriority="0" w:semiHidden="0" w:name="footer"/>
-    <w:lsdException w:unhideWhenUsed="0" w:uiPriority="0" w:semiHidden="0" w:name="index heading"/>
-    <w:lsdException w:qFormat="1" w:uiPriority="0" w:name="caption"/>
-    <w:lsdException w:unhideWhenUsed="0" w:uiPriority="0" w:semiHidden="0" w:name="table of figures"/>
-    <w:lsdException w:unhideWhenUsed="0" w:uiPriority="0" w:semiHidden="0" w:name="envelope address"/>
-    <w:lsdException w:unhideWhenUsed="0" w:uiPriority="0" w:semiHidden="0" w:name="envelope return"/>
-    <w:lsdException w:unhideWhenUsed="0" w:uiPriority="0" w:semiHidden="0" w:name="footnote reference"/>
-    <w:lsdException w:unhideWhenUsed="0" w:uiPriority="0" w:semiHidden="0" w:name="annotation reference"/>
-    <w:lsdException w:unhideWhenUsed="0" w:uiPriority="0" w:semiHidden="0" w:name="line number"/>
-    <w:lsdException w:unhideWhenUsed="0" w:uiPriority="0" w:semiHidden="0" w:name="page number"/>
-    <w:lsdException w:unhideWhenUsed="0" w:uiPriority="0" w:semiHidden="0" w:name="endnote reference"/>
-    <w:lsdException w:unhideWhenUsed="0" w:uiPriority="0" w:semiHidden="0" w:name="endnote text"/>
-    <w:lsdException w:unhideWhenUsed="0" w:uiPriority="0" w:semiHidden="0" w:name="table of authorities"/>
-    <w:lsdException w:unhideWhenUsed="0" w:uiPriority="0" w:semiHidden="0" w:name="macro"/>
-    <w:lsdException w:unhideWhenUsed="0" w:uiPriority="0" w:semiHidden="0" w:name="toa heading"/>
-    <w:lsdException w:unhideWhenUsed="0" w:uiPriority="0" w:semiHidden="0" w:name="List"/>
-    <w:lsdException w:unhideWhenUsed="0" w:uiPriority="0" w:semiHidden="0" w:name="List Bullet"/>
-    <w:lsdException w:unhideWhenUsed="0" w:uiPriority="0" w:semiHidden="0" w:name="List Number"/>
-    <w:lsdException w:unhideWhenUsed="0" w:uiPriority="0" w:semiHidden="0" w:name="List 2"/>
-    <w:lsdException w:unhideWhenUsed="0" w:uiPriority="0" w:semiHidden="0" w:name="List 3"/>
-    <w:lsdException w:unhideWhenUsed="0" w:uiPriority="0" w:semiHidden="0" w:name="List 4"/>
-    <w:lsdException w:unhideWhenUsed="0" w:uiPriority="0" w:semiHidden="0" w:name="List 5"/>
-    <w:lsdException w:unhideWhenUsed="0" w:uiPriority="0" w:semiHidden="0" w:name="List Bullet 2"/>
-    <w:lsdException w:unhideWhenUsed="0" w:uiPriority="0" w:semiHidden="0" w:name="List Bullet 3"/>
-    <w:lsdException w:unhideWhenUsed="0" w:uiPriority="0" w:semiHidden="0" w:name="List Bullet 4"/>
-    <w:lsdException w:unhideWhenUsed="0" w:uiPriority="0" w:semiHidden="0" w:name="List Bullet 5"/>
-    <w:lsdException w:unhideWhenUsed="0" w:uiPriority="0" w:semiHidden="0" w:name="List Number 2"/>
-    <w:lsdException w:unhideWhenUsed="0" w:uiPriority="0" w:semiHidden="0" w:name="List Number 3"/>
-    <w:lsdException w:unhideWhenUsed="0" w:uiPriority="0" w:semiHidden="0" w:name="List Number 4"/>
-    <w:lsdException w:unhideWhenUsed="0" w:uiPriority="0" w:semiHidden="0" w:name="List Number 5"/>
-    <w:lsdException w:qFormat="1" w:unhideWhenUsed="0" w:uiPriority="0" w:semiHidden="0" w:name="Title"/>
-    <w:lsdException w:unhideWhenUsed="0" w:uiPriority="0" w:semiHidden="0" w:name="Closing"/>
-    <w:lsdException w:unhideWhenUsed="0" w:uiPriority="0" w:semiHidden="0" w:name="Signature"/>
-    <w:lsdException w:qFormat="1" w:unhideWhenUsed="0" w:uiPriority="0" w:name="Default Paragraph Font"/>
-    <w:lsdException w:qFormat="1" w:unhideWhenUsed="0" w:uiPriority="0" w:name="Body Text"/>
-    <w:lsdException w:unhideWhenUsed="0" w:uiPriority="0" w:semiHidden="0" w:name="Body Text Indent"/>
-    <w:lsdException w:unhideWhenUsed="0" w:uiPriority="0" w:semiHidden="0" w:name="List Continue"/>
-    <w:lsdException w:unhideWhenUsed="0" w:uiPriority="0" w:semiHidden="0" w:name="List Continue 2"/>
-    <w:lsdException w:unhideWhenUsed="0" w:uiPriority="0" w:semiHidden="0" w:name="List Continue 3"/>
-    <w:lsdException w:unhideWhenUsed="0" w:uiPriority="0" w:semiHidden="0" w:name="List Continue 4"/>
-    <w:lsdException w:unhideWhenUsed="0" w:uiPriority="0" w:semiHidden="0" w:name="List Continue 5"/>
-    <w:lsdException w:unhideWhenUsed="0" w:uiPriority="0" w:semiHidden="0" w:name="Message Header"/>
-    <w:lsdException w:qFormat="1" w:unhideWhenUsed="0" w:uiPriority="0" w:semiHidden="0" w:name="Subtitle"/>
-    <w:lsdException w:unhideWhenUsed="0" w:uiPriority="0" w:semiHidden="0" w:name="Salutation"/>
-    <w:lsdException w:unhideWhenUsed="0" w:uiPriority="0" w:semiHidden="0" w:name="Date"/>
-    <w:lsdException w:unhideWhenUsed="0" w:uiPriority="0" w:semiHidden="0" w:name="Body Text First Indent"/>
-    <w:lsdException w:unhideWhenUsed="0" w:uiPriority="0" w:semiHidden="0" w:name="Body Text First Indent 2"/>
-    <w:lsdException w:uiPriority="99" w:name="Note Heading"/>
-    <w:lsdException w:unhideWhenUsed="0" w:uiPriority="0" w:semiHidden="0" w:name="Body Text 2"/>
-    <w:lsdException w:unhideWhenUsed="0" w:uiPriority="0" w:semiHidden="0" w:name="Body Text 3"/>
-    <w:lsdException w:unhideWhenUsed="0" w:uiPriority="0" w:semiHidden="0" w:name="Body Text Indent 2"/>
-    <w:lsdException w:unhideWhenUsed="0" w:uiPriority="0" w:semiHidden="0" w:name="Body Text Indent 3"/>
-    <w:lsdException w:unhideWhenUsed="0" w:uiPriority="0" w:semiHidden="0" w:name="Block Text"/>
-    <w:lsdException w:unhideWhenUsed="0" w:uiPriority="0" w:semiHidden="0" w:name="Hyperlink"/>
-    <w:lsdException w:unhideWhenUsed="0" w:uiPriority="0" w:semiHidden="0" w:name="FollowedHyperlink"/>
-    <w:lsdException w:qFormat="1" w:unhideWhenUsed="0" w:uiPriority="0" w:semiHidden="0" w:name="Strong"/>
-    <w:lsdException w:qFormat="1" w:unhideWhenUsed="0" w:uiPriority="0" w:semiHidden="0" w:name="Emphasis"/>
-    <w:lsdException w:unhideWhenUsed="0" w:uiPriority="0" w:semiHidden="0" w:name="Document Map"/>
-    <w:lsdException w:unhideWhenUsed="0" w:uiPriority="0" w:semiHidden="0" w:name="Plain Text"/>
-    <w:lsdException w:unhideWhenUsed="0" w:uiPriority="0" w:semiHidden="0" w:name="E-mail Signature"/>
-    <w:lsdException w:qFormat="1" w:unhideWhenUsed="0" w:uiPriority="0" w:semiHidden="0" w:name="Normal (Web)"/>
-    <w:lsdException w:unhideWhenUsed="0" w:uiPriority="0" w:semiHidden="0" w:name="HTML Acronym"/>
-    <w:lsdException w:unhideWhenUsed="0" w:uiPriority="0" w:semiHidden="0" w:name="HTML Address"/>
-    <w:lsdException w:unhideWhenUsed="0" w:uiPriority="0" w:semiHidden="0" w:name="HTML Cite"/>
-    <w:lsdException w:unhideWhenUsed="0" w:uiPriority="0" w:semiHidden="0" w:name="HTML Code"/>
-    <w:lsdException w:unhideWhenUsed="0" w:uiPriority="0" w:semiHidden="0" w:name="HTML Definition"/>
-    <w:lsdException w:unhideWhenUsed="0" w:uiPriority="0" w:semiHidden="0" w:name="HTML Keyboard"/>
-    <w:lsdException w:unhideWhenUsed="0" w:uiPriority="0" w:semiHidden="0" w:name="HTML Preformatted"/>
-    <w:lsdException w:unhideWhenUsed="0" w:uiPriority="0" w:semiHidden="0" w:name="HTML Sample"/>
-    <w:lsdException w:unhideWhenUsed="0" w:uiPriority="0" w:semiHidden="0" w:name="HTML Typewriter"/>
-    <w:lsdException w:unhideWhenUsed="0" w:uiPriority="0" w:semiHidden="0" w:name="HTML Variable"/>
-    <w:lsdException w:qFormat="1" w:unhideWhenUsed="0" w:uiPriority="0" w:name="Normal Table"/>
-    <w:lsdException w:unhideWhenUsed="0" w:uiPriority="0" w:semiHidden="0" w:name="annotation subject"/>
-    <w:lsdException w:unhideWhenUsed="0" w:uiPriority="0" w:semiHidden="0" w:name="Table Simple 1"/>
-    <w:lsdException w:unhideWhenUsed="0" w:uiPriority="0" w:semiHidden="0" w:name="Table Simple 2"/>
-    <w:lsdException w:unhideWhenUsed="0" w:uiPriority="0" w:semiHidden="0" w:name="Table Simple 3"/>
-    <w:lsdException w:unhideWhenUsed="0" w:uiPriority="0" w:semiHidden="0" w:name="Table Classic 1"/>
-    <w:lsdException w:unhideWhenUsed="0" w:uiPriority="0" w:semiHidden="0" w:name="Table Classic 2"/>
-    <w:lsdException w:unhideWhenUsed="0" w:uiPriority="0" w:semiHidden="0" w:name="Table Classic 3"/>
-    <w:lsdException w:unhideWhenUsed="0" w:uiPriority="0" w:semiHidden="0" w:name="Table Classic 4"/>
-    <w:lsdException w:unhideWhenUsed="0" w:uiPriority="0" w:semiHidden="0" w:name="Table Colorful 1"/>
-    <w:lsdException w:unhideWhenUsed="0" w:uiPriority="0" w:semiHidden="0" w:name="Table Colorful 2"/>
-    <w:lsdException w:unhideWhenUsed="0" w:uiPriority="0" w:semiHidden="0" w:name="Table Colorful 3"/>
-    <w:lsdException w:unhideWhenUsed="0" w:uiPriority="0" w:semiHidden="0" w:name="Table Columns 1"/>
-    <w:lsdException w:unhideWhenUsed="0" w:uiPriority="0" w:semiHidden="0" w:name="Table Columns 2"/>
-    <w:lsdException w:unhideWhenUsed="0" w:uiPriority="0" w:semiHidden="0" w:name="Table Columns 3"/>
-    <w:lsdException w:unhideWhenUsed="0" w:uiPriority="0" w:semiHidden="0" w:name="Table Columns 4"/>
-    <w:lsdException w:unhideWhenUsed="0" w:uiPriority="0" w:semiHidden="0" w:name="Table Columns 5"/>
-    <w:lsdException w:unhideWhenUsed="0" w:uiPriority="0" w:semiHidden="0" w:name="Table Grid 1"/>
-    <w:lsdException w:unhideWhenUsed="0" w:uiPriority="0" w:semiHidden="0" w:name="Table Grid 2"/>
-    <w:lsdException w:unhideWhenUsed="0" w:uiPriority="0" w:semiHidden="0" w:name="Table Grid 3"/>
-    <w:lsdException w:unhideWhenUsed="0" w:uiPriority="0" w:semiHidden="0" w:name="Table Grid 4"/>
-    <w:lsdException w:unhideWhenUsed="0" w:uiPriority="0" w:semiHidden="0" w:name="Table Grid 5"/>
-    <w:lsdException w:unhideWhenUsed="0" w:uiPriority="0" w:semiHidden="0" w:name="Table Grid 6"/>
-    <w:lsdException w:unhideWhenUsed="0" w:uiPriority="0" w:semiHidden="0" w:name="Table Grid 7"/>
-    <w:lsdException w:unhideWhenUsed="0" w:uiPriority="0" w:semiHidden="0" w:name="Table Grid 8"/>
-    <w:lsdException w:unhideWhenUsed="0" w:uiPriority="0" w:semiHidden="0" w:name="Table List 1"/>
-    <w:lsdException w:unhideWhenUsed="0" w:uiPriority="0" w:semiHidden="0" w:name="Table List 2"/>
-    <w:lsdException w:unhideWhenUsed="0" w:uiPriority="0" w:semiHidden="0" w:name="Table List 3"/>
-    <w:lsdException w:unhideWhenUsed="0" w:uiPriority="0" w:semiHidden="0" w:name="Table List 4"/>
-    <w:lsdException w:unhideWhenUsed="0" w:uiPriority="0" w:semiHidden="0" w:name="Table List 5"/>
-    <w:lsdException w:unhideWhenUsed="0" w:uiPriority="0" w:semiHidden="0" w:name="Table List 6"/>
-    <w:lsdException w:unhideWhenUsed="0" w:uiPriority="0" w:semiHidden="0" w:name="Table List 7"/>
-    <w:lsdException w:unhideWhenUsed="0" w:uiPriority="0" w:semiHidden="0" w:name="Table List 8"/>
-    <w:lsdException w:unhideWhenUsed="0" w:uiPriority="0" w:semiHidden="0" w:name="Table 3D effects 1"/>
-    <w:lsdException w:unhideWhenUsed="0" w:uiPriority="0" w:semiHidden="0" w:name="Table 3D effects 2"/>
-    <w:lsdException w:unhideWhenUsed="0" w:uiPriority="0" w:semiHidden="0" w:name="Table 3D effects 3"/>
-    <w:lsdException w:unhideWhenUsed="0" w:uiPriority="0" w:semiHidden="0" w:name="Table Contemporary"/>
-    <w:lsdException w:unhideWhenUsed="0" w:uiPriority="0" w:semiHidden="0" w:name="Table Elegant"/>
-    <w:lsdException w:unhideWhenUsed="0" w:uiPriority="0" w:semiHidden="0" w:name="Table Professional"/>
-    <w:lsdException w:unhideWhenUsed="0" w:uiPriority="0" w:semiHidden="0" w:name="Table Subtle 1"/>
-    <w:lsdException w:unhideWhenUsed="0" w:uiPriority="0" w:semiHidden="0" w:name="Table Subtle 2"/>
-    <w:lsdException w:unhideWhenUsed="0" w:uiPriority="0" w:semiHidden="0" w:name="Table Web 1"/>
-    <w:lsdException w:unhideWhenUsed="0" w:uiPriority="0" w:semiHidden="0" w:name="Table Web 2"/>
-    <w:lsdException w:unhideWhenUsed="0" w:uiPriority="0" w:semiHidden="0" w:name="Table Web 3"/>
-    <w:lsdException w:unhideWhenUsed="0" w:uiPriority="0" w:semiHidden="0" w:name="Balloon Text"/>
-    <w:lsdException w:qFormat="1" w:unhideWhenUsed="0" w:uiPriority="0" w:semiHidden="0" w:name="Table Grid"/>
-    <w:lsdException w:unhideWhenUsed="0" w:uiPriority="0" w:semiHidden="0" w:name="Table Theme"/>
-    <w:lsdException w:unhideWhenUsed="0" w:uiPriority="60" w:semiHidden="0" w:name="Light Shading"/>
-    <w:lsdException w:unhideWhenUsed="0" w:uiPriority="61" w:semiHidden="0" w:name="Light List"/>
-    <w:lsdException w:unhideWhenUsed="0" w:uiPriority="62" w:semiHidden="0" w:name="Light Grid"/>
-    <w:lsdException w:unhideWhenUsed="0" w:uiPriority="63" w:semiHidden="0" w:name="Medium Shading 1"/>
-    <w:lsdException w:unhideWhenUsed="0" w:uiPriority="64" w:semiHidden="0" w:name="Medium Shading 2"/>
-    <w:lsdException w:unhideWhenUsed="0" w:uiPriority="65" w:semiHidden="0" w:name="Medium List 1"/>
-    <w:lsdException w:unhideWhenUsed="0" w:uiPriority="66" w:semiHidden="0" w:name="Medium List 2"/>
-    <w:lsdException w:unhideWhenUsed="0" w:uiPriority="67" w:semiHidden="0" w:name="Medium Grid 1"/>
-    <w:lsdException w:unhideWhenUsed="0" w:uiPriority="68" w:semiHidden="0" w:name="Medium Grid 2"/>
-    <w:lsdException w:unhideWhenUsed="0" w:uiPriority="69" w:semiHidden="0" w:name="Medium Grid 3"/>
-    <w:lsdException w:unhideWhenUsed="0" w:uiPriority="70" w:semiHidden="0" w:name="Dark List"/>
-    <w:lsdException w:unhideWhenUsed="0" w:uiPriority="71" w:semiHidden="0" w:name="Colorful Shading"/>
-    <w:lsdException w:unhideWhenUsed="0" w:uiPriority="72" w:semiHidden="0" w:name="Colorful List"/>
-    <w:lsdException w:unhideWhenUsed="0" w:uiPriority="73" w:semiHidden="0" w:name="Colorful Grid"/>
-    <w:lsdException w:unhideWhenUsed="0" w:uiPriority="60" w:semiHidden="0" w:name="Light Shading Accent 1"/>
-    <w:lsdException w:unhideWhenUsed="0" w:uiPriority="61" w:semiHidden="0" w:name="Light List Accent 1"/>
-    <w:lsdException w:unhideWhenUsed="0" w:uiPriority="62" w:semiHidden="0" w:name="Light Grid Accent 1"/>
-    <w:lsdException w:unhideWhenUsed="0" w:uiPriority="63" w:semiHidden="0" w:name="Medium Shading 1 Accent 1"/>
-    <w:lsdException w:unhideWhenUsed="0" w:uiPriority="64" w:semiHidden="0" w:name="Medium Shading 2 Accent 1"/>
-    <w:lsdException w:unhideWhenUsed="0" w:uiPriority="65" w:semiHidden="0" w:name="Medium List 1 Accent 1"/>
-    <w:lsdException w:unhideWhenUsed="0" w:uiPriority="66" w:semiHidden="0" w:name="Medium List 2 Accent 1"/>
-    <w:lsdException w:unhideWhenUsed="0" w:uiPriority="67" w:semiHidden="0" w:name="Medium Grid 1 Accent 1"/>
-    <w:lsdException w:unhideWhenUsed="0" w:uiPriority="68" w:semiHidden="0" w:name="Medium Grid 2 Accent 1"/>
-    <w:lsdException w:unhideWhenUsed="0" w:uiPriority="69" w:semiHidden="0" w:name="Medium Grid 3 Accent 1"/>
-    <w:lsdException w:unhideWhenUsed="0" w:uiPriority="70" w:semiHidden="0" w:name="Dark List Accent 1"/>
-    <w:lsdException w:unhideWhenUsed="0" w:uiPriority="71" w:semiHidden="0" w:name="Colorful Shading Accent 1"/>
-    <w:lsdException w:unhideWhenUsed="0" w:uiPriority="72" w:semiHidden="0" w:name="Colorful List Accent 1"/>
-    <w:lsdException w:unhideWhenUsed="0" w:uiPriority="73" w:semiHidden="0" w:name="Colorful Grid Accent 1"/>
-    <w:lsdException w:unhideWhenUsed="0" w:uiPriority="60" w:semiHidden="0" w:name="Light Shading Accent 2"/>
-    <w:lsdException w:unhideWhenUsed="0" w:uiPriority="61" w:semiHidden="0" w:name="Light List Accent 2"/>
-    <w:lsdException w:unhideWhenUsed="0" w:uiPriority="62" w:semiHidden="0" w:name="Light Grid Accent 2"/>
-    <w:lsdException w:unhideWhenUsed="0" w:uiPriority="63" w:semiHidden="0" w:name="Medium Shading 1 Accent 2"/>
-    <w:lsdException w:unhideWhenUsed="0" w:uiPriority="64" w:semiHidden="0" w:name="Medium Shading 2 Accent 2"/>
-    <w:lsdException w:unhideWhenUsed="0" w:uiPriority="65" w:semiHidden="0" w:name="Medium List 1 Accent 2"/>
-    <w:lsdException w:unhideWhenUsed="0" w:uiPriority="66" w:semiHidden="0" w:name="Medium List 2 Accent 2"/>
-    <w:lsdException w:unhideWhenUsed="0" w:uiPriority="67" w:semiHidden="0" w:name="Medium Grid 1 Accent 2"/>
-    <w:lsdException w:unhideWhenUsed="0" w:uiPriority="68" w:semiHidden="0" w:name="Medium Grid 2 Accent 2"/>
-    <w:lsdException w:unhideWhenUsed="0" w:uiPriority="69" w:semiHidden="0" w:name="Medium Grid 3 Accent 2"/>
-    <w:lsdException w:unhideWhenUsed="0" w:uiPriority="70" w:semiHidden="0" w:name="Dark List Accent 2"/>
-    <w:lsdException w:unhideWhenUsed="0" w:uiPriority="71" w:semiHidden="0" w:name="Colorful Shading Accent 2"/>
-    <w:lsdException w:unhideWhenUsed="0" w:uiPriority="72" w:semiHidden="0" w:name="Colorful List Accent 2"/>
-    <w:lsdException w:unhideWhenUsed="0" w:uiPriority="73" w:semiHidden="0" w:name="Colorful Grid Accent 2"/>
-    <w:lsdException w:unhideWhenUsed="0" w:uiPriority="60" w:semiHidden="0" w:name="Light Shading Accent 3"/>
-    <w:lsdException w:unhideWhenUsed="0" w:uiPriority="61" w:semiHidden="0" w:name="Light List Accent 3"/>
-    <w:lsdException w:unhideWhenUsed="0" w:uiPriority="62" w:semiHidden="0" w:name="Light Grid Accent 3"/>
-    <w:lsdException w:unhideWhenUsed="0" w:uiPriority="63" w:semiHidden="0" w:name="Medium Shading 1 Accent 3"/>
-    <w:lsdException w:unhideWhenUsed="0" w:uiPriority="64" w:semiHidden="0" w:name="Medium Shading 2 Accent 3"/>
-    <w:lsdException w:unhideWhenUsed="0" w:uiPriority="65" w:semiHidden="0" w:name="Medium List 1 Accent 3"/>
-    <w:lsdException w:unhideWhenUsed="0" w:uiPriority="66" w:semiHidden="0" w:name="Medium List 2 Accent 3"/>
-    <w:lsdException w:unhideWhenUsed="0" w:uiPriority="67" w:semiHidden="0" w:name="Medium Grid 1 Accent 3"/>
-    <w:lsdException w:unhideWhenUsed="0" w:uiPriority="68" w:semiHidden="0" w:name="Medium Grid 2 Accent 3"/>
-    <w:lsdException w:unhideWhenUsed="0" w:uiPriority="69" w:semiHidden="0" w:name="Medium Grid 3 Accent 3"/>
-    <w:lsdException w:unhideWhenUsed="0" w:uiPriority="70" w:semiHidden="0" w:name="Dark List Accent 3"/>
-    <w:lsdException w:unhideWhenUsed="0" w:uiPriority="71" w:semiHidden="0" w:name="Colorful Shading Accent 3"/>
-    <w:lsdException w:unhideWhenUsed="0" w:uiPriority="72" w:semiHidden="0" w:name="Colorful List Accent 3"/>
-    <w:lsdException w:unhideWhenUsed="0" w:uiPriority="73" w:semiHidden="0" w:name="Colorful Grid Accent 3"/>
-    <w:lsdException w:unhideWhenUsed="0" w:uiPriority="60" w:semiHidden="0" w:name="Light Shading Accent 4"/>
-    <w:lsdException w:unhideWhenUsed="0" w:uiPriority="61" w:semiHidden="0" w:name="Light List Accent 4"/>
-    <w:lsdException w:unhideWhenUsed="0" w:uiPriority="62" w:semiHidden="0" w:name="Light Grid Accent 4"/>
-    <w:lsdException w:unhideWhenUsed="0" w:uiPriority="63" w:semiHidden="0" w:name="Medium Shading 1 Accent 4"/>
-    <w:lsdException w:unhideWhenUsed="0" w:uiPriority="64" w:semiHidden="0" w:name="Medium Shading 2 Accent 4"/>
-    <w:lsdException w:unhideWhenUsed="0" w:uiPriority="65" w:semiHidden="0" w:name="Medium List 1 Accent 4"/>
-    <w:lsdException w:unhideWhenUsed="0" w:uiPriority="66" w:semiHidden="0" w:name="Medium List 2 Accent 4"/>
-    <w:lsdException w:unhideWhenUsed="0" w:uiPriority="67" w:semiHidden="0" w:name="Medium Grid 1 Accent 4"/>
-    <w:lsdException w:unhideWhenUsed="0" w:uiPriority="68" w:semiHidden="0" w:name="Medium Grid 2 Accent 4"/>
-    <w:lsdException w:unhideWhenUsed="0" w:uiPriority="69" w:semiHidden="0" w:name="Medium Grid 3 Accent 4"/>
-    <w:lsdException w:unhideWhenUsed="0" w:uiPriority="70" w:semiHidden="0" w:name="Dark List Accent 4"/>
-    <w:lsdException w:unhideWhenUsed="0" w:uiPriority="71" w:semiHidden="0" w:name="Colorful Shading Accent 4"/>
-    <w:lsdException w:unhideWhenUsed="0" w:uiPriority="72" w:semiHidden="0" w:name="Colorful List Accent 4"/>
-    <w:lsdException w:unhideWhenUsed="0" w:uiPriority="73" w:semiHidden="0" w:name="Colorful Grid Accent 4"/>
-    <w:lsdException w:unhideWhenUsed="0" w:uiPriority="60" w:semiHidden="0" w:name="Light Shading Accent 5"/>
-    <w:lsdException w:unhideWhenUsed="0" w:uiPriority="61" w:semiHidden="0" w:name="Light List Accent 5"/>
-    <w:lsdException w:unhideWhenUsed="0" w:uiPriority="62" w:semiHidden="0" w:name="Light Grid Accent 5"/>
-    <w:lsdException w:unhideWhenUsed="0" w:uiPriority="63" w:semiHidden="0" w:name="Medium Shading 1 Accent 5"/>
-    <w:lsdException w:unhideWhenUsed="0" w:uiPriority="64" w:semiHidden="0" w:name="Medium Shading 2 Accent 5"/>
-    <w:lsdException w:unhideWhenUsed="0" w:uiPriority="65" w:semiHidden="0" w:name="Medium List 1 Accent 5"/>
-    <w:lsdException w:unhideWhenUsed="0" w:uiPriority="66" w:semiHidden="0" w:name="Medium List 2 Accent 5"/>
-    <w:lsdException w:unhideWhenUsed="0" w:uiPriority="67" w:semiHidden="0" w:name="Medium Grid 1 Accent 5"/>
-    <w:lsdException w:unhideWhenUsed="0" w:uiPriority="68" w:semiHidden="0" w:name="Medium Grid 2 Accent 5"/>
-    <w:lsdException w:unhideWhenUsed="0" w:uiPriority="69" w:semiHidden="0" w:name="Medium Grid 3 Accent 5"/>
-    <w:lsdException w:unhideWhenUsed="0" w:uiPriority="70" w:semiHidden="0" w:name="Dark List Accent 5"/>
-    <w:lsdException w:unhideWhenUsed="0" w:uiPriority="71" w:semiHidden="0" w:name="Colorful Shading Accent 5"/>
-    <w:lsdException w:unhideWhenUsed="0" w:uiPriority="72" w:semiHidden="0" w:name="Colorful List Accent 5"/>
-    <w:lsdException w:unhideWhenUsed="0" w:uiPriority="73" w:semiHidden="0" w:name="Colorful Grid Accent 5"/>
-    <w:lsdException w:unhideWhenUsed="0" w:uiPriority="60" w:semiHidden="0" w:name="Light Shading Accent 6"/>
-    <w:lsdException w:unhideWhenUsed="0" w:uiPriority="61" w:semiHidden="0" w:name="Light List Accent 6"/>
-    <w:lsdException w:unhideWhenUsed="0" w:uiPriority="62" w:semiHidden="0" w:name="Light Grid Accent 6"/>
-    <w:lsdException w:unhideWhenUsed="0" w:uiPriority="63" w:semiHidden="0" w:name="Medium Shading 1 Accent 6"/>
-    <w:lsdException w:unhideWhenUsed="0" w:uiPriority="64" w:semiHidden="0" w:name="Medium Shading 2 Accent 6"/>
-    <w:lsdException w:unhideWhenUsed="0" w:uiPriority="65" w:semiHidden="0" w:name="Medium List 1 Accent 6"/>
-    <w:lsdException w:unhideWhenUsed="0" w:uiPriority="66" w:semiHidden="0" w:name="Medium List 2 Accent 6"/>
-    <w:lsdException w:unhideWhenUsed="0" w:uiPriority="67" w:semiHidden="0" w:name="Medium Grid 1 Accent 6"/>
-    <w:lsdException w:unhideWhenUsed="0" w:uiPriority="68" w:semiHidden="0" w:name="Medium Grid 2 Accent 6"/>
-    <w:lsdException w:unhideWhenUsed="0" w:uiPriority="69" w:semiHidden="0" w:name="Medium Grid 3 Accent 6"/>
-    <w:lsdException w:unhideWhenUsed="0" w:uiPriority="70" w:semiHidden="0" w:name="Dark List Accent 6"/>
-    <w:lsdException w:unhideWhenUsed="0" w:uiPriority="71" w:semiHidden="0" w:name="Colorful Shading Accent 6"/>
-    <w:lsdException w:unhideWhenUsed="0" w:uiPriority="72" w:semiHidden="0" w:name="Colorful List Accent 6"/>
-    <w:lsdException w:unhideWhenUsed="0" w:uiPriority="73" w:semiHidden="0" w:name="Colorful Grid Accent 6"/>
+  <w:latentStyles w:defLockedState="0" w:defUIPriority="99" w:defSemiHidden="1" w:defUnhideWhenUsed="1" w:defQFormat="0" w:count="260">
+    <w:lsdException w:name="Normal" w:semiHidden="0" w:uiPriority="0" w:unhideWhenUsed="0" w:qFormat="1"/>
+    <w:lsdException w:name="heading 1" w:semiHidden="0" w:uiPriority="0" w:unhideWhenUsed="0" w:qFormat="1"/>
+    <w:lsdException w:name="heading 2" w:semiHidden="0" w:uiPriority="0" w:qFormat="1"/>
+    <w:lsdException w:name="heading 3" w:uiPriority="0" w:qFormat="1"/>
+    <w:lsdException w:name="heading 4" w:semiHidden="0" w:uiPriority="0" w:qFormat="1"/>
+    <w:lsdException w:name="heading 5" w:uiPriority="0" w:qFormat="1"/>
+    <w:lsdException w:name="heading 6" w:uiPriority="0" w:qFormat="1"/>
+    <w:lsdException w:name="heading 7" w:uiPriority="0" w:qFormat="1"/>
+    <w:lsdException w:name="heading 8" w:uiPriority="0" w:qFormat="1"/>
+    <w:lsdException w:name="heading 9" w:uiPriority="0" w:qFormat="1"/>
+    <w:lsdException w:name="index 1" w:semiHidden="0" w:uiPriority="0" w:unhideWhenUsed="0"/>
+    <w:lsdException w:name="index 2" w:semiHidden="0" w:uiPriority="0" w:unhideWhenUsed="0"/>
+    <w:lsdException w:name="index 3" w:semiHidden="0" w:uiPriority="0" w:unhideWhenUsed="0"/>
+    <w:lsdException w:name="index 4" w:semiHidden="0" w:uiPriority="0" w:unhideWhenUsed="0"/>
+    <w:lsdException w:name="index 5" w:semiHidden="0" w:uiPriority="0" w:unhideWhenUsed="0"/>
+    <w:lsdException w:name="index 6" w:semiHidden="0" w:uiPriority="0" w:unhideWhenUsed="0"/>
+    <w:lsdException w:name="index 7" w:semiHidden="0" w:uiPriority="0" w:unhideWhenUsed="0"/>
+    <w:lsdException w:name="index 8" w:semiHidden="0" w:uiPriority="0" w:unhideWhenUsed="0"/>
+    <w:lsdException w:name="index 9" w:semiHidden="0" w:uiPriority="0" w:unhideWhenUsed="0"/>
+    <w:lsdException w:name="toc 1" w:semiHidden="0" w:uiPriority="0" w:unhideWhenUsed="0" w:qFormat="1"/>
+    <w:lsdException w:name="toc 2" w:semiHidden="0" w:uiPriority="0" w:unhideWhenUsed="0" w:qFormat="1"/>
+    <w:lsdException w:name="toc 3" w:semiHidden="0" w:uiPriority="0" w:unhideWhenUsed="0" w:qFormat="1"/>
+    <w:lsdException w:name="toc 4" w:semiHidden="0" w:uiPriority="0" w:unhideWhenUsed="0"/>
+    <w:lsdException w:name="toc 5" w:semiHidden="0" w:uiPriority="0" w:unhideWhenUsed="0"/>
+    <w:lsdException w:name="toc 6" w:semiHidden="0" w:uiPriority="0" w:unhideWhenUsed="0"/>
+    <w:lsdException w:name="toc 7" w:semiHidden="0" w:uiPriority="0" w:unhideWhenUsed="0"/>
+    <w:lsdException w:name="toc 8" w:semiHidden="0" w:uiPriority="0" w:unhideWhenUsed="0"/>
+    <w:lsdException w:name="toc 9" w:semiHidden="0" w:uiPriority="0" w:unhideWhenUsed="0"/>
+    <w:lsdException w:name="Normal Indent" w:semiHidden="0" w:uiPriority="0" w:unhideWhenUsed="0"/>
+    <w:lsdException w:name="footnote text" w:semiHidden="0" w:uiPriority="0" w:unhideWhenUsed="0"/>
+    <w:lsdException w:name="annotation text" w:semiHidden="0" w:uiPriority="0" w:unhideWhenUsed="0" w:qFormat="1"/>
+    <w:lsdException w:name="header" w:semiHidden="0" w:uiPriority="0" w:unhideWhenUsed="0" w:qFormat="1"/>
+    <w:lsdException w:name="footer" w:semiHidden="0" w:uiPriority="0" w:unhideWhenUsed="0" w:qFormat="1"/>
+    <w:lsdException w:name="index heading" w:semiHidden="0" w:uiPriority="0" w:unhideWhenUsed="0"/>
+    <w:lsdException w:name="caption" w:uiPriority="0" w:qFormat="1"/>
+    <w:lsdException w:name="table of figures" w:semiHidden="0" w:uiPriority="0" w:unhideWhenUsed="0"/>
+    <w:lsdException w:name="envelope address" w:semiHidden="0" w:uiPriority="0" w:unhideWhenUsed="0"/>
+    <w:lsdException w:name="envelope return" w:semiHidden="0" w:uiPriority="0" w:unhideWhenUsed="0"/>
+    <w:lsdException w:name="footnote reference" w:semiHidden="0" w:uiPriority="0" w:unhideWhenUsed="0"/>
+    <w:lsdException w:name="annotation reference" w:semiHidden="0" w:uiPriority="0" w:unhideWhenUsed="0"/>
+    <w:lsdException w:name="line number" w:semiHidden="0" w:uiPriority="0" w:unhideWhenUsed="0"/>
+    <w:lsdException w:name="page number" w:semiHidden="0" w:uiPriority="0" w:unhideWhenUsed="0"/>
+    <w:lsdException w:name="endnote reference" w:semiHidden="0" w:uiPriority="0" w:unhideWhenUsed="0"/>
+    <w:lsdException w:name="endnote text" w:semiHidden="0" w:uiPriority="0" w:unhideWhenUsed="0"/>
+    <w:lsdException w:name="table of authorities" w:semiHidden="0" w:uiPriority="0" w:unhideWhenUsed="0"/>
+    <w:lsdException w:name="macro" w:semiHidden="0" w:uiPriority="0" w:unhideWhenUsed="0"/>
+    <w:lsdException w:name="toa heading" w:semiHidden="0" w:uiPriority="0" w:unhideWhenUsed="0"/>
+    <w:lsdException w:name="List" w:semiHidden="0" w:uiPriority="0" w:unhideWhenUsed="0"/>
+    <w:lsdException w:name="List Bullet" w:semiHidden="0" w:uiPriority="0" w:unhideWhenUsed="0"/>
+    <w:lsdException w:name="List Number" w:semiHidden="0" w:uiPriority="0" w:unhideWhenUsed="0"/>
+    <w:lsdException w:name="List 2" w:semiHidden="0" w:uiPriority="0" w:unhideWhenUsed="0"/>
+    <w:lsdException w:name="List 3" w:semiHidden="0" w:uiPriority="0" w:unhideWhenUsed="0"/>
+    <w:lsdException w:name="List 4" w:semiHidden="0" w:uiPriority="0" w:unhideWhenUsed="0"/>
+    <w:lsdException w:name="List 5" w:semiHidden="0" w:uiPriority="0" w:unhideWhenUsed="0"/>
+    <w:lsdException w:name="List Bullet 2" w:semiHidden="0" w:uiPriority="0" w:unhideWhenUsed="0"/>
+    <w:lsdException w:name="List Bullet 3" w:semiHidden="0" w:uiPriority="0" w:unhideWhenUsed="0"/>
+    <w:lsdException w:name="List Bullet 4" w:semiHidden="0" w:uiPriority="0" w:unhideWhenUsed="0"/>
+    <w:lsdException w:name="List Bullet 5" w:semiHidden="0" w:uiPriority="0" w:unhideWhenUsed="0"/>
+    <w:lsdException w:name="List Number 2" w:semiHidden="0" w:uiPriority="0" w:unhideWhenUsed="0"/>
+    <w:lsdException w:name="List Number 3" w:semiHidden="0" w:uiPriority="0" w:unhideWhenUsed="0"/>
+    <w:lsdException w:name="List Number 4" w:semiHidden="0" w:uiPriority="0" w:unhideWhenUsed="0"/>
+    <w:lsdException w:name="List Number 5" w:semiHidden="0" w:uiPriority="0" w:unhideWhenUsed="0"/>
+    <w:lsdException w:name="Title" w:semiHidden="0" w:uiPriority="0" w:unhideWhenUsed="0" w:qFormat="1"/>
+    <w:lsdException w:name="Closing" w:semiHidden="0" w:uiPriority="0" w:unhideWhenUsed="0"/>
+    <w:lsdException w:name="Signature" w:semiHidden="0" w:uiPriority="0" w:unhideWhenUsed="0"/>
+    <w:lsdException w:name="Default Paragraph Font" w:uiPriority="0" w:unhideWhenUsed="0" w:qFormat="1"/>
+    <w:lsdException w:name="Body Text" w:uiPriority="0" w:unhideWhenUsed="0" w:qFormat="1"/>
+    <w:lsdException w:name="Body Text Indent" w:semiHidden="0" w:uiPriority="0" w:unhideWhenUsed="0"/>
+    <w:lsdException w:name="List Continue" w:semiHidden="0" w:uiPriority="0" w:unhideWhenUsed="0"/>
+    <w:lsdException w:name="List Continue 2" w:semiHidden="0" w:uiPriority="0" w:unhideWhenUsed="0"/>
+    <w:lsdException w:name="List Continue 3" w:semiHidden="0" w:uiPriority="0" w:unhideWhenUsed="0"/>
+    <w:lsdException w:name="List Continue 4" w:semiHidden="0" w:uiPriority="0" w:unhideWhenUsed="0"/>
+    <w:lsdException w:name="List Continue 5" w:semiHidden="0" w:uiPriority="0" w:unhideWhenUsed="0"/>
+    <w:lsdException w:name="Message Header" w:semiHidden="0" w:uiPriority="0" w:unhideWhenUsed="0"/>
+    <w:lsdException w:name="Subtitle" w:semiHidden="0" w:uiPriority="0" w:unhideWhenUsed="0" w:qFormat="1"/>
+    <w:lsdException w:name="Salutation" w:semiHidden="0" w:uiPriority="0" w:unhideWhenUsed="0"/>
+    <w:lsdException w:name="Date" w:semiHidden="0" w:uiPriority="0" w:unhideWhenUsed="0"/>
+    <w:lsdException w:name="Body Text First Indent" w:semiHidden="0" w:uiPriority="0" w:unhideWhenUsed="0"/>
+    <w:lsdException w:name="Body Text First Indent 2" w:semiHidden="0" w:uiPriority="0" w:unhideWhenUsed="0"/>
+    <w:lsdException w:name="Body Text 2" w:semiHidden="0" w:uiPriority="0" w:unhideWhenUsed="0"/>
+    <w:lsdException w:name="Body Text 3" w:semiHidden="0" w:uiPriority="0" w:unhideWhenUsed="0"/>
+    <w:lsdException w:name="Body Text Indent 2" w:semiHidden="0" w:uiPriority="0" w:unhideWhenUsed="0"/>
+    <w:lsdException w:name="Body Text Indent 3" w:semiHidden="0" w:uiPriority="0" w:unhideWhenUsed="0"/>
+    <w:lsdException w:name="Block Text" w:semiHidden="0" w:uiPriority="0" w:unhideWhenUsed="0"/>
+    <w:lsdException w:name="Hyperlink" w:semiHidden="0" w:uiPriority="0" w:unhideWhenUsed="0"/>
+    <w:lsdException w:name="FollowedHyperlink" w:semiHidden="0" w:uiPriority="0" w:unhideWhenUsed="0"/>
+    <w:lsdException w:name="Strong" w:semiHidden="0" w:uiPriority="0" w:unhideWhenUsed="0" w:qFormat="1"/>
+    <w:lsdException w:name="Emphasis" w:semiHidden="0" w:uiPriority="0" w:unhideWhenUsed="0" w:qFormat="1"/>
+    <w:lsdException w:name="Document Map" w:semiHidden="0" w:uiPriority="0" w:unhideWhenUsed="0"/>
+    <w:lsdException w:name="Plain Text" w:semiHidden="0" w:uiPriority="0" w:unhideWhenUsed="0"/>
+    <w:lsdException w:name="E-mail Signature" w:semiHidden="0" w:uiPriority="0" w:unhideWhenUsed="0"/>
+    <w:lsdException w:name="Normal (Web)" w:semiHidden="0" w:uiPriority="0" w:unhideWhenUsed="0" w:qFormat="1"/>
+    <w:lsdException w:name="HTML Acronym" w:semiHidden="0" w:uiPriority="0" w:unhideWhenUsed="0"/>
+    <w:lsdException w:name="HTML Address" w:semiHidden="0" w:uiPriority="0" w:unhideWhenUsed="0"/>
+    <w:lsdException w:name="HTML Cite" w:semiHidden="0" w:uiPriority="0" w:unhideWhenUsed="0"/>
+    <w:lsdException w:name="HTML Code" w:semiHidden="0" w:uiPriority="0" w:unhideWhenUsed="0"/>
+    <w:lsdException w:name="HTML Definition" w:semiHidden="0" w:uiPriority="0" w:unhideWhenUsed="0"/>
+    <w:lsdException w:name="HTML Keyboard" w:semiHidden="0" w:uiPriority="0" w:unhideWhenUsed="0"/>
+    <w:lsdException w:name="HTML Preformatted" w:semiHidden="0" w:uiPriority="0" w:unhideWhenUsed="0"/>
+    <w:lsdException w:name="HTML Sample" w:semiHidden="0" w:uiPriority="0" w:unhideWhenUsed="0"/>
+    <w:lsdException w:name="HTML Typewriter" w:semiHidden="0" w:uiPriority="0" w:unhideWhenUsed="0"/>
+    <w:lsdException w:name="HTML Variable" w:semiHidden="0" w:uiPriority="0" w:unhideWhenUsed="0"/>
+    <w:lsdException w:name="Normal Table" w:uiPriority="0" w:unhideWhenUsed="0" w:qFormat="1"/>
+    <w:lsdException w:name="annotation subject" w:semiHidden="0" w:uiPriority="0" w:unhideWhenUsed="0"/>
+    <w:lsdException w:name="Table Simple 1" w:semiHidden="0" w:uiPriority="0" w:unhideWhenUsed="0"/>
+    <w:lsdException w:name="Table Simple 2" w:semiHidden="0" w:uiPriority="0" w:unhideWhenUsed="0"/>
+    <w:lsdException w:name="Table Simple 3" w:semiHidden="0" w:uiPriority="0" w:unhideWhenUsed="0"/>
+    <w:lsdException w:name="Table Classic 1" w:semiHidden="0" w:uiPriority="0" w:unhideWhenUsed="0"/>
+    <w:lsdException w:name="Table Classic 2" w:semiHidden="0" w:uiPriority="0" w:unhideWhenUsed="0"/>
+    <w:lsdException w:name="Table Classic 3" w:semiHidden="0" w:uiPriority="0" w:unhideWhenUsed="0"/>
+    <w:lsdException w:name="Table Classic 4" w:semiHidden="0" w:uiPriority="0" w:unhideWhenUsed="0"/>
+    <w:lsdException w:name="Table Colorful 1" w:semiHidden="0" w:uiPriority="0" w:unhideWhenUsed="0"/>
+    <w:lsdException w:name="Table Colorful 2" w:semiHidden="0" w:uiPriority="0" w:unhideWhenUsed="0"/>
+    <w:lsdException w:name="Table Colorful 3" w:semiHidden="0" w:uiPriority="0" w:unhideWhenUsed="0"/>
+    <w:lsdException w:name="Table Columns 1" w:semiHidden="0" w:uiPriority="0" w:unhideWhenUsed="0"/>
+    <w:lsdException w:name="Table Columns 2" w:semiHidden="0" w:uiPriority="0" w:unhideWhenUsed="0"/>
+    <w:lsdException w:name="Table Columns 3" w:semiHidden="0" w:uiPriority="0" w:unhideWhenUsed="0"/>
+    <w:lsdException w:name="Table Columns 4" w:semiHidden="0" w:uiPriority="0" w:unhideWhenUsed="0"/>
+    <w:lsdException w:name="Table Columns 5" w:semiHidden="0" w:uiPriority="0" w:unhideWhenUsed="0"/>
+    <w:lsdException w:name="Table Grid 1" w:semiHidden="0" w:uiPriority="0" w:unhideWhenUsed="0"/>
+    <w:lsdException w:name="Table Grid 2" w:semiHidden="0" w:uiPriority="0" w:unhideWhenUsed="0"/>
+    <w:lsdException w:name="Table Grid 3" w:semiHidden="0" w:uiPriority="0" w:unhideWhenUsed="0"/>
+    <w:lsdException w:name="Table Grid 4" w:semiHidden="0" w:uiPriority="0" w:unhideWhenUsed="0"/>
+    <w:lsdException w:name="Table Grid 5" w:semiHidden="0" w:uiPriority="0" w:unhideWhenUsed="0"/>
+    <w:lsdException w:name="Table Grid 6" w:semiHidden="0" w:uiPriority="0" w:unhideWhenUsed="0"/>
+    <w:lsdException w:name="Table Grid 7" w:semiHidden="0" w:uiPriority="0" w:unhideWhenUsed="0"/>
+    <w:lsdException w:name="Table Grid 8" w:semiHidden="0" w:uiPriority="0" w:unhideWhenUsed="0"/>
+    <w:lsdException w:name="Table List 1" w:semiHidden="0" w:uiPriority="0" w:unhideWhenUsed="0"/>
+    <w:lsdException w:name="Table List 2" w:semiHidden="0" w:uiPriority="0" w:unhideWhenUsed="0"/>
+    <w:lsdException w:name="Table List 3" w:semiHidden="0" w:uiPriority="0" w:unhideWhenUsed="0"/>
+    <w:lsdException w:name="Table List 4" w:semiHidden="0" w:uiPriority="0" w:unhideWhenUsed="0"/>
+    <w:lsdException w:name="Table List 5" w:semiHidden="0" w:uiPriority="0" w:unhideWhenUsed="0"/>
+    <w:lsdException w:name="Table List 6" w:semiHidden="0" w:uiPriority="0" w:unhideWhenUsed="0"/>
+    <w:lsdException w:name="Table List 7" w:semiHidden="0" w:uiPriority="0" w:unhideWhenUsed="0"/>
+    <w:lsdException w:name="Table List 8" w:semiHidden="0" w:uiPriority="0" w:unhideWhenUsed="0"/>
+    <w:lsdException w:name="Table 3D effects 1" w:semiHidden="0" w:uiPriority="0" w:unhideWhenUsed="0"/>
+    <w:lsdException w:name="Table 3D effects 2" w:semiHidden="0" w:uiPriority="0" w:unhideWhenUsed="0"/>
+    <w:lsdException w:name="Table 3D effects 3" w:semiHidden="0" w:uiPriority="0" w:unhideWhenUsed="0"/>
+    <w:lsdException w:name="Table Contemporary" w:semiHidden="0" w:uiPriority="0" w:unhideWhenUsed="0"/>
+    <w:lsdException w:name="Table Elegant" w:semiHidden="0" w:uiPriority="0" w:unhideWhenUsed="0"/>
+    <w:lsdException w:name="Table Professional" w:semiHidden="0" w:uiPriority="0" w:unhideWhenUsed="0"/>
+    <w:lsdException w:name="Table Subtle 1" w:semiHidden="0" w:uiPriority="0" w:unhideWhenUsed="0"/>
+    <w:lsdException w:name="Table Subtle 2" w:semiHidden="0" w:uiPriority="0" w:unhideWhenUsed="0"/>
+    <w:lsdException w:name="Table Web 1" w:semiHidden="0" w:uiPriority="0" w:unhideWhenUsed="0"/>
+    <w:lsdException w:name="Table Web 2" w:semiHidden="0" w:uiPriority="0" w:unhideWhenUsed="0"/>
+    <w:lsdException w:name="Table Web 3" w:semiHidden="0" w:uiPriority="0" w:unhideWhenUsed="0"/>
+    <w:lsdException w:name="Balloon Text" w:semiHidden="0" w:uiPriority="0" w:unhideWhenUsed="0"/>
+    <w:lsdException w:name="Table Grid" w:semiHidden="0" w:uiPriority="0" w:unhideWhenUsed="0" w:qFormat="1"/>
+    <w:lsdException w:name="Table Theme" w:semiHidden="0" w:uiPriority="0" w:unhideWhenUsed="0"/>
+    <w:lsdException w:name="Light Shading" w:semiHidden="0" w:uiPriority="60" w:unhideWhenUsed="0"/>
+    <w:lsdException w:name="Light List" w:semiHidden="0" w:uiPriority="61" w:unhideWhenUsed="0"/>
+    <w:lsdException w:name="Light Grid" w:semiHidden="0" w:uiPriority="62" w:unhideWhenUsed="0"/>
+    <w:lsdException w:name="Medium Shading 1" w:semiHidden="0" w:uiPriority="63" w:unhideWhenUsed="0"/>
+    <w:lsdException w:name="Medium Shading 2" w:semiHidden="0" w:uiPriority="64" w:unhideWhenUsed="0"/>
+    <w:lsdException w:name="Medium List 1" w:semiHidden="0" w:uiPriority="65" w:unhideWhenUsed="0"/>
+    <w:lsdException w:name="Medium List 2" w:semiHidden="0" w:uiPriority="66" w:unhideWhenUsed="0"/>
+    <w:lsdException w:name="Medium Grid 1" w:semiHidden="0" w:uiPriority="67" w:unhideWhenUsed="0"/>
+    <w:lsdException w:name="Medium Grid 2" w:semiHidden="0" w:uiPriority="68" w:unhideWhenUsed="0"/>
+    <w:lsdException w:name="Medium Grid 3" w:semiHidden="0" w:uiPriority="69" w:unhideWhenUsed="0"/>
+    <w:lsdException w:name="Dark List" w:semiHidden="0" w:uiPriority="70" w:unhideWhenUsed="0"/>
+    <w:lsdException w:name="Colorful Shading" w:semiHidden="0" w:uiPriority="71" w:unhideWhenUsed="0"/>
+    <w:lsdException w:name="Colorful List" w:semiHidden="0" w:uiPriority="72" w:unhideWhenUsed="0"/>
+    <w:lsdException w:name="Colorful Grid" w:semiHidden="0" w:uiPriority="73" w:unhideWhenUsed="0"/>
+    <w:lsdException w:name="Light Shading Accent 1" w:semiHidden="0" w:uiPriority="60" w:unhideWhenUsed="0"/>
+    <w:lsdException w:name="Light List Accent 1" w:semiHidden="0" w:uiPriority="61" w:unhideWhenUsed="0"/>
+    <w:lsdException w:name="Light Grid Accent 1" w:semiHidden="0" w:uiPriority="62" w:unhideWhenUsed="0"/>
+    <w:lsdException w:name="Medium Shading 1 Accent 1" w:semiHidden="0" w:uiPriority="63" w:unhideWhenUsed="0"/>
+    <w:lsdException w:name="Medium Shading 2 Accent 1" w:semiHidden="0" w:uiPriority="64" w:unhideWhenUsed="0"/>
+    <w:lsdException w:name="Medium List 1 Accent 1" w:semiHidden="0" w:uiPriority="65" w:unhideWhenUsed="0"/>
+    <w:lsdException w:name="Medium List 2 Accent 1" w:semiHidden="0" w:uiPriority="66" w:unhideWhenUsed="0"/>
+    <w:lsdException w:name="Medium Grid 1 Accent 1" w:semiHidden="0" w:uiPriority="67" w:unhideWhenUsed="0"/>
+    <w:lsdException w:name="Medium Grid 2 Accent 1" w:semiHidden="0" w:uiPriority="68" w:unhideWhenUsed="0"/>
+    <w:lsdException w:name="Medium Grid 3 Accent 1" w:semiHidden="0" w:uiPriority="69" w:unhideWhenUsed="0"/>
+    <w:lsdException w:name="Dark List Accent 1" w:semiHidden="0" w:uiPriority="70" w:unhideWhenUsed="0"/>
+    <w:lsdException w:name="Colorful Shading Accent 1" w:semiHidden="0" w:uiPriority="71" w:unhideWhenUsed="0"/>
+    <w:lsdException w:name="Colorful List Accent 1" w:semiHidden="0" w:uiPriority="72" w:unhideWhenUsed="0"/>
+    <w:lsdException w:name="Colorful Grid Accent 1" w:semiHidden="0" w:uiPriority="73" w:unhideWhenUsed="0"/>
+    <w:lsdException w:name="Light Shading Accent 2" w:semiHidden="0" w:uiPriority="60" w:unhideWhenUsed="0"/>
+    <w:lsdException w:name="Light List Accent 2" w:semiHidden="0" w:uiPriority="61" w:unhideWhenUsed="0"/>
+    <w:lsdException w:name="Light Grid Accent 2" w:semiHidden="0" w:uiPriority="62" w:unhideWhenUsed="0"/>
+    <w:lsdException w:name="Medium Shading 1 Accent 2" w:semiHidden="0" w:uiPriority="63" w:unhideWhenUsed="0"/>
+    <w:lsdException w:name="Medium Shading 2 Accent 2" w:semiHidden="0" w:uiPriority="64" w:unhideWhenUsed="0"/>
+    <w:lsdException w:name="Medium List 1 Accent 2" w:semiHidden="0" w:uiPriority="65" w:unhideWhenUsed="0"/>
+    <w:lsdException w:name="Medium List 2 Accent 2" w:semiHidden="0" w:uiPriority="66" w:unhideWhenUsed="0"/>
+    <w:lsdException w:name="Medium Grid 1 Accent 2" w:semiHidden="0" w:uiPriority="67" w:unhideWhenUsed="0"/>
+    <w:lsdException w:name="Medium Grid 2 Accent 2" w:semiHidden="0" w:uiPriority="68" w:unhideWhenUsed="0"/>
+    <w:lsdException w:name="Medium Grid 3 Accent 2" w:semiHidden="0" w:uiPriority="69" w:unhideWhenUsed="0"/>
+    <w:lsdException w:name="Dark List Accent 2" w:semiHidden="0" w:uiPriority="70" w:unhideWhenUsed="0"/>
+    <w:lsdException w:name="Colorful Shading Accent 2" w:semiHidden="0" w:uiPriority="71" w:unhideWhenUsed="0"/>
+    <w:lsdException w:name="Colorful List Accent 2" w:semiHidden="0" w:uiPriority="72" w:unhideWhenUsed="0"/>
+    <w:lsdException w:name="Colorful Grid Accent 2" w:semiHidden="0" w:uiPriority="73" w:unhideWhenUsed="0"/>
+    <w:lsdException w:name="Light Shading Accent 3" w:semiHidden="0" w:uiPriority="60" w:unhideWhenUsed="0"/>
+    <w:lsdException w:name="Light List Accent 3" w:semiHidden="0" w:uiPriority="61" w:unhideWhenUsed="0"/>
+    <w:lsdException w:name="Light Grid Accent 3" w:semiHidden="0" w:uiPriority="62" w:unhideWhenUsed="0"/>
+    <w:lsdException w:name="Medium Shading 1 Accent 3" w:semiHidden="0" w:uiPriority="63" w:unhideWhenUsed="0"/>
+    <w:lsdException w:name="Medium Shading 2 Accent 3" w:semiHidden="0" w:uiPriority="64" w:unhideWhenUsed="0"/>
+    <w:lsdException w:name="Medium List 1 Accent 3" w:semiHidden="0" w:uiPriority="65" w:unhideWhenUsed="0"/>
+    <w:lsdException w:name="Medium List 2 Accent 3" w:semiHidden="0" w:uiPriority="66" w:unhideWhenUsed="0"/>
+    <w:lsdException w:name="Medium Grid 1 Accent 3" w:semiHidden="0" w:uiPriority="67" w:unhideWhenUsed="0"/>
+    <w:lsdException w:name="Medium Grid 2 Accent 3" w:semiHidden="0" w:uiPriority="68" w:unhideWhenUsed="0"/>
+    <w:lsdException w:name="Medium Grid 3 Accent 3" w:semiHidden="0" w:uiPriority="69" w:unhideWhenUsed="0"/>
+    <w:lsdException w:name="Dark List Accent 3" w:semiHidden="0" w:uiPriority="70" w:unhideWhenUsed="0"/>
+    <w:lsdException w:name="Colorful Shading Accent 3" w:semiHidden="0" w:uiPriority="71" w:unhideWhenUsed="0"/>
+    <w:lsdException w:name="Colorful List Accent 3" w:semiHidden="0" w:uiPriority="72" w:unhideWhenUsed="0"/>
+    <w:lsdException w:name="Colorful Grid Accent 3" w:semiHidden="0" w:uiPriority="73" w:unhideWhenUsed="0"/>
+    <w:lsdException w:name="Light Shading Accent 4" w:semiHidden="0" w:uiPriority="60" w:unhideWhenUsed="0"/>
+    <w:lsdException w:name="Light List Accent 4" w:semiHidden="0" w:uiPriority="61" w:unhideWhenUsed="0"/>
+    <w:lsdException w:name="Light Grid Accent 4" w:semiHidden="0" w:uiPriority="62" w:unhideWhenUsed="0"/>
+    <w:lsdException w:name="Medium Shading 1 Accent 4" w:semiHidden="0" w:uiPriority="63" w:unhideWhenUsed="0"/>
+    <w:lsdException w:name="Medium Shading 2 Accent 4" w:semiHidden="0" w:uiPriority="64" w:unhideWhenUsed="0"/>
+    <w:lsdException w:name="Medium List 1 Accent 4" w:semiHidden="0" w:uiPriority="65" w:unhideWhenUsed="0"/>
+    <w:lsdException w:name="Medium List 2 Accent 4" w:semiHidden="0" w:uiPriority="66" w:unhideWhenUsed="0"/>
+    <w:lsdException w:name="Medium Grid 1 Accent 4" w:semiHidden="0" w:uiPriority="67" w:unhideWhenUsed="0"/>
+    <w:lsdException w:name="Medium Grid 2 Accent 4" w:semiHidden="0" w:uiPriority="68" w:unhideWhenUsed="0"/>
+    <w:lsdException w:name="Medium Grid 3 Accent 4" w:semiHidden="0" w:uiPriority="69" w:unhideWhenUsed="0"/>
+    <w:lsdException w:name="Dark List Accent 4" w:semiHidden="0" w:uiPriority="70" w:unhideWhenUsed="0"/>
+    <w:lsdException w:name="Colorful Shading Accent 4" w:semiHidden="0" w:uiPriority="71" w:unhideWhenUsed="0"/>
+    <w:lsdException w:name="Colorful List Accent 4" w:semiHidden="0" w:uiPriority="72" w:unhideWhenUsed="0"/>
+    <w:lsdException w:name="Colorful Grid Accent 4" w:semiHidden="0" w:uiPriority="73" w:unhideWhenUsed="0"/>
+    <w:lsdException w:name="Light Shading Accent 5" w:semiHidden="0" w:uiPriority="60" w:unhideWhenUsed="0"/>
+    <w:lsdException w:name="Light List Accent 5" w:semiHidden="0" w:uiPriority="61" w:unhideWhenUsed="0"/>
+    <w:lsdException w:name="Light Grid Accent 5" w:semiHidden="0" w:uiPriority="62" w:unhideWhenUsed="0"/>
+    <w:lsdException w:name="Medium Shading 1 Accent 5" w:semiHidden="0" w:uiPriority="63" w:unhideWhenUsed="0"/>
+    <w:lsdException w:name="Medium Shading 2 Accent 5" w:semiHidden="0" w:uiPriority="64" w:unhideWhenUsed="0"/>
+    <w:lsdException w:name="Medium List 1 Accent 5" w:semiHidden="0" w:uiPriority="65" w:unhideWhenUsed="0"/>
+    <w:lsdException w:name="Medium List 2 Accent 5" w:semiHidden="0" w:uiPriority="66" w:unhideWhenUsed="0"/>
+    <w:lsdException w:name="Medium Grid 1 Accent 5" w:semiHidden="0" w:uiPriority="67" w:unhideWhenUsed="0"/>
+    <w:lsdException w:name="Medium Grid 2 Accent 5" w:semiHidden="0" w:uiPriority="68" w:unhideWhenUsed="0"/>
+    <w:lsdException w:name="Medium Grid 3 Accent 5" w:semiHidden="0" w:uiPriority="69" w:unhideWhenUsed="0"/>
+    <w:lsdException w:name="Dark List Accent 5" w:semiHidden="0" w:uiPriority="70" w:unhideWhenUsed="0"/>
+    <w:lsdException w:name="Colorful Shading Accent 5" w:semiHidden="0" w:uiPriority="71" w:unhideWhenUsed="0"/>
+    <w:lsdException w:name="Colorful List Accent 5" w:semiHidden="0" w:uiPriority="72" w:unhideWhenUsed="0"/>
+    <w:lsdException w:name="Colorful Grid Accent 5" w:semiHidden="0" w:uiPriority="73" w:unhideWhenUsed="0"/>
+    <w:lsdException w:name="Light Shading Accent 6" w:semiHidden="0" w:uiPriority="60" w:unhideWhenUsed="0"/>
+    <w:lsdException w:name="Light List Accent 6" w:semiHidden="0" w:uiPriority="61" w:unhideWhenUsed="0"/>
+    <w:lsdException w:name="Light Grid Accent 6" w:semiHidden="0" w:uiPriority="62" w:unhideWhenUsed="0"/>
+    <w:lsdException w:name="Medium Shading 1 Accent 6" w:semiHidden="0" w:uiPriority="63" w:unhideWhenUsed="0"/>
+    <w:lsdException w:name="Medium Shading 2 Accent 6" w:semiHidden="0" w:uiPriority="64" w:unhideWhenUsed="0"/>
+    <w:lsdException w:name="Medium List 1 Accent 6" w:semiHidden="0" w:uiPriority="65" w:unhideWhenUsed="0"/>
+    <w:lsdException w:name="Medium List 2 Accent 6" w:semiHidden="0" w:uiPriority="66" w:unhideWhenUsed="0"/>
+    <w:lsdException w:name="Medium Grid 1 Accent 6" w:semiHidden="0" w:uiPriority="67" w:unhideWhenUsed="0"/>
+    <w:lsdException w:name="Medium Grid 2 Accent 6" w:semiHidden="0" w:uiPriority="68" w:unhideWhenUsed="0"/>
+    <w:lsdException w:name="Medium Grid 3 Accent 6" w:semiHidden="0" w:uiPriority="69" w:unhideWhenUsed="0"/>
+    <w:lsdException w:name="Dark List Accent 6" w:semiHidden="0" w:uiPriority="70" w:unhideWhenUsed="0"/>
+    <w:lsdException w:name="Colorful Shading Accent 6" w:semiHidden="0" w:uiPriority="71" w:unhideWhenUsed="0"/>
+    <w:lsdException w:name="Colorful List Accent 6" w:semiHidden="0" w:uiPriority="72" w:unhideWhenUsed="0"/>
+    <w:lsdException w:name="Colorful Grid Accent 6" w:semiHidden="0" w:uiPriority="73" w:unhideWhenUsed="0"/>
   </w:latentStyles>
-  <w:style w:type="paragraph" w:default="1" w:styleId="1">
+  <w:style w:type="paragraph" w:default="1" w:styleId="Normal">
     <w:name w:val="Normal"/>
     <w:qFormat/>
-    <w:uiPriority w:val="0"/>
     <w:pPr>
       <w:kinsoku w:val="0"/>
       <w:autoSpaceDE w:val="0"/>
@@ -5401,7 +5322,7 @@
       <w:textAlignment w:val="baseline"/>
     </w:pPr>
     <w:rPr>
-      <w:rFonts w:ascii="Arial" w:hAnsi="Arial" w:eastAsia="宋体" w:cs="Arial"/>
+      <w:rFonts w:ascii="Arial" w:eastAsia="宋体" w:hAnsi="Arial" w:cs="Arial"/>
       <w:snapToGrid w:val="0"/>
       <w:color w:val="000000"/>
       <w:kern w:val="0"/>
@@ -5410,12 +5331,11 @@
       <w:lang w:val="en-US" w:eastAsia="en-US" w:bidi="ar-SA"/>
     </w:rPr>
   </w:style>
-  <w:style w:type="paragraph" w:styleId="2">
+  <w:style w:type="paragraph" w:styleId="Heading1">
     <w:name w:val="heading 1"/>
-    <w:basedOn w:val="1"/>
-    <w:next w:val="1"/>
+    <w:basedOn w:val="Normal"/>
+    <w:next w:val="Normal"/>
     <w:qFormat/>
-    <w:uiPriority w:val="0"/>
     <w:pPr>
       <w:keepNext/>
       <w:keepLines/>
@@ -5433,13 +5353,12 @@
       <w:sz w:val="44"/>
     </w:rPr>
   </w:style>
-  <w:style w:type="paragraph" w:styleId="3">
+  <w:style w:type="paragraph" w:styleId="Heading2">
     <w:name w:val="heading 2"/>
-    <w:basedOn w:val="1"/>
-    <w:next w:val="1"/>
+    <w:basedOn w:val="Normal"/>
+    <w:next w:val="Normal"/>
     <w:unhideWhenUsed/>
     <w:qFormat/>
-    <w:uiPriority w:val="0"/>
     <w:pPr>
       <w:keepNext/>
       <w:keepLines/>
@@ -5452,19 +5371,18 @@
       <w:outlineLvl w:val="1"/>
     </w:pPr>
     <w:rPr>
-      <w:rFonts w:ascii="Arial" w:hAnsi="Arial" w:eastAsia="黑体"/>
+      <w:rFonts w:ascii="Arial" w:eastAsia="黑体" w:hAnsi="Arial"/>
       <w:b/>
       <w:sz w:val="32"/>
     </w:rPr>
   </w:style>
-  <w:style w:type="paragraph" w:styleId="4">
+  <w:style w:type="paragraph" w:styleId="Heading3">
     <w:name w:val="heading 3"/>
-    <w:basedOn w:val="1"/>
-    <w:next w:val="1"/>
+    <w:basedOn w:val="Normal"/>
+    <w:next w:val="Normal"/>
     <w:semiHidden/>
     <w:unhideWhenUsed/>
     <w:qFormat/>
-    <w:uiPriority w:val="0"/>
     <w:pPr>
       <w:keepNext/>
       <w:keepLines/>
@@ -5481,13 +5399,12 @@
       <w:sz w:val="32"/>
     </w:rPr>
   </w:style>
-  <w:style w:type="paragraph" w:styleId="5">
+  <w:style w:type="paragraph" w:styleId="Heading4">
     <w:name w:val="heading 4"/>
-    <w:basedOn w:val="1"/>
-    <w:next w:val="1"/>
+    <w:basedOn w:val="Normal"/>
+    <w:next w:val="Normal"/>
     <w:unhideWhenUsed/>
     <w:qFormat/>
-    <w:uiPriority w:val="0"/>
     <w:pPr>
       <w:keepNext/>
       <w:keepLines/>
@@ -5500,19 +5417,18 @@
       <w:outlineLvl w:val="3"/>
     </w:pPr>
     <w:rPr>
-      <w:rFonts w:ascii="Arial" w:hAnsi="Arial" w:eastAsia="黑体"/>
+      <w:rFonts w:ascii="Arial" w:eastAsia="黑体" w:hAnsi="Arial"/>
       <w:b/>
       <w:sz w:val="28"/>
     </w:rPr>
   </w:style>
-  <w:style w:type="paragraph" w:styleId="6">
+  <w:style w:type="paragraph" w:styleId="Heading5">
     <w:name w:val="heading 5"/>
-    <w:basedOn w:val="1"/>
-    <w:next w:val="1"/>
+    <w:basedOn w:val="Normal"/>
+    <w:next w:val="Normal"/>
     <w:semiHidden/>
     <w:unhideWhenUsed/>
     <w:qFormat/>
-    <w:uiPriority w:val="0"/>
     <w:pPr>
       <w:keepNext/>
       <w:keepLines/>
@@ -5529,14 +5445,13 @@
       <w:sz w:val="28"/>
     </w:rPr>
   </w:style>
-  <w:style w:type="paragraph" w:styleId="7">
+  <w:style w:type="paragraph" w:styleId="Heading6">
     <w:name w:val="heading 6"/>
-    <w:basedOn w:val="1"/>
-    <w:next w:val="1"/>
+    <w:basedOn w:val="Normal"/>
+    <w:next w:val="Normal"/>
     <w:semiHidden/>
     <w:unhideWhenUsed/>
     <w:qFormat/>
-    <w:uiPriority w:val="0"/>
     <w:pPr>
       <w:keepNext/>
       <w:keepLines/>
@@ -5549,19 +5464,18 @@
       <w:outlineLvl w:val="5"/>
     </w:pPr>
     <w:rPr>
-      <w:rFonts w:ascii="Arial" w:hAnsi="Arial" w:eastAsia="黑体"/>
+      <w:rFonts w:ascii="Arial" w:eastAsia="黑体" w:hAnsi="Arial"/>
       <w:b/>
       <w:sz w:val="24"/>
     </w:rPr>
   </w:style>
-  <w:style w:type="paragraph" w:styleId="8">
+  <w:style w:type="paragraph" w:styleId="Heading7">
     <w:name w:val="heading 7"/>
-    <w:basedOn w:val="1"/>
-    <w:next w:val="1"/>
+    <w:basedOn w:val="Normal"/>
+    <w:next w:val="Normal"/>
     <w:semiHidden/>
     <w:unhideWhenUsed/>
     <w:qFormat/>
-    <w:uiPriority w:val="0"/>
     <w:pPr>
       <w:keepNext/>
       <w:keepLines/>
@@ -5578,14 +5492,13 @@
       <w:sz w:val="24"/>
     </w:rPr>
   </w:style>
-  <w:style w:type="paragraph" w:styleId="9">
+  <w:style w:type="paragraph" w:styleId="Heading8">
     <w:name w:val="heading 8"/>
-    <w:basedOn w:val="1"/>
-    <w:next w:val="1"/>
+    <w:basedOn w:val="Normal"/>
+    <w:next w:val="Normal"/>
     <w:semiHidden/>
     <w:unhideWhenUsed/>
     <w:qFormat/>
-    <w:uiPriority w:val="0"/>
     <w:pPr>
       <w:keepNext/>
       <w:keepLines/>
@@ -5598,18 +5511,17 @@
       <w:outlineLvl w:val="7"/>
     </w:pPr>
     <w:rPr>
-      <w:rFonts w:ascii="Arial" w:hAnsi="Arial" w:eastAsia="黑体"/>
+      <w:rFonts w:ascii="Arial" w:eastAsia="黑体" w:hAnsi="Arial"/>
       <w:sz w:val="24"/>
     </w:rPr>
   </w:style>
-  <w:style w:type="paragraph" w:styleId="10">
+  <w:style w:type="paragraph" w:styleId="Heading9">
     <w:name w:val="heading 9"/>
-    <w:basedOn w:val="1"/>
-    <w:next w:val="1"/>
+    <w:basedOn w:val="Normal"/>
+    <w:next w:val="Normal"/>
     <w:semiHidden/>
     <w:unhideWhenUsed/>
     <w:qFormat/>
-    <w:uiPriority w:val="0"/>
     <w:pPr>
       <w:keepNext/>
       <w:keepLines/>
@@ -5622,21 +5534,19 @@
       <w:outlineLvl w:val="8"/>
     </w:pPr>
     <w:rPr>
-      <w:rFonts w:ascii="Arial" w:hAnsi="Arial" w:eastAsia="黑体"/>
+      <w:rFonts w:ascii="Arial" w:eastAsia="黑体" w:hAnsi="Arial"/>
       <w:sz w:val="21"/>
     </w:rPr>
   </w:style>
-  <w:style w:type="character" w:default="1" w:styleId="22">
+  <w:style w:type="character" w:default="1" w:styleId="DefaultParagraphFont">
     <w:name w:val="Default Paragraph Font"/>
     <w:semiHidden/>
     <w:qFormat/>
-    <w:uiPriority w:val="0"/>
   </w:style>
-  <w:style w:type="table" w:default="1" w:styleId="20">
+  <w:style w:type="table" w:default="1" w:styleId="TableNormal">
     <w:name w:val="Normal Table"/>
     <w:semiHidden/>
     <w:qFormat/>
-    <w:uiPriority w:val="0"/>
     <w:tblPr>
       <w:tblCellMar>
         <w:top w:w="0" w:type="dxa"/>
@@ -5646,43 +5556,39 @@
       </w:tblCellMar>
     </w:tblPr>
   </w:style>
-  <w:style w:type="paragraph" w:styleId="11">
+  <w:style w:type="paragraph" w:styleId="CommentText">
     <w:name w:val="annotation text"/>
-    <w:basedOn w:val="1"/>
+    <w:basedOn w:val="Normal"/>
     <w:qFormat/>
-    <w:uiPriority w:val="0"/>
     <w:pPr>
       <w:jc w:val="left"/>
     </w:pPr>
   </w:style>
-  <w:style w:type="paragraph" w:styleId="12">
+  <w:style w:type="paragraph" w:styleId="BodyText">
     <w:name w:val="Body Text"/>
-    <w:basedOn w:val="1"/>
+    <w:basedOn w:val="Normal"/>
     <w:semiHidden/>
     <w:qFormat/>
-    <w:uiPriority w:val="0"/>
     <w:rPr>
-      <w:rFonts w:ascii="Arial" w:hAnsi="Arial" w:eastAsia="Arial" w:cs="Arial"/>
+      <w:rFonts w:ascii="Arial" w:eastAsia="Arial" w:hAnsi="Arial" w:cs="Arial"/>
       <w:sz w:val="21"/>
       <w:szCs w:val="21"/>
       <w:lang w:val="en-US" w:eastAsia="en-US" w:bidi="ar-SA"/>
     </w:rPr>
   </w:style>
-  <w:style w:type="paragraph" w:styleId="13">
+  <w:style w:type="paragraph" w:styleId="TOC3">
     <w:name w:val="toc 3"/>
-    <w:basedOn w:val="1"/>
-    <w:next w:val="1"/>
+    <w:basedOn w:val="Normal"/>
+    <w:next w:val="Normal"/>
     <w:qFormat/>
-    <w:uiPriority w:val="0"/>
     <w:pPr>
       <w:ind w:left="840" w:leftChars="400"/>
     </w:pPr>
   </w:style>
-  <w:style w:type="paragraph" w:styleId="14">
+  <w:style w:type="paragraph" w:styleId="Footer">
     <w:name w:val="footer"/>
-    <w:basedOn w:val="1"/>
+    <w:basedOn w:val="Normal"/>
     <w:qFormat/>
-    <w:uiPriority w:val="0"/>
     <w:pPr>
       <w:tabs>
         <w:tab w:val="center" w:pos="4153"/>
@@ -5695,17 +5601,16 @@
       <w:sz w:val="18"/>
     </w:rPr>
   </w:style>
-  <w:style w:type="paragraph" w:styleId="15">
+  <w:style w:type="paragraph" w:styleId="Header">
     <w:name w:val="header"/>
-    <w:basedOn w:val="1"/>
+    <w:basedOn w:val="Normal"/>
     <w:qFormat/>
-    <w:uiPriority w:val="0"/>
     <w:pPr>
       <w:pBdr>
-        <w:top w:val="none" w:color="auto" w:sz="0" w:space="0"/>
-        <w:left w:val="none" w:color="auto" w:sz="0" w:space="0"/>
-        <w:bottom w:val="none" w:color="auto" w:sz="0" w:space="0"/>
-        <w:right w:val="none" w:color="auto" w:sz="0" w:space="0"/>
+        <w:top w:val="nil"/>
+        <w:left w:val="nil"/>
+        <w:bottom w:val="nil"/>
+        <w:right w:val="nil"/>
       </w:pBdr>
       <w:tabs>
         <w:tab w:val="center" w:pos="4153"/>
@@ -5720,41 +5625,37 @@
       <w:sz w:val="18"/>
     </w:rPr>
   </w:style>
-  <w:style w:type="paragraph" w:styleId="16">
+  <w:style w:type="paragraph" w:styleId="TOC1">
     <w:name w:val="toc 1"/>
-    <w:basedOn w:val="1"/>
-    <w:next w:val="1"/>
+    <w:basedOn w:val="Normal"/>
+    <w:next w:val="Normal"/>
     <w:qFormat/>
-    <w:uiPriority w:val="0"/>
     <w:rPr>
-      <w:rFonts w:ascii="Arial" w:hAnsi="Arial" w:eastAsia="Microsoft JhengHei"/>
+      <w:rFonts w:ascii="Arial" w:eastAsia="Microsoft JhengHei" w:hAnsi="Arial"/>
       <w:sz w:val="24"/>
     </w:rPr>
   </w:style>
-  <w:style w:type="paragraph" w:styleId="17">
+  <w:style w:type="paragraph" w:styleId="TOC2">
     <w:name w:val="toc 2"/>
-    <w:basedOn w:val="1"/>
-    <w:next w:val="1"/>
+    <w:basedOn w:val="Normal"/>
+    <w:next w:val="Normal"/>
     <w:qFormat/>
-    <w:uiPriority w:val="0"/>
     <w:pPr>
       <w:ind w:left="420" w:leftChars="200"/>
     </w:pPr>
   </w:style>
-  <w:style w:type="paragraph" w:styleId="18">
+  <w:style w:type="paragraph" w:styleId="NormalWeb">
     <w:name w:val="Normal (Web)"/>
-    <w:basedOn w:val="1"/>
+    <w:basedOn w:val="Normal"/>
     <w:qFormat/>
-    <w:uiPriority w:val="0"/>
     <w:rPr>
       <w:sz w:val="24"/>
     </w:rPr>
   </w:style>
-  <w:style w:type="paragraph" w:styleId="19">
+  <w:style w:type="paragraph" w:styleId="Title">
     <w:name w:val="Title"/>
-    <w:basedOn w:val="1"/>
+    <w:basedOn w:val="Normal"/>
     <w:qFormat/>
-    <w:uiPriority w:val="0"/>
     <w:pPr>
       <w:spacing w:before="240" w:beforeLines="0" w:beforeAutospacing="0" w:after="60" w:afterLines="0" w:afterAutospacing="0"/>
       <w:jc w:val="center"/>
@@ -5766,73 +5667,68 @@
       <w:sz w:val="32"/>
     </w:rPr>
   </w:style>
-  <w:style w:type="table" w:styleId="21">
+  <w:style w:type="table" w:styleId="TableGrid">
     <w:name w:val="Table Grid"/>
-    <w:basedOn w:val="20"/>
+    <w:basedOn w:val="TableNormal"/>
     <w:qFormat/>
-    <w:uiPriority w:val="0"/>
     <w:pPr>
       <w:widowControl w:val="0"/>
       <w:jc w:val="both"/>
     </w:pPr>
     <w:tblPr>
       <w:tblBorders>
-        <w:top w:val="single" w:color="auto" w:sz="4" w:space="0"/>
-        <w:left w:val="single" w:color="auto" w:sz="4" w:space="0"/>
-        <w:bottom w:val="single" w:color="auto" w:sz="4" w:space="0"/>
-        <w:right w:val="single" w:color="auto" w:sz="4" w:space="0"/>
-        <w:insideH w:val="single" w:color="auto" w:sz="4" w:space="0"/>
-        <w:insideV w:val="single" w:color="auto" w:sz="4" w:space="0"/>
+        <w:top w:val="single" w:sz="4" w:space="0" w:color="auto"/>
+        <w:left w:val="single" w:sz="4" w:space="0" w:color="auto"/>
+        <w:bottom w:val="single" w:sz="4" w:space="0" w:color="auto"/>
+        <w:right w:val="single" w:sz="4" w:space="0" w:color="auto"/>
+        <w:insideH w:val="single" w:sz="4" w:space="0" w:color="auto"/>
+        <w:insideV w:val="single" w:sz="4" w:space="0" w:color="auto"/>
       </w:tblBorders>
     </w:tblPr>
   </w:style>
-  <w:style w:type="character" w:styleId="23">
+  <w:style w:type="character" w:styleId="Strong">
     <w:name w:val="Strong"/>
-    <w:basedOn w:val="22"/>
+    <w:basedOn w:val="DefaultParagraphFont"/>
     <w:qFormat/>
-    <w:uiPriority w:val="0"/>
     <w:rPr>
       <w:b/>
     </w:rPr>
   </w:style>
-  <w:style w:type="paragraph" w:customStyle="1" w:styleId="24">
+  <w:style w:type="paragraph" w:customStyle="1" w:styleId="a">
     <w:name w:val="柴_公司名"/>
-    <w:basedOn w:val="19"/>
+    <w:basedOn w:val="Title"/>
     <w:qFormat/>
-    <w:uiPriority w:val="0"/>
     <w:pPr>
       <w:spacing w:after="600" w:afterLines="600"/>
     </w:pPr>
     <w:rPr>
-      <w:rFonts w:hint="eastAsia" w:ascii="宋体" w:hAnsi="宋体" w:eastAsia="宋体" w:cs="宋体"/>
+      <w:rFonts w:ascii="宋体" w:eastAsia="宋体" w:hAnsi="宋体" w:cs="宋体" w:hint="eastAsia"/>
       <w:bCs/>
       <w:spacing w:val="-6"/>
       <w:sz w:val="52"/>
       <w:szCs w:val="52"/>
     </w:rPr>
   </w:style>
-  <w:style w:type="paragraph" w:customStyle="1" w:styleId="25">
+  <w:style w:type="paragraph" w:customStyle="1" w:styleId="a0">
     <w:name w:val="柴_文档名"/>
-    <w:basedOn w:val="19"/>
+    <w:basedOn w:val="Title"/>
     <w:qFormat/>
-    <w:uiPriority w:val="0"/>
     <w:pPr>
       <w:spacing w:after="900" w:afterLines="900"/>
     </w:pPr>
     <w:rPr>
-      <w:rFonts w:ascii="黑体" w:hAnsi="黑体" w:eastAsia="黑体" w:cs="黑体"/>
+      <w:rFonts w:ascii="黑体" w:eastAsia="黑体" w:hAnsi="黑体" w:cs="黑体"/>
       <w:bCs/>
       <w:spacing w:val="-7"/>
       <w:sz w:val="52"/>
       <w:szCs w:val="52"/>
     </w:rPr>
   </w:style>
-  <w:style w:type="table" w:customStyle="1" w:styleId="26">
+  <w:style w:type="table" w:customStyle="1" w:styleId="TableNormal0">
     <w:name w:val="Table Normal_0"/>
     <w:semiHidden/>
     <w:unhideWhenUsed/>
     <w:qFormat/>
-    <w:uiPriority w:val="0"/>
     <w:tblPr>
       <w:tblCellMar>
         <w:top w:w="0" w:type="dxa"/>
@@ -5842,87 +5738,81 @@
       </w:tblCellMar>
     </w:tblPr>
   </w:style>
-  <w:style w:type="paragraph" w:customStyle="1" w:styleId="27">
+  <w:style w:type="paragraph" w:customStyle="1" w:styleId="TableText">
     <w:name w:val="Table Text"/>
-    <w:basedOn w:val="1"/>
+    <w:basedOn w:val="Normal"/>
     <w:semiHidden/>
     <w:qFormat/>
-    <w:uiPriority w:val="0"/>
     <w:rPr>
-      <w:rFonts w:ascii="宋体" w:hAnsi="宋体" w:eastAsia="宋体" w:cs="宋体"/>
+      <w:rFonts w:ascii="宋体" w:eastAsia="宋体" w:hAnsi="宋体" w:cs="宋体"/>
       <w:sz w:val="21"/>
       <w:szCs w:val="21"/>
       <w:lang w:val="en-US" w:eastAsia="en-US" w:bidi="ar-SA"/>
     </w:rPr>
   </w:style>
-  <w:style w:type="paragraph" w:customStyle="1" w:styleId="28">
+  <w:style w:type="paragraph" w:customStyle="1" w:styleId="1">
     <w:name w:val="柴_标题1"/>
-    <w:basedOn w:val="2"/>
-    <w:next w:val="29"/>
-    <w:link w:val="38"/>
+    <w:basedOn w:val="Heading1"/>
+    <w:next w:val="a1"/>
+    <w:link w:val="1Char"/>
     <w:qFormat/>
-    <w:uiPriority w:val="0"/>
     <w:pPr>
       <w:spacing w:before="100" w:after="90" w:line="360" w:lineRule="auto"/>
     </w:pPr>
     <w:rPr>
-      <w:rFonts w:ascii="Arial" w:hAnsi="Arial" w:eastAsia="宋体"/>
+      <w:rFonts w:ascii="Arial" w:eastAsia="宋体" w:hAnsi="Arial"/>
       <w:sz w:val="32"/>
     </w:rPr>
   </w:style>
-  <w:style w:type="paragraph" w:customStyle="1" w:styleId="29">
+  <w:style w:type="paragraph" w:customStyle="1" w:styleId="a1">
     <w:name w:val="柴_正文"/>
-    <w:basedOn w:val="12"/>
-    <w:link w:val="42"/>
+    <w:basedOn w:val="BodyText"/>
+    <w:link w:val="Char"/>
     <w:qFormat/>
-    <w:uiPriority w:val="0"/>
     <w:pPr>
       <w:spacing w:line="360" w:lineRule="auto"/>
       <w:ind w:firstLine="470" w:firstLineChars="200"/>
     </w:pPr>
     <w:rPr>
-      <w:rFonts w:ascii="Arial" w:hAnsi="Arial" w:eastAsia="宋体"/>
+      <w:rFonts w:ascii="Arial" w:eastAsia="宋体" w:hAnsi="Arial"/>
       <w:sz w:val="24"/>
       <w:lang w:eastAsia="zh-CN"/>
     </w:rPr>
   </w:style>
-  <w:style w:type="paragraph" w:customStyle="1" w:styleId="30">
+  <w:style w:type="paragraph" w:customStyle="1" w:styleId="2">
     <w:name w:val="柴_标题2"/>
-    <w:basedOn w:val="3"/>
-    <w:next w:val="29"/>
+    <w:basedOn w:val="Heading2"/>
+    <w:next w:val="a1"/>
     <w:qFormat/>
-    <w:uiPriority w:val="0"/>
     <w:pPr>
       <w:spacing w:line="360" w:lineRule="auto"/>
     </w:pPr>
     <w:rPr>
-      <w:rFonts w:ascii="Arial" w:hAnsi="Arial" w:eastAsia="宋体"/>
+      <w:rFonts w:ascii="Arial" w:eastAsia="宋体" w:hAnsi="Arial"/>
       <w:sz w:val="28"/>
     </w:rPr>
   </w:style>
-  <w:style w:type="paragraph" w:customStyle="1" w:styleId="31">
+  <w:style w:type="paragraph" w:customStyle="1" w:styleId="3">
     <w:name w:val="柴_标题3"/>
-    <w:basedOn w:val="4"/>
-    <w:next w:val="29"/>
+    <w:basedOn w:val="Heading3"/>
+    <w:next w:val="a1"/>
     <w:qFormat/>
-    <w:uiPriority w:val="0"/>
     <w:pPr>
       <w:spacing w:line="360" w:lineRule="auto"/>
       <w:ind w:left="0" w:firstLine="472" w:firstLineChars="200"/>
     </w:pPr>
     <w:rPr>
-      <w:rFonts w:ascii="宋体" w:hAnsi="宋体" w:eastAsia="宋体" w:cs="宋体"/>
+      <w:rFonts w:ascii="宋体" w:eastAsia="宋体" w:hAnsi="宋体" w:cs="宋体"/>
       <w:spacing w:val="-2"/>
       <w:sz w:val="24"/>
       <w:szCs w:val="24"/>
     </w:rPr>
   </w:style>
-  <w:style w:type="paragraph" w:customStyle="1" w:styleId="32">
+  <w:style w:type="paragraph" w:customStyle="1" w:styleId="a2">
     <w:name w:val="柴_目录"/>
-    <w:basedOn w:val="1"/>
-    <w:next w:val="12"/>
+    <w:basedOn w:val="Normal"/>
+    <w:next w:val="BodyText"/>
     <w:qFormat/>
-    <w:uiPriority w:val="0"/>
     <w:pPr>
       <w:tabs>
         <w:tab w:val="right" w:leader="dot" w:pos="8442"/>
@@ -5930,64 +5820,59 @@
       <w:ind w:left="0" w:leftChars="0"/>
     </w:pPr>
     <w:rPr>
-      <w:rFonts w:ascii="Arial" w:hAnsi="Arial" w:eastAsia="Microsoft JhengHei"/>
+      <w:rFonts w:ascii="Arial" w:eastAsia="Microsoft JhengHei" w:hAnsi="Arial"/>
       <w:sz w:val="24"/>
     </w:rPr>
   </w:style>
-  <w:style w:type="paragraph" w:customStyle="1" w:styleId="33">
+  <w:style w:type="paragraph" w:customStyle="1" w:styleId="WPSOffice1">
     <w:name w:val="WPSOffice手动目录 1"/>
     <w:qFormat/>
-    <w:uiPriority w:val="0"/>
     <w:pPr>
       <w:ind w:leftChars="0"/>
     </w:pPr>
     <w:rPr>
-      <w:rFonts w:ascii="Times New Roman" w:hAnsi="Times New Roman" w:eastAsia="宋体" w:cs="Times New Roman"/>
+      <w:rFonts w:ascii="Times New Roman" w:eastAsia="宋体" w:hAnsi="Times New Roman" w:cs="Times New Roman"/>
       <w:sz w:val="20"/>
       <w:szCs w:val="20"/>
     </w:rPr>
   </w:style>
-  <w:style w:type="paragraph" w:customStyle="1" w:styleId="34">
+  <w:style w:type="paragraph" w:customStyle="1" w:styleId="WPSOffice2">
     <w:name w:val="WPSOffice手动目录 2"/>
     <w:qFormat/>
-    <w:uiPriority w:val="0"/>
     <w:pPr>
       <w:ind w:leftChars="200"/>
     </w:pPr>
     <w:rPr>
-      <w:rFonts w:ascii="Times New Roman" w:hAnsi="Times New Roman" w:eastAsia="宋体" w:cs="Times New Roman"/>
+      <w:rFonts w:ascii="Times New Roman" w:eastAsia="宋体" w:hAnsi="Times New Roman" w:cs="Times New Roman"/>
       <w:sz w:val="20"/>
       <w:szCs w:val="20"/>
     </w:rPr>
   </w:style>
-  <w:style w:type="paragraph" w:customStyle="1" w:styleId="35">
+  <w:style w:type="paragraph" w:customStyle="1" w:styleId="WPSOffice3">
     <w:name w:val="WPSOffice手动目录 3"/>
     <w:qFormat/>
-    <w:uiPriority w:val="0"/>
     <w:pPr>
       <w:ind w:leftChars="400"/>
     </w:pPr>
     <w:rPr>
-      <w:rFonts w:ascii="Times New Roman" w:hAnsi="Times New Roman" w:eastAsia="宋体" w:cs="Times New Roman"/>
+      <w:rFonts w:ascii="Times New Roman" w:eastAsia="宋体" w:hAnsi="Times New Roman" w:cs="Times New Roman"/>
       <w:sz w:val="20"/>
       <w:szCs w:val="20"/>
     </w:rPr>
   </w:style>
-  <w:style w:type="paragraph" w:customStyle="1" w:styleId="36">
+  <w:style w:type="paragraph" w:customStyle="1" w:styleId="Compact">
     <w:name w:val="Compact"/>
-    <w:basedOn w:val="12"/>
+    <w:basedOn w:val="BodyText"/>
     <w:qFormat/>
-    <w:uiPriority w:val="0"/>
     <w:pPr>
       <w:spacing w:before="36" w:after="36"/>
     </w:pPr>
   </w:style>
-  <w:style w:type="table" w:customStyle="1" w:styleId="37">
+  <w:style w:type="table" w:customStyle="1" w:styleId="Table">
     <w:name w:val="Table"/>
     <w:semiHidden/>
     <w:unhideWhenUsed/>
     <w:qFormat/>
-    <w:uiPriority w:val="0"/>
     <w:tblPr>
       <w:tblCellMar>
         <w:top w:w="0" w:type="dxa"/>
@@ -5999,28 +5884,26 @@
     <w:tblStylePr w:type="firstRow">
       <w:tcPr>
         <w:tcBorders>
-          <w:bottom w:val="single" w:color="auto" w:sz="0" w:space="0"/>
+          <w:bottom w:val="single" w:sz="0" w:space="0" w:color="auto"/>
         </w:tcBorders>
         <w:vAlign w:val="bottom"/>
       </w:tcPr>
     </w:tblStylePr>
   </w:style>
-  <w:style w:type="character" w:customStyle="1" w:styleId="38">
+  <w:style w:type="character" w:customStyle="1" w:styleId="1Char">
     <w:name w:val="柴_标题1 Char"/>
-    <w:link w:val="28"/>
+    <w:link w:val="1"/>
     <w:qFormat/>
-    <w:uiPriority w:val="0"/>
     <w:rPr>
-      <w:rFonts w:ascii="Arial" w:hAnsi="Arial" w:eastAsia="宋体"/>
+      <w:rFonts w:ascii="Arial" w:eastAsia="宋体" w:hAnsi="Arial"/>
       <w:sz w:val="32"/>
     </w:rPr>
   </w:style>
-  <w:style w:type="table" w:customStyle="1" w:styleId="39">
+  <w:style w:type="table" w:customStyle="1" w:styleId="TableNormal1">
     <w:name w:val="Table Normal_1"/>
     <w:semiHidden/>
     <w:unhideWhenUsed/>
     <w:qFormat/>
-    <w:uiPriority w:val="0"/>
     <w:tblPr>
       <w:tblCellMar>
         <w:top w:w="0" w:type="dxa"/>
@@ -6030,11 +5913,10 @@
       </w:tblCellMar>
     </w:tblPr>
   </w:style>
-  <w:style w:type="paragraph" w:customStyle="1" w:styleId="40">
+  <w:style w:type="paragraph" w:customStyle="1" w:styleId="a3">
     <w:name w:val="柴_正文_无缩进"/>
-    <w:basedOn w:val="1"/>
+    <w:basedOn w:val="Normal"/>
     <w:qFormat/>
-    <w:uiPriority w:val="0"/>
     <w:pPr>
       <w:ind w:firstLine="0" w:firstLineChars="0"/>
     </w:pPr>
@@ -6044,31 +5926,29 @@
       <w:lang w:eastAsia="zh-CN"/>
     </w:rPr>
   </w:style>
-  <w:style w:type="paragraph" w:customStyle="1" w:styleId="41">
+  <w:style w:type="paragraph" w:customStyle="1" w:styleId="4">
     <w:name w:val="柴_标题4"/>
-    <w:basedOn w:val="5"/>
-    <w:next w:val="1"/>
+    <w:basedOn w:val="Heading4"/>
+    <w:next w:val="Normal"/>
     <w:qFormat/>
-    <w:uiPriority w:val="0"/>
     <w:pPr>
       <w:widowControl w:val="0"/>
       <w:spacing w:before="160" w:line="360" w:lineRule="auto"/>
-      <w:ind w:left="981" w:leftChars="300" w:hanging="862"/>
+      <w:ind w:left="981" w:hanging="862" w:leftChars="300"/>
     </w:pPr>
     <w:rPr>
-      <w:rFonts w:hint="eastAsia" w:ascii="Calibri" w:hAnsi="Calibri" w:eastAsia="宋体" w:cs="宋体"/>
+      <w:rFonts w:ascii="Calibri" w:eastAsia="宋体" w:hAnsi="Calibri" w:cs="宋体" w:hint="eastAsia"/>
       <w:sz w:val="24"/>
       <w:szCs w:val="24"/>
       <w:lang w:eastAsia="zh-CN" w:bidi="zh-CN"/>
     </w:rPr>
   </w:style>
-  <w:style w:type="character" w:customStyle="1" w:styleId="42">
+  <w:style w:type="character" w:customStyle="1" w:styleId="Char">
     <w:name w:val="柴_正文 Char"/>
-    <w:link w:val="29"/>
+    <w:link w:val="a1"/>
     <w:qFormat/>
-    <w:uiPriority w:val="0"/>
     <w:rPr>
-      <w:rFonts w:ascii="Arial" w:hAnsi="Arial" w:eastAsia="宋体"/>
+      <w:rFonts w:ascii="Arial" w:eastAsia="宋体" w:hAnsi="Arial"/>
       <w:sz w:val="24"/>
       <w:lang w:eastAsia="zh-CN"/>
     </w:rPr>

--- a/8.资源管理/2.运行记录类文件/TXHS-08-10-最终软件库应用情况说明.docx
+++ b/8.资源管理/2.运行记录类文件/TXHS-08-10-最终软件库应用情况说明.docx
@@ -1,11 +1,10 @@
 
 <file path=word/document.xml><?xml version="1.0" encoding="utf-8"?>
-<w:document xmlns:wpc="http://schemas.microsoft.com/office/word/2010/wordprocessingCanvas" xmlns:mc="http://schemas.openxmlformats.org/markup-compatibility/2006" xmlns:o="urn:schemas-microsoft-com:office:office" xmlns:r="http://schemas.openxmlformats.org/officeDocument/2006/relationships" xmlns:m="http://schemas.openxmlformats.org/officeDocument/2006/math" xmlns:v="urn:schemas-microsoft-com:vml" xmlns:wp14="http://schemas.microsoft.com/office/word/2010/wordprocessingDrawing" xmlns:wp="http://schemas.openxmlformats.org/drawingml/2006/wordprocessingDrawing" xmlns:w10="urn:schemas-microsoft-com:office:word" xmlns:w="http://schemas.openxmlformats.org/wordprocessingml/2006/main" xmlns:w14="http://schemas.microsoft.com/office/word/2010/wordml" xmlns:w15="http://schemas.microsoft.com/office/word/2012/wordml" xmlns:wne="http://schemas.microsoft.com/office/word/2006/wordml" xmlns:wpg="http://schemas.microsoft.com/office/word/2010/wordprocessingGroup" xmlns:wpi="http://schemas.microsoft.com/office/word/2010/wordprocessingInk" xmlns:wps="http://schemas.microsoft.com/office/word/2010/wordprocessingShape" mc:Ignorable="w14 w15 wp14">
-  <!-- Generated by Aspose.Words for .NET 13.3.0.1 -->
+<w:document xmlns:wpc="http://schemas.microsoft.com/office/word/2010/wordprocessingCanvas" xmlns:mc="http://schemas.openxmlformats.org/markup-compatibility/2006" xmlns:o="urn:schemas-microsoft-com:office:office" xmlns:r="http://schemas.openxmlformats.org/officeDocument/2006/relationships" xmlns:m="http://schemas.openxmlformats.org/officeDocument/2006/math" xmlns:v="urn:schemas-microsoft-com:vml" xmlns:wp14="http://schemas.microsoft.com/office/word/2010/wordprocessingDrawing" xmlns:wp="http://schemas.openxmlformats.org/drawingml/2006/wordprocessingDrawing" xmlns:w="http://schemas.openxmlformats.org/wordprocessingml/2006/main" xmlns:w14="http://schemas.microsoft.com/office/word/2010/wordml" xmlns:w10="urn:schemas-microsoft-com:office:word" xmlns:w15="http://schemas.microsoft.com/office/word/2012/wordml" xmlns:wpg="http://schemas.microsoft.com/office/word/2010/wordprocessingGroup" xmlns:wpi="http://schemas.microsoft.com/office/word/2010/wordprocessingInk" xmlns:wne="http://schemas.microsoft.com/office/word/2006/wordml" xmlns:wps="http://schemas.microsoft.com/office/word/2010/wordprocessingShape" xmlns:wpsCustomData="http://www.wps.cn/officeDocument/2013/wpsCustomData" mc:Ignorable="w14 w15 wp14">
   <w:body>
     <w:p>
       <w:pPr>
-        <w:pStyle w:val="a"/>
+        <w:pStyle w:val="24"/>
         <w:keepNext w:val="0"/>
         <w:keepLines w:val="0"/>
         <w:pageBreakBefore w:val="0"/>
@@ -25,7 +24,7 @@
       <w:bookmarkStart w:id="0" w:name="_Toc4379"/>
       <w:r>
         <w:drawing>
-          <wp:anchor distT="0" distB="0" distL="114300" distR="114300" simplePos="0" relativeHeight="251660288" behindDoc="1" locked="0" layoutInCell="1" allowOverlap="1">
+          <wp:anchor distT="0" distB="0" distL="114300" distR="114300" simplePos="0" relativeHeight="251661312" behindDoc="1" locked="0" layoutInCell="1" allowOverlap="1">
             <wp:simplePos x="0" y="0"/>
             <wp:positionH relativeFrom="column">
               <wp:posOffset>-19050</wp:posOffset>
@@ -50,7 +49,7 @@
                     </pic:cNvPicPr>
                   </pic:nvPicPr>
                   <pic:blipFill>
-                    <a:blip xmlns:r="http://schemas.openxmlformats.org/officeDocument/2006/relationships" r:embed="rId4"/>
+                    <a:blip r:embed="rId7"/>
                     <a:stretch>
                       <a:fillRect/>
                     </a:stretch>
@@ -76,7 +75,7 @@
       </w:r>
       <w:r>
         <w:drawing>
-          <wp:anchor distT="0" distB="0" distL="114300" distR="114300" simplePos="0" relativeHeight="251659264" behindDoc="1" locked="0" layoutInCell="1" allowOverlap="1">
+          <wp:anchor distT="0" distB="0" distL="114300" distR="114300" simplePos="0" relativeHeight="251660288" behindDoc="1" locked="0" layoutInCell="1" allowOverlap="1">
             <wp:simplePos x="0" y="0"/>
             <wp:positionH relativeFrom="column">
               <wp:posOffset>0</wp:posOffset>
@@ -101,7 +100,7 @@
                     </pic:cNvPicPr>
                   </pic:nvPicPr>
                   <pic:blipFill>
-                    <a:blip xmlns:r="http://schemas.openxmlformats.org/officeDocument/2006/relationships" r:embed="rId5"/>
+                    <a:blip r:embed="rId8"/>
                     <a:stretch>
                       <a:fillRect/>
                     </a:stretch>
@@ -131,7 +130,7 @@
           <w:lang w:val="en-US" w:eastAsia="zh-CN"/>
         </w:rPr>
         <w:drawing>
-          <wp:anchor distT="0" distB="0" distL="114300" distR="114300" simplePos="0" relativeHeight="251658240" behindDoc="1" locked="0" layoutInCell="1" allowOverlap="1">
+          <wp:anchor distT="0" distB="0" distL="114300" distR="114300" simplePos="0" relativeHeight="251659264" behindDoc="1" locked="0" layoutInCell="1" allowOverlap="1">
             <wp:simplePos x="0" y="0"/>
             <wp:positionH relativeFrom="column">
               <wp:posOffset>635</wp:posOffset>
@@ -156,7 +155,7 @@
                     </pic:cNvPicPr>
                   </pic:nvPicPr>
                   <pic:blipFill>
-                    <a:blip xmlns:r="http://schemas.openxmlformats.org/officeDocument/2006/relationships" r:embed="rId6">
+                    <a:blip r:embed="rId9">
                       <a:alphaModFix amt="58000"/>
                       <a:lum contrast="-52000"/>
                     </a:blip>
@@ -190,7 +189,7 @@
     </w:p>
     <w:p>
       <w:pPr>
-        <w:pStyle w:val="a0"/>
+        <w:pStyle w:val="25"/>
         <w:keepNext w:val="0"/>
         <w:keepLines w:val="0"/>
         <w:pageBreakBefore w:val="0"/>
@@ -237,11 +236,11 @@
         <w:adjustRightInd w:val="0"/>
         <w:snapToGrid w:val="0"/>
         <w:spacing w:after="624" w:afterLines="200" w:line="219" w:lineRule="auto"/>
-        <w:ind w:left="0" w:right="0" w:firstLine="0" w:leftChars="0" w:rightChars="0" w:firstLineChars="0"/>
+        <w:ind w:left="0" w:leftChars="0" w:right="0" w:rightChars="0" w:firstLine="0" w:firstLineChars="0"/>
         <w:jc w:val="center"/>
         <w:textAlignment w:val="baseline"/>
         <w:rPr>
-          <w:rFonts w:ascii="宋体" w:eastAsia="宋体" w:hAnsi="宋体" w:cs="宋体" w:hint="default"/>
+          <w:rFonts w:hint="default" w:ascii="宋体" w:hAnsi="宋体" w:eastAsia="宋体" w:cs="宋体"/>
           <w:sz w:val="24"/>
           <w:szCs w:val="24"/>
           <w:lang w:val="en-US" w:eastAsia="zh-CN"/>
@@ -249,7 +248,7 @@
       </w:pPr>
       <w:r>
         <w:rPr>
-          <w:rFonts w:ascii="宋体" w:eastAsia="宋体" w:hAnsi="宋体" w:cs="宋体"/>
+          <w:rFonts w:ascii="宋体" w:hAnsi="宋体" w:eastAsia="宋体" w:cs="宋体"/>
           <w:b/>
           <w:bCs/>
           <w:spacing w:val="-3"/>
@@ -260,7 +259,7 @@
       </w:r>
       <w:r>
         <w:rPr>
-          <w:rFonts w:ascii="宋体" w:eastAsia="宋体" w:hAnsi="宋体" w:cs="宋体" w:hint="eastAsia"/>
+          <w:rFonts w:hint="eastAsia" w:ascii="宋体" w:hAnsi="宋体" w:eastAsia="宋体" w:cs="宋体"/>
           <w:b/>
           <w:bCs/>
           <w:spacing w:val="-3"/>
@@ -272,7 +271,7 @@
       </w:r>
       <w:r>
         <w:rPr>
-          <w:rFonts w:ascii="宋体" w:eastAsia="宋体" w:hAnsi="宋体" w:cs="宋体"/>
+          <w:rFonts w:ascii="宋体" w:hAnsi="宋体" w:eastAsia="宋体" w:cs="宋体"/>
           <w:b/>
           <w:bCs/>
           <w:spacing w:val="-3"/>
@@ -283,7 +282,7 @@
       </w:r>
       <w:r>
         <w:rPr>
-          <w:rFonts w:ascii="宋体" w:hAnsi="宋体" w:cs="宋体" w:hint="eastAsia"/>
+          <w:rFonts w:hint="eastAsia" w:ascii="宋体" w:hAnsi="宋体" w:cs="宋体"/>
           <w:b/>
           <w:bCs/>
           <w:spacing w:val="-3"/>
@@ -295,7 +294,7 @@
       </w:r>
       <w:r>
         <w:rPr>
-          <w:rFonts w:ascii="宋体" w:eastAsia="宋体" w:hAnsi="宋体" w:cs="宋体"/>
+          <w:rFonts w:ascii="宋体" w:hAnsi="宋体" w:eastAsia="宋体" w:cs="宋体"/>
           <w:b/>
           <w:bCs/>
           <w:spacing w:val="-3"/>
@@ -306,7 +305,7 @@
       </w:r>
       <w:r>
         <w:rPr>
-          <w:rFonts w:ascii="宋体" w:hAnsi="宋体" w:cs="宋体" w:hint="eastAsia"/>
+          <w:rFonts w:hint="eastAsia" w:ascii="宋体" w:hAnsi="宋体" w:cs="宋体"/>
           <w:b/>
           <w:bCs/>
           <w:spacing w:val="-3"/>
@@ -319,17 +318,18 @@
     </w:p>
     <w:tbl>
       <w:tblPr>
-        <w:tblStyle w:val="TableGrid"/>
+        <w:tblStyle w:val="21"/>
         <w:tblW w:w="0" w:type="auto"/>
         <w:jc w:val="center"/>
         <w:tblBorders>
-          <w:top w:val="nil"/>
-          <w:left w:val="nil"/>
-          <w:bottom w:val="nil"/>
-          <w:right w:val="nil"/>
-          <w:insideH w:val="nil"/>
-          <w:insideV w:val="nil"/>
+          <w:top w:val="none" w:color="auto" w:sz="0" w:space="0"/>
+          <w:left w:val="none" w:color="auto" w:sz="0" w:space="0"/>
+          <w:bottom w:val="none" w:color="auto" w:sz="0" w:space="0"/>
+          <w:right w:val="none" w:color="auto" w:sz="0" w:space="0"/>
+          <w:insideH w:val="none" w:color="auto" w:sz="0" w:space="0"/>
+          <w:insideV w:val="none" w:color="auto" w:sz="0" w:space="0"/>
         </w:tblBorders>
+        <w:tblLayout w:type="autofit"/>
         <w:tblCellMar>
           <w:top w:w="0" w:type="dxa"/>
           <w:left w:w="108" w:type="dxa"/>
@@ -343,15 +343,13 @@
       </w:tblGrid>
       <w:tr>
         <w:tblPrEx>
-          <w:tblW w:w="0" w:type="auto"/>
-          <w:jc w:val="center"/>
           <w:tblBorders>
-            <w:top w:val="nil"/>
-            <w:left w:val="nil"/>
-            <w:bottom w:val="nil"/>
-            <w:right w:val="nil"/>
-            <w:insideH w:val="nil"/>
-            <w:insideV w:val="nil"/>
+            <w:top w:val="none" w:color="auto" w:sz="0" w:space="0"/>
+            <w:left w:val="none" w:color="auto" w:sz="0" w:space="0"/>
+            <w:bottom w:val="none" w:color="auto" w:sz="0" w:space="0"/>
+            <w:right w:val="none" w:color="auto" w:sz="0" w:space="0"/>
+            <w:insideH w:val="none" w:color="auto" w:sz="0" w:space="0"/>
+            <w:insideV w:val="none" w:color="auto" w:sz="0" w:space="0"/>
           </w:tblBorders>
           <w:tblCellMar>
             <w:top w:w="0" w:type="dxa"/>
@@ -361,7 +359,7 @@
           </w:tblCellMar>
         </w:tblPrEx>
         <w:trPr>
-          <w:trHeight w:val="810"/>
+          <w:trHeight w:val="810" w:hRule="atLeast"/>
           <w:jc w:val="center"/>
         </w:trPr>
         <w:tc>
@@ -400,7 +398,7 @@
             </w:r>
             <w:r>
               <w:rPr>
-                <w:rFonts w:asciiTheme="minorAscii" w:eastAsiaTheme="minorEastAsia" w:hAnsiTheme="minorAscii" w:hint="default"/>
+                <w:rFonts w:hint="default" w:asciiTheme="minorAscii" w:hAnsiTheme="minorAscii" w:eastAsiaTheme="minorEastAsia"/>
                 <w:spacing w:val="227"/>
                 <w:sz w:val="21"/>
                 <w:vertAlign w:val="baseline"/>
@@ -455,7 +453,7 @@
             </w:r>
             <w:r>
               <w:rPr>
-                <w:rFonts w:asciiTheme="minorAscii" w:eastAsiaTheme="minorEastAsia" w:hAnsiTheme="minorAscii" w:hint="eastAsia"/>
+                <w:rFonts w:hint="eastAsia" w:asciiTheme="minorAscii" w:hAnsiTheme="minorAscii" w:eastAsiaTheme="minorEastAsia"/>
                 <w:spacing w:val="227"/>
                 <w:sz w:val="21"/>
                 <w:vertAlign w:val="baseline"/>
@@ -477,8 +475,14 @@
       </w:tr>
       <w:tr>
         <w:tblPrEx>
-          <w:tblW w:w="0" w:type="auto"/>
-          <w:jc w:val="center"/>
+          <w:tblBorders>
+            <w:top w:val="none" w:color="auto" w:sz="0" w:space="0"/>
+            <w:left w:val="none" w:color="auto" w:sz="0" w:space="0"/>
+            <w:bottom w:val="none" w:color="auto" w:sz="0" w:space="0"/>
+            <w:right w:val="none" w:color="auto" w:sz="0" w:space="0"/>
+            <w:insideH w:val="none" w:color="auto" w:sz="0" w:space="0"/>
+            <w:insideV w:val="none" w:color="auto" w:sz="0" w:space="0"/>
+          </w:tblBorders>
           <w:tblCellMar>
             <w:top w:w="0" w:type="dxa"/>
             <w:left w:w="108" w:type="dxa"/>
@@ -487,7 +491,7 @@
           </w:tblCellMar>
         </w:tblPrEx>
         <w:trPr>
-          <w:trHeight w:val="810"/>
+          <w:trHeight w:val="810" w:hRule="atLeast"/>
           <w:jc w:val="center"/>
         </w:trPr>
         <w:tc>
@@ -512,7 +516,7 @@
               <w:snapToGrid w:val="0"/>
               <w:textAlignment w:val="baseline"/>
               <w:rPr>
-                <w:rFonts w:ascii="Arial" w:eastAsia="Arial" w:hAnsi="Arial" w:cs="Arial" w:hint="default"/>
+                <w:rFonts w:hint="default" w:ascii="Arial" w:hAnsi="Arial" w:eastAsia="Arial" w:cs="Arial"/>
                 <w:snapToGrid w:val="0"/>
                 <w:color w:val="000000"/>
                 <w:kern w:val="0"/>
@@ -544,7 +548,7 @@
             </w:r>
             <w:r>
               <w:rPr>
-                <w:rFonts w:asciiTheme="minorAscii" w:eastAsiaTheme="minorEastAsia" w:hAnsiTheme="minorAscii" w:hint="default"/>
+                <w:rFonts w:hint="default" w:asciiTheme="minorAscii" w:hAnsiTheme="minorAscii" w:eastAsiaTheme="minorEastAsia"/>
                 <w:spacing w:val="227"/>
                 <w:sz w:val="21"/>
                 <w:vertAlign w:val="baseline"/>
@@ -598,7 +602,7 @@
               <w:snapToGrid w:val="0"/>
               <w:textAlignment w:val="baseline"/>
               <w:rPr>
-                <w:rFonts w:ascii="Arial" w:eastAsia="Arial" w:hAnsi="Arial" w:cs="Arial" w:hint="default"/>
+                <w:rFonts w:hint="default" w:ascii="Arial" w:hAnsi="Arial" w:eastAsia="Arial" w:cs="Arial"/>
                 <w:snapToGrid w:val="0"/>
                 <w:color w:val="000000"/>
                 <w:kern w:val="0"/>
@@ -614,21 +618,11 @@
                 <w:vertAlign w:val="baseline"/>
                 <w:lang w:val="en-US" w:eastAsia="zh-CN"/>
               </w:rPr>
-              <w:t>审核</w:t>
-            </w:r>
-            <w:bookmarkStart w:id="2" w:name="_GoBack"/>
-            <w:bookmarkEnd w:id="2"/>
-            <w:r>
-              <w:rPr>
-                <w:rFonts w:hint="eastAsia"/>
-                <w:vertAlign w:val="baseline"/>
-                <w:lang w:val="en-US" w:eastAsia="zh-CN"/>
-              </w:rPr>
-              <w:t>时间</w:t>
+              <w:t>审核时间</w:t>
             </w:r>
             <w:r>
               <w:rPr>
-                <w:rFonts w:asciiTheme="minorAscii" w:eastAsiaTheme="minorEastAsia" w:hAnsiTheme="minorAscii" w:hint="eastAsia"/>
+                <w:rFonts w:hint="eastAsia" w:asciiTheme="minorAscii" w:hAnsiTheme="minorAscii" w:eastAsiaTheme="minorEastAsia"/>
                 <w:spacing w:val="227"/>
                 <w:sz w:val="21"/>
                 <w:vertAlign w:val="baseline"/>
@@ -650,8 +644,14 @@
       </w:tr>
       <w:tr>
         <w:tblPrEx>
-          <w:tblW w:w="0" w:type="auto"/>
-          <w:jc w:val="center"/>
+          <w:tblBorders>
+            <w:top w:val="none" w:color="auto" w:sz="0" w:space="0"/>
+            <w:left w:val="none" w:color="auto" w:sz="0" w:space="0"/>
+            <w:bottom w:val="none" w:color="auto" w:sz="0" w:space="0"/>
+            <w:right w:val="none" w:color="auto" w:sz="0" w:space="0"/>
+            <w:insideH w:val="none" w:color="auto" w:sz="0" w:space="0"/>
+            <w:insideV w:val="none" w:color="auto" w:sz="0" w:space="0"/>
+          </w:tblBorders>
           <w:tblCellMar>
             <w:top w:w="0" w:type="dxa"/>
             <w:left w:w="108" w:type="dxa"/>
@@ -660,7 +660,7 @@
           </w:tblCellMar>
         </w:tblPrEx>
         <w:trPr>
-          <w:trHeight w:val="635"/>
+          <w:trHeight w:val="635" w:hRule="atLeast"/>
           <w:jc w:val="center"/>
         </w:trPr>
         <w:tc>
@@ -711,7 +711,7 @@
             </w:r>
             <w:r>
               <w:rPr>
-                <w:rFonts w:asciiTheme="minorAscii" w:eastAsiaTheme="minorEastAsia" w:hAnsiTheme="minorAscii" w:hint="eastAsia"/>
+                <w:rFonts w:hint="eastAsia" w:asciiTheme="minorAscii" w:hAnsiTheme="minorAscii" w:eastAsiaTheme="minorEastAsia"/>
                 <w:spacing w:val="227"/>
                 <w:sz w:val="21"/>
                 <w:vertAlign w:val="baseline"/>
@@ -765,7 +765,7 @@
             </w:r>
             <w:r>
               <w:rPr>
-                <w:rFonts w:asciiTheme="minorAscii" w:eastAsiaTheme="minorEastAsia" w:hAnsiTheme="minorAscii" w:hint="eastAsia"/>
+                <w:rFonts w:hint="eastAsia" w:asciiTheme="minorAscii" w:hAnsiTheme="minorAscii" w:eastAsiaTheme="minorEastAsia"/>
                 <w:spacing w:val="227"/>
                 <w:sz w:val="21"/>
                 <w:vertAlign w:val="baseline"/>
@@ -826,14 +826,14 @@
         <w:ind w:left="3634"/>
         <w:textAlignment w:val="baseline"/>
         <w:rPr>
-          <w:rFonts w:ascii="宋体" w:eastAsia="宋体" w:hAnsi="宋体" w:cs="宋体"/>
+          <w:rFonts w:ascii="宋体" w:hAnsi="宋体" w:eastAsia="宋体" w:cs="宋体"/>
           <w:sz w:val="31"/>
           <w:szCs w:val="31"/>
         </w:rPr>
       </w:pPr>
       <w:r>
         <w:rPr>
-          <w:rFonts w:ascii="宋体" w:eastAsia="宋体" w:hAnsi="宋体" w:cs="宋体"/>
+          <w:rFonts w:ascii="宋体" w:hAnsi="宋体" w:eastAsia="宋体" w:cs="宋体"/>
           <w:b/>
           <w:bCs/>
           <w:spacing w:val="4"/>
@@ -845,16 +845,16 @@
     </w:p>
     <w:tbl>
       <w:tblPr>
-        <w:tblStyle w:val="TableNormal0"/>
+        <w:tblStyle w:val="26"/>
         <w:tblW w:w="8214" w:type="dxa"/>
         <w:jc w:val="center"/>
         <w:tblBorders>
-          <w:top w:val="single" w:sz="2" w:space="0" w:color="000000"/>
-          <w:left w:val="single" w:sz="2" w:space="0" w:color="000000"/>
-          <w:bottom w:val="single" w:sz="2" w:space="0" w:color="000000"/>
-          <w:right w:val="single" w:sz="2" w:space="0" w:color="000000"/>
-          <w:insideH w:val="single" w:sz="2" w:space="0" w:color="000000"/>
-          <w:insideV w:val="single" w:sz="2" w:space="0" w:color="000000"/>
+          <w:top w:val="single" w:color="000000" w:sz="2" w:space="0"/>
+          <w:left w:val="single" w:color="000000" w:sz="2" w:space="0"/>
+          <w:bottom w:val="single" w:color="000000" w:sz="2" w:space="0"/>
+          <w:right w:val="single" w:color="000000" w:sz="2" w:space="0"/>
+          <w:insideH w:val="single" w:color="000000" w:sz="2" w:space="0"/>
+          <w:insideV w:val="single" w:color="000000" w:sz="2" w:space="0"/>
         </w:tblBorders>
         <w:tblLayout w:type="fixed"/>
         <w:tblCellMar>
@@ -874,17 +874,14 @@
       </w:tblGrid>
       <w:tr>
         <w:tblPrEx>
-          <w:tblW w:w="8214" w:type="dxa"/>
-          <w:jc w:val="center"/>
           <w:tblBorders>
-            <w:top w:val="single" w:sz="2" w:space="0" w:color="000000"/>
-            <w:left w:val="single" w:sz="2" w:space="0" w:color="000000"/>
-            <w:bottom w:val="single" w:sz="2" w:space="0" w:color="000000"/>
-            <w:right w:val="single" w:sz="2" w:space="0" w:color="000000"/>
-            <w:insideH w:val="single" w:sz="2" w:space="0" w:color="000000"/>
-            <w:insideV w:val="single" w:sz="2" w:space="0" w:color="000000"/>
+            <w:top w:val="single" w:color="000000" w:sz="2" w:space="0"/>
+            <w:left w:val="single" w:color="000000" w:sz="2" w:space="0"/>
+            <w:bottom w:val="single" w:color="000000" w:sz="2" w:space="0"/>
+            <w:right w:val="single" w:color="000000" w:sz="2" w:space="0"/>
+            <w:insideH w:val="single" w:color="000000" w:sz="2" w:space="0"/>
+            <w:insideV w:val="single" w:color="000000" w:sz="2" w:space="0"/>
           </w:tblBorders>
-          <w:tblLayout w:type="fixed"/>
           <w:tblCellMar>
             <w:top w:w="0" w:type="dxa"/>
             <w:left w:w="0" w:type="dxa"/>
@@ -893,7 +890,7 @@
           </w:tblCellMar>
         </w:tblPrEx>
         <w:trPr>
-          <w:trHeight w:val="593"/>
+          <w:trHeight w:val="593" w:hRule="atLeast"/>
           <w:jc w:val="center"/>
         </w:trPr>
         <w:tc>
@@ -916,18 +913,18 @@
               <w:adjustRightInd w:val="0"/>
               <w:snapToGrid w:val="0"/>
               <w:spacing w:before="176" w:line="228" w:lineRule="auto"/>
-              <w:ind w:left="0" w:right="0" w:firstLine="0" w:leftChars="0" w:rightChars="0" w:firstLineChars="0"/>
+              <w:ind w:left="0" w:leftChars="0" w:right="0" w:rightChars="0" w:firstLine="0" w:firstLineChars="0"/>
               <w:jc w:val="center"/>
               <w:textAlignment w:val="baseline"/>
               <w:rPr>
-                <w:rFonts w:ascii="宋体" w:eastAsia="宋体" w:hAnsi="宋体" w:cs="宋体"/>
+                <w:rFonts w:ascii="宋体" w:hAnsi="宋体" w:eastAsia="宋体" w:cs="宋体"/>
                 <w:sz w:val="20"/>
                 <w:szCs w:val="20"/>
               </w:rPr>
             </w:pPr>
             <w:r>
               <w:rPr>
-                <w:rFonts w:ascii="宋体" w:hAnsi="宋体" w:cs="宋体" w:hint="eastAsia"/>
+                <w:rFonts w:hint="eastAsia" w:ascii="宋体" w:hAnsi="宋体" w:cs="宋体"/>
                 <w:spacing w:val="-14"/>
                 <w:sz w:val="20"/>
                 <w:szCs w:val="20"/>
@@ -937,7 +934,7 @@
             </w:r>
             <w:r>
               <w:rPr>
-                <w:rFonts w:ascii="宋体" w:eastAsia="宋体" w:hAnsi="宋体" w:cs="宋体"/>
+                <w:rFonts w:ascii="宋体" w:hAnsi="宋体" w:eastAsia="宋体" w:cs="宋体"/>
                 <w:spacing w:val="-14"/>
                 <w:sz w:val="20"/>
                 <w:szCs w:val="20"/>
@@ -966,18 +963,18 @@
               <w:adjustRightInd w:val="0"/>
               <w:snapToGrid w:val="0"/>
               <w:spacing w:before="175" w:line="227" w:lineRule="auto"/>
-              <w:ind w:left="0" w:right="0" w:firstLine="0" w:leftChars="0" w:rightChars="0" w:firstLineChars="0"/>
+              <w:ind w:left="0" w:leftChars="0" w:right="0" w:rightChars="0" w:firstLine="0" w:firstLineChars="0"/>
               <w:jc w:val="center"/>
               <w:textAlignment w:val="baseline"/>
               <w:rPr>
-                <w:rFonts w:ascii="宋体" w:eastAsia="宋体" w:hAnsi="宋体" w:cs="宋体"/>
+                <w:rFonts w:ascii="宋体" w:hAnsi="宋体" w:eastAsia="宋体" w:cs="宋体"/>
                 <w:sz w:val="20"/>
                 <w:szCs w:val="20"/>
               </w:rPr>
             </w:pPr>
             <w:r>
               <w:rPr>
-                <w:rFonts w:ascii="宋体" w:eastAsia="宋体" w:hAnsi="宋体" w:cs="宋体"/>
+                <w:rFonts w:ascii="宋体" w:hAnsi="宋体" w:eastAsia="宋体" w:cs="宋体"/>
                 <w:spacing w:val="4"/>
                 <w:sz w:val="20"/>
                 <w:szCs w:val="20"/>
@@ -1006,18 +1003,18 @@
               <w:adjustRightInd w:val="0"/>
               <w:snapToGrid w:val="0"/>
               <w:spacing w:before="175" w:line="228" w:lineRule="auto"/>
-              <w:ind w:left="0" w:right="0" w:firstLine="0" w:leftChars="0" w:rightChars="0" w:firstLineChars="0"/>
+              <w:ind w:left="0" w:leftChars="0" w:right="0" w:rightChars="0" w:firstLine="0" w:firstLineChars="0"/>
               <w:jc w:val="center"/>
               <w:textAlignment w:val="baseline"/>
               <w:rPr>
-                <w:rFonts w:ascii="宋体" w:eastAsia="宋体" w:hAnsi="宋体" w:cs="宋体"/>
+                <w:rFonts w:ascii="宋体" w:hAnsi="宋体" w:eastAsia="宋体" w:cs="宋体"/>
                 <w:sz w:val="20"/>
                 <w:szCs w:val="20"/>
               </w:rPr>
             </w:pPr>
             <w:r>
               <w:rPr>
-                <w:rFonts w:ascii="宋体" w:eastAsia="宋体" w:hAnsi="宋体" w:cs="宋体"/>
+                <w:rFonts w:ascii="宋体" w:hAnsi="宋体" w:eastAsia="宋体" w:cs="宋体"/>
                 <w:spacing w:val="7"/>
                 <w:sz w:val="20"/>
                 <w:szCs w:val="20"/>
@@ -1046,11 +1043,11 @@
               <w:adjustRightInd w:val="0"/>
               <w:snapToGrid w:val="0"/>
               <w:spacing w:before="175" w:line="228" w:lineRule="auto"/>
-              <w:ind w:left="0" w:right="0" w:firstLine="0" w:leftChars="0" w:rightChars="0" w:firstLineChars="0"/>
+              <w:ind w:left="0" w:leftChars="0" w:right="0" w:rightChars="0" w:firstLine="0" w:firstLineChars="0"/>
               <w:jc w:val="center"/>
               <w:textAlignment w:val="baseline"/>
               <w:rPr>
-                <w:rFonts w:ascii="宋体" w:eastAsia="宋体" w:hAnsi="宋体" w:cs="宋体" w:hint="eastAsia"/>
+                <w:rFonts w:hint="eastAsia" w:ascii="宋体" w:hAnsi="宋体" w:eastAsia="宋体" w:cs="宋体"/>
                 <w:spacing w:val="7"/>
                 <w:sz w:val="20"/>
                 <w:szCs w:val="20"/>
@@ -1059,7 +1056,7 @@
             </w:pPr>
             <w:r>
               <w:rPr>
-                <w:rFonts w:ascii="宋体" w:hAnsi="宋体" w:cs="宋体" w:hint="eastAsia"/>
+                <w:rFonts w:hint="eastAsia" w:ascii="宋体" w:hAnsi="宋体" w:cs="宋体"/>
                 <w:spacing w:val="7"/>
                 <w:sz w:val="20"/>
                 <w:szCs w:val="20"/>
@@ -1089,11 +1086,11 @@
               <w:adjustRightInd w:val="0"/>
               <w:snapToGrid w:val="0"/>
               <w:spacing w:before="175" w:line="228" w:lineRule="auto"/>
-              <w:ind w:left="0" w:right="0" w:firstLine="0" w:leftChars="0" w:rightChars="0" w:firstLineChars="0"/>
+              <w:ind w:left="0" w:leftChars="0" w:right="0" w:rightChars="0" w:firstLine="0" w:firstLineChars="0"/>
               <w:jc w:val="center"/>
               <w:textAlignment w:val="baseline"/>
               <w:rPr>
-                <w:rFonts w:ascii="宋体" w:hAnsi="宋体" w:cs="宋体" w:hint="default"/>
+                <w:rFonts w:hint="default" w:ascii="宋体" w:hAnsi="宋体" w:cs="宋体"/>
                 <w:spacing w:val="7"/>
                 <w:sz w:val="20"/>
                 <w:szCs w:val="20"/>
@@ -1102,7 +1099,7 @@
             </w:pPr>
             <w:r>
               <w:rPr>
-                <w:rFonts w:ascii="宋体" w:hAnsi="宋体" w:cs="宋体" w:hint="eastAsia"/>
+                <w:rFonts w:hint="eastAsia" w:ascii="宋体" w:hAnsi="宋体" w:cs="宋体"/>
                 <w:spacing w:val="7"/>
                 <w:sz w:val="20"/>
                 <w:szCs w:val="20"/>
@@ -1132,18 +1129,18 @@
               <w:adjustRightInd w:val="0"/>
               <w:snapToGrid w:val="0"/>
               <w:spacing w:before="176" w:line="229" w:lineRule="auto"/>
-              <w:ind w:left="0" w:right="0" w:firstLine="0" w:leftChars="0" w:rightChars="0" w:firstLineChars="0"/>
+              <w:ind w:left="0" w:leftChars="0" w:right="0" w:rightChars="0" w:firstLine="0" w:firstLineChars="0"/>
               <w:jc w:val="center"/>
               <w:textAlignment w:val="baseline"/>
               <w:rPr>
-                <w:rFonts w:ascii="宋体" w:eastAsia="宋体" w:hAnsi="宋体" w:cs="宋体"/>
+                <w:rFonts w:ascii="宋体" w:hAnsi="宋体" w:eastAsia="宋体" w:cs="宋体"/>
                 <w:sz w:val="20"/>
                 <w:szCs w:val="20"/>
               </w:rPr>
             </w:pPr>
             <w:r>
               <w:rPr>
-                <w:rFonts w:ascii="宋体" w:eastAsia="宋体" w:hAnsi="宋体" w:cs="宋体"/>
+                <w:rFonts w:ascii="宋体" w:hAnsi="宋体" w:eastAsia="宋体" w:cs="宋体"/>
                 <w:spacing w:val="7"/>
                 <w:sz w:val="20"/>
                 <w:szCs w:val="20"/>
@@ -1155,9 +1152,14 @@
       </w:tr>
       <w:tr>
         <w:tblPrEx>
-          <w:tblW w:w="8214" w:type="dxa"/>
-          <w:jc w:val="center"/>
-          <w:tblLayout w:type="fixed"/>
+          <w:tblBorders>
+            <w:top w:val="single" w:color="000000" w:sz="2" w:space="0"/>
+            <w:left w:val="single" w:color="000000" w:sz="2" w:space="0"/>
+            <w:bottom w:val="single" w:color="000000" w:sz="2" w:space="0"/>
+            <w:right w:val="single" w:color="000000" w:sz="2" w:space="0"/>
+            <w:insideH w:val="single" w:color="000000" w:sz="2" w:space="0"/>
+            <w:insideV w:val="single" w:color="000000" w:sz="2" w:space="0"/>
+          </w:tblBorders>
           <w:tblCellMar>
             <w:top w:w="0" w:type="dxa"/>
             <w:left w:w="0" w:type="dxa"/>
@@ -1166,7 +1168,7 @@
           </w:tblCellMar>
         </w:tblPrEx>
         <w:trPr>
-          <w:trHeight w:val="516"/>
+          <w:trHeight w:val="516" w:hRule="atLeast"/>
           <w:jc w:val="center"/>
         </w:trPr>
         <w:tc>
@@ -1189,11 +1191,11 @@
               <w:adjustRightInd w:val="0"/>
               <w:snapToGrid w:val="0"/>
               <w:spacing w:before="173" w:line="267" w:lineRule="exact"/>
-              <w:ind w:left="0" w:right="0" w:firstLine="0" w:leftChars="0" w:rightChars="0" w:firstLineChars="0"/>
+              <w:ind w:left="0" w:leftChars="0" w:right="0" w:rightChars="0" w:firstLine="0" w:firstLineChars="0"/>
               <w:jc w:val="center"/>
               <w:textAlignment w:val="baseline"/>
               <w:rPr>
-                <w:rFonts w:ascii="宋体" w:eastAsia="宋体" w:hAnsi="宋体" w:cs="宋体" w:hint="default"/>
+                <w:rFonts w:hint="default" w:ascii="宋体" w:hAnsi="宋体" w:eastAsia="宋体" w:cs="宋体"/>
                 <w:sz w:val="20"/>
                 <w:szCs w:val="20"/>
                 <w:lang w:val="en-US"/>
@@ -1201,7 +1203,7 @@
             </w:pPr>
             <w:r>
               <w:rPr>
-                <w:rFonts w:ascii="宋体" w:eastAsia="宋体" w:hAnsi="宋体" w:cs="宋体"/>
+                <w:rFonts w:ascii="宋体" w:hAnsi="宋体" w:eastAsia="宋体" w:cs="宋体"/>
                 <w:spacing w:val="3"/>
                 <w:position w:val="1"/>
                 <w:sz w:val="20"/>
@@ -1211,7 +1213,7 @@
             </w:r>
             <w:r>
               <w:rPr>
-                <w:rFonts w:ascii="宋体" w:hAnsi="宋体" w:cs="宋体" w:hint="eastAsia"/>
+                <w:rFonts w:hint="eastAsia" w:ascii="宋体" w:hAnsi="宋体" w:cs="宋体"/>
                 <w:spacing w:val="3"/>
                 <w:position w:val="1"/>
                 <w:sz w:val="20"/>
@@ -1222,7 +1224,7 @@
             </w:r>
             <w:r>
               <w:rPr>
-                <w:rFonts w:ascii="宋体" w:eastAsia="宋体" w:hAnsi="宋体" w:cs="宋体"/>
+                <w:rFonts w:ascii="宋体" w:hAnsi="宋体" w:eastAsia="宋体" w:cs="宋体"/>
                 <w:spacing w:val="3"/>
                 <w:position w:val="1"/>
                 <w:sz w:val="20"/>
@@ -1232,7 +1234,7 @@
             </w:r>
             <w:r>
               <w:rPr>
-                <w:rFonts w:ascii="宋体" w:hAnsi="宋体" w:cs="宋体" w:hint="eastAsia"/>
+                <w:rFonts w:hint="eastAsia" w:ascii="宋体" w:hAnsi="宋体" w:cs="宋体"/>
                 <w:spacing w:val="3"/>
                 <w:position w:val="1"/>
                 <w:sz w:val="20"/>
@@ -1263,18 +1265,18 @@
               <w:adjustRightInd w:val="0"/>
               <w:snapToGrid w:val="0"/>
               <w:spacing w:before="173" w:line="267" w:lineRule="exact"/>
-              <w:ind w:left="0" w:right="0" w:firstLine="0" w:leftChars="0" w:rightChars="0" w:firstLineChars="0"/>
+              <w:ind w:left="0" w:leftChars="0" w:right="0" w:rightChars="0" w:firstLine="0" w:firstLineChars="0"/>
               <w:jc w:val="center"/>
               <w:textAlignment w:val="baseline"/>
               <w:rPr>
-                <w:rFonts w:ascii="宋体" w:eastAsia="宋体" w:hAnsi="宋体" w:cs="宋体"/>
+                <w:rFonts w:ascii="宋体" w:hAnsi="宋体" w:eastAsia="宋体" w:cs="宋体"/>
                 <w:sz w:val="20"/>
                 <w:szCs w:val="20"/>
               </w:rPr>
             </w:pPr>
             <w:r>
               <w:rPr>
-                <w:rFonts w:ascii="宋体" w:eastAsia="宋体" w:hAnsi="宋体" w:cs="宋体"/>
+                <w:rFonts w:ascii="宋体" w:hAnsi="宋体" w:eastAsia="宋体" w:cs="宋体"/>
                 <w:spacing w:val="4"/>
                 <w:position w:val="1"/>
                 <w:sz w:val="20"/>
@@ -1304,18 +1306,18 @@
               <w:adjustRightInd w:val="0"/>
               <w:snapToGrid w:val="0"/>
               <w:spacing w:before="172" w:line="228" w:lineRule="auto"/>
-              <w:ind w:left="0" w:right="0" w:firstLine="0" w:leftChars="0" w:rightChars="0" w:firstLineChars="0"/>
+              <w:ind w:left="0" w:leftChars="0" w:right="0" w:rightChars="0" w:firstLine="0" w:firstLineChars="0"/>
               <w:jc w:val="center"/>
               <w:textAlignment w:val="baseline"/>
               <w:rPr>
-                <w:rFonts w:ascii="宋体" w:eastAsia="宋体" w:hAnsi="宋体" w:cs="宋体"/>
+                <w:rFonts w:ascii="宋体" w:hAnsi="宋体" w:eastAsia="宋体" w:cs="宋体"/>
                 <w:sz w:val="20"/>
                 <w:szCs w:val="20"/>
               </w:rPr>
             </w:pPr>
             <w:r>
               <w:rPr>
-                <w:rFonts w:ascii="宋体" w:eastAsia="宋体" w:hAnsi="宋体" w:cs="宋体"/>
+                <w:rFonts w:ascii="宋体" w:hAnsi="宋体" w:eastAsia="宋体" w:cs="宋体"/>
                 <w:spacing w:val="200"/>
                 <w:kern w:val="0"/>
                 <w:sz w:val="20"/>
@@ -1325,7 +1327,7 @@
             </w:r>
             <w:r>
               <w:rPr>
-                <w:rFonts w:ascii="宋体" w:eastAsia="宋体" w:hAnsi="宋体" w:cs="宋体"/>
+                <w:rFonts w:ascii="宋体" w:hAnsi="宋体" w:eastAsia="宋体" w:cs="宋体"/>
                 <w:spacing w:val="0"/>
                 <w:kern w:val="0"/>
                 <w:sz w:val="20"/>
@@ -1355,11 +1357,11 @@
               <w:adjustRightInd w:val="0"/>
               <w:snapToGrid w:val="0"/>
               <w:spacing w:before="173" w:line="229" w:lineRule="auto"/>
-              <w:ind w:left="0" w:right="0" w:firstLine="0" w:leftChars="0" w:rightChars="0" w:firstLineChars="0"/>
+              <w:ind w:left="0" w:leftChars="0" w:right="0" w:rightChars="0" w:firstLine="0" w:firstLineChars="0"/>
               <w:jc w:val="center"/>
               <w:textAlignment w:val="baseline"/>
               <w:rPr>
-                <w:rFonts w:ascii="宋体" w:eastAsia="宋体" w:hAnsi="宋体" w:cs="宋体"/>
+                <w:rFonts w:ascii="宋体" w:hAnsi="宋体" w:eastAsia="宋体" w:cs="宋体"/>
                 <w:spacing w:val="200"/>
                 <w:kern w:val="0"/>
                 <w:sz w:val="20"/>
@@ -1368,14 +1370,14 @@
             </w:pPr>
             <w:r>
               <w:rPr>
-                <w:rFonts w:asciiTheme="minorAscii" w:eastAsiaTheme="minorEastAsia" w:hAnsiTheme="minorAscii" w:hint="eastAsia"/>
+                <w:rFonts w:hint="eastAsia" w:asciiTheme="minorAscii" w:hAnsiTheme="minorAscii" w:eastAsiaTheme="minorEastAsia"/>
                 <w:spacing w:val="0"/>
                 <w:kern w:val="0"/>
                 <w:sz w:val="21"/>
                 <w:vertAlign w:val="baseline"/>
                 <w:lang w:val="en-US" w:eastAsia="zh-CN"/>
               </w:rPr>
-              <w:t>强宇涛</w:t>
+              <w:t>程方</w:t>
             </w:r>
           </w:p>
         </w:tc>
@@ -1399,11 +1401,11 @@
               <w:adjustRightInd w:val="0"/>
               <w:snapToGrid w:val="0"/>
               <w:spacing w:before="173" w:line="229" w:lineRule="auto"/>
-              <w:ind w:left="0" w:right="0" w:firstLine="0" w:leftChars="0" w:rightChars="0" w:firstLineChars="0"/>
+              <w:ind w:left="0" w:leftChars="0" w:right="0" w:rightChars="0" w:firstLine="0" w:firstLineChars="0"/>
               <w:jc w:val="center"/>
               <w:textAlignment w:val="baseline"/>
               <w:rPr>
-                <w:rFonts w:ascii="宋体" w:eastAsia="宋体" w:hAnsi="宋体" w:cs="宋体"/>
+                <w:rFonts w:ascii="宋体" w:hAnsi="宋体" w:eastAsia="宋体" w:cs="宋体"/>
                 <w:spacing w:val="200"/>
                 <w:kern w:val="0"/>
                 <w:sz w:val="20"/>
@@ -1412,14 +1414,14 @@
             </w:pPr>
             <w:r>
               <w:rPr>
-                <w:rFonts w:asciiTheme="minorAscii" w:eastAsiaTheme="minorEastAsia" w:hAnsiTheme="minorAscii" w:hint="eastAsia"/>
+                <w:rFonts w:hint="eastAsia" w:asciiTheme="minorAscii" w:hAnsiTheme="minorAscii" w:eastAsiaTheme="minorEastAsia"/>
                 <w:spacing w:val="0"/>
                 <w:kern w:val="0"/>
                 <w:sz w:val="21"/>
                 <w:vertAlign w:val="baseline"/>
                 <w:lang w:val="en-US" w:eastAsia="zh-CN"/>
               </w:rPr>
-              <w:t>陈凯</w:t>
+              <w:t>茅建根</w:t>
             </w:r>
           </w:p>
         </w:tc>
@@ -1443,18 +1445,18 @@
               <w:adjustRightInd w:val="0"/>
               <w:snapToGrid w:val="0"/>
               <w:spacing w:before="173" w:line="229" w:lineRule="auto"/>
-              <w:ind w:left="0" w:right="0" w:firstLine="0" w:leftChars="0" w:rightChars="0" w:firstLineChars="0"/>
+              <w:ind w:left="0" w:leftChars="0" w:right="0" w:rightChars="0" w:firstLine="0" w:firstLineChars="0"/>
               <w:jc w:val="center"/>
               <w:textAlignment w:val="baseline"/>
               <w:rPr>
-                <w:rFonts w:ascii="宋体" w:eastAsia="宋体" w:hAnsi="宋体" w:cs="宋体"/>
+                <w:rFonts w:ascii="宋体" w:hAnsi="宋体" w:eastAsia="宋体" w:cs="宋体"/>
                 <w:sz w:val="20"/>
                 <w:szCs w:val="20"/>
               </w:rPr>
             </w:pPr>
             <w:r>
               <w:rPr>
-                <w:rFonts w:asciiTheme="minorAscii" w:eastAsiaTheme="minorEastAsia" w:hAnsiTheme="minorAscii" w:hint="eastAsia"/>
+                <w:rFonts w:hint="eastAsia" w:asciiTheme="minorAscii" w:hAnsiTheme="minorAscii" w:eastAsiaTheme="minorEastAsia"/>
                 <w:spacing w:val="0"/>
                 <w:kern w:val="0"/>
                 <w:sz w:val="21"/>
@@ -1468,9 +1470,14 @@
       </w:tr>
       <w:tr>
         <w:tblPrEx>
-          <w:tblW w:w="8214" w:type="dxa"/>
-          <w:jc w:val="center"/>
-          <w:tblLayout w:type="fixed"/>
+          <w:tblBorders>
+            <w:top w:val="single" w:color="000000" w:sz="2" w:space="0"/>
+            <w:left w:val="single" w:color="000000" w:sz="2" w:space="0"/>
+            <w:bottom w:val="single" w:color="000000" w:sz="2" w:space="0"/>
+            <w:right w:val="single" w:color="000000" w:sz="2" w:space="0"/>
+            <w:insideH w:val="single" w:color="000000" w:sz="2" w:space="0"/>
+            <w:insideV w:val="single" w:color="000000" w:sz="2" w:space="0"/>
+          </w:tblBorders>
           <w:tblCellMar>
             <w:top w:w="0" w:type="dxa"/>
             <w:left w:w="0" w:type="dxa"/>
@@ -1479,7 +1486,7 @@
           </w:tblCellMar>
         </w:tblPrEx>
         <w:trPr>
-          <w:trHeight w:val="556"/>
+          <w:trHeight w:val="556" w:hRule="atLeast"/>
           <w:jc w:val="center"/>
         </w:trPr>
         <w:tc>
@@ -1488,7 +1495,7 @@
           </w:tcPr>
           <w:p>
             <w:pPr>
-              <w:pStyle w:val="TableText"/>
+              <w:pStyle w:val="27"/>
               <w:keepNext w:val="0"/>
               <w:keepLines w:val="0"/>
               <w:pageBreakBefore w:val="0"/>
@@ -1502,7 +1509,7 @@
               <w:bidi w:val="0"/>
               <w:adjustRightInd w:val="0"/>
               <w:snapToGrid w:val="0"/>
-              <w:ind w:left="0" w:right="0" w:firstLine="0" w:leftChars="0" w:rightChars="0" w:firstLineChars="0"/>
+              <w:ind w:left="0" w:leftChars="0" w:right="0" w:rightChars="0" w:firstLine="0" w:firstLineChars="0"/>
               <w:jc w:val="center"/>
               <w:textAlignment w:val="baseline"/>
             </w:pPr>
@@ -1514,7 +1521,7 @@
           </w:tcPr>
           <w:p>
             <w:pPr>
-              <w:pStyle w:val="TableText"/>
+              <w:pStyle w:val="27"/>
               <w:keepNext w:val="0"/>
               <w:keepLines w:val="0"/>
               <w:pageBreakBefore w:val="0"/>
@@ -1528,7 +1535,7 @@
               <w:bidi w:val="0"/>
               <w:adjustRightInd w:val="0"/>
               <w:snapToGrid w:val="0"/>
-              <w:ind w:left="0" w:right="0" w:firstLine="0" w:leftChars="0" w:rightChars="0" w:firstLineChars="0"/>
+              <w:ind w:left="0" w:leftChars="0" w:right="0" w:rightChars="0" w:firstLine="0" w:firstLineChars="0"/>
               <w:jc w:val="center"/>
               <w:textAlignment w:val="baseline"/>
             </w:pPr>
@@ -1540,7 +1547,7 @@
           </w:tcPr>
           <w:p>
             <w:pPr>
-              <w:pStyle w:val="TableText"/>
+              <w:pStyle w:val="27"/>
               <w:keepNext w:val="0"/>
               <w:keepLines w:val="0"/>
               <w:pageBreakBefore w:val="0"/>
@@ -1554,7 +1561,7 @@
               <w:bidi w:val="0"/>
               <w:adjustRightInd w:val="0"/>
               <w:snapToGrid w:val="0"/>
-              <w:ind w:left="0" w:right="0" w:firstLine="0" w:leftChars="0" w:rightChars="0" w:firstLineChars="0"/>
+              <w:ind w:left="0" w:leftChars="0" w:right="0" w:rightChars="0" w:firstLine="0" w:firstLineChars="0"/>
               <w:jc w:val="center"/>
               <w:textAlignment w:val="baseline"/>
             </w:pPr>
@@ -1566,7 +1573,7 @@
           </w:tcPr>
           <w:p>
             <w:pPr>
-              <w:pStyle w:val="TableText"/>
+              <w:pStyle w:val="27"/>
               <w:keepNext w:val="0"/>
               <w:keepLines w:val="0"/>
               <w:pageBreakBefore w:val="0"/>
@@ -1580,7 +1587,7 @@
               <w:bidi w:val="0"/>
               <w:adjustRightInd w:val="0"/>
               <w:snapToGrid w:val="0"/>
-              <w:ind w:left="0" w:right="0" w:firstLine="0" w:leftChars="0" w:rightChars="0" w:firstLineChars="0"/>
+              <w:ind w:left="0" w:leftChars="0" w:right="0" w:rightChars="0" w:firstLine="0" w:firstLineChars="0"/>
               <w:jc w:val="center"/>
               <w:textAlignment w:val="baseline"/>
             </w:pPr>
@@ -1592,7 +1599,7 @@
           </w:tcPr>
           <w:p>
             <w:pPr>
-              <w:pStyle w:val="TableText"/>
+              <w:pStyle w:val="27"/>
               <w:keepNext w:val="0"/>
               <w:keepLines w:val="0"/>
               <w:pageBreakBefore w:val="0"/>
@@ -1606,7 +1613,7 @@
               <w:bidi w:val="0"/>
               <w:adjustRightInd w:val="0"/>
               <w:snapToGrid w:val="0"/>
-              <w:ind w:left="0" w:right="0" w:firstLine="0" w:leftChars="0" w:rightChars="0" w:firstLineChars="0"/>
+              <w:ind w:left="0" w:leftChars="0" w:right="0" w:rightChars="0" w:firstLine="0" w:firstLineChars="0"/>
               <w:jc w:val="center"/>
               <w:textAlignment w:val="baseline"/>
             </w:pPr>
@@ -1618,7 +1625,7 @@
           </w:tcPr>
           <w:p>
             <w:pPr>
-              <w:pStyle w:val="TableText"/>
+              <w:pStyle w:val="27"/>
               <w:keepNext w:val="0"/>
               <w:keepLines w:val="0"/>
               <w:pageBreakBefore w:val="0"/>
@@ -1632,7 +1639,7 @@
               <w:bidi w:val="0"/>
               <w:adjustRightInd w:val="0"/>
               <w:snapToGrid w:val="0"/>
-              <w:ind w:left="0" w:right="0" w:firstLine="0" w:leftChars="0" w:rightChars="0" w:firstLineChars="0"/>
+              <w:ind w:left="0" w:leftChars="0" w:right="0" w:rightChars="0" w:firstLine="0" w:firstLineChars="0"/>
               <w:jc w:val="center"/>
               <w:textAlignment w:val="baseline"/>
             </w:pPr>
@@ -1641,9 +1648,14 @@
       </w:tr>
       <w:tr>
         <w:tblPrEx>
-          <w:tblW w:w="8214" w:type="dxa"/>
-          <w:jc w:val="center"/>
-          <w:tblLayout w:type="fixed"/>
+          <w:tblBorders>
+            <w:top w:val="single" w:color="000000" w:sz="2" w:space="0"/>
+            <w:left w:val="single" w:color="000000" w:sz="2" w:space="0"/>
+            <w:bottom w:val="single" w:color="000000" w:sz="2" w:space="0"/>
+            <w:right w:val="single" w:color="000000" w:sz="2" w:space="0"/>
+            <w:insideH w:val="single" w:color="000000" w:sz="2" w:space="0"/>
+            <w:insideV w:val="single" w:color="000000" w:sz="2" w:space="0"/>
+          </w:tblBorders>
           <w:tblCellMar>
             <w:top w:w="0" w:type="dxa"/>
             <w:left w:w="0" w:type="dxa"/>
@@ -1652,7 +1664,7 @@
           </w:tblCellMar>
         </w:tblPrEx>
         <w:trPr>
-          <w:trHeight w:val="556"/>
+          <w:trHeight w:val="556" w:hRule="atLeast"/>
           <w:jc w:val="center"/>
         </w:trPr>
         <w:tc>
@@ -1661,7 +1673,7 @@
           </w:tcPr>
           <w:p>
             <w:pPr>
-              <w:pStyle w:val="TableText"/>
+              <w:pStyle w:val="27"/>
               <w:keepNext w:val="0"/>
               <w:keepLines w:val="0"/>
               <w:pageBreakBefore w:val="0"/>
@@ -1675,7 +1687,7 @@
               <w:bidi w:val="0"/>
               <w:adjustRightInd w:val="0"/>
               <w:snapToGrid w:val="0"/>
-              <w:ind w:left="0" w:right="0" w:firstLine="0" w:leftChars="0" w:rightChars="0" w:firstLineChars="0"/>
+              <w:ind w:left="0" w:leftChars="0" w:right="0" w:rightChars="0" w:firstLine="0" w:firstLineChars="0"/>
               <w:jc w:val="center"/>
               <w:textAlignment w:val="baseline"/>
             </w:pPr>
@@ -1687,7 +1699,7 @@
           </w:tcPr>
           <w:p>
             <w:pPr>
-              <w:pStyle w:val="TableText"/>
+              <w:pStyle w:val="27"/>
               <w:keepNext w:val="0"/>
               <w:keepLines w:val="0"/>
               <w:pageBreakBefore w:val="0"/>
@@ -1701,7 +1713,7 @@
               <w:bidi w:val="0"/>
               <w:adjustRightInd w:val="0"/>
               <w:snapToGrid w:val="0"/>
-              <w:ind w:left="0" w:right="0" w:firstLine="0" w:leftChars="0" w:rightChars="0" w:firstLineChars="0"/>
+              <w:ind w:left="0" w:leftChars="0" w:right="0" w:rightChars="0" w:firstLine="0" w:firstLineChars="0"/>
               <w:jc w:val="center"/>
               <w:textAlignment w:val="baseline"/>
             </w:pPr>
@@ -1713,7 +1725,7 @@
           </w:tcPr>
           <w:p>
             <w:pPr>
-              <w:pStyle w:val="TableText"/>
+              <w:pStyle w:val="27"/>
               <w:keepNext w:val="0"/>
               <w:keepLines w:val="0"/>
               <w:pageBreakBefore w:val="0"/>
@@ -1727,7 +1739,7 @@
               <w:bidi w:val="0"/>
               <w:adjustRightInd w:val="0"/>
               <w:snapToGrid w:val="0"/>
-              <w:ind w:left="0" w:right="0" w:firstLine="0" w:leftChars="0" w:rightChars="0" w:firstLineChars="0"/>
+              <w:ind w:left="0" w:leftChars="0" w:right="0" w:rightChars="0" w:firstLine="0" w:firstLineChars="0"/>
               <w:jc w:val="center"/>
               <w:textAlignment w:val="baseline"/>
             </w:pPr>
@@ -1739,7 +1751,7 @@
           </w:tcPr>
           <w:p>
             <w:pPr>
-              <w:pStyle w:val="TableText"/>
+              <w:pStyle w:val="27"/>
               <w:keepNext w:val="0"/>
               <w:keepLines w:val="0"/>
               <w:pageBreakBefore w:val="0"/>
@@ -1753,7 +1765,7 @@
               <w:bidi w:val="0"/>
               <w:adjustRightInd w:val="0"/>
               <w:snapToGrid w:val="0"/>
-              <w:ind w:left="0" w:right="0" w:firstLine="0" w:leftChars="0" w:rightChars="0" w:firstLineChars="0"/>
+              <w:ind w:left="0" w:leftChars="0" w:right="0" w:rightChars="0" w:firstLine="0" w:firstLineChars="0"/>
               <w:jc w:val="center"/>
               <w:textAlignment w:val="baseline"/>
             </w:pPr>
@@ -1765,7 +1777,7 @@
           </w:tcPr>
           <w:p>
             <w:pPr>
-              <w:pStyle w:val="TableText"/>
+              <w:pStyle w:val="27"/>
               <w:keepNext w:val="0"/>
               <w:keepLines w:val="0"/>
               <w:pageBreakBefore w:val="0"/>
@@ -1779,7 +1791,7 @@
               <w:bidi w:val="0"/>
               <w:adjustRightInd w:val="0"/>
               <w:snapToGrid w:val="0"/>
-              <w:ind w:left="0" w:right="0" w:firstLine="0" w:leftChars="0" w:rightChars="0" w:firstLineChars="0"/>
+              <w:ind w:left="0" w:leftChars="0" w:right="0" w:rightChars="0" w:firstLine="0" w:firstLineChars="0"/>
               <w:jc w:val="center"/>
               <w:textAlignment w:val="baseline"/>
             </w:pPr>
@@ -1791,7 +1803,7 @@
           </w:tcPr>
           <w:p>
             <w:pPr>
-              <w:pStyle w:val="TableText"/>
+              <w:pStyle w:val="27"/>
               <w:keepNext w:val="0"/>
               <w:keepLines w:val="0"/>
               <w:pageBreakBefore w:val="0"/>
@@ -1805,7 +1817,7 @@
               <w:bidi w:val="0"/>
               <w:adjustRightInd w:val="0"/>
               <w:snapToGrid w:val="0"/>
-              <w:ind w:left="0" w:right="0" w:firstLine="0" w:leftChars="0" w:rightChars="0" w:firstLineChars="0"/>
+              <w:ind w:left="0" w:leftChars="0" w:right="0" w:rightChars="0" w:firstLine="0" w:firstLineChars="0"/>
               <w:jc w:val="center"/>
               <w:textAlignment w:val="baseline"/>
             </w:pPr>
@@ -1814,9 +1826,14 @@
       </w:tr>
       <w:tr>
         <w:tblPrEx>
-          <w:tblW w:w="8214" w:type="dxa"/>
-          <w:jc w:val="center"/>
-          <w:tblLayout w:type="fixed"/>
+          <w:tblBorders>
+            <w:top w:val="single" w:color="000000" w:sz="2" w:space="0"/>
+            <w:left w:val="single" w:color="000000" w:sz="2" w:space="0"/>
+            <w:bottom w:val="single" w:color="000000" w:sz="2" w:space="0"/>
+            <w:right w:val="single" w:color="000000" w:sz="2" w:space="0"/>
+            <w:insideH w:val="single" w:color="000000" w:sz="2" w:space="0"/>
+            <w:insideV w:val="single" w:color="000000" w:sz="2" w:space="0"/>
+          </w:tblBorders>
           <w:tblCellMar>
             <w:top w:w="0" w:type="dxa"/>
             <w:left w:w="0" w:type="dxa"/>
@@ -1825,7 +1842,7 @@
           </w:tblCellMar>
         </w:tblPrEx>
         <w:trPr>
-          <w:trHeight w:val="557"/>
+          <w:trHeight w:val="557" w:hRule="atLeast"/>
           <w:jc w:val="center"/>
         </w:trPr>
         <w:tc>
@@ -1834,7 +1851,7 @@
           </w:tcPr>
           <w:p>
             <w:pPr>
-              <w:pStyle w:val="TableText"/>
+              <w:pStyle w:val="27"/>
               <w:keepNext w:val="0"/>
               <w:keepLines w:val="0"/>
               <w:pageBreakBefore w:val="0"/>
@@ -1848,7 +1865,7 @@
               <w:bidi w:val="0"/>
               <w:adjustRightInd w:val="0"/>
               <w:snapToGrid w:val="0"/>
-              <w:ind w:left="0" w:right="0" w:firstLine="0" w:leftChars="0" w:rightChars="0" w:firstLineChars="0"/>
+              <w:ind w:left="0" w:leftChars="0" w:right="0" w:rightChars="0" w:firstLine="0" w:firstLineChars="0"/>
               <w:jc w:val="center"/>
               <w:textAlignment w:val="baseline"/>
             </w:pPr>
@@ -1860,7 +1877,7 @@
           </w:tcPr>
           <w:p>
             <w:pPr>
-              <w:pStyle w:val="TableText"/>
+              <w:pStyle w:val="27"/>
               <w:keepNext w:val="0"/>
               <w:keepLines w:val="0"/>
               <w:pageBreakBefore w:val="0"/>
@@ -1874,7 +1891,7 @@
               <w:bidi w:val="0"/>
               <w:adjustRightInd w:val="0"/>
               <w:snapToGrid w:val="0"/>
-              <w:ind w:left="0" w:right="0" w:firstLine="0" w:leftChars="0" w:rightChars="0" w:firstLineChars="0"/>
+              <w:ind w:left="0" w:leftChars="0" w:right="0" w:rightChars="0" w:firstLine="0" w:firstLineChars="0"/>
               <w:jc w:val="center"/>
               <w:textAlignment w:val="baseline"/>
             </w:pPr>
@@ -1886,7 +1903,7 @@
           </w:tcPr>
           <w:p>
             <w:pPr>
-              <w:pStyle w:val="TableText"/>
+              <w:pStyle w:val="27"/>
               <w:keepNext w:val="0"/>
               <w:keepLines w:val="0"/>
               <w:pageBreakBefore w:val="0"/>
@@ -1900,7 +1917,7 @@
               <w:bidi w:val="0"/>
               <w:adjustRightInd w:val="0"/>
               <w:snapToGrid w:val="0"/>
-              <w:ind w:left="0" w:right="0" w:firstLine="0" w:leftChars="0" w:rightChars="0" w:firstLineChars="0"/>
+              <w:ind w:left="0" w:leftChars="0" w:right="0" w:rightChars="0" w:firstLine="0" w:firstLineChars="0"/>
               <w:jc w:val="center"/>
               <w:textAlignment w:val="baseline"/>
             </w:pPr>
@@ -1912,7 +1929,7 @@
           </w:tcPr>
           <w:p>
             <w:pPr>
-              <w:pStyle w:val="TableText"/>
+              <w:pStyle w:val="27"/>
               <w:keepNext w:val="0"/>
               <w:keepLines w:val="0"/>
               <w:pageBreakBefore w:val="0"/>
@@ -1926,7 +1943,7 @@
               <w:bidi w:val="0"/>
               <w:adjustRightInd w:val="0"/>
               <w:snapToGrid w:val="0"/>
-              <w:ind w:left="0" w:right="0" w:firstLine="0" w:leftChars="0" w:rightChars="0" w:firstLineChars="0"/>
+              <w:ind w:left="0" w:leftChars="0" w:right="0" w:rightChars="0" w:firstLine="0" w:firstLineChars="0"/>
               <w:jc w:val="center"/>
               <w:textAlignment w:val="baseline"/>
             </w:pPr>
@@ -1938,7 +1955,7 @@
           </w:tcPr>
           <w:p>
             <w:pPr>
-              <w:pStyle w:val="TableText"/>
+              <w:pStyle w:val="27"/>
               <w:keepNext w:val="0"/>
               <w:keepLines w:val="0"/>
               <w:pageBreakBefore w:val="0"/>
@@ -1952,7 +1969,7 @@
               <w:bidi w:val="0"/>
               <w:adjustRightInd w:val="0"/>
               <w:snapToGrid w:val="0"/>
-              <w:ind w:left="0" w:right="0" w:firstLine="0" w:leftChars="0" w:rightChars="0" w:firstLineChars="0"/>
+              <w:ind w:left="0" w:leftChars="0" w:right="0" w:rightChars="0" w:firstLine="0" w:firstLineChars="0"/>
               <w:jc w:val="center"/>
               <w:textAlignment w:val="baseline"/>
             </w:pPr>
@@ -1964,7 +1981,7 @@
           </w:tcPr>
           <w:p>
             <w:pPr>
-              <w:pStyle w:val="TableText"/>
+              <w:pStyle w:val="27"/>
               <w:keepNext w:val="0"/>
               <w:keepLines w:val="0"/>
               <w:pageBreakBefore w:val="0"/>
@@ -1978,7 +1995,7 @@
               <w:bidi w:val="0"/>
               <w:adjustRightInd w:val="0"/>
               <w:snapToGrid w:val="0"/>
-              <w:ind w:left="0" w:right="0" w:firstLine="0" w:leftChars="0" w:rightChars="0" w:firstLineChars="0"/>
+              <w:ind w:left="0" w:leftChars="0" w:right="0" w:rightChars="0" w:firstLine="0" w:firstLineChars="0"/>
               <w:jc w:val="center"/>
               <w:textAlignment w:val="baseline"/>
             </w:pPr>
@@ -2010,7 +2027,7 @@
     <w:sdt>
       <w:sdtPr>
         <w:rPr>
-          <w:rFonts w:ascii="宋体" w:eastAsia="宋体" w:hAnsi="宋体" w:cs="Arial"/>
+          <w:rFonts w:ascii="宋体" w:hAnsi="宋体" w:eastAsia="宋体" w:cs="Arial"/>
           <w:snapToGrid w:val="0"/>
           <w:color w:val="000000"/>
           <w:kern w:val="0"/>
@@ -2026,7 +2043,7 @@
       </w:sdtPr>
       <w:sdtEndPr>
         <w:rPr>
-          <w:rFonts w:ascii="宋体" w:eastAsia="宋体" w:hAnsi="宋体" w:cs="宋体" w:hint="eastAsia"/>
+          <w:rFonts w:hint="eastAsia" w:ascii="宋体" w:hAnsi="宋体" w:eastAsia="宋体" w:cs="宋体"/>
           <w:snapToGrid w:val="0"/>
           <w:color w:val="000000"/>
           <w:kern w:val="0"/>
@@ -2052,18 +2069,18 @@
             <w:adjustRightInd w:val="0"/>
             <w:snapToGrid w:val="0"/>
             <w:spacing w:before="0" w:beforeLines="0" w:after="0" w:afterLines="0" w:line="240" w:lineRule="auto"/>
-            <w:ind w:left="0" w:right="0" w:firstLine="0" w:leftChars="0" w:rightChars="0" w:firstLineChars="0"/>
+            <w:ind w:left="0" w:leftChars="0" w:right="0" w:rightChars="0" w:firstLine="0" w:firstLineChars="0"/>
             <w:jc w:val="center"/>
             <w:textAlignment w:val="baseline"/>
             <w:rPr>
-              <w:rFonts w:ascii="宋体" w:eastAsia="宋体" w:hAnsi="宋体" w:cs="宋体" w:hint="eastAsia"/>
+              <w:rFonts w:hint="eastAsia" w:ascii="宋体" w:hAnsi="宋体" w:eastAsia="宋体" w:cs="宋体"/>
               <w:sz w:val="24"/>
               <w:szCs w:val="24"/>
             </w:rPr>
           </w:pPr>
           <w:r>
             <w:rPr>
-              <w:rFonts w:ascii="宋体" w:eastAsia="宋体" w:hAnsi="宋体" w:cs="宋体" w:hint="eastAsia"/>
+              <w:rFonts w:hint="eastAsia" w:ascii="宋体" w:hAnsi="宋体" w:eastAsia="宋体" w:cs="宋体"/>
               <w:sz w:val="24"/>
               <w:szCs w:val="24"/>
             </w:rPr>
@@ -2072,7 +2089,7 @@
         </w:p>
         <w:p>
           <w:pPr>
-            <w:pStyle w:val="TOC1"/>
+            <w:pStyle w:val="16"/>
             <w:keepNext w:val="0"/>
             <w:keepLines w:val="0"/>
             <w:pageBreakBefore w:val="0"/>
@@ -2093,7 +2110,7 @@
           </w:pPr>
           <w:r>
             <w:rPr>
-              <w:rFonts w:ascii="宋体" w:eastAsia="宋体" w:hAnsi="宋体" w:cs="宋体" w:hint="eastAsia"/>
+              <w:rFonts w:hint="eastAsia" w:ascii="宋体" w:hAnsi="宋体" w:eastAsia="宋体" w:cs="宋体"/>
               <w:sz w:val="24"/>
               <w:szCs w:val="24"/>
             </w:rPr>
@@ -2101,7 +2118,7 @@
           </w:r>
           <w:r>
             <w:rPr>
-              <w:rFonts w:ascii="宋体" w:eastAsia="宋体" w:hAnsi="宋体" w:cs="宋体" w:hint="eastAsia"/>
+              <w:rFonts w:hint="eastAsia" w:ascii="宋体" w:hAnsi="宋体" w:eastAsia="宋体" w:cs="宋体"/>
               <w:sz w:val="24"/>
               <w:szCs w:val="24"/>
             </w:rPr>
@@ -2109,7 +2126,7 @@
           </w:r>
           <w:r>
             <w:rPr>
-              <w:rFonts w:ascii="宋体" w:eastAsia="宋体" w:hAnsi="宋体" w:cs="宋体" w:hint="eastAsia"/>
+              <w:rFonts w:hint="eastAsia" w:ascii="宋体" w:hAnsi="宋体" w:eastAsia="宋体" w:cs="宋体"/>
               <w:sz w:val="24"/>
               <w:szCs w:val="24"/>
             </w:rPr>
@@ -2117,21 +2134,21 @@
           </w:r>
           <w:r>
             <w:rPr>
-              <w:rFonts w:ascii="宋体" w:eastAsia="宋体" w:hAnsi="宋体" w:cs="宋体" w:hint="eastAsia"/>
+              <w:rFonts w:hint="eastAsia" w:ascii="宋体" w:hAnsi="宋体" w:eastAsia="宋体" w:cs="宋体"/>
               <w:szCs w:val="24"/>
             </w:rPr>
             <w:fldChar w:fldCharType="begin"/>
           </w:r>
           <w:r>
             <w:rPr>
-              <w:rFonts w:ascii="宋体" w:eastAsia="宋体" w:hAnsi="宋体" w:cs="宋体" w:hint="eastAsia"/>
+              <w:rFonts w:hint="eastAsia" w:ascii="宋体" w:hAnsi="宋体" w:eastAsia="宋体" w:cs="宋体"/>
               <w:szCs w:val="24"/>
             </w:rPr>
             <w:instrText xml:space="preserve"> HYPERLINK \l _Toc4379 </w:instrText>
           </w:r>
           <w:r>
             <w:rPr>
-              <w:rFonts w:ascii="宋体" w:eastAsia="宋体" w:hAnsi="宋体" w:cs="宋体" w:hint="eastAsia"/>
+              <w:rFonts w:hint="eastAsia" w:ascii="宋体" w:hAnsi="宋体" w:eastAsia="宋体" w:cs="宋体"/>
               <w:szCs w:val="24"/>
             </w:rPr>
             <w:fldChar w:fldCharType="separate"/>
@@ -2163,7 +2180,7 @@
           </w:r>
           <w:r>
             <w:rPr>
-              <w:rFonts w:ascii="宋体" w:eastAsia="宋体" w:hAnsi="宋体" w:cs="宋体" w:hint="eastAsia"/>
+              <w:rFonts w:hint="eastAsia" w:ascii="宋体" w:hAnsi="宋体" w:eastAsia="宋体" w:cs="宋体"/>
               <w:szCs w:val="24"/>
             </w:rPr>
             <w:fldChar w:fldCharType="end"/>
@@ -2171,7 +2188,7 @@
         </w:p>
         <w:p>
           <w:pPr>
-            <w:pStyle w:val="TOC1"/>
+            <w:pStyle w:val="16"/>
             <w:keepNext w:val="0"/>
             <w:keepLines w:val="0"/>
             <w:pageBreakBefore w:val="0"/>
@@ -2192,21 +2209,21 @@
           </w:pPr>
           <w:r>
             <w:rPr>
-              <w:rFonts w:ascii="宋体" w:eastAsia="宋体" w:hAnsi="宋体" w:cs="宋体" w:hint="eastAsia"/>
+              <w:rFonts w:hint="eastAsia" w:ascii="宋体" w:hAnsi="宋体" w:eastAsia="宋体" w:cs="宋体"/>
               <w:szCs w:val="24"/>
             </w:rPr>
             <w:fldChar w:fldCharType="begin"/>
           </w:r>
           <w:r>
             <w:rPr>
-              <w:rFonts w:ascii="宋体" w:eastAsia="宋体" w:hAnsi="宋体" w:cs="宋体" w:hint="eastAsia"/>
+              <w:rFonts w:hint="eastAsia" w:ascii="宋体" w:hAnsi="宋体" w:eastAsia="宋体" w:cs="宋体"/>
               <w:szCs w:val="24"/>
             </w:rPr>
             <w:instrText xml:space="preserve"> HYPERLINK \l _Toc11282 </w:instrText>
           </w:r>
           <w:r>
             <w:rPr>
-              <w:rFonts w:ascii="宋体" w:eastAsia="宋体" w:hAnsi="宋体" w:cs="宋体" w:hint="eastAsia"/>
+              <w:rFonts w:hint="eastAsia" w:ascii="宋体" w:hAnsi="宋体" w:eastAsia="宋体" w:cs="宋体"/>
               <w:szCs w:val="24"/>
             </w:rPr>
             <w:fldChar w:fldCharType="separate"/>
@@ -2238,7 +2255,7 @@
           </w:r>
           <w:r>
             <w:rPr>
-              <w:rFonts w:ascii="宋体" w:eastAsia="宋体" w:hAnsi="宋体" w:cs="宋体" w:hint="eastAsia"/>
+              <w:rFonts w:hint="eastAsia" w:ascii="宋体" w:hAnsi="宋体" w:eastAsia="宋体" w:cs="宋体"/>
               <w:szCs w:val="24"/>
             </w:rPr>
             <w:fldChar w:fldCharType="end"/>
@@ -2246,7 +2263,7 @@
         </w:p>
         <w:p>
           <w:pPr>
-            <w:pStyle w:val="TOC1"/>
+            <w:pStyle w:val="16"/>
             <w:keepNext w:val="0"/>
             <w:keepLines w:val="0"/>
             <w:pageBreakBefore w:val="0"/>
@@ -2267,21 +2284,21 @@
           </w:pPr>
           <w:r>
             <w:rPr>
-              <w:rFonts w:ascii="宋体" w:eastAsia="宋体" w:hAnsi="宋体" w:cs="宋体" w:hint="eastAsia"/>
+              <w:rFonts w:hint="eastAsia" w:ascii="宋体" w:hAnsi="宋体" w:eastAsia="宋体" w:cs="宋体"/>
               <w:szCs w:val="24"/>
             </w:rPr>
             <w:fldChar w:fldCharType="begin"/>
           </w:r>
           <w:r>
             <w:rPr>
-              <w:rFonts w:ascii="宋体" w:eastAsia="宋体" w:hAnsi="宋体" w:cs="宋体" w:hint="eastAsia"/>
+              <w:rFonts w:hint="eastAsia" w:ascii="宋体" w:hAnsi="宋体" w:eastAsia="宋体" w:cs="宋体"/>
               <w:szCs w:val="24"/>
             </w:rPr>
             <w:instrText xml:space="preserve"> HYPERLINK \l _Toc10460 </w:instrText>
           </w:r>
           <w:r>
             <w:rPr>
-              <w:rFonts w:ascii="宋体" w:eastAsia="宋体" w:hAnsi="宋体" w:cs="宋体" w:hint="eastAsia"/>
+              <w:rFonts w:hint="eastAsia" w:ascii="宋体" w:hAnsi="宋体" w:eastAsia="宋体" w:cs="宋体"/>
               <w:szCs w:val="24"/>
             </w:rPr>
             <w:fldChar w:fldCharType="separate"/>
@@ -2313,7 +2330,7 @@
           </w:r>
           <w:r>
             <w:rPr>
-              <w:rFonts w:ascii="宋体" w:eastAsia="宋体" w:hAnsi="宋体" w:cs="宋体" w:hint="eastAsia"/>
+              <w:rFonts w:hint="eastAsia" w:ascii="宋体" w:hAnsi="宋体" w:eastAsia="宋体" w:cs="宋体"/>
               <w:szCs w:val="24"/>
             </w:rPr>
             <w:fldChar w:fldCharType="end"/>
@@ -2321,7 +2338,7 @@
         </w:p>
         <w:p>
           <w:pPr>
-            <w:pStyle w:val="TOC2"/>
+            <w:pStyle w:val="17"/>
             <w:keepNext w:val="0"/>
             <w:keepLines w:val="0"/>
             <w:pageBreakBefore w:val="0"/>
@@ -2342,21 +2359,21 @@
           </w:pPr>
           <w:r>
             <w:rPr>
-              <w:rFonts w:ascii="宋体" w:eastAsia="宋体" w:hAnsi="宋体" w:cs="宋体" w:hint="eastAsia"/>
+              <w:rFonts w:hint="eastAsia" w:ascii="宋体" w:hAnsi="宋体" w:eastAsia="宋体" w:cs="宋体"/>
               <w:szCs w:val="24"/>
             </w:rPr>
             <w:fldChar w:fldCharType="begin"/>
           </w:r>
           <w:r>
             <w:rPr>
-              <w:rFonts w:ascii="宋体" w:eastAsia="宋体" w:hAnsi="宋体" w:cs="宋体" w:hint="eastAsia"/>
+              <w:rFonts w:hint="eastAsia" w:ascii="宋体" w:hAnsi="宋体" w:eastAsia="宋体" w:cs="宋体"/>
               <w:szCs w:val="24"/>
             </w:rPr>
             <w:instrText xml:space="preserve"> HYPERLINK \l _Toc17118 </w:instrText>
           </w:r>
           <w:r>
             <w:rPr>
-              <w:rFonts w:ascii="宋体" w:eastAsia="宋体" w:hAnsi="宋体" w:cs="宋体" w:hint="eastAsia"/>
+              <w:rFonts w:hint="eastAsia" w:ascii="宋体" w:hAnsi="宋体" w:eastAsia="宋体" w:cs="宋体"/>
               <w:szCs w:val="24"/>
             </w:rPr>
             <w:fldChar w:fldCharType="separate"/>
@@ -2388,7 +2405,7 @@
           </w:r>
           <w:r>
             <w:rPr>
-              <w:rFonts w:ascii="宋体" w:eastAsia="宋体" w:hAnsi="宋体" w:cs="宋体" w:hint="eastAsia"/>
+              <w:rFonts w:hint="eastAsia" w:ascii="宋体" w:hAnsi="宋体" w:eastAsia="宋体" w:cs="宋体"/>
               <w:szCs w:val="24"/>
             </w:rPr>
             <w:fldChar w:fldCharType="end"/>
@@ -2396,7 +2413,7 @@
         </w:p>
         <w:p>
           <w:pPr>
-            <w:pStyle w:val="TOC2"/>
+            <w:pStyle w:val="17"/>
             <w:keepNext w:val="0"/>
             <w:keepLines w:val="0"/>
             <w:pageBreakBefore w:val="0"/>
@@ -2417,21 +2434,21 @@
           </w:pPr>
           <w:r>
             <w:rPr>
-              <w:rFonts w:ascii="宋体" w:eastAsia="宋体" w:hAnsi="宋体" w:cs="宋体" w:hint="eastAsia"/>
+              <w:rFonts w:hint="eastAsia" w:ascii="宋体" w:hAnsi="宋体" w:eastAsia="宋体" w:cs="宋体"/>
               <w:szCs w:val="24"/>
             </w:rPr>
             <w:fldChar w:fldCharType="begin"/>
           </w:r>
           <w:r>
             <w:rPr>
-              <w:rFonts w:ascii="宋体" w:eastAsia="宋体" w:hAnsi="宋体" w:cs="宋体" w:hint="eastAsia"/>
+              <w:rFonts w:hint="eastAsia" w:ascii="宋体" w:hAnsi="宋体" w:eastAsia="宋体" w:cs="宋体"/>
               <w:szCs w:val="24"/>
             </w:rPr>
             <w:instrText xml:space="preserve"> HYPERLINK \l _Toc5989 </w:instrText>
           </w:r>
           <w:r>
             <w:rPr>
-              <w:rFonts w:ascii="宋体" w:eastAsia="宋体" w:hAnsi="宋体" w:cs="宋体" w:hint="eastAsia"/>
+              <w:rFonts w:hint="eastAsia" w:ascii="宋体" w:hAnsi="宋体" w:eastAsia="宋体" w:cs="宋体"/>
               <w:szCs w:val="24"/>
             </w:rPr>
             <w:fldChar w:fldCharType="separate"/>
@@ -2463,7 +2480,7 @@
           </w:r>
           <w:r>
             <w:rPr>
-              <w:rFonts w:ascii="宋体" w:eastAsia="宋体" w:hAnsi="宋体" w:cs="宋体" w:hint="eastAsia"/>
+              <w:rFonts w:hint="eastAsia" w:ascii="宋体" w:hAnsi="宋体" w:eastAsia="宋体" w:cs="宋体"/>
               <w:szCs w:val="24"/>
             </w:rPr>
             <w:fldChar w:fldCharType="end"/>
@@ -2471,7 +2488,7 @@
         </w:p>
         <w:p>
           <w:pPr>
-            <w:pStyle w:val="TOC1"/>
+            <w:pStyle w:val="16"/>
             <w:keepNext w:val="0"/>
             <w:keepLines w:val="0"/>
             <w:pageBreakBefore w:val="0"/>
@@ -2492,21 +2509,21 @@
           </w:pPr>
           <w:r>
             <w:rPr>
-              <w:rFonts w:ascii="宋体" w:eastAsia="宋体" w:hAnsi="宋体" w:cs="宋体" w:hint="eastAsia"/>
+              <w:rFonts w:hint="eastAsia" w:ascii="宋体" w:hAnsi="宋体" w:eastAsia="宋体" w:cs="宋体"/>
               <w:szCs w:val="24"/>
             </w:rPr>
             <w:fldChar w:fldCharType="begin"/>
           </w:r>
           <w:r>
             <w:rPr>
-              <w:rFonts w:ascii="宋体" w:eastAsia="宋体" w:hAnsi="宋体" w:cs="宋体" w:hint="eastAsia"/>
+              <w:rFonts w:hint="eastAsia" w:ascii="宋体" w:hAnsi="宋体" w:eastAsia="宋体" w:cs="宋体"/>
               <w:szCs w:val="24"/>
             </w:rPr>
             <w:instrText xml:space="preserve"> HYPERLINK \l _Toc30491 </w:instrText>
           </w:r>
           <w:r>
             <w:rPr>
-              <w:rFonts w:ascii="宋体" w:eastAsia="宋体" w:hAnsi="宋体" w:cs="宋体" w:hint="eastAsia"/>
+              <w:rFonts w:hint="eastAsia" w:ascii="宋体" w:hAnsi="宋体" w:eastAsia="宋体" w:cs="宋体"/>
               <w:szCs w:val="24"/>
             </w:rPr>
             <w:fldChar w:fldCharType="separate"/>
@@ -2538,7 +2555,7 @@
           </w:r>
           <w:r>
             <w:rPr>
-              <w:rFonts w:ascii="宋体" w:eastAsia="宋体" w:hAnsi="宋体" w:cs="宋体" w:hint="eastAsia"/>
+              <w:rFonts w:hint="eastAsia" w:ascii="宋体" w:hAnsi="宋体" w:eastAsia="宋体" w:cs="宋体"/>
               <w:szCs w:val="24"/>
             </w:rPr>
             <w:fldChar w:fldCharType="end"/>
@@ -2546,7 +2563,7 @@
         </w:p>
         <w:p>
           <w:pPr>
-            <w:pStyle w:val="TOC2"/>
+            <w:pStyle w:val="17"/>
             <w:keepNext w:val="0"/>
             <w:keepLines w:val="0"/>
             <w:pageBreakBefore w:val="0"/>
@@ -2567,21 +2584,21 @@
           </w:pPr>
           <w:r>
             <w:rPr>
-              <w:rFonts w:ascii="宋体" w:eastAsia="宋体" w:hAnsi="宋体" w:cs="宋体" w:hint="eastAsia"/>
+              <w:rFonts w:hint="eastAsia" w:ascii="宋体" w:hAnsi="宋体" w:eastAsia="宋体" w:cs="宋体"/>
               <w:szCs w:val="24"/>
             </w:rPr>
             <w:fldChar w:fldCharType="begin"/>
           </w:r>
           <w:r>
             <w:rPr>
-              <w:rFonts w:ascii="宋体" w:eastAsia="宋体" w:hAnsi="宋体" w:cs="宋体" w:hint="eastAsia"/>
+              <w:rFonts w:hint="eastAsia" w:ascii="宋体" w:hAnsi="宋体" w:eastAsia="宋体" w:cs="宋体"/>
               <w:szCs w:val="24"/>
             </w:rPr>
             <w:instrText xml:space="preserve"> HYPERLINK \l _Toc12617 </w:instrText>
           </w:r>
           <w:r>
             <w:rPr>
-              <w:rFonts w:ascii="宋体" w:eastAsia="宋体" w:hAnsi="宋体" w:cs="宋体" w:hint="eastAsia"/>
+              <w:rFonts w:hint="eastAsia" w:ascii="宋体" w:hAnsi="宋体" w:eastAsia="宋体" w:cs="宋体"/>
               <w:szCs w:val="24"/>
             </w:rPr>
             <w:fldChar w:fldCharType="separate"/>
@@ -2613,7 +2630,7 @@
           </w:r>
           <w:r>
             <w:rPr>
-              <w:rFonts w:ascii="宋体" w:eastAsia="宋体" w:hAnsi="宋体" w:cs="宋体" w:hint="eastAsia"/>
+              <w:rFonts w:hint="eastAsia" w:ascii="宋体" w:hAnsi="宋体" w:eastAsia="宋体" w:cs="宋体"/>
               <w:szCs w:val="24"/>
             </w:rPr>
             <w:fldChar w:fldCharType="end"/>
@@ -2621,7 +2638,7 @@
         </w:p>
         <w:p>
           <w:pPr>
-            <w:pStyle w:val="TOC2"/>
+            <w:pStyle w:val="17"/>
             <w:keepNext w:val="0"/>
             <w:keepLines w:val="0"/>
             <w:pageBreakBefore w:val="0"/>
@@ -2642,21 +2659,21 @@
           </w:pPr>
           <w:r>
             <w:rPr>
-              <w:rFonts w:ascii="宋体" w:eastAsia="宋体" w:hAnsi="宋体" w:cs="宋体" w:hint="eastAsia"/>
+              <w:rFonts w:hint="eastAsia" w:ascii="宋体" w:hAnsi="宋体" w:eastAsia="宋体" w:cs="宋体"/>
               <w:szCs w:val="24"/>
             </w:rPr>
             <w:fldChar w:fldCharType="begin"/>
           </w:r>
           <w:r>
             <w:rPr>
-              <w:rFonts w:ascii="宋体" w:eastAsia="宋体" w:hAnsi="宋体" w:cs="宋体" w:hint="eastAsia"/>
+              <w:rFonts w:hint="eastAsia" w:ascii="宋体" w:hAnsi="宋体" w:eastAsia="宋体" w:cs="宋体"/>
               <w:szCs w:val="24"/>
             </w:rPr>
             <w:instrText xml:space="preserve"> HYPERLINK \l _Toc25405 </w:instrText>
           </w:r>
           <w:r>
             <w:rPr>
-              <w:rFonts w:ascii="宋体" w:eastAsia="宋体" w:hAnsi="宋体" w:cs="宋体" w:hint="eastAsia"/>
+              <w:rFonts w:hint="eastAsia" w:ascii="宋体" w:hAnsi="宋体" w:eastAsia="宋体" w:cs="宋体"/>
               <w:szCs w:val="24"/>
             </w:rPr>
             <w:fldChar w:fldCharType="separate"/>
@@ -2688,7 +2705,7 @@
           </w:r>
           <w:r>
             <w:rPr>
-              <w:rFonts w:ascii="宋体" w:eastAsia="宋体" w:hAnsi="宋体" w:cs="宋体" w:hint="eastAsia"/>
+              <w:rFonts w:hint="eastAsia" w:ascii="宋体" w:hAnsi="宋体" w:eastAsia="宋体" w:cs="宋体"/>
               <w:szCs w:val="24"/>
             </w:rPr>
             <w:fldChar w:fldCharType="end"/>
@@ -2696,7 +2713,7 @@
         </w:p>
         <w:p>
           <w:pPr>
-            <w:pStyle w:val="TOC3"/>
+            <w:pStyle w:val="13"/>
             <w:keepNext w:val="0"/>
             <w:keepLines w:val="0"/>
             <w:pageBreakBefore w:val="0"/>
@@ -2717,21 +2734,21 @@
           </w:pPr>
           <w:r>
             <w:rPr>
-              <w:rFonts w:ascii="宋体" w:eastAsia="宋体" w:hAnsi="宋体" w:cs="宋体" w:hint="eastAsia"/>
+              <w:rFonts w:hint="eastAsia" w:ascii="宋体" w:hAnsi="宋体" w:eastAsia="宋体" w:cs="宋体"/>
               <w:szCs w:val="24"/>
             </w:rPr>
             <w:fldChar w:fldCharType="begin"/>
           </w:r>
           <w:r>
             <w:rPr>
-              <w:rFonts w:ascii="宋体" w:eastAsia="宋体" w:hAnsi="宋体" w:cs="宋体" w:hint="eastAsia"/>
+              <w:rFonts w:hint="eastAsia" w:ascii="宋体" w:hAnsi="宋体" w:eastAsia="宋体" w:cs="宋体"/>
               <w:szCs w:val="24"/>
             </w:rPr>
             <w:instrText xml:space="preserve"> HYPERLINK \l _Toc9877 </w:instrText>
           </w:r>
           <w:r>
             <w:rPr>
-              <w:rFonts w:ascii="宋体" w:eastAsia="宋体" w:hAnsi="宋体" w:cs="宋体" w:hint="eastAsia"/>
+              <w:rFonts w:hint="eastAsia" w:ascii="宋体" w:hAnsi="宋体" w:eastAsia="宋体" w:cs="宋体"/>
               <w:szCs w:val="24"/>
             </w:rPr>
             <w:fldChar w:fldCharType="separate"/>
@@ -2763,7 +2780,7 @@
           </w:r>
           <w:r>
             <w:rPr>
-              <w:rFonts w:ascii="宋体" w:eastAsia="宋体" w:hAnsi="宋体" w:cs="宋体" w:hint="eastAsia"/>
+              <w:rFonts w:hint="eastAsia" w:ascii="宋体" w:hAnsi="宋体" w:eastAsia="宋体" w:cs="宋体"/>
               <w:szCs w:val="24"/>
             </w:rPr>
             <w:fldChar w:fldCharType="end"/>
@@ -2771,7 +2788,7 @@
         </w:p>
         <w:p>
           <w:pPr>
-            <w:pStyle w:val="TOC3"/>
+            <w:pStyle w:val="13"/>
             <w:keepNext w:val="0"/>
             <w:keepLines w:val="0"/>
             <w:pageBreakBefore w:val="0"/>
@@ -2792,21 +2809,21 @@
           </w:pPr>
           <w:r>
             <w:rPr>
-              <w:rFonts w:ascii="宋体" w:eastAsia="宋体" w:hAnsi="宋体" w:cs="宋体" w:hint="eastAsia"/>
+              <w:rFonts w:hint="eastAsia" w:ascii="宋体" w:hAnsi="宋体" w:eastAsia="宋体" w:cs="宋体"/>
               <w:szCs w:val="24"/>
             </w:rPr>
             <w:fldChar w:fldCharType="begin"/>
           </w:r>
           <w:r>
             <w:rPr>
-              <w:rFonts w:ascii="宋体" w:eastAsia="宋体" w:hAnsi="宋体" w:cs="宋体" w:hint="eastAsia"/>
+              <w:rFonts w:hint="eastAsia" w:ascii="宋体" w:hAnsi="宋体" w:eastAsia="宋体" w:cs="宋体"/>
               <w:szCs w:val="24"/>
             </w:rPr>
             <w:instrText xml:space="preserve"> HYPERLINK \l _Toc8420 </w:instrText>
           </w:r>
           <w:r>
             <w:rPr>
-              <w:rFonts w:ascii="宋体" w:eastAsia="宋体" w:hAnsi="宋体" w:cs="宋体" w:hint="eastAsia"/>
+              <w:rFonts w:hint="eastAsia" w:ascii="宋体" w:hAnsi="宋体" w:eastAsia="宋体" w:cs="宋体"/>
               <w:szCs w:val="24"/>
             </w:rPr>
             <w:fldChar w:fldCharType="separate"/>
@@ -2838,7 +2855,7 @@
           </w:r>
           <w:r>
             <w:rPr>
-              <w:rFonts w:ascii="宋体" w:eastAsia="宋体" w:hAnsi="宋体" w:cs="宋体" w:hint="eastAsia"/>
+              <w:rFonts w:hint="eastAsia" w:ascii="宋体" w:hAnsi="宋体" w:eastAsia="宋体" w:cs="宋体"/>
               <w:szCs w:val="24"/>
             </w:rPr>
             <w:fldChar w:fldCharType="end"/>
@@ -2846,7 +2863,7 @@
         </w:p>
         <w:p>
           <w:pPr>
-            <w:pStyle w:val="TOC3"/>
+            <w:pStyle w:val="13"/>
             <w:keepNext w:val="0"/>
             <w:keepLines w:val="0"/>
             <w:pageBreakBefore w:val="0"/>
@@ -2867,21 +2884,21 @@
           </w:pPr>
           <w:r>
             <w:rPr>
-              <w:rFonts w:ascii="宋体" w:eastAsia="宋体" w:hAnsi="宋体" w:cs="宋体" w:hint="eastAsia"/>
+              <w:rFonts w:hint="eastAsia" w:ascii="宋体" w:hAnsi="宋体" w:eastAsia="宋体" w:cs="宋体"/>
               <w:szCs w:val="24"/>
             </w:rPr>
             <w:fldChar w:fldCharType="begin"/>
           </w:r>
           <w:r>
             <w:rPr>
-              <w:rFonts w:ascii="宋体" w:eastAsia="宋体" w:hAnsi="宋体" w:cs="宋体" w:hint="eastAsia"/>
+              <w:rFonts w:hint="eastAsia" w:ascii="宋体" w:hAnsi="宋体" w:eastAsia="宋体" w:cs="宋体"/>
               <w:szCs w:val="24"/>
             </w:rPr>
             <w:instrText xml:space="preserve"> HYPERLINK \l _Toc13603 </w:instrText>
           </w:r>
           <w:r>
             <w:rPr>
-              <w:rFonts w:ascii="宋体" w:eastAsia="宋体" w:hAnsi="宋体" w:cs="宋体" w:hint="eastAsia"/>
+              <w:rFonts w:hint="eastAsia" w:ascii="宋体" w:hAnsi="宋体" w:eastAsia="宋体" w:cs="宋体"/>
               <w:szCs w:val="24"/>
             </w:rPr>
             <w:fldChar w:fldCharType="separate"/>
@@ -2913,7 +2930,7 @@
           </w:r>
           <w:r>
             <w:rPr>
-              <w:rFonts w:ascii="宋体" w:eastAsia="宋体" w:hAnsi="宋体" w:cs="宋体" w:hint="eastAsia"/>
+              <w:rFonts w:hint="eastAsia" w:ascii="宋体" w:hAnsi="宋体" w:eastAsia="宋体" w:cs="宋体"/>
               <w:szCs w:val="24"/>
             </w:rPr>
             <w:fldChar w:fldCharType="end"/>
@@ -2921,7 +2938,7 @@
         </w:p>
         <w:p>
           <w:pPr>
-            <w:pStyle w:val="TOC1"/>
+            <w:pStyle w:val="16"/>
             <w:keepNext w:val="0"/>
             <w:keepLines w:val="0"/>
             <w:pageBreakBefore w:val="0"/>
@@ -2942,21 +2959,21 @@
           </w:pPr>
           <w:r>
             <w:rPr>
-              <w:rFonts w:ascii="宋体" w:eastAsia="宋体" w:hAnsi="宋体" w:cs="宋体" w:hint="eastAsia"/>
+              <w:rFonts w:hint="eastAsia" w:ascii="宋体" w:hAnsi="宋体" w:eastAsia="宋体" w:cs="宋体"/>
               <w:szCs w:val="24"/>
             </w:rPr>
             <w:fldChar w:fldCharType="begin"/>
           </w:r>
           <w:r>
             <w:rPr>
-              <w:rFonts w:ascii="宋体" w:eastAsia="宋体" w:hAnsi="宋体" w:cs="宋体" w:hint="eastAsia"/>
+              <w:rFonts w:hint="eastAsia" w:ascii="宋体" w:hAnsi="宋体" w:eastAsia="宋体" w:cs="宋体"/>
               <w:szCs w:val="24"/>
             </w:rPr>
             <w:instrText xml:space="preserve"> HYPERLINK \l _Toc15950 </w:instrText>
           </w:r>
           <w:r>
             <w:rPr>
-              <w:rFonts w:ascii="宋体" w:eastAsia="宋体" w:hAnsi="宋体" w:cs="宋体" w:hint="eastAsia"/>
+              <w:rFonts w:hint="eastAsia" w:ascii="宋体" w:hAnsi="宋体" w:eastAsia="宋体" w:cs="宋体"/>
               <w:szCs w:val="24"/>
             </w:rPr>
             <w:fldChar w:fldCharType="separate"/>
@@ -2988,7 +3005,7 @@
           </w:r>
           <w:r>
             <w:rPr>
-              <w:rFonts w:ascii="宋体" w:eastAsia="宋体" w:hAnsi="宋体" w:cs="宋体" w:hint="eastAsia"/>
+              <w:rFonts w:hint="eastAsia" w:ascii="宋体" w:hAnsi="宋体" w:eastAsia="宋体" w:cs="宋体"/>
               <w:szCs w:val="24"/>
             </w:rPr>
             <w:fldChar w:fldCharType="end"/>
@@ -2996,7 +3013,7 @@
         </w:p>
         <w:p>
           <w:pPr>
-            <w:pStyle w:val="TOC1"/>
+            <w:pStyle w:val="16"/>
             <w:keepNext w:val="0"/>
             <w:keepLines w:val="0"/>
             <w:pageBreakBefore w:val="0"/>
@@ -3017,21 +3034,21 @@
           </w:pPr>
           <w:r>
             <w:rPr>
-              <w:rFonts w:ascii="宋体" w:eastAsia="宋体" w:hAnsi="宋体" w:cs="宋体" w:hint="eastAsia"/>
+              <w:rFonts w:hint="eastAsia" w:ascii="宋体" w:hAnsi="宋体" w:eastAsia="宋体" w:cs="宋体"/>
               <w:szCs w:val="24"/>
             </w:rPr>
             <w:fldChar w:fldCharType="begin"/>
           </w:r>
           <w:r>
             <w:rPr>
-              <w:rFonts w:ascii="宋体" w:eastAsia="宋体" w:hAnsi="宋体" w:cs="宋体" w:hint="eastAsia"/>
+              <w:rFonts w:hint="eastAsia" w:ascii="宋体" w:hAnsi="宋体" w:eastAsia="宋体" w:cs="宋体"/>
               <w:szCs w:val="24"/>
             </w:rPr>
             <w:instrText xml:space="preserve"> HYPERLINK \l _Toc8899 </w:instrText>
           </w:r>
           <w:r>
             <w:rPr>
-              <w:rFonts w:ascii="宋体" w:eastAsia="宋体" w:hAnsi="宋体" w:cs="宋体" w:hint="eastAsia"/>
+              <w:rFonts w:hint="eastAsia" w:ascii="宋体" w:hAnsi="宋体" w:eastAsia="宋体" w:cs="宋体"/>
               <w:szCs w:val="24"/>
             </w:rPr>
             <w:fldChar w:fldCharType="separate"/>
@@ -3063,7 +3080,7 @@
           </w:r>
           <w:r>
             <w:rPr>
-              <w:rFonts w:ascii="宋体" w:eastAsia="宋体" w:hAnsi="宋体" w:cs="宋体" w:hint="eastAsia"/>
+              <w:rFonts w:hint="eastAsia" w:ascii="宋体" w:hAnsi="宋体" w:eastAsia="宋体" w:cs="宋体"/>
               <w:szCs w:val="24"/>
             </w:rPr>
             <w:fldChar w:fldCharType="end"/>
@@ -3071,7 +3088,7 @@
         </w:p>
         <w:p>
           <w:pPr>
-            <w:pStyle w:val="TOC1"/>
+            <w:pStyle w:val="16"/>
             <w:keepNext w:val="0"/>
             <w:keepLines w:val="0"/>
             <w:pageBreakBefore w:val="0"/>
@@ -3092,21 +3109,21 @@
           </w:pPr>
           <w:r>
             <w:rPr>
-              <w:rFonts w:ascii="宋体" w:eastAsia="宋体" w:hAnsi="宋体" w:cs="宋体" w:hint="eastAsia"/>
+              <w:rFonts w:hint="eastAsia" w:ascii="宋体" w:hAnsi="宋体" w:eastAsia="宋体" w:cs="宋体"/>
               <w:szCs w:val="24"/>
             </w:rPr>
             <w:fldChar w:fldCharType="begin"/>
           </w:r>
           <w:r>
             <w:rPr>
-              <w:rFonts w:ascii="宋体" w:eastAsia="宋体" w:hAnsi="宋体" w:cs="宋体" w:hint="eastAsia"/>
+              <w:rFonts w:hint="eastAsia" w:ascii="宋体" w:hAnsi="宋体" w:eastAsia="宋体" w:cs="宋体"/>
               <w:szCs w:val="24"/>
             </w:rPr>
             <w:instrText xml:space="preserve"> HYPERLINK \l _Toc16500 </w:instrText>
           </w:r>
           <w:r>
             <w:rPr>
-              <w:rFonts w:ascii="宋体" w:eastAsia="宋体" w:hAnsi="宋体" w:cs="宋体" w:hint="eastAsia"/>
+              <w:rFonts w:hint="eastAsia" w:ascii="宋体" w:hAnsi="宋体" w:eastAsia="宋体" w:cs="宋体"/>
               <w:szCs w:val="24"/>
             </w:rPr>
             <w:fldChar w:fldCharType="separate"/>
@@ -3138,7 +3155,7 @@
           </w:r>
           <w:r>
             <w:rPr>
-              <w:rFonts w:ascii="宋体" w:eastAsia="宋体" w:hAnsi="宋体" w:cs="宋体" w:hint="eastAsia"/>
+              <w:rFonts w:hint="eastAsia" w:ascii="宋体" w:hAnsi="宋体" w:eastAsia="宋体" w:cs="宋体"/>
               <w:szCs w:val="24"/>
             </w:rPr>
             <w:fldChar w:fldCharType="end"/>
@@ -3146,7 +3163,7 @@
         </w:p>
         <w:p>
           <w:pPr>
-            <w:pStyle w:val="TOC2"/>
+            <w:pStyle w:val="17"/>
             <w:keepNext w:val="0"/>
             <w:keepLines w:val="0"/>
             <w:pageBreakBefore w:val="0"/>
@@ -3167,21 +3184,21 @@
           </w:pPr>
           <w:r>
             <w:rPr>
-              <w:rFonts w:ascii="宋体" w:eastAsia="宋体" w:hAnsi="宋体" w:cs="宋体" w:hint="eastAsia"/>
+              <w:rFonts w:hint="eastAsia" w:ascii="宋体" w:hAnsi="宋体" w:eastAsia="宋体" w:cs="宋体"/>
               <w:szCs w:val="24"/>
             </w:rPr>
             <w:fldChar w:fldCharType="begin"/>
           </w:r>
           <w:r>
             <w:rPr>
-              <w:rFonts w:ascii="宋体" w:eastAsia="宋体" w:hAnsi="宋体" w:cs="宋体" w:hint="eastAsia"/>
+              <w:rFonts w:hint="eastAsia" w:ascii="宋体" w:hAnsi="宋体" w:eastAsia="宋体" w:cs="宋体"/>
               <w:szCs w:val="24"/>
             </w:rPr>
             <w:instrText xml:space="preserve"> HYPERLINK \l _Toc25959 </w:instrText>
           </w:r>
           <w:r>
             <w:rPr>
-              <w:rFonts w:ascii="宋体" w:eastAsia="宋体" w:hAnsi="宋体" w:cs="宋体" w:hint="eastAsia"/>
+              <w:rFonts w:hint="eastAsia" w:ascii="宋体" w:hAnsi="宋体" w:eastAsia="宋体" w:cs="宋体"/>
               <w:szCs w:val="24"/>
             </w:rPr>
             <w:fldChar w:fldCharType="separate"/>
@@ -3213,7 +3230,7 @@
           </w:r>
           <w:r>
             <w:rPr>
-              <w:rFonts w:ascii="宋体" w:eastAsia="宋体" w:hAnsi="宋体" w:cs="宋体" w:hint="eastAsia"/>
+              <w:rFonts w:hint="eastAsia" w:ascii="宋体" w:hAnsi="宋体" w:eastAsia="宋体" w:cs="宋体"/>
               <w:szCs w:val="24"/>
             </w:rPr>
             <w:fldChar w:fldCharType="end"/>
@@ -3221,7 +3238,7 @@
         </w:p>
         <w:p>
           <w:pPr>
-            <w:pStyle w:val="TOC2"/>
+            <w:pStyle w:val="17"/>
             <w:keepNext w:val="0"/>
             <w:keepLines w:val="0"/>
             <w:pageBreakBefore w:val="0"/>
@@ -3242,21 +3259,21 @@
           </w:pPr>
           <w:r>
             <w:rPr>
-              <w:rFonts w:ascii="宋体" w:eastAsia="宋体" w:hAnsi="宋体" w:cs="宋体" w:hint="eastAsia"/>
+              <w:rFonts w:hint="eastAsia" w:ascii="宋体" w:hAnsi="宋体" w:eastAsia="宋体" w:cs="宋体"/>
               <w:szCs w:val="24"/>
             </w:rPr>
             <w:fldChar w:fldCharType="begin"/>
           </w:r>
           <w:r>
             <w:rPr>
-              <w:rFonts w:ascii="宋体" w:eastAsia="宋体" w:hAnsi="宋体" w:cs="宋体" w:hint="eastAsia"/>
+              <w:rFonts w:hint="eastAsia" w:ascii="宋体" w:hAnsi="宋体" w:eastAsia="宋体" w:cs="宋体"/>
               <w:szCs w:val="24"/>
             </w:rPr>
             <w:instrText xml:space="preserve"> HYPERLINK \l _Toc7914 </w:instrText>
           </w:r>
           <w:r>
             <w:rPr>
-              <w:rFonts w:ascii="宋体" w:eastAsia="宋体" w:hAnsi="宋体" w:cs="宋体" w:hint="eastAsia"/>
+              <w:rFonts w:hint="eastAsia" w:ascii="宋体" w:hAnsi="宋体" w:eastAsia="宋体" w:cs="宋体"/>
               <w:szCs w:val="24"/>
             </w:rPr>
             <w:fldChar w:fldCharType="separate"/>
@@ -3288,7 +3305,7 @@
           </w:r>
           <w:r>
             <w:rPr>
-              <w:rFonts w:ascii="宋体" w:eastAsia="宋体" w:hAnsi="宋体" w:cs="宋体" w:hint="eastAsia"/>
+              <w:rFonts w:hint="eastAsia" w:ascii="宋体" w:hAnsi="宋体" w:eastAsia="宋体" w:cs="宋体"/>
               <w:szCs w:val="24"/>
             </w:rPr>
             <w:fldChar w:fldCharType="end"/>
@@ -3296,7 +3313,7 @@
         </w:p>
         <w:p>
           <w:pPr>
-            <w:pStyle w:val="TOC1"/>
+            <w:pStyle w:val="16"/>
             <w:keepNext w:val="0"/>
             <w:keepLines w:val="0"/>
             <w:pageBreakBefore w:val="0"/>
@@ -3317,21 +3334,21 @@
           </w:pPr>
           <w:r>
             <w:rPr>
-              <w:rFonts w:ascii="宋体" w:eastAsia="宋体" w:hAnsi="宋体" w:cs="宋体" w:hint="eastAsia"/>
+              <w:rFonts w:hint="eastAsia" w:ascii="宋体" w:hAnsi="宋体" w:eastAsia="宋体" w:cs="宋体"/>
               <w:szCs w:val="24"/>
             </w:rPr>
             <w:fldChar w:fldCharType="begin"/>
           </w:r>
           <w:r>
             <w:rPr>
-              <w:rFonts w:ascii="宋体" w:eastAsia="宋体" w:hAnsi="宋体" w:cs="宋体" w:hint="eastAsia"/>
+              <w:rFonts w:hint="eastAsia" w:ascii="宋体" w:hAnsi="宋体" w:eastAsia="宋体" w:cs="宋体"/>
               <w:szCs w:val="24"/>
             </w:rPr>
             <w:instrText xml:space="preserve"> HYPERLINK \l _Toc20982 </w:instrText>
           </w:r>
           <w:r>
             <w:rPr>
-              <w:rFonts w:ascii="宋体" w:eastAsia="宋体" w:hAnsi="宋体" w:cs="宋体" w:hint="eastAsia"/>
+              <w:rFonts w:hint="eastAsia" w:ascii="宋体" w:hAnsi="宋体" w:eastAsia="宋体" w:cs="宋体"/>
               <w:szCs w:val="24"/>
             </w:rPr>
             <w:fldChar w:fldCharType="separate"/>
@@ -3363,7 +3380,7 @@
           </w:r>
           <w:r>
             <w:rPr>
-              <w:rFonts w:ascii="宋体" w:eastAsia="宋体" w:hAnsi="宋体" w:cs="宋体" w:hint="eastAsia"/>
+              <w:rFonts w:hint="eastAsia" w:ascii="宋体" w:hAnsi="宋体" w:eastAsia="宋体" w:cs="宋体"/>
               <w:szCs w:val="24"/>
             </w:rPr>
             <w:fldChar w:fldCharType="end"/>
@@ -3386,7 +3403,7 @@
             <w:snapToGrid w:val="0"/>
             <w:textAlignment w:val="baseline"/>
             <w:rPr>
-              <w:rFonts w:ascii="宋体" w:eastAsia="宋体" w:hAnsi="宋体" w:cs="宋体" w:hint="eastAsia"/>
+              <w:rFonts w:hint="eastAsia" w:ascii="宋体" w:hAnsi="宋体" w:eastAsia="宋体" w:cs="宋体"/>
               <w:snapToGrid w:val="0"/>
               <w:color w:val="000000"/>
               <w:kern w:val="0"/>
@@ -3397,7 +3414,7 @@
           </w:pPr>
           <w:r>
             <w:rPr>
-              <w:rFonts w:ascii="宋体" w:eastAsia="宋体" w:hAnsi="宋体" w:cs="宋体" w:hint="eastAsia"/>
+              <w:rFonts w:hint="eastAsia" w:ascii="宋体" w:hAnsi="宋体" w:eastAsia="宋体" w:cs="宋体"/>
               <w:szCs w:val="24"/>
             </w:rPr>
             <w:fldChar w:fldCharType="end"/>
@@ -3422,7 +3439,7 @@
         <w:snapToGrid w:val="0"/>
         <w:textAlignment w:val="baseline"/>
         <w:rPr>
-          <w:rFonts w:ascii="Arial" w:eastAsia="Arial" w:hAnsi="Arial" w:cs="Arial"/>
+          <w:rFonts w:ascii="Arial" w:hAnsi="Arial" w:eastAsia="Arial" w:cs="Arial"/>
           <w:snapToGrid w:val="0"/>
           <w:color w:val="000000"/>
           <w:kern w:val="0"/>
@@ -3433,7 +3450,7 @@
       </w:pPr>
       <w:r>
         <w:rPr>
-          <w:rFonts w:ascii="Arial" w:eastAsia="Arial" w:hAnsi="Arial" w:cs="Arial"/>
+          <w:rFonts w:ascii="Arial" w:hAnsi="Arial" w:eastAsia="Arial" w:cs="Arial"/>
           <w:snapToGrid w:val="0"/>
           <w:color w:val="000000"/>
           <w:kern w:val="0"/>
@@ -3446,7 +3463,7 @@
     </w:p>
     <w:p>
       <w:pPr>
-        <w:pStyle w:val="a1"/>
+        <w:pStyle w:val="29"/>
         <w:keepNext w:val="0"/>
         <w:keepLines w:val="0"/>
         <w:pageBreakBefore w:val="0"/>
@@ -3471,7 +3488,23 @@
           <w:rFonts w:hint="default"/>
           <w:lang w:val="en-US" w:eastAsia="zh-CN"/>
         </w:rPr>
-        <w:t>为贯彻落实《最终软件库管理制度》（文件编号：TXHS-08-05），实现对生产环境软件资产的规范化、安全化与全生命周期管理，确保软件版本统一、可靠、可追溯，公司自制度发布以来，已系统性地推进并完成了最终软件库的建设与运营工作。截至2025年11月</w:t>
+        <w:t>为贯彻落实《最终软件库管理制度》（文件编号：TXHS-08-05），实现对生产环境软件资产的规范化、安全化与全生命周期管理，确保软件版本统一、可靠、可追溯，公司自制度发布以来，已系统性地推进并完成了最终软件库的建设与运营工作。截至2025年1</w:t>
+      </w:r>
+      <w:r>
+        <w:rPr>
+          <w:rFonts w:hint="eastAsia"/>
+          <w:lang w:val="en-US" w:eastAsia="zh-CN"/>
+        </w:rPr>
+        <w:t>2</w:t>
+      </w:r>
+      <w:bookmarkStart w:id="17" w:name="_GoBack"/>
+      <w:bookmarkEnd w:id="17"/>
+      <w:r>
+        <w:rPr>
+          <w:rFonts w:hint="default"/>
+          <w:lang w:val="en-US" w:eastAsia="zh-CN"/>
+        </w:rPr>
+        <w:t>月</w:t>
       </w:r>
       <w:r>
         <w:rPr>
@@ -3483,7 +3516,7 @@
     </w:p>
     <w:p>
       <w:pPr>
-        <w:pStyle w:val="1"/>
+        <w:pStyle w:val="28"/>
         <w:keepNext w:val="0"/>
         <w:keepLines w:val="0"/>
         <w:pageBreakBefore w:val="0"/>
@@ -3503,7 +3536,7 @@
           <w:lang w:val="en-US" w:eastAsia="zh-CN"/>
         </w:rPr>
       </w:pPr>
-      <w:bookmarkStart w:id="3" w:name="_Toc10460"/>
+      <w:bookmarkStart w:id="2" w:name="_Toc10460"/>
       <w:r>
         <w:rPr>
           <w:rFonts w:hint="default"/>
@@ -3511,11 +3544,11 @@
         </w:rPr>
         <w:t>管理体系建设与职责落实情况</w:t>
       </w:r>
-      <w:bookmarkEnd w:id="3"/>
+      <w:bookmarkEnd w:id="2"/>
     </w:p>
     <w:p>
       <w:pPr>
-        <w:pStyle w:val="2"/>
+        <w:pStyle w:val="30"/>
         <w:keepNext w:val="0"/>
         <w:keepLines w:val="0"/>
         <w:pageBreakBefore w:val="0"/>
@@ -3535,7 +3568,7 @@
           <w:lang w:val="en-US" w:eastAsia="zh-CN"/>
         </w:rPr>
       </w:pPr>
-      <w:bookmarkStart w:id="4" w:name="_Toc17118"/>
+      <w:bookmarkStart w:id="3" w:name="_Toc17118"/>
       <w:r>
         <w:rPr>
           <w:rFonts w:hint="default"/>
@@ -3543,11 +3576,11 @@
         </w:rPr>
         <w:t>制度落地与规范明确</w:t>
       </w:r>
-      <w:bookmarkEnd w:id="4"/>
+      <w:bookmarkEnd w:id="3"/>
     </w:p>
     <w:p>
       <w:pPr>
-        <w:pStyle w:val="a1"/>
+        <w:pStyle w:val="29"/>
         <w:keepNext w:val="0"/>
         <w:keepLines w:val="0"/>
         <w:pageBreakBefore w:val="0"/>
@@ -3577,7 +3610,7 @@
     </w:p>
     <w:p>
       <w:pPr>
-        <w:pStyle w:val="2"/>
+        <w:pStyle w:val="30"/>
         <w:keepNext w:val="0"/>
         <w:keepLines w:val="0"/>
         <w:pageBreakBefore w:val="0"/>
@@ -3597,7 +3630,7 @@
           <w:lang w:val="en-US" w:eastAsia="zh-CN"/>
         </w:rPr>
       </w:pPr>
-      <w:bookmarkStart w:id="5" w:name="_Toc5989"/>
+      <w:bookmarkStart w:id="4" w:name="_Toc5989"/>
       <w:r>
         <w:rPr>
           <w:rFonts w:hint="default"/>
@@ -3605,11 +3638,11 @@
         </w:rPr>
         <w:t>跨部门职责协同机制建立</w:t>
       </w:r>
-      <w:bookmarkEnd w:id="5"/>
+      <w:bookmarkEnd w:id="4"/>
     </w:p>
     <w:p>
       <w:pPr>
-        <w:pStyle w:val="a1"/>
+        <w:pStyle w:val="29"/>
         <w:keepNext w:val="0"/>
         <w:keepLines w:val="0"/>
         <w:pageBreakBefore w:val="0"/>
@@ -3639,7 +3672,7 @@
     </w:p>
     <w:p>
       <w:pPr>
-        <w:pStyle w:val="a1"/>
+        <w:pStyle w:val="29"/>
         <w:keepNext w:val="0"/>
         <w:keepLines w:val="0"/>
         <w:pageBreakBefore w:val="0"/>
@@ -3669,7 +3702,7 @@
     </w:p>
     <w:p>
       <w:pPr>
-        <w:pStyle w:val="a1"/>
+        <w:pStyle w:val="29"/>
         <w:keepNext w:val="0"/>
         <w:keepLines w:val="0"/>
         <w:pageBreakBefore w:val="0"/>
@@ -3699,7 +3732,7 @@
     </w:p>
     <w:p>
       <w:pPr>
-        <w:pStyle w:val="1"/>
+        <w:pStyle w:val="28"/>
         <w:keepNext w:val="0"/>
         <w:keepLines w:val="0"/>
         <w:pageBreakBefore w:val="0"/>
@@ -3719,7 +3752,7 @@
           <w:lang w:val="en-US" w:eastAsia="zh-CN"/>
         </w:rPr>
       </w:pPr>
-      <w:bookmarkStart w:id="6" w:name="_Toc30491"/>
+      <w:bookmarkStart w:id="5" w:name="_Toc30491"/>
       <w:r>
         <w:rPr>
           <w:rFonts w:hint="default"/>
@@ -3727,11 +3760,11 @@
         </w:rPr>
         <w:t>最终软件库运行机制与实施情况</w:t>
       </w:r>
-      <w:bookmarkEnd w:id="6"/>
+      <w:bookmarkEnd w:id="5"/>
     </w:p>
     <w:p>
       <w:pPr>
-        <w:pStyle w:val="2"/>
+        <w:pStyle w:val="30"/>
         <w:keepNext w:val="0"/>
         <w:keepLines w:val="0"/>
         <w:pageBreakBefore w:val="0"/>
@@ -3751,7 +3784,7 @@
           <w:lang w:val="en-US" w:eastAsia="zh-CN"/>
         </w:rPr>
       </w:pPr>
-      <w:bookmarkStart w:id="7" w:name="_Toc12617"/>
+      <w:bookmarkStart w:id="6" w:name="_Toc12617"/>
       <w:r>
         <w:rPr>
           <w:rFonts w:hint="default"/>
@@ -3759,11 +3792,11 @@
         </w:rPr>
         <w:t>库体建设与分类存储</w:t>
       </w:r>
-      <w:bookmarkEnd w:id="7"/>
+      <w:bookmarkEnd w:id="6"/>
     </w:p>
     <w:p>
       <w:pPr>
-        <w:pStyle w:val="a1"/>
+        <w:pStyle w:val="29"/>
         <w:keepNext w:val="0"/>
         <w:keepLines w:val="0"/>
         <w:pageBreakBefore w:val="0"/>
@@ -3793,7 +3826,7 @@
     </w:p>
     <w:p>
       <w:pPr>
-        <w:pStyle w:val="2"/>
+        <w:pStyle w:val="30"/>
         <w:keepNext w:val="0"/>
         <w:keepLines w:val="0"/>
         <w:pageBreakBefore w:val="0"/>
@@ -3813,7 +3846,7 @@
           <w:lang w:val="en-US" w:eastAsia="zh-CN"/>
         </w:rPr>
       </w:pPr>
-      <w:bookmarkStart w:id="8" w:name="_Toc25405"/>
+      <w:bookmarkStart w:id="7" w:name="_Toc25405"/>
       <w:r>
         <w:rPr>
           <w:rFonts w:hint="default"/>
@@ -3821,11 +3854,11 @@
         </w:rPr>
         <w:t>核心流程闭环执行</w:t>
       </w:r>
-      <w:bookmarkEnd w:id="8"/>
+      <w:bookmarkEnd w:id="7"/>
     </w:p>
     <w:p>
       <w:pPr>
-        <w:pStyle w:val="3"/>
+        <w:pStyle w:val="31"/>
         <w:keepNext w:val="0"/>
         <w:keepLines w:val="0"/>
         <w:pageBreakBefore w:val="0"/>
@@ -3845,7 +3878,7 @@
           <w:lang w:val="en-US" w:eastAsia="zh-CN"/>
         </w:rPr>
       </w:pPr>
-      <w:bookmarkStart w:id="9" w:name="_Toc9877"/>
+      <w:bookmarkStart w:id="8" w:name="_Toc9877"/>
       <w:r>
         <w:rPr>
           <w:rFonts w:hint="default"/>
@@ -3853,11 +3886,11 @@
         </w:rPr>
         <w:t>软件入库流程</w:t>
       </w:r>
-      <w:bookmarkEnd w:id="9"/>
+      <w:bookmarkEnd w:id="8"/>
     </w:p>
     <w:p>
       <w:pPr>
-        <w:pStyle w:val="a1"/>
+        <w:pStyle w:val="29"/>
         <w:keepNext w:val="0"/>
         <w:keepLines w:val="0"/>
         <w:pageBreakBefore w:val="0"/>
@@ -3915,7 +3948,7 @@
     </w:p>
     <w:p>
       <w:pPr>
-        <w:pStyle w:val="3"/>
+        <w:pStyle w:val="31"/>
         <w:keepNext w:val="0"/>
         <w:keepLines w:val="0"/>
         <w:pageBreakBefore w:val="0"/>
@@ -3935,7 +3968,7 @@
           <w:lang w:val="en-US" w:eastAsia="zh-CN"/>
         </w:rPr>
       </w:pPr>
-      <w:bookmarkStart w:id="10" w:name="_Toc8420"/>
+      <w:bookmarkStart w:id="9" w:name="_Toc8420"/>
       <w:r>
         <w:rPr>
           <w:rFonts w:hint="default"/>
@@ -3943,11 +3976,11 @@
         </w:rPr>
         <w:t>软件出库与发布控制</w:t>
       </w:r>
-      <w:bookmarkEnd w:id="10"/>
+      <w:bookmarkEnd w:id="9"/>
     </w:p>
     <w:p>
       <w:pPr>
-        <w:pStyle w:val="a1"/>
+        <w:pStyle w:val="29"/>
         <w:keepNext w:val="0"/>
         <w:keepLines w:val="0"/>
         <w:pageBreakBefore w:val="0"/>
@@ -3977,7 +4010,7 @@
     </w:p>
     <w:p>
       <w:pPr>
-        <w:pStyle w:val="a1"/>
+        <w:pStyle w:val="29"/>
         <w:keepNext w:val="0"/>
         <w:keepLines w:val="0"/>
         <w:pageBreakBefore w:val="0"/>
@@ -4007,7 +4040,7 @@
     </w:p>
     <w:p>
       <w:pPr>
-        <w:pStyle w:val="3"/>
+        <w:pStyle w:val="31"/>
         <w:keepNext w:val="0"/>
         <w:keepLines w:val="0"/>
         <w:pageBreakBefore w:val="0"/>
@@ -4027,7 +4060,7 @@
           <w:lang w:val="en-US" w:eastAsia="zh-CN"/>
         </w:rPr>
       </w:pPr>
-      <w:bookmarkStart w:id="11" w:name="_Toc13603"/>
+      <w:bookmarkStart w:id="10" w:name="_Toc13603"/>
       <w:r>
         <w:rPr>
           <w:rFonts w:hint="default"/>
@@ -4035,11 +4068,11 @@
         </w:rPr>
         <w:t>安全与访问控制</w:t>
       </w:r>
-      <w:bookmarkEnd w:id="11"/>
+      <w:bookmarkEnd w:id="10"/>
     </w:p>
     <w:p>
       <w:pPr>
-        <w:pStyle w:val="a1"/>
+        <w:pStyle w:val="29"/>
         <w:keepNext w:val="0"/>
         <w:keepLines w:val="0"/>
         <w:pageBreakBefore w:val="0"/>
@@ -4069,7 +4102,7 @@
     </w:p>
     <w:p>
       <w:pPr>
-        <w:pStyle w:val="a1"/>
+        <w:pStyle w:val="29"/>
         <w:keepNext w:val="0"/>
         <w:keepLines w:val="0"/>
         <w:pageBreakBefore w:val="0"/>
@@ -4099,7 +4132,7 @@
     </w:p>
     <w:p>
       <w:pPr>
-        <w:pStyle w:val="1"/>
+        <w:pStyle w:val="28"/>
         <w:keepNext w:val="0"/>
         <w:keepLines w:val="0"/>
         <w:pageBreakBefore w:val="0"/>
@@ -4119,7 +4152,7 @@
           <w:lang w:val="en-US" w:eastAsia="zh-CN"/>
         </w:rPr>
       </w:pPr>
-      <w:bookmarkStart w:id="12" w:name="_Toc15950"/>
+      <w:bookmarkStart w:id="11" w:name="_Toc15950"/>
       <w:r>
         <w:rPr>
           <w:rFonts w:hint="default"/>
@@ -4127,11 +4160,11 @@
         </w:rPr>
         <w:t>考核指标达成与审计改进情况</w:t>
       </w:r>
-      <w:bookmarkEnd w:id="12"/>
+      <w:bookmarkEnd w:id="11"/>
     </w:p>
     <w:p>
       <w:pPr>
-        <w:pStyle w:val="a1"/>
+        <w:pStyle w:val="29"/>
         <w:keepNext w:val="0"/>
         <w:keepLines w:val="0"/>
         <w:pageBreakBefore w:val="0"/>
@@ -4161,7 +4194,7 @@
     </w:p>
     <w:p>
       <w:pPr>
-        <w:pStyle w:val="a1"/>
+        <w:pStyle w:val="29"/>
         <w:keepNext w:val="0"/>
         <w:keepLines w:val="0"/>
         <w:pageBreakBefore w:val="0"/>
@@ -4191,7 +4224,7 @@
     </w:p>
     <w:p>
       <w:pPr>
-        <w:pStyle w:val="a1"/>
+        <w:pStyle w:val="29"/>
         <w:keepNext w:val="0"/>
         <w:keepLines w:val="0"/>
         <w:pageBreakBefore w:val="0"/>
@@ -4242,7 +4275,7 @@
     </w:p>
     <w:p>
       <w:pPr>
-        <w:pStyle w:val="a1"/>
+        <w:pStyle w:val="29"/>
         <w:keepNext w:val="0"/>
         <w:keepLines w:val="0"/>
         <w:pageBreakBefore w:val="0"/>
@@ -4260,7 +4293,7 @@
         <w:bidi w:val="0"/>
         <w:adjustRightInd w:val="0"/>
         <w:snapToGrid w:val="0"/>
-        <w:ind w:left="425" w:hanging="425" w:leftChars="0" w:firstLineChars="0"/>
+        <w:ind w:left="425" w:leftChars="0" w:hanging="425" w:firstLineChars="0"/>
         <w:textAlignment w:val="baseline"/>
         <w:rPr>
           <w:rFonts w:hint="default"/>
@@ -4277,7 +4310,7 @@
     </w:p>
     <w:p>
       <w:pPr>
-        <w:pStyle w:val="a1"/>
+        <w:pStyle w:val="29"/>
         <w:keepNext w:val="0"/>
         <w:keepLines w:val="0"/>
         <w:pageBreakBefore w:val="0"/>
@@ -4295,7 +4328,7 @@
         <w:bidi w:val="0"/>
         <w:adjustRightInd w:val="0"/>
         <w:snapToGrid w:val="0"/>
-        <w:ind w:left="425" w:hanging="425" w:leftChars="0" w:firstLineChars="0"/>
+        <w:ind w:left="425" w:leftChars="0" w:hanging="425" w:firstLineChars="0"/>
         <w:textAlignment w:val="baseline"/>
         <w:rPr>
           <w:rFonts w:hint="default"/>
@@ -4312,7 +4345,7 @@
     </w:p>
     <w:p>
       <w:pPr>
-        <w:pStyle w:val="a1"/>
+        <w:pStyle w:val="29"/>
         <w:keepNext w:val="0"/>
         <w:keepLines w:val="0"/>
         <w:pageBreakBefore w:val="0"/>
@@ -4330,7 +4363,7 @@
         <w:bidi w:val="0"/>
         <w:adjustRightInd w:val="0"/>
         <w:snapToGrid w:val="0"/>
-        <w:ind w:left="425" w:hanging="425" w:leftChars="0" w:firstLineChars="0"/>
+        <w:ind w:left="425" w:leftChars="0" w:hanging="425" w:firstLineChars="0"/>
         <w:textAlignment w:val="baseline"/>
         <w:rPr>
           <w:rFonts w:hint="default"/>
@@ -4347,7 +4380,7 @@
     </w:p>
     <w:p>
       <w:pPr>
-        <w:pStyle w:val="a1"/>
+        <w:pStyle w:val="29"/>
         <w:keepNext w:val="0"/>
         <w:keepLines w:val="0"/>
         <w:pageBreakBefore w:val="0"/>
@@ -4365,7 +4398,7 @@
         <w:bidi w:val="0"/>
         <w:adjustRightInd w:val="0"/>
         <w:snapToGrid w:val="0"/>
-        <w:ind w:left="425" w:hanging="425" w:leftChars="0" w:firstLineChars="0"/>
+        <w:ind w:left="425" w:leftChars="0" w:hanging="425" w:firstLineChars="0"/>
         <w:textAlignment w:val="baseline"/>
         <w:rPr>
           <w:rFonts w:hint="default"/>
@@ -4382,7 +4415,7 @@
     </w:p>
     <w:p>
       <w:pPr>
-        <w:pStyle w:val="a1"/>
+        <w:pStyle w:val="29"/>
         <w:keepNext w:val="0"/>
         <w:keepLines w:val="0"/>
         <w:pageBreakBefore w:val="0"/>
@@ -4400,7 +4433,7 @@
         <w:bidi w:val="0"/>
         <w:adjustRightInd w:val="0"/>
         <w:snapToGrid w:val="0"/>
-        <w:ind w:left="425" w:hanging="425" w:leftChars="0" w:firstLineChars="0"/>
+        <w:ind w:left="425" w:leftChars="0" w:hanging="425" w:firstLineChars="0"/>
         <w:textAlignment w:val="baseline"/>
         <w:rPr>
           <w:rFonts w:hint="default"/>
@@ -4417,7 +4450,7 @@
     </w:p>
     <w:p>
       <w:pPr>
-        <w:pStyle w:val="1"/>
+        <w:pStyle w:val="28"/>
         <w:keepNext w:val="0"/>
         <w:keepLines w:val="0"/>
         <w:pageBreakBefore w:val="0"/>
@@ -4437,7 +4470,7 @@
           <w:lang w:val="en-US" w:eastAsia="zh-CN"/>
         </w:rPr>
       </w:pPr>
-      <w:bookmarkStart w:id="13" w:name="_Toc8899"/>
+      <w:bookmarkStart w:id="12" w:name="_Toc8899"/>
       <w:r>
         <w:rPr>
           <w:rFonts w:hint="default"/>
@@ -4445,11 +4478,11 @@
         </w:rPr>
         <w:t>备份与恢复保障</w:t>
       </w:r>
-      <w:bookmarkEnd w:id="13"/>
+      <w:bookmarkEnd w:id="12"/>
     </w:p>
     <w:p>
       <w:pPr>
-        <w:pStyle w:val="a1"/>
+        <w:pStyle w:val="29"/>
         <w:keepNext w:val="0"/>
         <w:keepLines w:val="0"/>
         <w:pageBreakBefore w:val="0"/>
@@ -4479,7 +4512,7 @@
     </w:p>
     <w:p>
       <w:pPr>
-        <w:pStyle w:val="1"/>
+        <w:pStyle w:val="28"/>
         <w:keepNext w:val="0"/>
         <w:keepLines w:val="0"/>
         <w:pageBreakBefore w:val="0"/>
@@ -4499,7 +4532,7 @@
           <w:lang w:val="en-US" w:eastAsia="zh-CN"/>
         </w:rPr>
       </w:pPr>
-      <w:bookmarkStart w:id="14" w:name="_Toc16500"/>
+      <w:bookmarkStart w:id="13" w:name="_Toc16500"/>
       <w:r>
         <w:rPr>
           <w:rFonts w:hint="default"/>
@@ -4507,11 +4540,11 @@
         </w:rPr>
         <w:t>实施成效与后续计划</w:t>
       </w:r>
-      <w:bookmarkEnd w:id="14"/>
+      <w:bookmarkEnd w:id="13"/>
     </w:p>
     <w:p>
       <w:pPr>
-        <w:pStyle w:val="2"/>
+        <w:pStyle w:val="30"/>
         <w:keepNext w:val="0"/>
         <w:keepLines w:val="0"/>
         <w:pageBreakBefore w:val="0"/>
@@ -4531,7 +4564,7 @@
           <w:lang w:val="en-US" w:eastAsia="zh-CN"/>
         </w:rPr>
       </w:pPr>
-      <w:bookmarkStart w:id="15" w:name="_Toc25959"/>
+      <w:bookmarkStart w:id="14" w:name="_Toc25959"/>
       <w:r>
         <w:rPr>
           <w:rFonts w:hint="default"/>
@@ -4539,11 +4572,11 @@
         </w:rPr>
         <w:t>主要成效</w:t>
       </w:r>
-      <w:bookmarkEnd w:id="15"/>
+      <w:bookmarkEnd w:id="14"/>
     </w:p>
     <w:p>
       <w:pPr>
-        <w:pStyle w:val="a1"/>
+        <w:pStyle w:val="29"/>
         <w:keepNext w:val="0"/>
         <w:keepLines w:val="0"/>
         <w:pageBreakBefore w:val="0"/>
@@ -4573,7 +4606,7 @@
     </w:p>
     <w:p>
       <w:pPr>
-        <w:pStyle w:val="a1"/>
+        <w:pStyle w:val="29"/>
         <w:keepNext w:val="0"/>
         <w:keepLines w:val="0"/>
         <w:pageBreakBefore w:val="0"/>
@@ -4603,7 +4636,7 @@
     </w:p>
     <w:p>
       <w:pPr>
-        <w:pStyle w:val="a1"/>
+        <w:pStyle w:val="29"/>
         <w:keepNext w:val="0"/>
         <w:keepLines w:val="0"/>
         <w:pageBreakBefore w:val="0"/>
@@ -4633,7 +4666,7 @@
     </w:p>
     <w:p>
       <w:pPr>
-        <w:pStyle w:val="2"/>
+        <w:pStyle w:val="30"/>
         <w:keepNext w:val="0"/>
         <w:keepLines w:val="0"/>
         <w:pageBreakBefore w:val="0"/>
@@ -4653,7 +4686,7 @@
           <w:lang w:val="en-US" w:eastAsia="zh-CN"/>
         </w:rPr>
       </w:pPr>
-      <w:bookmarkStart w:id="16" w:name="_Toc7914"/>
+      <w:bookmarkStart w:id="15" w:name="_Toc7914"/>
       <w:r>
         <w:rPr>
           <w:rFonts w:hint="default"/>
@@ -4661,11 +4694,11 @@
         </w:rPr>
         <w:t>持续优化方向</w:t>
       </w:r>
-      <w:bookmarkEnd w:id="16"/>
+      <w:bookmarkEnd w:id="15"/>
     </w:p>
     <w:p>
       <w:pPr>
-        <w:pStyle w:val="a1"/>
+        <w:pStyle w:val="29"/>
         <w:keepNext w:val="0"/>
         <w:keepLines w:val="0"/>
         <w:pageBreakBefore w:val="0"/>
@@ -4695,7 +4728,7 @@
     </w:p>
     <w:p>
       <w:pPr>
-        <w:pStyle w:val="a1"/>
+        <w:pStyle w:val="29"/>
         <w:keepNext w:val="0"/>
         <w:keepLines w:val="0"/>
         <w:pageBreakBefore w:val="0"/>
@@ -4725,7 +4758,7 @@
     </w:p>
     <w:p>
       <w:pPr>
-        <w:pStyle w:val="a1"/>
+        <w:pStyle w:val="29"/>
         <w:keepNext w:val="0"/>
         <w:keepLines w:val="0"/>
         <w:pageBreakBefore w:val="0"/>
@@ -4755,7 +4788,7 @@
     </w:p>
     <w:p>
       <w:pPr>
-        <w:pStyle w:val="1"/>
+        <w:pStyle w:val="28"/>
         <w:keepNext w:val="0"/>
         <w:keepLines w:val="0"/>
         <w:pageBreakBefore w:val="0"/>
@@ -4775,7 +4808,7 @@
           <w:lang w:val="en-US" w:eastAsia="zh-CN"/>
         </w:rPr>
       </w:pPr>
-      <w:bookmarkStart w:id="17" w:name="_Toc20982"/>
+      <w:bookmarkStart w:id="16" w:name="_Toc20982"/>
       <w:r>
         <w:rPr>
           <w:rFonts w:hint="default"/>
@@ -4783,11 +4816,11 @@
         </w:rPr>
         <w:t>总结</w:t>
       </w:r>
-      <w:bookmarkEnd w:id="17"/>
+      <w:bookmarkEnd w:id="16"/>
     </w:p>
     <w:p>
       <w:pPr>
-        <w:pStyle w:val="a1"/>
+        <w:pStyle w:val="29"/>
         <w:keepNext w:val="0"/>
         <w:keepLines w:val="0"/>
         <w:pageBreakBefore w:val="0"/>
@@ -4817,7 +4850,7 @@
     </w:p>
     <w:p>
       <w:pPr>
-        <w:pStyle w:val="a1"/>
+        <w:pStyle w:val="29"/>
         <w:keepNext w:val="0"/>
         <w:keepLines w:val="0"/>
         <w:pageBreakBefore w:val="0"/>
@@ -4846,23 +4879,73 @@
       </w:r>
     </w:p>
     <w:sectPr>
-      <w:headerReference w:type="default" r:id="rId7"/>
+      <w:headerReference r:id="rId5" w:type="default"/>
       <w:pgSz w:w="11906" w:h="16838"/>
       <w:pgMar w:top="1417" w:right="1800" w:bottom="1440" w:left="1800" w:header="1140" w:footer="992" w:gutter="0"/>
-      <w:cols w:num="1" w:space="425"/>
+      <w:cols w:space="425" w:num="1"/>
       <w:docGrid w:type="lines" w:linePitch="312" w:charSpace="0"/>
     </w:sectPr>
   </w:body>
 </w:document>
 </file>
 
+<file path=word/endnotes.xml><?xml version="1.0" encoding="utf-8"?>
+<w:endnotes xmlns:wpc="http://schemas.microsoft.com/office/word/2010/wordprocessingCanvas" xmlns:mc="http://schemas.openxmlformats.org/markup-compatibility/2006" xmlns:o="urn:schemas-microsoft-com:office:office" xmlns:r="http://schemas.openxmlformats.org/officeDocument/2006/relationships" xmlns:m="http://schemas.openxmlformats.org/officeDocument/2006/math" xmlns:v="urn:schemas-microsoft-com:vml" xmlns:wp14="http://schemas.microsoft.com/office/word/2010/wordprocessingDrawing" xmlns:wp="http://schemas.openxmlformats.org/drawingml/2006/wordprocessingDrawing" xmlns:w="http://schemas.openxmlformats.org/wordprocessingml/2006/main" xmlns:w14="http://schemas.microsoft.com/office/word/2010/wordml" xmlns:w15="http://schemas.microsoft.com/office/word/2012/wordml" xmlns:w10="urn:schemas-microsoft-com:office:word" xmlns:wpg="http://schemas.microsoft.com/office/word/2010/wordprocessingGroup" xmlns:wpi="http://schemas.microsoft.com/office/word/2010/wordprocessingInk" xmlns:wne="http://schemas.microsoft.com/office/word/2006/wordml" xmlns:wps="http://schemas.microsoft.com/office/word/2010/wordprocessingShape" xmlns:wpsCustomData="http://www.wps.cn/officeDocument/2013/wpsCustomData" mc:Ignorable="w14 w15 wp14">
+  <w:endnote w:type="separator" w:id="0">
+    <w:p>
+      <w:pPr>
+        <w:spacing w:line="240" w:lineRule="auto"/>
+      </w:pPr>
+      <w:r>
+        <w:separator/>
+      </w:r>
+    </w:p>
+  </w:endnote>
+  <w:endnote w:type="continuationSeparator" w:id="1">
+    <w:p>
+      <w:pPr>
+        <w:spacing w:line="240" w:lineRule="auto"/>
+      </w:pPr>
+      <w:r>
+        <w:continuationSeparator/>
+      </w:r>
+    </w:p>
+  </w:endnote>
+</w:endnotes>
+</file>
+
+<file path=word/footnotes.xml><?xml version="1.0" encoding="utf-8"?>
+<w:footnotes xmlns:wpc="http://schemas.microsoft.com/office/word/2010/wordprocessingCanvas" xmlns:mc="http://schemas.openxmlformats.org/markup-compatibility/2006" xmlns:o="urn:schemas-microsoft-com:office:office" xmlns:r="http://schemas.openxmlformats.org/officeDocument/2006/relationships" xmlns:m="http://schemas.openxmlformats.org/officeDocument/2006/math" xmlns:v="urn:schemas-microsoft-com:vml" xmlns:wp14="http://schemas.microsoft.com/office/word/2010/wordprocessingDrawing" xmlns:wp="http://schemas.openxmlformats.org/drawingml/2006/wordprocessingDrawing" xmlns:w="http://schemas.openxmlformats.org/wordprocessingml/2006/main" xmlns:w14="http://schemas.microsoft.com/office/word/2010/wordml" xmlns:w15="http://schemas.microsoft.com/office/word/2012/wordml" xmlns:w10="urn:schemas-microsoft-com:office:word" xmlns:wpg="http://schemas.microsoft.com/office/word/2010/wordprocessingGroup" xmlns:wpi="http://schemas.microsoft.com/office/word/2010/wordprocessingInk" xmlns:wne="http://schemas.microsoft.com/office/word/2006/wordml" xmlns:wps="http://schemas.microsoft.com/office/word/2010/wordprocessingShape" xmlns:wpsCustomData="http://www.wps.cn/officeDocument/2013/wpsCustomData" mc:Ignorable="w14 w15 wp14">
+  <w:footnote w:type="separator" w:id="0">
+    <w:p>
+      <w:pPr>
+        <w:spacing w:line="360" w:lineRule="auto"/>
+      </w:pPr>
+      <w:r>
+        <w:separator/>
+      </w:r>
+    </w:p>
+  </w:footnote>
+  <w:footnote w:type="continuationSeparator" w:id="1">
+    <w:p>
+      <w:pPr>
+        <w:spacing w:line="360" w:lineRule="auto"/>
+      </w:pPr>
+      <w:r>
+        <w:continuationSeparator/>
+      </w:r>
+    </w:p>
+  </w:footnote>
+</w:footnotes>
+</file>
+
 <file path=word/header1.xml><?xml version="1.0" encoding="utf-8"?>
-<w:hdr xmlns:wpc="http://schemas.microsoft.com/office/word/2010/wordprocessingCanvas" xmlns:mc="http://schemas.openxmlformats.org/markup-compatibility/2006" xmlns:o="urn:schemas-microsoft-com:office:office" xmlns:r="http://schemas.openxmlformats.org/officeDocument/2006/relationships" xmlns:m="http://schemas.openxmlformats.org/officeDocument/2006/math" xmlns:v="urn:schemas-microsoft-com:vml" xmlns:wp14="http://schemas.microsoft.com/office/word/2010/wordprocessingDrawing" xmlns:wp="http://schemas.openxmlformats.org/drawingml/2006/wordprocessingDrawing" xmlns:w10="urn:schemas-microsoft-com:office:word" xmlns:w="http://schemas.openxmlformats.org/wordprocessingml/2006/main" xmlns:w14="http://schemas.microsoft.com/office/word/2010/wordml" xmlns:w15="http://schemas.microsoft.com/office/word/2012/wordml" xmlns:wne="http://schemas.microsoft.com/office/word/2006/wordml" xmlns:wpg="http://schemas.microsoft.com/office/word/2010/wordprocessingGroup" xmlns:wpi="http://schemas.microsoft.com/office/word/2010/wordprocessingInk" xmlns:wps="http://schemas.microsoft.com/office/word/2010/wordprocessingShape" mc:Ignorable="w14 w15 wp14">
+<w:hdr xmlns:wpc="http://schemas.microsoft.com/office/word/2010/wordprocessingCanvas" xmlns:mc="http://schemas.openxmlformats.org/markup-compatibility/2006" xmlns:o="urn:schemas-microsoft-com:office:office" xmlns:r="http://schemas.openxmlformats.org/officeDocument/2006/relationships" xmlns:m="http://schemas.openxmlformats.org/officeDocument/2006/math" xmlns:v="urn:schemas-microsoft-com:vml" xmlns:wp14="http://schemas.microsoft.com/office/word/2010/wordprocessingDrawing" xmlns:wp="http://schemas.openxmlformats.org/drawingml/2006/wordprocessingDrawing" xmlns:w10="urn:schemas-microsoft-com:office:word" xmlns:w="http://schemas.openxmlformats.org/wordprocessingml/2006/main" xmlns:w14="http://schemas.microsoft.com/office/word/2010/wordml" xmlns:w15="http://schemas.microsoft.com/office/word/2012/wordml" xmlns:wpg="http://schemas.microsoft.com/office/word/2010/wordprocessingGroup" xmlns:wpi="http://schemas.microsoft.com/office/word/2010/wordprocessingInk" xmlns:wne="http://schemas.microsoft.com/office/word/2006/wordml" xmlns:wps="http://schemas.microsoft.com/office/word/2010/wordprocessingShape" xmlns:wpsCustomData="http://www.wps.cn/officeDocument/2013/wpsCustomData" mc:Ignorable="w14 w15 wp14">
   <w:p>
     <w:pPr>
-      <w:pStyle w:val="Header"/>
+      <w:pStyle w:val="15"/>
       <w:pBdr>
-        <w:bottom w:val="single" w:sz="4" w:space="1" w:color="auto"/>
+        <w:bottom w:val="single" w:color="auto" w:sz="4" w:space="1"/>
       </w:pBdr>
       <w:tabs>
         <w:tab w:val="left" w:pos="335"/>
@@ -4870,27 +4953,27 @@
       </w:tabs>
       <w:jc w:val="right"/>
       <w:rPr>
-        <w:rFonts w:eastAsiaTheme="minorEastAsia" w:hint="eastAsia"/>
+        <w:rFonts w:hint="eastAsia" w:eastAsiaTheme="minorEastAsia"/>
         <w:lang w:eastAsia="zh-CN"/>
       </w:rPr>
     </w:pPr>
     <w:r>
       <w:rPr>
-        <w:rFonts w:eastAsiaTheme="minorEastAsia" w:hint="eastAsia"/>
+        <w:rFonts w:hint="eastAsia" w:eastAsiaTheme="minorEastAsia"/>
         <w:lang w:val="en-US" w:eastAsia="zh-CN"/>
       </w:rPr>
       <w:tab/>
     </w:r>
     <w:r>
       <w:rPr>
-        <w:rFonts w:eastAsiaTheme="minorEastAsia" w:hint="eastAsia"/>
+        <w:rFonts w:hint="eastAsia" w:eastAsiaTheme="minorEastAsia"/>
         <w:lang w:val="en-US" w:eastAsia="zh-CN"/>
       </w:rPr>
       <w:tab/>
     </w:r>
     <w:r>
       <w:rPr>
-        <w:rFonts w:eastAsiaTheme="minorEastAsia" w:hint="eastAsia"/>
+        <w:rFonts w:hint="eastAsia" w:eastAsiaTheme="minorEastAsia"/>
         <w:lang w:val="en-US" w:eastAsia="zh-CN"/>
       </w:rPr>
       <w:t>桐乡华数广电网络有限公司</w:t>
@@ -4900,15 +4983,15 @@
 </file>
 
 <file path=word/numbering.xml><?xml version="1.0" encoding="utf-8"?>
-<w:numbering xmlns:wpc="http://schemas.microsoft.com/office/word/2010/wordprocessingCanvas" xmlns:mc="http://schemas.openxmlformats.org/markup-compatibility/2006" xmlns:o="urn:schemas-microsoft-com:office:office" xmlns:r="http://schemas.openxmlformats.org/officeDocument/2006/relationships" xmlns:m="http://schemas.openxmlformats.org/officeDocument/2006/math" xmlns:v="urn:schemas-microsoft-com:vml" xmlns:wp14="http://schemas.microsoft.com/office/word/2010/wordprocessingDrawing" xmlns:wp="http://schemas.openxmlformats.org/drawingml/2006/wordprocessingDrawing" xmlns:w10="urn:schemas-microsoft-com:office:word" xmlns:w="http://schemas.openxmlformats.org/wordprocessingml/2006/main" xmlns:w14="http://schemas.microsoft.com/office/word/2010/wordml" xmlns:w15="http://schemas.microsoft.com/office/word/2012/wordml" xmlns:wne="http://schemas.microsoft.com/office/word/2006/wordml" xmlns:wpg="http://schemas.microsoft.com/office/word/2010/wordprocessingGroup" xmlns:wpi="http://schemas.microsoft.com/office/word/2010/wordprocessingInk" xmlns:wps="http://schemas.microsoft.com/office/word/2010/wordprocessingShape" mc:Ignorable="w14 w15 wp14">
+<w:numbering xmlns:wpc="http://schemas.microsoft.com/office/word/2010/wordprocessingCanvas" xmlns:mc="http://schemas.openxmlformats.org/markup-compatibility/2006" xmlns:o="urn:schemas-microsoft-com:office:office" xmlns:r="http://schemas.openxmlformats.org/officeDocument/2006/relationships" xmlns:m="http://schemas.openxmlformats.org/officeDocument/2006/math" xmlns:v="urn:schemas-microsoft-com:vml" xmlns:wp14="http://schemas.microsoft.com/office/word/2010/wordprocessingDrawing" xmlns:wp="http://schemas.openxmlformats.org/drawingml/2006/wordprocessingDrawing" xmlns:w10="urn:schemas-microsoft-com:office:word" xmlns:w="http://schemas.openxmlformats.org/wordprocessingml/2006/main" xmlns:w14="http://schemas.microsoft.com/office/word/2010/wordml" xmlns:wpg="http://schemas.microsoft.com/office/word/2010/wordprocessingGroup" xmlns:wpi="http://schemas.microsoft.com/office/word/2010/wordprocessingInk" xmlns:wne="http://schemas.microsoft.com/office/word/2006/wordml" xmlns:wps="http://schemas.microsoft.com/office/word/2010/wordprocessingShape" xmlns:wpsCustomData="http://www.wps.cn/officeDocument/2013/wpsCustomData" mc:Ignorable="w14 wp14">
   <w:abstractNum w:abstractNumId="0">
     <w:nsid w:val="8E964DCE"/>
     <w:multiLevelType w:val="multilevel"/>
     <w:tmpl w:val="8E964DCE"/>
-    <w:lvl w:ilvl="0">
+    <w:lvl w:ilvl="0" w:tentative="0">
       <w:start w:val="1"/>
       <w:numFmt w:val="decimal"/>
-      <w:pStyle w:val="Heading1"/>
+      <w:pStyle w:val="2"/>
       <w:lvlText w:val="%1."/>
       <w:lvlJc w:val="left"/>
       <w:pPr>
@@ -4918,10 +5001,10 @@
         <w:rFonts w:hint="default"/>
       </w:rPr>
     </w:lvl>
-    <w:lvl w:ilvl="1">
+    <w:lvl w:ilvl="1" w:tentative="0">
       <w:start w:val="1"/>
       <w:numFmt w:val="decimal"/>
-      <w:pStyle w:val="Heading2"/>
+      <w:pStyle w:val="3"/>
       <w:lvlText w:val="%1.%2."/>
       <w:lvlJc w:val="left"/>
       <w:pPr>
@@ -4931,10 +5014,10 @@
         <w:rFonts w:hint="default"/>
       </w:rPr>
     </w:lvl>
-    <w:lvl w:ilvl="2">
+    <w:lvl w:ilvl="2" w:tentative="0">
       <w:start w:val="1"/>
       <w:numFmt w:val="decimal"/>
-      <w:pStyle w:val="Heading3"/>
+      <w:pStyle w:val="4"/>
       <w:lvlText w:val="%1.%2.%3."/>
       <w:lvlJc w:val="left"/>
       <w:pPr>
@@ -4944,10 +5027,10 @@
         <w:rFonts w:hint="default"/>
       </w:rPr>
     </w:lvl>
-    <w:lvl w:ilvl="3">
+    <w:lvl w:ilvl="3" w:tentative="0">
       <w:start w:val="1"/>
       <w:numFmt w:val="decimal"/>
-      <w:pStyle w:val="Heading4"/>
+      <w:pStyle w:val="5"/>
       <w:lvlText w:val="%1.%2.%3.%4."/>
       <w:lvlJc w:val="left"/>
       <w:pPr>
@@ -4957,10 +5040,10 @@
         <w:rFonts w:hint="default"/>
       </w:rPr>
     </w:lvl>
-    <w:lvl w:ilvl="4">
+    <w:lvl w:ilvl="4" w:tentative="0">
       <w:start w:val="1"/>
       <w:numFmt w:val="decimal"/>
-      <w:pStyle w:val="Heading5"/>
+      <w:pStyle w:val="6"/>
       <w:lvlText w:val="%1.%2.%3.%4.%5."/>
       <w:lvlJc w:val="left"/>
       <w:pPr>
@@ -4970,10 +5053,10 @@
         <w:rFonts w:hint="default"/>
       </w:rPr>
     </w:lvl>
-    <w:lvl w:ilvl="5">
+    <w:lvl w:ilvl="5" w:tentative="0">
       <w:start w:val="1"/>
       <w:numFmt w:val="decimal"/>
-      <w:pStyle w:val="Heading6"/>
+      <w:pStyle w:val="7"/>
       <w:lvlText w:val="%1.%2.%3.%4.%5.%6."/>
       <w:lvlJc w:val="left"/>
       <w:pPr>
@@ -4983,10 +5066,10 @@
         <w:rFonts w:hint="default"/>
       </w:rPr>
     </w:lvl>
-    <w:lvl w:ilvl="6">
+    <w:lvl w:ilvl="6" w:tentative="0">
       <w:start w:val="1"/>
       <w:numFmt w:val="decimal"/>
-      <w:pStyle w:val="Heading7"/>
+      <w:pStyle w:val="8"/>
       <w:lvlText w:val="%1.%2.%3.%4.%5.%6.%7."/>
       <w:lvlJc w:val="left"/>
       <w:pPr>
@@ -4996,10 +5079,10 @@
         <w:rFonts w:hint="default"/>
       </w:rPr>
     </w:lvl>
-    <w:lvl w:ilvl="7">
+    <w:lvl w:ilvl="7" w:tentative="0">
       <w:start w:val="1"/>
       <w:numFmt w:val="decimal"/>
-      <w:pStyle w:val="Heading8"/>
+      <w:pStyle w:val="9"/>
       <w:lvlText w:val="%1.%2.%3.%4.%5.%6.%7.%8."/>
       <w:lvlJc w:val="left"/>
       <w:pPr>
@@ -5009,10 +5092,10 @@
         <w:rFonts w:hint="default"/>
       </w:rPr>
     </w:lvl>
-    <w:lvl w:ilvl="8">
+    <w:lvl w:ilvl="8" w:tentative="0">
       <w:start w:val="1"/>
       <w:numFmt w:val="decimal"/>
-      <w:pStyle w:val="Heading9"/>
+      <w:pStyle w:val="10"/>
       <w:lvlText w:val="%1.%2.%3.%4.%5.%6.%7.%8.%9."/>
       <w:lvlJc w:val="left"/>
       <w:pPr>
@@ -5027,7 +5110,7 @@
     <w:nsid w:val="0ADF1199"/>
     <w:multiLevelType w:val="singleLevel"/>
     <w:tmpl w:val="0ADF1199"/>
-    <w:lvl w:ilvl="0">
+    <w:lvl w:ilvl="0" w:tentative="0">
       <w:start w:val="1"/>
       <w:numFmt w:val="decimal"/>
       <w:lvlText w:val="%1."/>
@@ -5050,267 +5133,269 @@
 </file>
 
 <file path=word/styles.xml><?xml version="1.0" encoding="utf-8"?>
-<w:styles xmlns:mc="http://schemas.openxmlformats.org/markup-compatibility/2006" xmlns:r="http://schemas.openxmlformats.org/officeDocument/2006/relationships" xmlns:w="http://schemas.openxmlformats.org/wordprocessingml/2006/main" xmlns:w14="http://schemas.microsoft.com/office/word/2010/wordml" xmlns:w15="http://schemas.microsoft.com/office/word/2012/wordml" mc:Ignorable="w14 w15">
+<w:styles xmlns:mc="http://schemas.openxmlformats.org/markup-compatibility/2006" xmlns:o="urn:schemas-microsoft-com:office:office" xmlns:r="http://schemas.openxmlformats.org/officeDocument/2006/relationships" xmlns:m="http://schemas.openxmlformats.org/officeDocument/2006/math" xmlns:v="urn:schemas-microsoft-com:vml" xmlns:w="http://schemas.openxmlformats.org/wordprocessingml/2006/main" xmlns:w14="http://schemas.microsoft.com/office/word/2010/wordml" xmlns:w10="urn:schemas-microsoft-com:office:word" xmlns:sl="http://schemas.openxmlformats.org/schemaLibrary/2006/main" xmlns:wpsCustomData="http://www.wps.cn/officeDocument/2013/wpsCustomData" mc:Ignorable="w14">
   <w:docDefaults>
     <w:rPrDefault>
       <w:rPr>
-        <w:rFonts w:ascii="Times New Roman" w:eastAsia="宋体" w:hAnsi="Times New Roman" w:cs="Times New Roman"/>
+        <w:rFonts w:ascii="Times New Roman" w:hAnsi="Times New Roman" w:eastAsia="宋体" w:cs="Times New Roman"/>
       </w:rPr>
     </w:rPrDefault>
     <w:pPrDefault/>
   </w:docDefaults>
-  <w:latentStyles w:defLockedState="0" w:defUIPriority="99" w:defSemiHidden="1" w:defUnhideWhenUsed="1" w:defQFormat="0" w:count="260">
-    <w:lsdException w:name="Normal" w:semiHidden="0" w:uiPriority="0" w:unhideWhenUsed="0" w:qFormat="1"/>
-    <w:lsdException w:name="heading 1" w:semiHidden="0" w:uiPriority="0" w:unhideWhenUsed="0" w:qFormat="1"/>
-    <w:lsdException w:name="heading 2" w:semiHidden="0" w:uiPriority="0" w:qFormat="1"/>
-    <w:lsdException w:name="heading 3" w:uiPriority="0" w:qFormat="1"/>
-    <w:lsdException w:name="heading 4" w:semiHidden="0" w:uiPriority="0" w:qFormat="1"/>
-    <w:lsdException w:name="heading 5" w:uiPriority="0" w:qFormat="1"/>
-    <w:lsdException w:name="heading 6" w:uiPriority="0" w:qFormat="1"/>
-    <w:lsdException w:name="heading 7" w:uiPriority="0" w:qFormat="1"/>
-    <w:lsdException w:name="heading 8" w:uiPriority="0" w:qFormat="1"/>
-    <w:lsdException w:name="heading 9" w:uiPriority="0" w:qFormat="1"/>
-    <w:lsdException w:name="index 1" w:semiHidden="0" w:uiPriority="0" w:unhideWhenUsed="0"/>
-    <w:lsdException w:name="index 2" w:semiHidden="0" w:uiPriority="0" w:unhideWhenUsed="0"/>
-    <w:lsdException w:name="index 3" w:semiHidden="0" w:uiPriority="0" w:unhideWhenUsed="0"/>
-    <w:lsdException w:name="index 4" w:semiHidden="0" w:uiPriority="0" w:unhideWhenUsed="0"/>
-    <w:lsdException w:name="index 5" w:semiHidden="0" w:uiPriority="0" w:unhideWhenUsed="0"/>
-    <w:lsdException w:name="index 6" w:semiHidden="0" w:uiPriority="0" w:unhideWhenUsed="0"/>
-    <w:lsdException w:name="index 7" w:semiHidden="0" w:uiPriority="0" w:unhideWhenUsed="0"/>
-    <w:lsdException w:name="index 8" w:semiHidden="0" w:uiPriority="0" w:unhideWhenUsed="0"/>
-    <w:lsdException w:name="index 9" w:semiHidden="0" w:uiPriority="0" w:unhideWhenUsed="0"/>
-    <w:lsdException w:name="toc 1" w:semiHidden="0" w:uiPriority="0" w:unhideWhenUsed="0" w:qFormat="1"/>
-    <w:lsdException w:name="toc 2" w:semiHidden="0" w:uiPriority="0" w:unhideWhenUsed="0" w:qFormat="1"/>
-    <w:lsdException w:name="toc 3" w:semiHidden="0" w:uiPriority="0" w:unhideWhenUsed="0" w:qFormat="1"/>
-    <w:lsdException w:name="toc 4" w:semiHidden="0" w:uiPriority="0" w:unhideWhenUsed="0"/>
-    <w:lsdException w:name="toc 5" w:semiHidden="0" w:uiPriority="0" w:unhideWhenUsed="0"/>
-    <w:lsdException w:name="toc 6" w:semiHidden="0" w:uiPriority="0" w:unhideWhenUsed="0"/>
-    <w:lsdException w:name="toc 7" w:semiHidden="0" w:uiPriority="0" w:unhideWhenUsed="0"/>
-    <w:lsdException w:name="toc 8" w:semiHidden="0" w:uiPriority="0" w:unhideWhenUsed="0"/>
-    <w:lsdException w:name="toc 9" w:semiHidden="0" w:uiPriority="0" w:unhideWhenUsed="0"/>
-    <w:lsdException w:name="Normal Indent" w:semiHidden="0" w:uiPriority="0" w:unhideWhenUsed="0"/>
-    <w:lsdException w:name="footnote text" w:semiHidden="0" w:uiPriority="0" w:unhideWhenUsed="0"/>
-    <w:lsdException w:name="annotation text" w:semiHidden="0" w:uiPriority="0" w:unhideWhenUsed="0" w:qFormat="1"/>
-    <w:lsdException w:name="header" w:semiHidden="0" w:uiPriority="0" w:unhideWhenUsed="0" w:qFormat="1"/>
-    <w:lsdException w:name="footer" w:semiHidden="0" w:uiPriority="0" w:unhideWhenUsed="0" w:qFormat="1"/>
-    <w:lsdException w:name="index heading" w:semiHidden="0" w:uiPriority="0" w:unhideWhenUsed="0"/>
-    <w:lsdException w:name="caption" w:uiPriority="0" w:qFormat="1"/>
-    <w:lsdException w:name="table of figures" w:semiHidden="0" w:uiPriority="0" w:unhideWhenUsed="0"/>
-    <w:lsdException w:name="envelope address" w:semiHidden="0" w:uiPriority="0" w:unhideWhenUsed="0"/>
-    <w:lsdException w:name="envelope return" w:semiHidden="0" w:uiPriority="0" w:unhideWhenUsed="0"/>
-    <w:lsdException w:name="footnote reference" w:semiHidden="0" w:uiPriority="0" w:unhideWhenUsed="0"/>
-    <w:lsdException w:name="annotation reference" w:semiHidden="0" w:uiPriority="0" w:unhideWhenUsed="0"/>
-    <w:lsdException w:name="line number" w:semiHidden="0" w:uiPriority="0" w:unhideWhenUsed="0"/>
-    <w:lsdException w:name="page number" w:semiHidden="0" w:uiPriority="0" w:unhideWhenUsed="0"/>
-    <w:lsdException w:name="endnote reference" w:semiHidden="0" w:uiPriority="0" w:unhideWhenUsed="0"/>
-    <w:lsdException w:name="endnote text" w:semiHidden="0" w:uiPriority="0" w:unhideWhenUsed="0"/>
-    <w:lsdException w:name="table of authorities" w:semiHidden="0" w:uiPriority="0" w:unhideWhenUsed="0"/>
-    <w:lsdException w:name="macro" w:semiHidden="0" w:uiPriority="0" w:unhideWhenUsed="0"/>
-    <w:lsdException w:name="toa heading" w:semiHidden="0" w:uiPriority="0" w:unhideWhenUsed="0"/>
-    <w:lsdException w:name="List" w:semiHidden="0" w:uiPriority="0" w:unhideWhenUsed="0"/>
-    <w:lsdException w:name="List Bullet" w:semiHidden="0" w:uiPriority="0" w:unhideWhenUsed="0"/>
-    <w:lsdException w:name="List Number" w:semiHidden="0" w:uiPriority="0" w:unhideWhenUsed="0"/>
-    <w:lsdException w:name="List 2" w:semiHidden="0" w:uiPriority="0" w:unhideWhenUsed="0"/>
-    <w:lsdException w:name="List 3" w:semiHidden="0" w:uiPriority="0" w:unhideWhenUsed="0"/>
-    <w:lsdException w:name="List 4" w:semiHidden="0" w:uiPriority="0" w:unhideWhenUsed="0"/>
-    <w:lsdException w:name="List 5" w:semiHidden="0" w:uiPriority="0" w:unhideWhenUsed="0"/>
-    <w:lsdException w:name="List Bullet 2" w:semiHidden="0" w:uiPriority="0" w:unhideWhenUsed="0"/>
-    <w:lsdException w:name="List Bullet 3" w:semiHidden="0" w:uiPriority="0" w:unhideWhenUsed="0"/>
-    <w:lsdException w:name="List Bullet 4" w:semiHidden="0" w:uiPriority="0" w:unhideWhenUsed="0"/>
-    <w:lsdException w:name="List Bullet 5" w:semiHidden="0" w:uiPriority="0" w:unhideWhenUsed="0"/>
-    <w:lsdException w:name="List Number 2" w:semiHidden="0" w:uiPriority="0" w:unhideWhenUsed="0"/>
-    <w:lsdException w:name="List Number 3" w:semiHidden="0" w:uiPriority="0" w:unhideWhenUsed="0"/>
-    <w:lsdException w:name="List Number 4" w:semiHidden="0" w:uiPriority="0" w:unhideWhenUsed="0"/>
-    <w:lsdException w:name="List Number 5" w:semiHidden="0" w:uiPriority="0" w:unhideWhenUsed="0"/>
-    <w:lsdException w:name="Title" w:semiHidden="0" w:uiPriority="0" w:unhideWhenUsed="0" w:qFormat="1"/>
-    <w:lsdException w:name="Closing" w:semiHidden="0" w:uiPriority="0" w:unhideWhenUsed="0"/>
-    <w:lsdException w:name="Signature" w:semiHidden="0" w:uiPriority="0" w:unhideWhenUsed="0"/>
-    <w:lsdException w:name="Default Paragraph Font" w:uiPriority="0" w:unhideWhenUsed="0" w:qFormat="1"/>
-    <w:lsdException w:name="Body Text" w:uiPriority="0" w:unhideWhenUsed="0" w:qFormat="1"/>
-    <w:lsdException w:name="Body Text Indent" w:semiHidden="0" w:uiPriority="0" w:unhideWhenUsed="0"/>
-    <w:lsdException w:name="List Continue" w:semiHidden="0" w:uiPriority="0" w:unhideWhenUsed="0"/>
-    <w:lsdException w:name="List Continue 2" w:semiHidden="0" w:uiPriority="0" w:unhideWhenUsed="0"/>
-    <w:lsdException w:name="List Continue 3" w:semiHidden="0" w:uiPriority="0" w:unhideWhenUsed="0"/>
-    <w:lsdException w:name="List Continue 4" w:semiHidden="0" w:uiPriority="0" w:unhideWhenUsed="0"/>
-    <w:lsdException w:name="List Continue 5" w:semiHidden="0" w:uiPriority="0" w:unhideWhenUsed="0"/>
-    <w:lsdException w:name="Message Header" w:semiHidden="0" w:uiPriority="0" w:unhideWhenUsed="0"/>
-    <w:lsdException w:name="Subtitle" w:semiHidden="0" w:uiPriority="0" w:unhideWhenUsed="0" w:qFormat="1"/>
-    <w:lsdException w:name="Salutation" w:semiHidden="0" w:uiPriority="0" w:unhideWhenUsed="0"/>
-    <w:lsdException w:name="Date" w:semiHidden="0" w:uiPriority="0" w:unhideWhenUsed="0"/>
-    <w:lsdException w:name="Body Text First Indent" w:semiHidden="0" w:uiPriority="0" w:unhideWhenUsed="0"/>
-    <w:lsdException w:name="Body Text First Indent 2" w:semiHidden="0" w:uiPriority="0" w:unhideWhenUsed="0"/>
-    <w:lsdException w:name="Body Text 2" w:semiHidden="0" w:uiPriority="0" w:unhideWhenUsed="0"/>
-    <w:lsdException w:name="Body Text 3" w:semiHidden="0" w:uiPriority="0" w:unhideWhenUsed="0"/>
-    <w:lsdException w:name="Body Text Indent 2" w:semiHidden="0" w:uiPriority="0" w:unhideWhenUsed="0"/>
-    <w:lsdException w:name="Body Text Indent 3" w:semiHidden="0" w:uiPriority="0" w:unhideWhenUsed="0"/>
-    <w:lsdException w:name="Block Text" w:semiHidden="0" w:uiPriority="0" w:unhideWhenUsed="0"/>
-    <w:lsdException w:name="Hyperlink" w:semiHidden="0" w:uiPriority="0" w:unhideWhenUsed="0"/>
-    <w:lsdException w:name="FollowedHyperlink" w:semiHidden="0" w:uiPriority="0" w:unhideWhenUsed="0"/>
-    <w:lsdException w:name="Strong" w:semiHidden="0" w:uiPriority="0" w:unhideWhenUsed="0" w:qFormat="1"/>
-    <w:lsdException w:name="Emphasis" w:semiHidden="0" w:uiPriority="0" w:unhideWhenUsed="0" w:qFormat="1"/>
-    <w:lsdException w:name="Document Map" w:semiHidden="0" w:uiPriority="0" w:unhideWhenUsed="0"/>
-    <w:lsdException w:name="Plain Text" w:semiHidden="0" w:uiPriority="0" w:unhideWhenUsed="0"/>
-    <w:lsdException w:name="E-mail Signature" w:semiHidden="0" w:uiPriority="0" w:unhideWhenUsed="0"/>
-    <w:lsdException w:name="Normal (Web)" w:semiHidden="0" w:uiPriority="0" w:unhideWhenUsed="0" w:qFormat="1"/>
-    <w:lsdException w:name="HTML Acronym" w:semiHidden="0" w:uiPriority="0" w:unhideWhenUsed="0"/>
-    <w:lsdException w:name="HTML Address" w:semiHidden="0" w:uiPriority="0" w:unhideWhenUsed="0"/>
-    <w:lsdException w:name="HTML Cite" w:semiHidden="0" w:uiPriority="0" w:unhideWhenUsed="0"/>
-    <w:lsdException w:name="HTML Code" w:semiHidden="0" w:uiPriority="0" w:unhideWhenUsed="0"/>
-    <w:lsdException w:name="HTML Definition" w:semiHidden="0" w:uiPriority="0" w:unhideWhenUsed="0"/>
-    <w:lsdException w:name="HTML Keyboard" w:semiHidden="0" w:uiPriority="0" w:unhideWhenUsed="0"/>
-    <w:lsdException w:name="HTML Preformatted" w:semiHidden="0" w:uiPriority="0" w:unhideWhenUsed="0"/>
-    <w:lsdException w:name="HTML Sample" w:semiHidden="0" w:uiPriority="0" w:unhideWhenUsed="0"/>
-    <w:lsdException w:name="HTML Typewriter" w:semiHidden="0" w:uiPriority="0" w:unhideWhenUsed="0"/>
-    <w:lsdException w:name="HTML Variable" w:semiHidden="0" w:uiPriority="0" w:unhideWhenUsed="0"/>
-    <w:lsdException w:name="Normal Table" w:uiPriority="0" w:unhideWhenUsed="0" w:qFormat="1"/>
-    <w:lsdException w:name="annotation subject" w:semiHidden="0" w:uiPriority="0" w:unhideWhenUsed="0"/>
-    <w:lsdException w:name="Table Simple 1" w:semiHidden="0" w:uiPriority="0" w:unhideWhenUsed="0"/>
-    <w:lsdException w:name="Table Simple 2" w:semiHidden="0" w:uiPriority="0" w:unhideWhenUsed="0"/>
-    <w:lsdException w:name="Table Simple 3" w:semiHidden="0" w:uiPriority="0" w:unhideWhenUsed="0"/>
-    <w:lsdException w:name="Table Classic 1" w:semiHidden="0" w:uiPriority="0" w:unhideWhenUsed="0"/>
-    <w:lsdException w:name="Table Classic 2" w:semiHidden="0" w:uiPriority="0" w:unhideWhenUsed="0"/>
-    <w:lsdException w:name="Table Classic 3" w:semiHidden="0" w:uiPriority="0" w:unhideWhenUsed="0"/>
-    <w:lsdException w:name="Table Classic 4" w:semiHidden="0" w:uiPriority="0" w:unhideWhenUsed="0"/>
-    <w:lsdException w:name="Table Colorful 1" w:semiHidden="0" w:uiPriority="0" w:unhideWhenUsed="0"/>
-    <w:lsdException w:name="Table Colorful 2" w:semiHidden="0" w:uiPriority="0" w:unhideWhenUsed="0"/>
-    <w:lsdException w:name="Table Colorful 3" w:semiHidden="0" w:uiPriority="0" w:unhideWhenUsed="0"/>
-    <w:lsdException w:name="Table Columns 1" w:semiHidden="0" w:uiPriority="0" w:unhideWhenUsed="0"/>
-    <w:lsdException w:name="Table Columns 2" w:semiHidden="0" w:uiPriority="0" w:unhideWhenUsed="0"/>
-    <w:lsdException w:name="Table Columns 3" w:semiHidden="0" w:uiPriority="0" w:unhideWhenUsed="0"/>
-    <w:lsdException w:name="Table Columns 4" w:semiHidden="0" w:uiPriority="0" w:unhideWhenUsed="0"/>
-    <w:lsdException w:name="Table Columns 5" w:semiHidden="0" w:uiPriority="0" w:unhideWhenUsed="0"/>
-    <w:lsdException w:name="Table Grid 1" w:semiHidden="0" w:uiPriority="0" w:unhideWhenUsed="0"/>
-    <w:lsdException w:name="Table Grid 2" w:semiHidden="0" w:uiPriority="0" w:unhideWhenUsed="0"/>
-    <w:lsdException w:name="Table Grid 3" w:semiHidden="0" w:uiPriority="0" w:unhideWhenUsed="0"/>
-    <w:lsdException w:name="Table Grid 4" w:semiHidden="0" w:uiPriority="0" w:unhideWhenUsed="0"/>
-    <w:lsdException w:name="Table Grid 5" w:semiHidden="0" w:uiPriority="0" w:unhideWhenUsed="0"/>
-    <w:lsdException w:name="Table Grid 6" w:semiHidden="0" w:uiPriority="0" w:unhideWhenUsed="0"/>
-    <w:lsdException w:name="Table Grid 7" w:semiHidden="0" w:uiPriority="0" w:unhideWhenUsed="0"/>
-    <w:lsdException w:name="Table Grid 8" w:semiHidden="0" w:uiPriority="0" w:unhideWhenUsed="0"/>
-    <w:lsdException w:name="Table List 1" w:semiHidden="0" w:uiPriority="0" w:unhideWhenUsed="0"/>
-    <w:lsdException w:name="Table List 2" w:semiHidden="0" w:uiPriority="0" w:unhideWhenUsed="0"/>
-    <w:lsdException w:name="Table List 3" w:semiHidden="0" w:uiPriority="0" w:unhideWhenUsed="0"/>
-    <w:lsdException w:name="Table List 4" w:semiHidden="0" w:uiPriority="0" w:unhideWhenUsed="0"/>
-    <w:lsdException w:name="Table List 5" w:semiHidden="0" w:uiPriority="0" w:unhideWhenUsed="0"/>
-    <w:lsdException w:name="Table List 6" w:semiHidden="0" w:uiPriority="0" w:unhideWhenUsed="0"/>
-    <w:lsdException w:name="Table List 7" w:semiHidden="0" w:uiPriority="0" w:unhideWhenUsed="0"/>
-    <w:lsdException w:name="Table List 8" w:semiHidden="0" w:uiPriority="0" w:unhideWhenUsed="0"/>
-    <w:lsdException w:name="Table 3D effects 1" w:semiHidden="0" w:uiPriority="0" w:unhideWhenUsed="0"/>
-    <w:lsdException w:name="Table 3D effects 2" w:semiHidden="0" w:uiPriority="0" w:unhideWhenUsed="0"/>
-    <w:lsdException w:name="Table 3D effects 3" w:semiHidden="0" w:uiPriority="0" w:unhideWhenUsed="0"/>
-    <w:lsdException w:name="Table Contemporary" w:semiHidden="0" w:uiPriority="0" w:unhideWhenUsed="0"/>
-    <w:lsdException w:name="Table Elegant" w:semiHidden="0" w:uiPriority="0" w:unhideWhenUsed="0"/>
-    <w:lsdException w:name="Table Professional" w:semiHidden="0" w:uiPriority="0" w:unhideWhenUsed="0"/>
-    <w:lsdException w:name="Table Subtle 1" w:semiHidden="0" w:uiPriority="0" w:unhideWhenUsed="0"/>
-    <w:lsdException w:name="Table Subtle 2" w:semiHidden="0" w:uiPriority="0" w:unhideWhenUsed="0"/>
-    <w:lsdException w:name="Table Web 1" w:semiHidden="0" w:uiPriority="0" w:unhideWhenUsed="0"/>
-    <w:lsdException w:name="Table Web 2" w:semiHidden="0" w:uiPriority="0" w:unhideWhenUsed="0"/>
-    <w:lsdException w:name="Table Web 3" w:semiHidden="0" w:uiPriority="0" w:unhideWhenUsed="0"/>
-    <w:lsdException w:name="Balloon Text" w:semiHidden="0" w:uiPriority="0" w:unhideWhenUsed="0"/>
-    <w:lsdException w:name="Table Grid" w:semiHidden="0" w:uiPriority="0" w:unhideWhenUsed="0" w:qFormat="1"/>
-    <w:lsdException w:name="Table Theme" w:semiHidden="0" w:uiPriority="0" w:unhideWhenUsed="0"/>
-    <w:lsdException w:name="Light Shading" w:semiHidden="0" w:uiPriority="60" w:unhideWhenUsed="0"/>
-    <w:lsdException w:name="Light List" w:semiHidden="0" w:uiPriority="61" w:unhideWhenUsed="0"/>
-    <w:lsdException w:name="Light Grid" w:semiHidden="0" w:uiPriority="62" w:unhideWhenUsed="0"/>
-    <w:lsdException w:name="Medium Shading 1" w:semiHidden="0" w:uiPriority="63" w:unhideWhenUsed="0"/>
-    <w:lsdException w:name="Medium Shading 2" w:semiHidden="0" w:uiPriority="64" w:unhideWhenUsed="0"/>
-    <w:lsdException w:name="Medium List 1" w:semiHidden="0" w:uiPriority="65" w:unhideWhenUsed="0"/>
-    <w:lsdException w:name="Medium List 2" w:semiHidden="0" w:uiPriority="66" w:unhideWhenUsed="0"/>
-    <w:lsdException w:name="Medium Grid 1" w:semiHidden="0" w:uiPriority="67" w:unhideWhenUsed="0"/>
-    <w:lsdException w:name="Medium Grid 2" w:semiHidden="0" w:uiPriority="68" w:unhideWhenUsed="0"/>
-    <w:lsdException w:name="Medium Grid 3" w:semiHidden="0" w:uiPriority="69" w:unhideWhenUsed="0"/>
-    <w:lsdException w:name="Dark List" w:semiHidden="0" w:uiPriority="70" w:unhideWhenUsed="0"/>
-    <w:lsdException w:name="Colorful Shading" w:semiHidden="0" w:uiPriority="71" w:unhideWhenUsed="0"/>
-    <w:lsdException w:name="Colorful List" w:semiHidden="0" w:uiPriority="72" w:unhideWhenUsed="0"/>
-    <w:lsdException w:name="Colorful Grid" w:semiHidden="0" w:uiPriority="73" w:unhideWhenUsed="0"/>
-    <w:lsdException w:name="Light Shading Accent 1" w:semiHidden="0" w:uiPriority="60" w:unhideWhenUsed="0"/>
-    <w:lsdException w:name="Light List Accent 1" w:semiHidden="0" w:uiPriority="61" w:unhideWhenUsed="0"/>
-    <w:lsdException w:name="Light Grid Accent 1" w:semiHidden="0" w:uiPriority="62" w:unhideWhenUsed="0"/>
-    <w:lsdException w:name="Medium Shading 1 Accent 1" w:semiHidden="0" w:uiPriority="63" w:unhideWhenUsed="0"/>
-    <w:lsdException w:name="Medium Shading 2 Accent 1" w:semiHidden="0" w:uiPriority="64" w:unhideWhenUsed="0"/>
-    <w:lsdException w:name="Medium List 1 Accent 1" w:semiHidden="0" w:uiPriority="65" w:unhideWhenUsed="0"/>
-    <w:lsdException w:name="Medium List 2 Accent 1" w:semiHidden="0" w:uiPriority="66" w:unhideWhenUsed="0"/>
-    <w:lsdException w:name="Medium Grid 1 Accent 1" w:semiHidden="0" w:uiPriority="67" w:unhideWhenUsed="0"/>
-    <w:lsdException w:name="Medium Grid 2 Accent 1" w:semiHidden="0" w:uiPriority="68" w:unhideWhenUsed="0"/>
-    <w:lsdException w:name="Medium Grid 3 Accent 1" w:semiHidden="0" w:uiPriority="69" w:unhideWhenUsed="0"/>
-    <w:lsdException w:name="Dark List Accent 1" w:semiHidden="0" w:uiPriority="70" w:unhideWhenUsed="0"/>
-    <w:lsdException w:name="Colorful Shading Accent 1" w:semiHidden="0" w:uiPriority="71" w:unhideWhenUsed="0"/>
-    <w:lsdException w:name="Colorful List Accent 1" w:semiHidden="0" w:uiPriority="72" w:unhideWhenUsed="0"/>
-    <w:lsdException w:name="Colorful Grid Accent 1" w:semiHidden="0" w:uiPriority="73" w:unhideWhenUsed="0"/>
-    <w:lsdException w:name="Light Shading Accent 2" w:semiHidden="0" w:uiPriority="60" w:unhideWhenUsed="0"/>
-    <w:lsdException w:name="Light List Accent 2" w:semiHidden="0" w:uiPriority="61" w:unhideWhenUsed="0"/>
-    <w:lsdException w:name="Light Grid Accent 2" w:semiHidden="0" w:uiPriority="62" w:unhideWhenUsed="0"/>
-    <w:lsdException w:name="Medium Shading 1 Accent 2" w:semiHidden="0" w:uiPriority="63" w:unhideWhenUsed="0"/>
-    <w:lsdException w:name="Medium Shading 2 Accent 2" w:semiHidden="0" w:uiPriority="64" w:unhideWhenUsed="0"/>
-    <w:lsdException w:name="Medium List 1 Accent 2" w:semiHidden="0" w:uiPriority="65" w:unhideWhenUsed="0"/>
-    <w:lsdException w:name="Medium List 2 Accent 2" w:semiHidden="0" w:uiPriority="66" w:unhideWhenUsed="0"/>
-    <w:lsdException w:name="Medium Grid 1 Accent 2" w:semiHidden="0" w:uiPriority="67" w:unhideWhenUsed="0"/>
-    <w:lsdException w:name="Medium Grid 2 Accent 2" w:semiHidden="0" w:uiPriority="68" w:unhideWhenUsed="0"/>
-    <w:lsdException w:name="Medium Grid 3 Accent 2" w:semiHidden="0" w:uiPriority="69" w:unhideWhenUsed="0"/>
-    <w:lsdException w:name="Dark List Accent 2" w:semiHidden="0" w:uiPriority="70" w:unhideWhenUsed="0"/>
-    <w:lsdException w:name="Colorful Shading Accent 2" w:semiHidden="0" w:uiPriority="71" w:unhideWhenUsed="0"/>
-    <w:lsdException w:name="Colorful List Accent 2" w:semiHidden="0" w:uiPriority="72" w:unhideWhenUsed="0"/>
-    <w:lsdException w:name="Colorful Grid Accent 2" w:semiHidden="0" w:uiPriority="73" w:unhideWhenUsed="0"/>
-    <w:lsdException w:name="Light Shading Accent 3" w:semiHidden="0" w:uiPriority="60" w:unhideWhenUsed="0"/>
-    <w:lsdException w:name="Light List Accent 3" w:semiHidden="0" w:uiPriority="61" w:unhideWhenUsed="0"/>
-    <w:lsdException w:name="Light Grid Accent 3" w:semiHidden="0" w:uiPriority="62" w:unhideWhenUsed="0"/>
-    <w:lsdException w:name="Medium Shading 1 Accent 3" w:semiHidden="0" w:uiPriority="63" w:unhideWhenUsed="0"/>
-    <w:lsdException w:name="Medium Shading 2 Accent 3" w:semiHidden="0" w:uiPriority="64" w:unhideWhenUsed="0"/>
-    <w:lsdException w:name="Medium List 1 Accent 3" w:semiHidden="0" w:uiPriority="65" w:unhideWhenUsed="0"/>
-    <w:lsdException w:name="Medium List 2 Accent 3" w:semiHidden="0" w:uiPriority="66" w:unhideWhenUsed="0"/>
-    <w:lsdException w:name="Medium Grid 1 Accent 3" w:semiHidden="0" w:uiPriority="67" w:unhideWhenUsed="0"/>
-    <w:lsdException w:name="Medium Grid 2 Accent 3" w:semiHidden="0" w:uiPriority="68" w:unhideWhenUsed="0"/>
-    <w:lsdException w:name="Medium Grid 3 Accent 3" w:semiHidden="0" w:uiPriority="69" w:unhideWhenUsed="0"/>
-    <w:lsdException w:name="Dark List Accent 3" w:semiHidden="0" w:uiPriority="70" w:unhideWhenUsed="0"/>
-    <w:lsdException w:name="Colorful Shading Accent 3" w:semiHidden="0" w:uiPriority="71" w:unhideWhenUsed="0"/>
-    <w:lsdException w:name="Colorful List Accent 3" w:semiHidden="0" w:uiPriority="72" w:unhideWhenUsed="0"/>
-    <w:lsdException w:name="Colorful Grid Accent 3" w:semiHidden="0" w:uiPriority="73" w:unhideWhenUsed="0"/>
-    <w:lsdException w:name="Light Shading Accent 4" w:semiHidden="0" w:uiPriority="60" w:unhideWhenUsed="0"/>
-    <w:lsdException w:name="Light List Accent 4" w:semiHidden="0" w:uiPriority="61" w:unhideWhenUsed="0"/>
-    <w:lsdException w:name="Light Grid Accent 4" w:semiHidden="0" w:uiPriority="62" w:unhideWhenUsed="0"/>
-    <w:lsdException w:name="Medium Shading 1 Accent 4" w:semiHidden="0" w:uiPriority="63" w:unhideWhenUsed="0"/>
-    <w:lsdException w:name="Medium Shading 2 Accent 4" w:semiHidden="0" w:uiPriority="64" w:unhideWhenUsed="0"/>
-    <w:lsdException w:name="Medium List 1 Accent 4" w:semiHidden="0" w:uiPriority="65" w:unhideWhenUsed="0"/>
-    <w:lsdException w:name="Medium List 2 Accent 4" w:semiHidden="0" w:uiPriority="66" w:unhideWhenUsed="0"/>
-    <w:lsdException w:name="Medium Grid 1 Accent 4" w:semiHidden="0" w:uiPriority="67" w:unhideWhenUsed="0"/>
-    <w:lsdException w:name="Medium Grid 2 Accent 4" w:semiHidden="0" w:uiPriority="68" w:unhideWhenUsed="0"/>
-    <w:lsdException w:name="Medium Grid 3 Accent 4" w:semiHidden="0" w:uiPriority="69" w:unhideWhenUsed="0"/>
-    <w:lsdException w:name="Dark List Accent 4" w:semiHidden="0" w:uiPriority="70" w:unhideWhenUsed="0"/>
-    <w:lsdException w:name="Colorful Shading Accent 4" w:semiHidden="0" w:uiPriority="71" w:unhideWhenUsed="0"/>
-    <w:lsdException w:name="Colorful List Accent 4" w:semiHidden="0" w:uiPriority="72" w:unhideWhenUsed="0"/>
-    <w:lsdException w:name="Colorful Grid Accent 4" w:semiHidden="0" w:uiPriority="73" w:unhideWhenUsed="0"/>
-    <w:lsdException w:name="Light Shading Accent 5" w:semiHidden="0" w:uiPriority="60" w:unhideWhenUsed="0"/>
-    <w:lsdException w:name="Light List Accent 5" w:semiHidden="0" w:uiPriority="61" w:unhideWhenUsed="0"/>
-    <w:lsdException w:name="Light Grid Accent 5" w:semiHidden="0" w:uiPriority="62" w:unhideWhenUsed="0"/>
-    <w:lsdException w:name="Medium Shading 1 Accent 5" w:semiHidden="0" w:uiPriority="63" w:unhideWhenUsed="0"/>
-    <w:lsdException w:name="Medium Shading 2 Accent 5" w:semiHidden="0" w:uiPriority="64" w:unhideWhenUsed="0"/>
-    <w:lsdException w:name="Medium List 1 Accent 5" w:semiHidden="0" w:uiPriority="65" w:unhideWhenUsed="0"/>
-    <w:lsdException w:name="Medium List 2 Accent 5" w:semiHidden="0" w:uiPriority="66" w:unhideWhenUsed="0"/>
-    <w:lsdException w:name="Medium Grid 1 Accent 5" w:semiHidden="0" w:uiPriority="67" w:unhideWhenUsed="0"/>
-    <w:lsdException w:name="Medium Grid 2 Accent 5" w:semiHidden="0" w:uiPriority="68" w:unhideWhenUsed="0"/>
-    <w:lsdException w:name="Medium Grid 3 Accent 5" w:semiHidden="0" w:uiPriority="69" w:unhideWhenUsed="0"/>
-    <w:lsdException w:name="Dark List Accent 5" w:semiHidden="0" w:uiPriority="70" w:unhideWhenUsed="0"/>
-    <w:lsdException w:name="Colorful Shading Accent 5" w:semiHidden="0" w:uiPriority="71" w:unhideWhenUsed="0"/>
-    <w:lsdException w:name="Colorful List Accent 5" w:semiHidden="0" w:uiPriority="72" w:unhideWhenUsed="0"/>
-    <w:lsdException w:name="Colorful Grid Accent 5" w:semiHidden="0" w:uiPriority="73" w:unhideWhenUsed="0"/>
-    <w:lsdException w:name="Light Shading Accent 6" w:semiHidden="0" w:uiPriority="60" w:unhideWhenUsed="0"/>
-    <w:lsdException w:name="Light List Accent 6" w:semiHidden="0" w:uiPriority="61" w:unhideWhenUsed="0"/>
-    <w:lsdException w:name="Light Grid Accent 6" w:semiHidden="0" w:uiPriority="62" w:unhideWhenUsed="0"/>
-    <w:lsdException w:name="Medium Shading 1 Accent 6" w:semiHidden="0" w:uiPriority="63" w:unhideWhenUsed="0"/>
-    <w:lsdException w:name="Medium Shading 2 Accent 6" w:semiHidden="0" w:uiPriority="64" w:unhideWhenUsed="0"/>
-    <w:lsdException w:name="Medium List 1 Accent 6" w:semiHidden="0" w:uiPriority="65" w:unhideWhenUsed="0"/>
-    <w:lsdException w:name="Medium List 2 Accent 6" w:semiHidden="0" w:uiPriority="66" w:unhideWhenUsed="0"/>
-    <w:lsdException w:name="Medium Grid 1 Accent 6" w:semiHidden="0" w:uiPriority="67" w:unhideWhenUsed="0"/>
-    <w:lsdException w:name="Medium Grid 2 Accent 6" w:semiHidden="0" w:uiPriority="68" w:unhideWhenUsed="0"/>
-    <w:lsdException w:name="Medium Grid 3 Accent 6" w:semiHidden="0" w:uiPriority="69" w:unhideWhenUsed="0"/>
-    <w:lsdException w:name="Dark List Accent 6" w:semiHidden="0" w:uiPriority="70" w:unhideWhenUsed="0"/>
-    <w:lsdException w:name="Colorful Shading Accent 6" w:semiHidden="0" w:uiPriority="71" w:unhideWhenUsed="0"/>
-    <w:lsdException w:name="Colorful List Accent 6" w:semiHidden="0" w:uiPriority="72" w:unhideWhenUsed="0"/>
-    <w:lsdException w:name="Colorful Grid Accent 6" w:semiHidden="0" w:uiPriority="73" w:unhideWhenUsed="0"/>
+  <w:latentStyles w:count="260" w:defQFormat="0" w:defUnhideWhenUsed="1" w:defSemiHidden="1" w:defUIPriority="99" w:defLockedState="0">
+    <w:lsdException w:qFormat="1" w:unhideWhenUsed="0" w:uiPriority="0" w:semiHidden="0" w:name="Normal"/>
+    <w:lsdException w:qFormat="1" w:unhideWhenUsed="0" w:uiPriority="0" w:semiHidden="0" w:name="heading 1"/>
+    <w:lsdException w:qFormat="1" w:uiPriority="0" w:semiHidden="0" w:name="heading 2"/>
+    <w:lsdException w:qFormat="1" w:uiPriority="0" w:name="heading 3"/>
+    <w:lsdException w:qFormat="1" w:uiPriority="0" w:semiHidden="0" w:name="heading 4"/>
+    <w:lsdException w:qFormat="1" w:uiPriority="0" w:name="heading 5"/>
+    <w:lsdException w:qFormat="1" w:uiPriority="0" w:name="heading 6"/>
+    <w:lsdException w:qFormat="1" w:uiPriority="0" w:name="heading 7"/>
+    <w:lsdException w:qFormat="1" w:uiPriority="0" w:name="heading 8"/>
+    <w:lsdException w:qFormat="1" w:uiPriority="0" w:name="heading 9"/>
+    <w:lsdException w:unhideWhenUsed="0" w:uiPriority="0" w:semiHidden="0" w:name="index 1"/>
+    <w:lsdException w:unhideWhenUsed="0" w:uiPriority="0" w:semiHidden="0" w:name="index 2"/>
+    <w:lsdException w:unhideWhenUsed="0" w:uiPriority="0" w:semiHidden="0" w:name="index 3"/>
+    <w:lsdException w:unhideWhenUsed="0" w:uiPriority="0" w:semiHidden="0" w:name="index 4"/>
+    <w:lsdException w:unhideWhenUsed="0" w:uiPriority="0" w:semiHidden="0" w:name="index 5"/>
+    <w:lsdException w:unhideWhenUsed="0" w:uiPriority="0" w:semiHidden="0" w:name="index 6"/>
+    <w:lsdException w:unhideWhenUsed="0" w:uiPriority="0" w:semiHidden="0" w:name="index 7"/>
+    <w:lsdException w:unhideWhenUsed="0" w:uiPriority="0" w:semiHidden="0" w:name="index 8"/>
+    <w:lsdException w:unhideWhenUsed="0" w:uiPriority="0" w:semiHidden="0" w:name="index 9"/>
+    <w:lsdException w:qFormat="1" w:unhideWhenUsed="0" w:uiPriority="0" w:semiHidden="0" w:name="toc 1"/>
+    <w:lsdException w:qFormat="1" w:unhideWhenUsed="0" w:uiPriority="0" w:semiHidden="0" w:name="toc 2"/>
+    <w:lsdException w:qFormat="1" w:unhideWhenUsed="0" w:uiPriority="0" w:semiHidden="0" w:name="toc 3"/>
+    <w:lsdException w:unhideWhenUsed="0" w:uiPriority="0" w:semiHidden="0" w:name="toc 4"/>
+    <w:lsdException w:unhideWhenUsed="0" w:uiPriority="0" w:semiHidden="0" w:name="toc 5"/>
+    <w:lsdException w:unhideWhenUsed="0" w:uiPriority="0" w:semiHidden="0" w:name="toc 6"/>
+    <w:lsdException w:unhideWhenUsed="0" w:uiPriority="0" w:semiHidden="0" w:name="toc 7"/>
+    <w:lsdException w:unhideWhenUsed="0" w:uiPriority="0" w:semiHidden="0" w:name="toc 8"/>
+    <w:lsdException w:unhideWhenUsed="0" w:uiPriority="0" w:semiHidden="0" w:name="toc 9"/>
+    <w:lsdException w:unhideWhenUsed="0" w:uiPriority="0" w:semiHidden="0" w:name="Normal Indent"/>
+    <w:lsdException w:unhideWhenUsed="0" w:uiPriority="0" w:semiHidden="0" w:name="footnote text"/>
+    <w:lsdException w:qFormat="1" w:unhideWhenUsed="0" w:uiPriority="0" w:semiHidden="0" w:name="annotation text"/>
+    <w:lsdException w:qFormat="1" w:unhideWhenUsed="0" w:uiPriority="0" w:semiHidden="0" w:name="header"/>
+    <w:lsdException w:qFormat="1" w:unhideWhenUsed="0" w:uiPriority="0" w:semiHidden="0" w:name="footer"/>
+    <w:lsdException w:unhideWhenUsed="0" w:uiPriority="0" w:semiHidden="0" w:name="index heading"/>
+    <w:lsdException w:qFormat="1" w:uiPriority="0" w:name="caption"/>
+    <w:lsdException w:unhideWhenUsed="0" w:uiPriority="0" w:semiHidden="0" w:name="table of figures"/>
+    <w:lsdException w:unhideWhenUsed="0" w:uiPriority="0" w:semiHidden="0" w:name="envelope address"/>
+    <w:lsdException w:unhideWhenUsed="0" w:uiPriority="0" w:semiHidden="0" w:name="envelope return"/>
+    <w:lsdException w:unhideWhenUsed="0" w:uiPriority="0" w:semiHidden="0" w:name="footnote reference"/>
+    <w:lsdException w:unhideWhenUsed="0" w:uiPriority="0" w:semiHidden="0" w:name="annotation reference"/>
+    <w:lsdException w:unhideWhenUsed="0" w:uiPriority="0" w:semiHidden="0" w:name="line number"/>
+    <w:lsdException w:unhideWhenUsed="0" w:uiPriority="0" w:semiHidden="0" w:name="page number"/>
+    <w:lsdException w:unhideWhenUsed="0" w:uiPriority="0" w:semiHidden="0" w:name="endnote reference"/>
+    <w:lsdException w:unhideWhenUsed="0" w:uiPriority="0" w:semiHidden="0" w:name="endnote text"/>
+    <w:lsdException w:unhideWhenUsed="0" w:uiPriority="0" w:semiHidden="0" w:name="table of authorities"/>
+    <w:lsdException w:unhideWhenUsed="0" w:uiPriority="0" w:semiHidden="0" w:name="macro"/>
+    <w:lsdException w:unhideWhenUsed="0" w:uiPriority="0" w:semiHidden="0" w:name="toa heading"/>
+    <w:lsdException w:unhideWhenUsed="0" w:uiPriority="0" w:semiHidden="0" w:name="List"/>
+    <w:lsdException w:unhideWhenUsed="0" w:uiPriority="0" w:semiHidden="0" w:name="List Bullet"/>
+    <w:lsdException w:unhideWhenUsed="0" w:uiPriority="0" w:semiHidden="0" w:name="List Number"/>
+    <w:lsdException w:unhideWhenUsed="0" w:uiPriority="0" w:semiHidden="0" w:name="List 2"/>
+    <w:lsdException w:unhideWhenUsed="0" w:uiPriority="0" w:semiHidden="0" w:name="List 3"/>
+    <w:lsdException w:unhideWhenUsed="0" w:uiPriority="0" w:semiHidden="0" w:name="List 4"/>
+    <w:lsdException w:unhideWhenUsed="0" w:uiPriority="0" w:semiHidden="0" w:name="List 5"/>
+    <w:lsdException w:unhideWhenUsed="0" w:uiPriority="0" w:semiHidden="0" w:name="List Bullet 2"/>
+    <w:lsdException w:unhideWhenUsed="0" w:uiPriority="0" w:semiHidden="0" w:name="List Bullet 3"/>
+    <w:lsdException w:unhideWhenUsed="0" w:uiPriority="0" w:semiHidden="0" w:name="List Bullet 4"/>
+    <w:lsdException w:unhideWhenUsed="0" w:uiPriority="0" w:semiHidden="0" w:name="List Bullet 5"/>
+    <w:lsdException w:unhideWhenUsed="0" w:uiPriority="0" w:semiHidden="0" w:name="List Number 2"/>
+    <w:lsdException w:unhideWhenUsed="0" w:uiPriority="0" w:semiHidden="0" w:name="List Number 3"/>
+    <w:lsdException w:unhideWhenUsed="0" w:uiPriority="0" w:semiHidden="0" w:name="List Number 4"/>
+    <w:lsdException w:unhideWhenUsed="0" w:uiPriority="0" w:semiHidden="0" w:name="List Number 5"/>
+    <w:lsdException w:qFormat="1" w:unhideWhenUsed="0" w:uiPriority="0" w:semiHidden="0" w:name="Title"/>
+    <w:lsdException w:unhideWhenUsed="0" w:uiPriority="0" w:semiHidden="0" w:name="Closing"/>
+    <w:lsdException w:unhideWhenUsed="0" w:uiPriority="0" w:semiHidden="0" w:name="Signature"/>
+    <w:lsdException w:qFormat="1" w:unhideWhenUsed="0" w:uiPriority="0" w:name="Default Paragraph Font"/>
+    <w:lsdException w:qFormat="1" w:unhideWhenUsed="0" w:uiPriority="0" w:name="Body Text"/>
+    <w:lsdException w:unhideWhenUsed="0" w:uiPriority="0" w:semiHidden="0" w:name="Body Text Indent"/>
+    <w:lsdException w:unhideWhenUsed="0" w:uiPriority="0" w:semiHidden="0" w:name="List Continue"/>
+    <w:lsdException w:unhideWhenUsed="0" w:uiPriority="0" w:semiHidden="0" w:name="List Continue 2"/>
+    <w:lsdException w:unhideWhenUsed="0" w:uiPriority="0" w:semiHidden="0" w:name="List Continue 3"/>
+    <w:lsdException w:unhideWhenUsed="0" w:uiPriority="0" w:semiHidden="0" w:name="List Continue 4"/>
+    <w:lsdException w:unhideWhenUsed="0" w:uiPriority="0" w:semiHidden="0" w:name="List Continue 5"/>
+    <w:lsdException w:unhideWhenUsed="0" w:uiPriority="0" w:semiHidden="0" w:name="Message Header"/>
+    <w:lsdException w:qFormat="1" w:unhideWhenUsed="0" w:uiPriority="0" w:semiHidden="0" w:name="Subtitle"/>
+    <w:lsdException w:unhideWhenUsed="0" w:uiPriority="0" w:semiHidden="0" w:name="Salutation"/>
+    <w:lsdException w:unhideWhenUsed="0" w:uiPriority="0" w:semiHidden="0" w:name="Date"/>
+    <w:lsdException w:unhideWhenUsed="0" w:uiPriority="0" w:semiHidden="0" w:name="Body Text First Indent"/>
+    <w:lsdException w:unhideWhenUsed="0" w:uiPriority="0" w:semiHidden="0" w:name="Body Text First Indent 2"/>
+    <w:lsdException w:uiPriority="99" w:name="Note Heading"/>
+    <w:lsdException w:unhideWhenUsed="0" w:uiPriority="0" w:semiHidden="0" w:name="Body Text 2"/>
+    <w:lsdException w:unhideWhenUsed="0" w:uiPriority="0" w:semiHidden="0" w:name="Body Text 3"/>
+    <w:lsdException w:unhideWhenUsed="0" w:uiPriority="0" w:semiHidden="0" w:name="Body Text Indent 2"/>
+    <w:lsdException w:unhideWhenUsed="0" w:uiPriority="0" w:semiHidden="0" w:name="Body Text Indent 3"/>
+    <w:lsdException w:unhideWhenUsed="0" w:uiPriority="0" w:semiHidden="0" w:name="Block Text"/>
+    <w:lsdException w:unhideWhenUsed="0" w:uiPriority="0" w:semiHidden="0" w:name="Hyperlink"/>
+    <w:lsdException w:unhideWhenUsed="0" w:uiPriority="0" w:semiHidden="0" w:name="FollowedHyperlink"/>
+    <w:lsdException w:qFormat="1" w:unhideWhenUsed="0" w:uiPriority="0" w:semiHidden="0" w:name="Strong"/>
+    <w:lsdException w:qFormat="1" w:unhideWhenUsed="0" w:uiPriority="0" w:semiHidden="0" w:name="Emphasis"/>
+    <w:lsdException w:unhideWhenUsed="0" w:uiPriority="0" w:semiHidden="0" w:name="Document Map"/>
+    <w:lsdException w:unhideWhenUsed="0" w:uiPriority="0" w:semiHidden="0" w:name="Plain Text"/>
+    <w:lsdException w:unhideWhenUsed="0" w:uiPriority="0" w:semiHidden="0" w:name="E-mail Signature"/>
+    <w:lsdException w:qFormat="1" w:unhideWhenUsed="0" w:uiPriority="0" w:semiHidden="0" w:name="Normal (Web)"/>
+    <w:lsdException w:unhideWhenUsed="0" w:uiPriority="0" w:semiHidden="0" w:name="HTML Acronym"/>
+    <w:lsdException w:unhideWhenUsed="0" w:uiPriority="0" w:semiHidden="0" w:name="HTML Address"/>
+    <w:lsdException w:unhideWhenUsed="0" w:uiPriority="0" w:semiHidden="0" w:name="HTML Cite"/>
+    <w:lsdException w:unhideWhenUsed="0" w:uiPriority="0" w:semiHidden="0" w:name="HTML Code"/>
+    <w:lsdException w:unhideWhenUsed="0" w:uiPriority="0" w:semiHidden="0" w:name="HTML Definition"/>
+    <w:lsdException w:unhideWhenUsed="0" w:uiPriority="0" w:semiHidden="0" w:name="HTML Keyboard"/>
+    <w:lsdException w:unhideWhenUsed="0" w:uiPriority="0" w:semiHidden="0" w:name="HTML Preformatted"/>
+    <w:lsdException w:unhideWhenUsed="0" w:uiPriority="0" w:semiHidden="0" w:name="HTML Sample"/>
+    <w:lsdException w:unhideWhenUsed="0" w:uiPriority="0" w:semiHidden="0" w:name="HTML Typewriter"/>
+    <w:lsdException w:unhideWhenUsed="0" w:uiPriority="0" w:semiHidden="0" w:name="HTML Variable"/>
+    <w:lsdException w:qFormat="1" w:unhideWhenUsed="0" w:uiPriority="0" w:name="Normal Table"/>
+    <w:lsdException w:unhideWhenUsed="0" w:uiPriority="0" w:semiHidden="0" w:name="annotation subject"/>
+    <w:lsdException w:unhideWhenUsed="0" w:uiPriority="0" w:semiHidden="0" w:name="Table Simple 1"/>
+    <w:lsdException w:unhideWhenUsed="0" w:uiPriority="0" w:semiHidden="0" w:name="Table Simple 2"/>
+    <w:lsdException w:unhideWhenUsed="0" w:uiPriority="0" w:semiHidden="0" w:name="Table Simple 3"/>
+    <w:lsdException w:unhideWhenUsed="0" w:uiPriority="0" w:semiHidden="0" w:name="Table Classic 1"/>
+    <w:lsdException w:unhideWhenUsed="0" w:uiPriority="0" w:semiHidden="0" w:name="Table Classic 2"/>
+    <w:lsdException w:unhideWhenUsed="0" w:uiPriority="0" w:semiHidden="0" w:name="Table Classic 3"/>
+    <w:lsdException w:unhideWhenUsed="0" w:uiPriority="0" w:semiHidden="0" w:name="Table Classic 4"/>
+    <w:lsdException w:unhideWhenUsed="0" w:uiPriority="0" w:semiHidden="0" w:name="Table Colorful 1"/>
+    <w:lsdException w:unhideWhenUsed="0" w:uiPriority="0" w:semiHidden="0" w:name="Table Colorful 2"/>
+    <w:lsdException w:unhideWhenUsed="0" w:uiPriority="0" w:semiHidden="0" w:name="Table Colorful 3"/>
+    <w:lsdException w:unhideWhenUsed="0" w:uiPriority="0" w:semiHidden="0" w:name="Table Columns 1"/>
+    <w:lsdException w:unhideWhenUsed="0" w:uiPriority="0" w:semiHidden="0" w:name="Table Columns 2"/>
+    <w:lsdException w:unhideWhenUsed="0" w:uiPriority="0" w:semiHidden="0" w:name="Table Columns 3"/>
+    <w:lsdException w:unhideWhenUsed="0" w:uiPriority="0" w:semiHidden="0" w:name="Table Columns 4"/>
+    <w:lsdException w:unhideWhenUsed="0" w:uiPriority="0" w:semiHidden="0" w:name="Table Columns 5"/>
+    <w:lsdException w:unhideWhenUsed="0" w:uiPriority="0" w:semiHidden="0" w:name="Table Grid 1"/>
+    <w:lsdException w:unhideWhenUsed="0" w:uiPriority="0" w:semiHidden="0" w:name="Table Grid 2"/>
+    <w:lsdException w:unhideWhenUsed="0" w:uiPriority="0" w:semiHidden="0" w:name="Table Grid 3"/>
+    <w:lsdException w:unhideWhenUsed="0" w:uiPriority="0" w:semiHidden="0" w:name="Table Grid 4"/>
+    <w:lsdException w:unhideWhenUsed="0" w:uiPriority="0" w:semiHidden="0" w:name="Table Grid 5"/>
+    <w:lsdException w:unhideWhenUsed="0" w:uiPriority="0" w:semiHidden="0" w:name="Table Grid 6"/>
+    <w:lsdException w:unhideWhenUsed="0" w:uiPriority="0" w:semiHidden="0" w:name="Table Grid 7"/>
+    <w:lsdException w:unhideWhenUsed="0" w:uiPriority="0" w:semiHidden="0" w:name="Table Grid 8"/>
+    <w:lsdException w:unhideWhenUsed="0" w:uiPriority="0" w:semiHidden="0" w:name="Table List 1"/>
+    <w:lsdException w:unhideWhenUsed="0" w:uiPriority="0" w:semiHidden="0" w:name="Table List 2"/>
+    <w:lsdException w:unhideWhenUsed="0" w:uiPriority="0" w:semiHidden="0" w:name="Table List 3"/>
+    <w:lsdException w:unhideWhenUsed="0" w:uiPriority="0" w:semiHidden="0" w:name="Table List 4"/>
+    <w:lsdException w:unhideWhenUsed="0" w:uiPriority="0" w:semiHidden="0" w:name="Table List 5"/>
+    <w:lsdException w:unhideWhenUsed="0" w:uiPriority="0" w:semiHidden="0" w:name="Table List 6"/>
+    <w:lsdException w:unhideWhenUsed="0" w:uiPriority="0" w:semiHidden="0" w:name="Table List 7"/>
+    <w:lsdException w:unhideWhenUsed="0" w:uiPriority="0" w:semiHidden="0" w:name="Table List 8"/>
+    <w:lsdException w:unhideWhenUsed="0" w:uiPriority="0" w:semiHidden="0" w:name="Table 3D effects 1"/>
+    <w:lsdException w:unhideWhenUsed="0" w:uiPriority="0" w:semiHidden="0" w:name="Table 3D effects 2"/>
+    <w:lsdException w:unhideWhenUsed="0" w:uiPriority="0" w:semiHidden="0" w:name="Table 3D effects 3"/>
+    <w:lsdException w:unhideWhenUsed="0" w:uiPriority="0" w:semiHidden="0" w:name="Table Contemporary"/>
+    <w:lsdException w:unhideWhenUsed="0" w:uiPriority="0" w:semiHidden="0" w:name="Table Elegant"/>
+    <w:lsdException w:unhideWhenUsed="0" w:uiPriority="0" w:semiHidden="0" w:name="Table Professional"/>
+    <w:lsdException w:unhideWhenUsed="0" w:uiPriority="0" w:semiHidden="0" w:name="Table Subtle 1"/>
+    <w:lsdException w:unhideWhenUsed="0" w:uiPriority="0" w:semiHidden="0" w:name="Table Subtle 2"/>
+    <w:lsdException w:unhideWhenUsed="0" w:uiPriority="0" w:semiHidden="0" w:name="Table Web 1"/>
+    <w:lsdException w:unhideWhenUsed="0" w:uiPriority="0" w:semiHidden="0" w:name="Table Web 2"/>
+    <w:lsdException w:unhideWhenUsed="0" w:uiPriority="0" w:semiHidden="0" w:name="Table Web 3"/>
+    <w:lsdException w:unhideWhenUsed="0" w:uiPriority="0" w:semiHidden="0" w:name="Balloon Text"/>
+    <w:lsdException w:qFormat="1" w:unhideWhenUsed="0" w:uiPriority="0" w:semiHidden="0" w:name="Table Grid"/>
+    <w:lsdException w:unhideWhenUsed="0" w:uiPriority="0" w:semiHidden="0" w:name="Table Theme"/>
+    <w:lsdException w:unhideWhenUsed="0" w:uiPriority="60" w:semiHidden="0" w:name="Light Shading"/>
+    <w:lsdException w:unhideWhenUsed="0" w:uiPriority="61" w:semiHidden="0" w:name="Light List"/>
+    <w:lsdException w:unhideWhenUsed="0" w:uiPriority="62" w:semiHidden="0" w:name="Light Grid"/>
+    <w:lsdException w:unhideWhenUsed="0" w:uiPriority="63" w:semiHidden="0" w:name="Medium Shading 1"/>
+    <w:lsdException w:unhideWhenUsed="0" w:uiPriority="64" w:semiHidden="0" w:name="Medium Shading 2"/>
+    <w:lsdException w:unhideWhenUsed="0" w:uiPriority="65" w:semiHidden="0" w:name="Medium List 1"/>
+    <w:lsdException w:unhideWhenUsed="0" w:uiPriority="66" w:semiHidden="0" w:name="Medium List 2"/>
+    <w:lsdException w:unhideWhenUsed="0" w:uiPriority="67" w:semiHidden="0" w:name="Medium Grid 1"/>
+    <w:lsdException w:unhideWhenUsed="0" w:uiPriority="68" w:semiHidden="0" w:name="Medium Grid 2"/>
+    <w:lsdException w:unhideWhenUsed="0" w:uiPriority="69" w:semiHidden="0" w:name="Medium Grid 3"/>
+    <w:lsdException w:unhideWhenUsed="0" w:uiPriority="70" w:semiHidden="0" w:name="Dark List"/>
+    <w:lsdException w:unhideWhenUsed="0" w:uiPriority="71" w:semiHidden="0" w:name="Colorful Shading"/>
+    <w:lsdException w:unhideWhenUsed="0" w:uiPriority="72" w:semiHidden="0" w:name="Colorful List"/>
+    <w:lsdException w:unhideWhenUsed="0" w:uiPriority="73" w:semiHidden="0" w:name="Colorful Grid"/>
+    <w:lsdException w:unhideWhenUsed="0" w:uiPriority="60" w:semiHidden="0" w:name="Light Shading Accent 1"/>
+    <w:lsdException w:unhideWhenUsed="0" w:uiPriority="61" w:semiHidden="0" w:name="Light List Accent 1"/>
+    <w:lsdException w:unhideWhenUsed="0" w:uiPriority="62" w:semiHidden="0" w:name="Light Grid Accent 1"/>
+    <w:lsdException w:unhideWhenUsed="0" w:uiPriority="63" w:semiHidden="0" w:name="Medium Shading 1 Accent 1"/>
+    <w:lsdException w:unhideWhenUsed="0" w:uiPriority="64" w:semiHidden="0" w:name="Medium Shading 2 Accent 1"/>
+    <w:lsdException w:unhideWhenUsed="0" w:uiPriority="65" w:semiHidden="0" w:name="Medium List 1 Accent 1"/>
+    <w:lsdException w:unhideWhenUsed="0" w:uiPriority="66" w:semiHidden="0" w:name="Medium List 2 Accent 1"/>
+    <w:lsdException w:unhideWhenUsed="0" w:uiPriority="67" w:semiHidden="0" w:name="Medium Grid 1 Accent 1"/>
+    <w:lsdException w:unhideWhenUsed="0" w:uiPriority="68" w:semiHidden="0" w:name="Medium Grid 2 Accent 1"/>
+    <w:lsdException w:unhideWhenUsed="0" w:uiPriority="69" w:semiHidden="0" w:name="Medium Grid 3 Accent 1"/>
+    <w:lsdException w:unhideWhenUsed="0" w:uiPriority="70" w:semiHidden="0" w:name="Dark List Accent 1"/>
+    <w:lsdException w:unhideWhenUsed="0" w:uiPriority="71" w:semiHidden="0" w:name="Colorful Shading Accent 1"/>
+    <w:lsdException w:unhideWhenUsed="0" w:uiPriority="72" w:semiHidden="0" w:name="Colorful List Accent 1"/>
+    <w:lsdException w:unhideWhenUsed="0" w:uiPriority="73" w:semiHidden="0" w:name="Colorful Grid Accent 1"/>
+    <w:lsdException w:unhideWhenUsed="0" w:uiPriority="60" w:semiHidden="0" w:name="Light Shading Accent 2"/>
+    <w:lsdException w:unhideWhenUsed="0" w:uiPriority="61" w:semiHidden="0" w:name="Light List Accent 2"/>
+    <w:lsdException w:unhideWhenUsed="0" w:uiPriority="62" w:semiHidden="0" w:name="Light Grid Accent 2"/>
+    <w:lsdException w:unhideWhenUsed="0" w:uiPriority="63" w:semiHidden="0" w:name="Medium Shading 1 Accent 2"/>
+    <w:lsdException w:unhideWhenUsed="0" w:uiPriority="64" w:semiHidden="0" w:name="Medium Shading 2 Accent 2"/>
+    <w:lsdException w:unhideWhenUsed="0" w:uiPriority="65" w:semiHidden="0" w:name="Medium List 1 Accent 2"/>
+    <w:lsdException w:unhideWhenUsed="0" w:uiPriority="66" w:semiHidden="0" w:name="Medium List 2 Accent 2"/>
+    <w:lsdException w:unhideWhenUsed="0" w:uiPriority="67" w:semiHidden="0" w:name="Medium Grid 1 Accent 2"/>
+    <w:lsdException w:unhideWhenUsed="0" w:uiPriority="68" w:semiHidden="0" w:name="Medium Grid 2 Accent 2"/>
+    <w:lsdException w:unhideWhenUsed="0" w:uiPriority="69" w:semiHidden="0" w:name="Medium Grid 3 Accent 2"/>
+    <w:lsdException w:unhideWhenUsed="0" w:uiPriority="70" w:semiHidden="0" w:name="Dark List Accent 2"/>
+    <w:lsdException w:unhideWhenUsed="0" w:uiPriority="71" w:semiHidden="0" w:name="Colorful Shading Accent 2"/>
+    <w:lsdException w:unhideWhenUsed="0" w:uiPriority="72" w:semiHidden="0" w:name="Colorful List Accent 2"/>
+    <w:lsdException w:unhideWhenUsed="0" w:uiPriority="73" w:semiHidden="0" w:name="Colorful Grid Accent 2"/>
+    <w:lsdException w:unhideWhenUsed="0" w:uiPriority="60" w:semiHidden="0" w:name="Light Shading Accent 3"/>
+    <w:lsdException w:unhideWhenUsed="0" w:uiPriority="61" w:semiHidden="0" w:name="Light List Accent 3"/>
+    <w:lsdException w:unhideWhenUsed="0" w:uiPriority="62" w:semiHidden="0" w:name="Light Grid Accent 3"/>
+    <w:lsdException w:unhideWhenUsed="0" w:uiPriority="63" w:semiHidden="0" w:name="Medium Shading 1 Accent 3"/>
+    <w:lsdException w:unhideWhenUsed="0" w:uiPriority="64" w:semiHidden="0" w:name="Medium Shading 2 Accent 3"/>
+    <w:lsdException w:unhideWhenUsed="0" w:uiPriority="65" w:semiHidden="0" w:name="Medium List 1 Accent 3"/>
+    <w:lsdException w:unhideWhenUsed="0" w:uiPriority="66" w:semiHidden="0" w:name="Medium List 2 Accent 3"/>
+    <w:lsdException w:unhideWhenUsed="0" w:uiPriority="67" w:semiHidden="0" w:name="Medium Grid 1 Accent 3"/>
+    <w:lsdException w:unhideWhenUsed="0" w:uiPriority="68" w:semiHidden="0" w:name="Medium Grid 2 Accent 3"/>
+    <w:lsdException w:unhideWhenUsed="0" w:uiPriority="69" w:semiHidden="0" w:name="Medium Grid 3 Accent 3"/>
+    <w:lsdException w:unhideWhenUsed="0" w:uiPriority="70" w:semiHidden="0" w:name="Dark List Accent 3"/>
+    <w:lsdException w:unhideWhenUsed="0" w:uiPriority="71" w:semiHidden="0" w:name="Colorful Shading Accent 3"/>
+    <w:lsdException w:unhideWhenUsed="0" w:uiPriority="72" w:semiHidden="0" w:name="Colorful List Accent 3"/>
+    <w:lsdException w:unhideWhenUsed="0" w:uiPriority="73" w:semiHidden="0" w:name="Colorful Grid Accent 3"/>
+    <w:lsdException w:unhideWhenUsed="0" w:uiPriority="60" w:semiHidden="0" w:name="Light Shading Accent 4"/>
+    <w:lsdException w:unhideWhenUsed="0" w:uiPriority="61" w:semiHidden="0" w:name="Light List Accent 4"/>
+    <w:lsdException w:unhideWhenUsed="0" w:uiPriority="62" w:semiHidden="0" w:name="Light Grid Accent 4"/>
+    <w:lsdException w:unhideWhenUsed="0" w:uiPriority="63" w:semiHidden="0" w:name="Medium Shading 1 Accent 4"/>
+    <w:lsdException w:unhideWhenUsed="0" w:uiPriority="64" w:semiHidden="0" w:name="Medium Shading 2 Accent 4"/>
+    <w:lsdException w:unhideWhenUsed="0" w:uiPriority="65" w:semiHidden="0" w:name="Medium List 1 Accent 4"/>
+    <w:lsdException w:unhideWhenUsed="0" w:uiPriority="66" w:semiHidden="0" w:name="Medium List 2 Accent 4"/>
+    <w:lsdException w:unhideWhenUsed="0" w:uiPriority="67" w:semiHidden="0" w:name="Medium Grid 1 Accent 4"/>
+    <w:lsdException w:unhideWhenUsed="0" w:uiPriority="68" w:semiHidden="0" w:name="Medium Grid 2 Accent 4"/>
+    <w:lsdException w:unhideWhenUsed="0" w:uiPriority="69" w:semiHidden="0" w:name="Medium Grid 3 Accent 4"/>
+    <w:lsdException w:unhideWhenUsed="0" w:uiPriority="70" w:semiHidden="0" w:name="Dark List Accent 4"/>
+    <w:lsdException w:unhideWhenUsed="0" w:uiPriority="71" w:semiHidden="0" w:name="Colorful Shading Accent 4"/>
+    <w:lsdException w:unhideWhenUsed="0" w:uiPriority="72" w:semiHidden="0" w:name="Colorful List Accent 4"/>
+    <w:lsdException w:unhideWhenUsed="0" w:uiPriority="73" w:semiHidden="0" w:name="Colorful Grid Accent 4"/>
+    <w:lsdException w:unhideWhenUsed="0" w:uiPriority="60" w:semiHidden="0" w:name="Light Shading Accent 5"/>
+    <w:lsdException w:unhideWhenUsed="0" w:uiPriority="61" w:semiHidden="0" w:name="Light List Accent 5"/>
+    <w:lsdException w:unhideWhenUsed="0" w:uiPriority="62" w:semiHidden="0" w:name="Light Grid Accent 5"/>
+    <w:lsdException w:unhideWhenUsed="0" w:uiPriority="63" w:semiHidden="0" w:name="Medium Shading 1 Accent 5"/>
+    <w:lsdException w:unhideWhenUsed="0" w:uiPriority="64" w:semiHidden="0" w:name="Medium Shading 2 Accent 5"/>
+    <w:lsdException w:unhideWhenUsed="0" w:uiPriority="65" w:semiHidden="0" w:name="Medium List 1 Accent 5"/>
+    <w:lsdException w:unhideWhenUsed="0" w:uiPriority="66" w:semiHidden="0" w:name="Medium List 2 Accent 5"/>
+    <w:lsdException w:unhideWhenUsed="0" w:uiPriority="67" w:semiHidden="0" w:name="Medium Grid 1 Accent 5"/>
+    <w:lsdException w:unhideWhenUsed="0" w:uiPriority="68" w:semiHidden="0" w:name="Medium Grid 2 Accent 5"/>
+    <w:lsdException w:unhideWhenUsed="0" w:uiPriority="69" w:semiHidden="0" w:name="Medium Grid 3 Accent 5"/>
+    <w:lsdException w:unhideWhenUsed="0" w:uiPriority="70" w:semiHidden="0" w:name="Dark List Accent 5"/>
+    <w:lsdException w:unhideWhenUsed="0" w:uiPriority="71" w:semiHidden="0" w:name="Colorful Shading Accent 5"/>
+    <w:lsdException w:unhideWhenUsed="0" w:uiPriority="72" w:semiHidden="0" w:name="Colorful List Accent 5"/>
+    <w:lsdException w:unhideWhenUsed="0" w:uiPriority="73" w:semiHidden="0" w:name="Colorful Grid Accent 5"/>
+    <w:lsdException w:unhideWhenUsed="0" w:uiPriority="60" w:semiHidden="0" w:name="Light Shading Accent 6"/>
+    <w:lsdException w:unhideWhenUsed="0" w:uiPriority="61" w:semiHidden="0" w:name="Light List Accent 6"/>
+    <w:lsdException w:unhideWhenUsed="0" w:uiPriority="62" w:semiHidden="0" w:name="Light Grid Accent 6"/>
+    <w:lsdException w:unhideWhenUsed="0" w:uiPriority="63" w:semiHidden="0" w:name="Medium Shading 1 Accent 6"/>
+    <w:lsdException w:unhideWhenUsed="0" w:uiPriority="64" w:semiHidden="0" w:name="Medium Shading 2 Accent 6"/>
+    <w:lsdException w:unhideWhenUsed="0" w:uiPriority="65" w:semiHidden="0" w:name="Medium List 1 Accent 6"/>
+    <w:lsdException w:unhideWhenUsed="0" w:uiPriority="66" w:semiHidden="0" w:name="Medium List 2 Accent 6"/>
+    <w:lsdException w:unhideWhenUsed="0" w:uiPriority="67" w:semiHidden="0" w:name="Medium Grid 1 Accent 6"/>
+    <w:lsdException w:unhideWhenUsed="0" w:uiPriority="68" w:semiHidden="0" w:name="Medium Grid 2 Accent 6"/>
+    <w:lsdException w:unhideWhenUsed="0" w:uiPriority="69" w:semiHidden="0" w:name="Medium Grid 3 Accent 6"/>
+    <w:lsdException w:unhideWhenUsed="0" w:uiPriority="70" w:semiHidden="0" w:name="Dark List Accent 6"/>
+    <w:lsdException w:unhideWhenUsed="0" w:uiPriority="71" w:semiHidden="0" w:name="Colorful Shading Accent 6"/>
+    <w:lsdException w:unhideWhenUsed="0" w:uiPriority="72" w:semiHidden="0" w:name="Colorful List Accent 6"/>
+    <w:lsdException w:unhideWhenUsed="0" w:uiPriority="73" w:semiHidden="0" w:name="Colorful Grid Accent 6"/>
   </w:latentStyles>
-  <w:style w:type="paragraph" w:default="1" w:styleId="Normal">
+  <w:style w:type="paragraph" w:default="1" w:styleId="1">
     <w:name w:val="Normal"/>
     <w:qFormat/>
+    <w:uiPriority w:val="0"/>
     <w:pPr>
       <w:kinsoku w:val="0"/>
       <w:autoSpaceDE w:val="0"/>
@@ -5322,7 +5407,7 @@
       <w:textAlignment w:val="baseline"/>
     </w:pPr>
     <w:rPr>
-      <w:rFonts w:ascii="Arial" w:eastAsia="宋体" w:hAnsi="Arial" w:cs="Arial"/>
+      <w:rFonts w:ascii="Arial" w:hAnsi="Arial" w:eastAsia="宋体" w:cs="Arial"/>
       <w:snapToGrid w:val="0"/>
       <w:color w:val="000000"/>
       <w:kern w:val="0"/>
@@ -5331,11 +5416,12 @@
       <w:lang w:val="en-US" w:eastAsia="en-US" w:bidi="ar-SA"/>
     </w:rPr>
   </w:style>
-  <w:style w:type="paragraph" w:styleId="Heading1">
+  <w:style w:type="paragraph" w:styleId="2">
     <w:name w:val="heading 1"/>
-    <w:basedOn w:val="Normal"/>
-    <w:next w:val="Normal"/>
+    <w:basedOn w:val="1"/>
+    <w:next w:val="1"/>
     <w:qFormat/>
+    <w:uiPriority w:val="0"/>
     <w:pPr>
       <w:keepNext/>
       <w:keepLines/>
@@ -5353,12 +5439,13 @@
       <w:sz w:val="44"/>
     </w:rPr>
   </w:style>
-  <w:style w:type="paragraph" w:styleId="Heading2">
+  <w:style w:type="paragraph" w:styleId="3">
     <w:name w:val="heading 2"/>
-    <w:basedOn w:val="Normal"/>
-    <w:next w:val="Normal"/>
+    <w:basedOn w:val="1"/>
+    <w:next w:val="1"/>
     <w:unhideWhenUsed/>
     <w:qFormat/>
+    <w:uiPriority w:val="0"/>
     <w:pPr>
       <w:keepNext/>
       <w:keepLines/>
@@ -5371,18 +5458,19 @@
       <w:outlineLvl w:val="1"/>
     </w:pPr>
     <w:rPr>
-      <w:rFonts w:ascii="Arial" w:eastAsia="黑体" w:hAnsi="Arial"/>
+      <w:rFonts w:ascii="Arial" w:hAnsi="Arial" w:eastAsia="黑体"/>
       <w:b/>
       <w:sz w:val="32"/>
     </w:rPr>
   </w:style>
-  <w:style w:type="paragraph" w:styleId="Heading3">
+  <w:style w:type="paragraph" w:styleId="4">
     <w:name w:val="heading 3"/>
-    <w:basedOn w:val="Normal"/>
-    <w:next w:val="Normal"/>
+    <w:basedOn w:val="1"/>
+    <w:next w:val="1"/>
     <w:semiHidden/>
     <w:unhideWhenUsed/>
     <w:qFormat/>
+    <w:uiPriority w:val="0"/>
     <w:pPr>
       <w:keepNext/>
       <w:keepLines/>
@@ -5399,12 +5487,13 @@
       <w:sz w:val="32"/>
     </w:rPr>
   </w:style>
-  <w:style w:type="paragraph" w:styleId="Heading4">
+  <w:style w:type="paragraph" w:styleId="5">
     <w:name w:val="heading 4"/>
-    <w:basedOn w:val="Normal"/>
-    <w:next w:val="Normal"/>
+    <w:basedOn w:val="1"/>
+    <w:next w:val="1"/>
     <w:unhideWhenUsed/>
     <w:qFormat/>
+    <w:uiPriority w:val="0"/>
     <w:pPr>
       <w:keepNext/>
       <w:keepLines/>
@@ -5417,18 +5506,19 @@
       <w:outlineLvl w:val="3"/>
     </w:pPr>
     <w:rPr>
-      <w:rFonts w:ascii="Arial" w:eastAsia="黑体" w:hAnsi="Arial"/>
+      <w:rFonts w:ascii="Arial" w:hAnsi="Arial" w:eastAsia="黑体"/>
       <w:b/>
       <w:sz w:val="28"/>
     </w:rPr>
   </w:style>
-  <w:style w:type="paragraph" w:styleId="Heading5">
+  <w:style w:type="paragraph" w:styleId="6">
     <w:name w:val="heading 5"/>
-    <w:basedOn w:val="Normal"/>
-    <w:next w:val="Normal"/>
+    <w:basedOn w:val="1"/>
+    <w:next w:val="1"/>
     <w:semiHidden/>
     <w:unhideWhenUsed/>
     <w:qFormat/>
+    <w:uiPriority w:val="0"/>
     <w:pPr>
       <w:keepNext/>
       <w:keepLines/>
@@ -5445,13 +5535,14 @@
       <w:sz w:val="28"/>
     </w:rPr>
   </w:style>
-  <w:style w:type="paragraph" w:styleId="Heading6">
+  <w:style w:type="paragraph" w:styleId="7">
     <w:name w:val="heading 6"/>
-    <w:basedOn w:val="Normal"/>
-    <w:next w:val="Normal"/>
+    <w:basedOn w:val="1"/>
+    <w:next w:val="1"/>
     <w:semiHidden/>
     <w:unhideWhenUsed/>
     <w:qFormat/>
+    <w:uiPriority w:val="0"/>
     <w:pPr>
       <w:keepNext/>
       <w:keepLines/>
@@ -5464,18 +5555,19 @@
       <w:outlineLvl w:val="5"/>
     </w:pPr>
     <w:rPr>
-      <w:rFonts w:ascii="Arial" w:eastAsia="黑体" w:hAnsi="Arial"/>
+      <w:rFonts w:ascii="Arial" w:hAnsi="Arial" w:eastAsia="黑体"/>
       <w:b/>
       <w:sz w:val="24"/>
     </w:rPr>
   </w:style>
-  <w:style w:type="paragraph" w:styleId="Heading7">
+  <w:style w:type="paragraph" w:styleId="8">
     <w:name w:val="heading 7"/>
-    <w:basedOn w:val="Normal"/>
-    <w:next w:val="Normal"/>
+    <w:basedOn w:val="1"/>
+    <w:next w:val="1"/>
     <w:semiHidden/>
     <w:unhideWhenUsed/>
     <w:qFormat/>
+    <w:uiPriority w:val="0"/>
     <w:pPr>
       <w:keepNext/>
       <w:keepLines/>
@@ -5492,13 +5584,14 @@
       <w:sz w:val="24"/>
     </w:rPr>
   </w:style>
-  <w:style w:type="paragraph" w:styleId="Heading8">
+  <w:style w:type="paragraph" w:styleId="9">
     <w:name w:val="heading 8"/>
-    <w:basedOn w:val="Normal"/>
-    <w:next w:val="Normal"/>
+    <w:basedOn w:val="1"/>
+    <w:next w:val="1"/>
     <w:semiHidden/>
     <w:unhideWhenUsed/>
     <w:qFormat/>
+    <w:uiPriority w:val="0"/>
     <w:pPr>
       <w:keepNext/>
       <w:keepLines/>
@@ -5511,17 +5604,18 @@
       <w:outlineLvl w:val="7"/>
     </w:pPr>
     <w:rPr>
-      <w:rFonts w:ascii="Arial" w:eastAsia="黑体" w:hAnsi="Arial"/>
+      <w:rFonts w:ascii="Arial" w:hAnsi="Arial" w:eastAsia="黑体"/>
       <w:sz w:val="24"/>
     </w:rPr>
   </w:style>
-  <w:style w:type="paragraph" w:styleId="Heading9">
+  <w:style w:type="paragraph" w:styleId="10">
     <w:name w:val="heading 9"/>
-    <w:basedOn w:val="Normal"/>
-    <w:next w:val="Normal"/>
+    <w:basedOn w:val="1"/>
+    <w:next w:val="1"/>
     <w:semiHidden/>
     <w:unhideWhenUsed/>
     <w:qFormat/>
+    <w:uiPriority w:val="0"/>
     <w:pPr>
       <w:keepNext/>
       <w:keepLines/>
@@ -5534,19 +5628,21 @@
       <w:outlineLvl w:val="8"/>
     </w:pPr>
     <w:rPr>
-      <w:rFonts w:ascii="Arial" w:eastAsia="黑体" w:hAnsi="Arial"/>
+      <w:rFonts w:ascii="Arial" w:hAnsi="Arial" w:eastAsia="黑体"/>
       <w:sz w:val="21"/>
     </w:rPr>
   </w:style>
-  <w:style w:type="character" w:default="1" w:styleId="DefaultParagraphFont">
+  <w:style w:type="character" w:default="1" w:styleId="22">
     <w:name w:val="Default Paragraph Font"/>
     <w:semiHidden/>
     <w:qFormat/>
+    <w:uiPriority w:val="0"/>
   </w:style>
-  <w:style w:type="table" w:default="1" w:styleId="TableNormal">
+  <w:style w:type="table" w:default="1" w:styleId="20">
     <w:name w:val="Normal Table"/>
     <w:semiHidden/>
     <w:qFormat/>
+    <w:uiPriority w:val="0"/>
     <w:tblPr>
       <w:tblCellMar>
         <w:top w:w="0" w:type="dxa"/>
@@ -5556,39 +5652,43 @@
       </w:tblCellMar>
     </w:tblPr>
   </w:style>
-  <w:style w:type="paragraph" w:styleId="CommentText">
+  <w:style w:type="paragraph" w:styleId="11">
     <w:name w:val="annotation text"/>
-    <w:basedOn w:val="Normal"/>
+    <w:basedOn w:val="1"/>
     <w:qFormat/>
+    <w:uiPriority w:val="0"/>
     <w:pPr>
       <w:jc w:val="left"/>
     </w:pPr>
   </w:style>
-  <w:style w:type="paragraph" w:styleId="BodyText">
+  <w:style w:type="paragraph" w:styleId="12">
     <w:name w:val="Body Text"/>
-    <w:basedOn w:val="Normal"/>
+    <w:basedOn w:val="1"/>
     <w:semiHidden/>
     <w:qFormat/>
+    <w:uiPriority w:val="0"/>
     <w:rPr>
-      <w:rFonts w:ascii="Arial" w:eastAsia="Arial" w:hAnsi="Arial" w:cs="Arial"/>
+      <w:rFonts w:ascii="Arial" w:hAnsi="Arial" w:eastAsia="Arial" w:cs="Arial"/>
       <w:sz w:val="21"/>
       <w:szCs w:val="21"/>
       <w:lang w:val="en-US" w:eastAsia="en-US" w:bidi="ar-SA"/>
     </w:rPr>
   </w:style>
-  <w:style w:type="paragraph" w:styleId="TOC3">
+  <w:style w:type="paragraph" w:styleId="13">
     <w:name w:val="toc 3"/>
-    <w:basedOn w:val="Normal"/>
-    <w:next w:val="Normal"/>
+    <w:basedOn w:val="1"/>
+    <w:next w:val="1"/>
     <w:qFormat/>
+    <w:uiPriority w:val="0"/>
     <w:pPr>
       <w:ind w:left="840" w:leftChars="400"/>
     </w:pPr>
   </w:style>
-  <w:style w:type="paragraph" w:styleId="Footer">
+  <w:style w:type="paragraph" w:styleId="14">
     <w:name w:val="footer"/>
-    <w:basedOn w:val="Normal"/>
+    <w:basedOn w:val="1"/>
     <w:qFormat/>
+    <w:uiPriority w:val="0"/>
     <w:pPr>
       <w:tabs>
         <w:tab w:val="center" w:pos="4153"/>
@@ -5601,16 +5701,17 @@
       <w:sz w:val="18"/>
     </w:rPr>
   </w:style>
-  <w:style w:type="paragraph" w:styleId="Header">
+  <w:style w:type="paragraph" w:styleId="15">
     <w:name w:val="header"/>
-    <w:basedOn w:val="Normal"/>
+    <w:basedOn w:val="1"/>
     <w:qFormat/>
+    <w:uiPriority w:val="0"/>
     <w:pPr>
       <w:pBdr>
-        <w:top w:val="nil"/>
-        <w:left w:val="nil"/>
-        <w:bottom w:val="nil"/>
-        <w:right w:val="nil"/>
+        <w:top w:val="none" w:color="auto" w:sz="0" w:space="0"/>
+        <w:left w:val="none" w:color="auto" w:sz="0" w:space="0"/>
+        <w:bottom w:val="none" w:color="auto" w:sz="0" w:space="0"/>
+        <w:right w:val="none" w:color="auto" w:sz="0" w:space="0"/>
       </w:pBdr>
       <w:tabs>
         <w:tab w:val="center" w:pos="4153"/>
@@ -5625,37 +5726,41 @@
       <w:sz w:val="18"/>
     </w:rPr>
   </w:style>
-  <w:style w:type="paragraph" w:styleId="TOC1">
+  <w:style w:type="paragraph" w:styleId="16">
     <w:name w:val="toc 1"/>
-    <w:basedOn w:val="Normal"/>
-    <w:next w:val="Normal"/>
+    <w:basedOn w:val="1"/>
+    <w:next w:val="1"/>
     <w:qFormat/>
+    <w:uiPriority w:val="0"/>
     <w:rPr>
-      <w:rFonts w:ascii="Arial" w:eastAsia="Microsoft JhengHei" w:hAnsi="Arial"/>
+      <w:rFonts w:ascii="Arial" w:hAnsi="Arial" w:eastAsia="Microsoft JhengHei"/>
       <w:sz w:val="24"/>
     </w:rPr>
   </w:style>
-  <w:style w:type="paragraph" w:styleId="TOC2">
+  <w:style w:type="paragraph" w:styleId="17">
     <w:name w:val="toc 2"/>
-    <w:basedOn w:val="Normal"/>
-    <w:next w:val="Normal"/>
+    <w:basedOn w:val="1"/>
+    <w:next w:val="1"/>
     <w:qFormat/>
+    <w:uiPriority w:val="0"/>
     <w:pPr>
       <w:ind w:left="420" w:leftChars="200"/>
     </w:pPr>
   </w:style>
-  <w:style w:type="paragraph" w:styleId="NormalWeb">
+  <w:style w:type="paragraph" w:styleId="18">
     <w:name w:val="Normal (Web)"/>
-    <w:basedOn w:val="Normal"/>
+    <w:basedOn w:val="1"/>
     <w:qFormat/>
+    <w:uiPriority w:val="0"/>
     <w:rPr>
       <w:sz w:val="24"/>
     </w:rPr>
   </w:style>
-  <w:style w:type="paragraph" w:styleId="Title">
+  <w:style w:type="paragraph" w:styleId="19">
     <w:name w:val="Title"/>
-    <w:basedOn w:val="Normal"/>
+    <w:basedOn w:val="1"/>
     <w:qFormat/>
+    <w:uiPriority w:val="0"/>
     <w:pPr>
       <w:spacing w:before="240" w:beforeLines="0" w:beforeAutospacing="0" w:after="60" w:afterLines="0" w:afterAutospacing="0"/>
       <w:jc w:val="center"/>
@@ -5667,68 +5772,73 @@
       <w:sz w:val="32"/>
     </w:rPr>
   </w:style>
-  <w:style w:type="table" w:styleId="TableGrid">
+  <w:style w:type="table" w:styleId="21">
     <w:name w:val="Table Grid"/>
-    <w:basedOn w:val="TableNormal"/>
+    <w:basedOn w:val="20"/>
     <w:qFormat/>
+    <w:uiPriority w:val="0"/>
     <w:pPr>
       <w:widowControl w:val="0"/>
       <w:jc w:val="both"/>
     </w:pPr>
     <w:tblPr>
       <w:tblBorders>
-        <w:top w:val="single" w:sz="4" w:space="0" w:color="auto"/>
-        <w:left w:val="single" w:sz="4" w:space="0" w:color="auto"/>
-        <w:bottom w:val="single" w:sz="4" w:space="0" w:color="auto"/>
-        <w:right w:val="single" w:sz="4" w:space="0" w:color="auto"/>
-        <w:insideH w:val="single" w:sz="4" w:space="0" w:color="auto"/>
-        <w:insideV w:val="single" w:sz="4" w:space="0" w:color="auto"/>
+        <w:top w:val="single" w:color="auto" w:sz="4" w:space="0"/>
+        <w:left w:val="single" w:color="auto" w:sz="4" w:space="0"/>
+        <w:bottom w:val="single" w:color="auto" w:sz="4" w:space="0"/>
+        <w:right w:val="single" w:color="auto" w:sz="4" w:space="0"/>
+        <w:insideH w:val="single" w:color="auto" w:sz="4" w:space="0"/>
+        <w:insideV w:val="single" w:color="auto" w:sz="4" w:space="0"/>
       </w:tblBorders>
     </w:tblPr>
   </w:style>
-  <w:style w:type="character" w:styleId="Strong">
+  <w:style w:type="character" w:styleId="23">
     <w:name w:val="Strong"/>
-    <w:basedOn w:val="DefaultParagraphFont"/>
+    <w:basedOn w:val="22"/>
     <w:qFormat/>
+    <w:uiPriority w:val="0"/>
     <w:rPr>
       <w:b/>
     </w:rPr>
   </w:style>
-  <w:style w:type="paragraph" w:customStyle="1" w:styleId="a">
+  <w:style w:type="paragraph" w:customStyle="1" w:styleId="24">
     <w:name w:val="柴_公司名"/>
-    <w:basedOn w:val="Title"/>
+    <w:basedOn w:val="19"/>
     <w:qFormat/>
+    <w:uiPriority w:val="0"/>
     <w:pPr>
       <w:spacing w:after="600" w:afterLines="600"/>
     </w:pPr>
     <w:rPr>
-      <w:rFonts w:ascii="宋体" w:eastAsia="宋体" w:hAnsi="宋体" w:cs="宋体" w:hint="eastAsia"/>
+      <w:rFonts w:hint="eastAsia" w:ascii="宋体" w:hAnsi="宋体" w:eastAsia="宋体" w:cs="宋体"/>
       <w:bCs/>
       <w:spacing w:val="-6"/>
       <w:sz w:val="52"/>
       <w:szCs w:val="52"/>
     </w:rPr>
   </w:style>
-  <w:style w:type="paragraph" w:customStyle="1" w:styleId="a0">
+  <w:style w:type="paragraph" w:customStyle="1" w:styleId="25">
     <w:name w:val="柴_文档名"/>
-    <w:basedOn w:val="Title"/>
+    <w:basedOn w:val="19"/>
     <w:qFormat/>
+    <w:uiPriority w:val="0"/>
     <w:pPr>
       <w:spacing w:after="900" w:afterLines="900"/>
     </w:pPr>
     <w:rPr>
-      <w:rFonts w:ascii="黑体" w:eastAsia="黑体" w:hAnsi="黑体" w:cs="黑体"/>
+      <w:rFonts w:ascii="黑体" w:hAnsi="黑体" w:eastAsia="黑体" w:cs="黑体"/>
       <w:bCs/>
       <w:spacing w:val="-7"/>
       <w:sz w:val="52"/>
       <w:szCs w:val="52"/>
     </w:rPr>
   </w:style>
-  <w:style w:type="table" w:customStyle="1" w:styleId="TableNormal0">
+  <w:style w:type="table" w:customStyle="1" w:styleId="26">
     <w:name w:val="Table Normal_0"/>
     <w:semiHidden/>
     <w:unhideWhenUsed/>
     <w:qFormat/>
+    <w:uiPriority w:val="0"/>
     <w:tblPr>
       <w:tblCellMar>
         <w:top w:w="0" w:type="dxa"/>
@@ -5738,81 +5848,87 @@
       </w:tblCellMar>
     </w:tblPr>
   </w:style>
-  <w:style w:type="paragraph" w:customStyle="1" w:styleId="TableText">
+  <w:style w:type="paragraph" w:customStyle="1" w:styleId="27">
     <w:name w:val="Table Text"/>
-    <w:basedOn w:val="Normal"/>
+    <w:basedOn w:val="1"/>
     <w:semiHidden/>
     <w:qFormat/>
+    <w:uiPriority w:val="0"/>
     <w:rPr>
-      <w:rFonts w:ascii="宋体" w:eastAsia="宋体" w:hAnsi="宋体" w:cs="宋体"/>
+      <w:rFonts w:ascii="宋体" w:hAnsi="宋体" w:eastAsia="宋体" w:cs="宋体"/>
       <w:sz w:val="21"/>
       <w:szCs w:val="21"/>
       <w:lang w:val="en-US" w:eastAsia="en-US" w:bidi="ar-SA"/>
     </w:rPr>
   </w:style>
-  <w:style w:type="paragraph" w:customStyle="1" w:styleId="1">
+  <w:style w:type="paragraph" w:customStyle="1" w:styleId="28">
     <w:name w:val="柴_标题1"/>
-    <w:basedOn w:val="Heading1"/>
-    <w:next w:val="a1"/>
-    <w:link w:val="1Char"/>
+    <w:basedOn w:val="2"/>
+    <w:next w:val="29"/>
+    <w:link w:val="38"/>
     <w:qFormat/>
+    <w:uiPriority w:val="0"/>
     <w:pPr>
       <w:spacing w:before="100" w:after="90" w:line="360" w:lineRule="auto"/>
     </w:pPr>
     <w:rPr>
-      <w:rFonts w:ascii="Arial" w:eastAsia="宋体" w:hAnsi="Arial"/>
+      <w:rFonts w:ascii="Arial" w:hAnsi="Arial" w:eastAsia="宋体"/>
       <w:sz w:val="32"/>
     </w:rPr>
   </w:style>
-  <w:style w:type="paragraph" w:customStyle="1" w:styleId="a1">
+  <w:style w:type="paragraph" w:customStyle="1" w:styleId="29">
     <w:name w:val="柴_正文"/>
-    <w:basedOn w:val="BodyText"/>
-    <w:link w:val="Char"/>
+    <w:basedOn w:val="12"/>
+    <w:link w:val="42"/>
     <w:qFormat/>
+    <w:uiPriority w:val="0"/>
     <w:pPr>
       <w:spacing w:line="360" w:lineRule="auto"/>
       <w:ind w:firstLine="470" w:firstLineChars="200"/>
     </w:pPr>
     <w:rPr>
-      <w:rFonts w:ascii="Arial" w:eastAsia="宋体" w:hAnsi="Arial"/>
+      <w:rFonts w:ascii="Arial" w:hAnsi="Arial" w:eastAsia="宋体"/>
       <w:sz w:val="24"/>
       <w:lang w:eastAsia="zh-CN"/>
     </w:rPr>
   </w:style>
-  <w:style w:type="paragraph" w:customStyle="1" w:styleId="2">
+  <w:style w:type="paragraph" w:customStyle="1" w:styleId="30">
     <w:name w:val="柴_标题2"/>
-    <w:basedOn w:val="Heading2"/>
-    <w:next w:val="a1"/>
+    <w:basedOn w:val="3"/>
+    <w:next w:val="29"/>
     <w:qFormat/>
+    <w:uiPriority w:val="0"/>
     <w:pPr>
       <w:spacing w:line="360" w:lineRule="auto"/>
     </w:pPr>
     <w:rPr>
-      <w:rFonts w:ascii="Arial" w:eastAsia="宋体" w:hAnsi="Arial"/>
+      <w:rFonts w:ascii="Arial" w:hAnsi="Arial" w:eastAsia="宋体"/>
       <w:sz w:val="28"/>
     </w:rPr>
   </w:style>
-  <w:style w:type="paragraph" w:customStyle="1" w:styleId="3">
+  <w:style w:type="paragraph" w:customStyle="1" w:styleId="31">
     <w:name w:val="柴_标题3"/>
-    <w:basedOn w:val="Heading3"/>
-    <w:next w:val="a1"/>
+    <w:basedOn w:val="4"/>
+    <w:next w:val="29"/>
     <w:qFormat/>
+    <w:uiPriority w:val="0"/>
     <w:pPr>
       <w:spacing w:line="360" w:lineRule="auto"/>
       <w:ind w:left="0" w:firstLine="472" w:firstLineChars="200"/>
     </w:pPr>
     <w:rPr>
-      <w:rFonts w:ascii="宋体" w:eastAsia="宋体" w:hAnsi="宋体" w:cs="宋体"/>
+      <w:rFonts w:ascii="宋体" w:hAnsi="宋体" w:eastAsia="宋体" w:cs="宋体"/>
       <w:spacing w:val="-2"/>
       <w:sz w:val="24"/>
       <w:szCs w:val="24"/>
     </w:rPr>
   </w:style>
-  <w:style w:type="paragraph" w:customStyle="1" w:styleId="a2">
+  <w:style w:type="paragraph" w:customStyle="1" w:styleId="32">
     <w:name w:val="柴_目录"/>
-    <w:basedOn w:val="Normal"/>
-    <w:next w:val="BodyText"/>
+    <w:basedOn w:val="1"/>
+    <w:next w:val="12"/>
     <w:qFormat/>
+    <w:uiPriority w:val="0"/>
     <w:pPr>
       <w:tabs>
         <w:tab w:val="right" w:leader="dot" w:pos="8442"/>
@@ -5820,59 +5936,64 @@
       <w:ind w:left="0" w:leftChars="0"/>
     </w:pPr>
     <w:rPr>
-      <w:rFonts w:ascii="Arial" w:eastAsia="Microsoft JhengHei" w:hAnsi="Arial"/>
+      <w:rFonts w:ascii="Arial" w:hAnsi="Arial" w:eastAsia="Microsoft JhengHei"/>
       <w:sz w:val="24"/>
     </w:rPr>
   </w:style>
-  <w:style w:type="paragraph" w:customStyle="1" w:styleId="WPSOffice1">
+  <w:style w:type="paragraph" w:customStyle="1" w:styleId="33">
     <w:name w:val="WPSOffice手动目录 1"/>
     <w:qFormat/>
+    <w:uiPriority w:val="0"/>
     <w:pPr>
       <w:ind w:leftChars="0"/>
     </w:pPr>
     <w:rPr>
-      <w:rFonts w:ascii="Times New Roman" w:eastAsia="宋体" w:hAnsi="Times New Roman" w:cs="Times New Roman"/>
+      <w:rFonts w:ascii="Times New Roman" w:hAnsi="Times New Roman" w:eastAsia="宋体" w:cs="Times New Roman"/>
       <w:sz w:val="20"/>
       <w:szCs w:val="20"/>
     </w:rPr>
   </w:style>
-  <w:style w:type="paragraph" w:customStyle="1" w:styleId="WPSOffice2">
+  <w:style w:type="paragraph" w:customStyle="1" w:styleId="34">
     <w:name w:val="WPSOffice手动目录 2"/>
     <w:qFormat/>
+    <w:uiPriority w:val="0"/>
     <w:pPr>
       <w:ind w:leftChars="200"/>
     </w:pPr>
     <w:rPr>
-      <w:rFonts w:ascii="Times New Roman" w:eastAsia="宋体" w:hAnsi="Times New Roman" w:cs="Times New Roman"/>
+      <w:rFonts w:ascii="Times New Roman" w:hAnsi="Times New Roman" w:eastAsia="宋体" w:cs="Times New Roman"/>
       <w:sz w:val="20"/>
       <w:szCs w:val="20"/>
     </w:rPr>
   </w:style>
-  <w:style w:type="paragraph" w:customStyle="1" w:styleId="WPSOffice3">
+  <w:style w:type="paragraph" w:customStyle="1" w:styleId="35">
     <w:name w:val="WPSOffice手动目录 3"/>
     <w:qFormat/>
+    <w:uiPriority w:val="0"/>
     <w:pPr>
       <w:ind w:leftChars="400"/>
     </w:pPr>
     <w:rPr>
-      <w:rFonts w:ascii="Times New Roman" w:eastAsia="宋体" w:hAnsi="Times New Roman" w:cs="Times New Roman"/>
+      <w:rFonts w:ascii="Times New Roman" w:hAnsi="Times New Roman" w:eastAsia="宋体" w:cs="Times New Roman"/>
       <w:sz w:val="20"/>
       <w:szCs w:val="20"/>
     </w:rPr>
   </w:style>
-  <w:style w:type="paragraph" w:customStyle="1" w:styleId="Compact">
+  <w:style w:type="paragraph" w:customStyle="1" w:styleId="36">
     <w:name w:val="Compact"/>
-    <w:basedOn w:val="BodyText"/>
+    <w:basedOn w:val="12"/>
     <w:qFormat/>
+    <w:uiPriority w:val="0"/>
     <w:pPr>
       <w:spacing w:before="36" w:after="36"/>
     </w:pPr>
   </w:style>
-  <w:style w:type="table" w:customStyle="1" w:styleId="Table">
+  <w:style w:type="table" w:customStyle="1" w:styleId="37">
     <w:name w:val="Table"/>
     <w:semiHidden/>
     <w:unhideWhenUsed/>
     <w:qFormat/>
+    <w:uiPriority w:val="0"/>
     <w:tblPr>
       <w:tblCellMar>
         <w:top w:w="0" w:type="dxa"/>
@@ -5884,26 +6005,28 @@
     <w:tblStylePr w:type="firstRow">
       <w:tcPr>
         <w:tcBorders>
-          <w:bottom w:val="single" w:sz="0" w:space="0" w:color="auto"/>
+          <w:bottom w:val="single" w:color="auto" w:sz="0" w:space="0"/>
         </w:tcBorders>
         <w:vAlign w:val="bottom"/>
       </w:tcPr>
     </w:tblStylePr>
   </w:style>
-  <w:style w:type="character" w:customStyle="1" w:styleId="1Char">
+  <w:style w:type="character" w:customStyle="1" w:styleId="38">
     <w:name w:val="柴_标题1 Char"/>
-    <w:link w:val="1"/>
+    <w:link w:val="28"/>
     <w:qFormat/>
+    <w:uiPriority w:val="0"/>
     <w:rPr>
-      <w:rFonts w:ascii="Arial" w:eastAsia="宋体" w:hAnsi="Arial"/>
+      <w:rFonts w:ascii="Arial" w:hAnsi="Arial" w:eastAsia="宋体"/>
       <w:sz w:val="32"/>
     </w:rPr>
   </w:style>
-  <w:style w:type="table" w:customStyle="1" w:styleId="TableNormal1">
+  <w:style w:type="table" w:customStyle="1" w:styleId="39">
     <w:name w:val="Table Normal_1"/>
     <w:semiHidden/>
     <w:unhideWhenUsed/>
     <w:qFormat/>
+    <w:uiPriority w:val="0"/>
     <w:tblPr>
       <w:tblCellMar>
         <w:top w:w="0" w:type="dxa"/>
@@ -5913,10 +6036,11 @@
       </w:tblCellMar>
     </w:tblPr>
   </w:style>
-  <w:style w:type="paragraph" w:customStyle="1" w:styleId="a3">
+  <w:style w:type="paragraph" w:customStyle="1" w:styleId="40">
     <w:name w:val="柴_正文_无缩进"/>
-    <w:basedOn w:val="Normal"/>
+    <w:basedOn w:val="1"/>
     <w:qFormat/>
+    <w:uiPriority w:val="0"/>
     <w:pPr>
       <w:ind w:firstLine="0" w:firstLineChars="0"/>
     </w:pPr>
@@ -5926,29 +6050,31 @@
       <w:lang w:eastAsia="zh-CN"/>
     </w:rPr>
   </w:style>
-  <w:style w:type="paragraph" w:customStyle="1" w:styleId="4">
+  <w:style w:type="paragraph" w:customStyle="1" w:styleId="41">
     <w:name w:val="柴_标题4"/>
-    <w:basedOn w:val="Heading4"/>
-    <w:next w:val="Normal"/>
+    <w:basedOn w:val="5"/>
+    <w:next w:val="1"/>
     <w:qFormat/>
+    <w:uiPriority w:val="0"/>
     <w:pPr>
       <w:widowControl w:val="0"/>
       <w:spacing w:before="160" w:line="360" w:lineRule="auto"/>
-      <w:ind w:left="981" w:hanging="862" w:leftChars="300"/>
+      <w:ind w:left="981" w:leftChars="300" w:hanging="862"/>
     </w:pPr>
     <w:rPr>
-      <w:rFonts w:ascii="Calibri" w:eastAsia="宋体" w:hAnsi="Calibri" w:cs="宋体" w:hint="eastAsia"/>
+      <w:rFonts w:hint="eastAsia" w:ascii="Calibri" w:hAnsi="Calibri" w:eastAsia="宋体" w:cs="宋体"/>
       <w:sz w:val="24"/>
       <w:szCs w:val="24"/>
       <w:lang w:eastAsia="zh-CN" w:bidi="zh-CN"/>
     </w:rPr>
   </w:style>
-  <w:style w:type="character" w:customStyle="1" w:styleId="Char">
+  <w:style w:type="character" w:customStyle="1" w:styleId="42">
     <w:name w:val="柴_正文 Char"/>
-    <w:link w:val="a1"/>
+    <w:link w:val="29"/>
     <w:qFormat/>
+    <w:uiPriority w:val="0"/>
     <w:rPr>
-      <w:rFonts w:ascii="Arial" w:eastAsia="宋体" w:hAnsi="Arial"/>
+      <w:rFonts w:ascii="Arial" w:hAnsi="Arial" w:eastAsia="宋体"/>
       <w:sz w:val="24"/>
       <w:lang w:eastAsia="zh-CN"/>
     </w:rPr>
